--- a/MCQs/Node/Node46-CryptoModule.docx
+++ b/MCQs/Node/Node46-CryptoModule.docx
@@ -1,51 +1,23 @@
 
 <file path=word/document.xml><?xml version="1.0" encoding="utf-8"?>
-<w:document xmlns:wpc="http://schemas.microsoft.com/office/word/2010/wordprocessingCanvas" xmlns:mc="http://schemas.openxmlformats.org/markup-compatibility/2006" xmlns:o="urn:schemas-microsoft-com:office:office" xmlns:r="http://schemas.openxmlformats.org/officeDocument/2006/relationships" xmlns:m="http://schemas.openxmlformats.org/officeDocument/2006/math" xmlns:v="urn:schemas-microsoft-com:vml" xmlns:wp14="http://schemas.microsoft.com/office/word/2010/wordprocessingDrawing" xmlns:wp="http://schemas.openxmlformats.org/drawingml/2006/wordprocessingDrawing" xmlns:w10="urn:schemas-microsoft-com:office:word" xmlns:w="http://schemas.openxmlformats.org/wordprocessingml/2006/main" xmlns:w14="http://schemas.microsoft.com/office/word/2010/wordml" xmlns:w15="http://schemas.microsoft.com/office/word/2012/wordml" xmlns:wpg="http://schemas.microsoft.com/office/word/2010/wordprocessingGroup" xmlns:wpi="http://schemas.microsoft.com/office/word/2010/wordprocessingInk" xmlns:wne="http://schemas.microsoft.com/office/word/2006/wordml" xmlns:wps="http://schemas.microsoft.com/office/word/2010/wordprocessingShape" xmlns:cx="http://schemas.microsoft.com/office/drawing/2014/chartex" xmlns:cx1="http://schemas.microsoft.com/office/drawing/2015/9/8/chartex" xmlns:cx2="http://schemas.microsoft.com/office/drawing/2015/10/21/chartex" xmlns:cx3="http://schemas.microsoft.com/office/drawing/2016/5/9/chartex" xmlns:cx4="http://schemas.microsoft.com/office/drawing/2016/5/10/chartex" xmlns:cx5="http://schemas.microsoft.com/office/drawing/2016/5/11/chartex" xmlns:cx6="http://schemas.microsoft.com/office/drawing/2016/5/12/chartex" xmlns:cx7="http://schemas.microsoft.com/office/drawing/2016/5/13/chartex" xmlns:cx8="http://schemas.microsoft.com/office/drawing/2016/5/14/chartex" xmlns:aink="http://schemas.microsoft.com/office/drawing/2016/ink" xmlns:am3d="http://schemas.microsoft.com/office/drawing/2017/model3d" xmlns:w16cex="http://schemas.microsoft.com/office/word/2018/wordml/cex" xmlns:w16cid="http://schemas.microsoft.com/office/word/2016/wordml/cid" xmlns:w16="http://schemas.microsoft.com/office/word/2018/wordml" xmlns:w16sdtdh="http://schemas.microsoft.com/office/word/2020/wordml/sdtdatahash" xmlns:w16se="http://schemas.microsoft.com/office/word/2015/wordml/symex" mc:Ignorable="w14 w15 wp14">
+<w:document xmlns:wpc="http://schemas.microsoft.com/office/word/2010/wordprocessingCanvas" xmlns:cx="http://schemas.microsoft.com/office/drawing/2014/chartex" xmlns:cx1="http://schemas.microsoft.com/office/drawing/2015/9/8/chartex" xmlns:cx2="http://schemas.microsoft.com/office/drawing/2015/10/21/chartex" xmlns:cx3="http://schemas.microsoft.com/office/drawing/2016/5/9/chartex" xmlns:cx4="http://schemas.microsoft.com/office/drawing/2016/5/10/chartex" xmlns:cx5="http://schemas.microsoft.com/office/drawing/2016/5/11/chartex" xmlns:cx6="http://schemas.microsoft.com/office/drawing/2016/5/12/chartex" xmlns:cx7="http://schemas.microsoft.com/office/drawing/2016/5/13/chartex" xmlns:cx8="http://schemas.microsoft.com/office/drawing/2016/5/14/chartex" xmlns:mc="http://schemas.openxmlformats.org/markup-compatibility/2006" xmlns:aink="http://schemas.microsoft.com/office/drawing/2016/ink" xmlns:am3d="http://schemas.microsoft.com/office/drawing/2017/model3d" xmlns:o="urn:schemas-microsoft-com:office:office" xmlns:oel="http://schemas.microsoft.com/office/2019/extlst" xmlns:r="http://schemas.openxmlformats.org/officeDocument/2006/relationships" xmlns:m="http://schemas.openxmlformats.org/officeDocument/2006/math" xmlns:v="urn:schemas-microsoft-com:vml" xmlns:wp14="http://schemas.microsoft.com/office/word/2010/wordprocessingDrawing" xmlns:wp="http://schemas.openxmlformats.org/drawingml/2006/wordprocessingDrawing" xmlns:w10="urn:schemas-microsoft-com:office:word" xmlns:w="http://schemas.openxmlformats.org/wordprocessingml/2006/main" xmlns:w14="http://schemas.microsoft.com/office/word/2010/wordml" xmlns:w15="http://schemas.microsoft.com/office/word/2012/wordml" xmlns:w16cex="http://schemas.microsoft.com/office/word/2018/wordml/cex" xmlns:w16cid="http://schemas.microsoft.com/office/word/2016/wordml/cid" xmlns:w16="http://schemas.microsoft.com/office/word/2018/wordml" xmlns:w16du="http://schemas.microsoft.com/office/word/2023/wordml/word16du" xmlns:w16sdtdh="http://schemas.microsoft.com/office/word/2020/wordml/sdtdatahash" xmlns:w16sdtfl="http://schemas.microsoft.com/office/word/2024/wordml/sdtformatlock" xmlns:w16se="http://schemas.microsoft.com/office/word/2015/wordml/symex" xmlns:wpg="http://schemas.microsoft.com/office/word/2010/wordprocessingGroup" xmlns:wpi="http://schemas.microsoft.com/office/word/2010/wordprocessingInk" xmlns:wne="http://schemas.microsoft.com/office/word/2006/wordml" xmlns:wps="http://schemas.microsoft.com/office/word/2010/wordprocessingShape" mc:Ignorable="w14 w15 w16se w16cid w16 w16cex w16sdtdh w16sdtfl w16du wp14">
   <w:body>
-    <w:p>
-      <w:r>
-        <w:rPr>
-          <w:b/>
-          <w:bCs/>
-          <w:sz w:val="32"/>
-          <w:szCs w:val="32"/>
-        </w:rPr>
-        <w:t xml:space="preserve">Node 46 - CryptoModule</w:t>
-      </w:r>
-    </w:p>
-    <w:p>
-      <w:r>
-        <w:t xml:space="preserve">Notes for CryptoModule</w:t>
-      </w:r>
-    </w:p>
+    <w:p/>
     <w:sectPr>
       <w:footerReference w:type="default" r:id="rId7"/>
-      <w:pgSz w:w="11906" w:h="16838" w:orient="portrait"/>
+      <w:pgSz w:w="11906" w:h="16838"/>
       <w:pgMar w:top="1440" w:right="1440" w:bottom="1440" w:left="1440" w:header="708" w:footer="708" w:gutter="0"/>
-      <w:pgNumType/>
+      <w:cols w:space="720"/>
       <w:docGrid w:linePitch="360"/>
     </w:sectPr>
   </w:body>
 </w:document>
 </file>
 
-<file path=word/comments.xml><?xml version="1.0" encoding="utf-8"?>
-<w:comments xmlns:cx="http://schemas.microsoft.com/office/drawing/2014/chartex" xmlns:cx1="http://schemas.microsoft.com/office/drawing/2015/9/8/chartex" xmlns:cx2="http://schemas.microsoft.com/office/drawing/2015/10/21/chartex" xmlns:cx3="http://schemas.microsoft.com/office/drawing/2016/5/9/chartex" xmlns:cx4="http://schemas.microsoft.com/office/drawing/2016/5/10/chartex" xmlns:cx5="http://schemas.microsoft.com/office/drawing/2016/5/11/chartex" xmlns:cx6="http://schemas.microsoft.com/office/drawing/2016/5/12/chartex" xmlns:cx7="http://schemas.microsoft.com/office/drawing/2016/5/13/chartex" xmlns:cx8="http://schemas.microsoft.com/office/drawing/2016/5/14/chartex" xmlns:mc="http://schemas.openxmlformats.org/markup-compatibility/2006" xmlns:aink="http://schemas.microsoft.com/office/drawing/2016/ink" xmlns:am3d="http://schemas.microsoft.com/office/drawing/2017/model3d" xmlns:o="urn:schemas-microsoft-com:office:office" xmlns:r="http://schemas.openxmlformats.org/officeDocument/2006/relationships" xmlns:m="http://schemas.openxmlformats.org/officeDocument/2006/math" xmlns:v="urn:schemas-microsoft-com:vml" xmlns:wp14="http://schemas.microsoft.com/office/word/2010/wordprocessingDrawing" xmlns:wp="http://schemas.openxmlformats.org/drawingml/2006/wordprocessingDrawing" xmlns:w10="urn:schemas-microsoft-com:office:word" xmlns:w="http://schemas.openxmlformats.org/wordprocessingml/2006/main" xmlns:w14="http://schemas.microsoft.com/office/word/2010/wordml" xmlns:w15="http://schemas.microsoft.com/office/word/2012/wordml" xmlns:w16cex="http://schemas.microsoft.com/office/word/2018/wordml/cex" xmlns:w16cid="http://schemas.microsoft.com/office/word/2016/wordml/cid" xmlns:w16="http://schemas.microsoft.com/office/word/2018/wordml" xmlns:w16sdtdh="http://schemas.microsoft.com/office/word/2020/wordml/sdtdatahash" xmlns:w16se="http://schemas.microsoft.com/office/word/2015/wordml/symex" xmlns:wpg="http://schemas.microsoft.com/office/word/2010/wordprocessingGroup" xmlns:wpi="http://schemas.microsoft.com/office/word/2010/wordprocessingInk" xmlns:wne="http://schemas.microsoft.com/office/word/2006/wordml" xmlns:wps="http://schemas.microsoft.com/office/word/2010/wordprocessingShape"/>
-</file>
-
 <file path=word/endnotes.xml><?xml version="1.0" encoding="utf-8"?>
-<w:endnotes xmlns:wpc="http://schemas.microsoft.com/office/word/2010/wordprocessingCanvas" xmlns:mc="http://schemas.openxmlformats.org/markup-compatibility/2006" xmlns:o="urn:schemas-microsoft-com:office:office" xmlns:r="http://schemas.openxmlformats.org/officeDocument/2006/relationships" xmlns:m="http://schemas.openxmlformats.org/officeDocument/2006/math" xmlns:v="urn:schemas-microsoft-com:vml" xmlns:wp14="http://schemas.microsoft.com/office/word/2010/wordprocessingDrawing" xmlns:wp="http://schemas.openxmlformats.org/drawingml/2006/wordprocessingDrawing" xmlns:w10="urn:schemas-microsoft-com:office:word" xmlns:w="http://schemas.openxmlformats.org/wordprocessingml/2006/main" xmlns:w14="http://schemas.microsoft.com/office/word/2010/wordml" xmlns:w15="http://schemas.microsoft.com/office/word/2012/wordml" xmlns:wpg="http://schemas.microsoft.com/office/word/2010/wordprocessingGroup" xmlns:wpi="http://schemas.microsoft.com/office/word/2010/wordprocessingInk" xmlns:wne="http://schemas.microsoft.com/office/word/2006/wordml" xmlns:wps="http://schemas.microsoft.com/office/word/2010/wordprocessingShape" mc:Ignorable="w14 w15 wp14">
+<w:endnotes xmlns:wpc="http://schemas.microsoft.com/office/word/2010/wordprocessingCanvas" xmlns:cx="http://schemas.microsoft.com/office/drawing/2014/chartex" xmlns:cx1="http://schemas.microsoft.com/office/drawing/2015/9/8/chartex" xmlns:cx2="http://schemas.microsoft.com/office/drawing/2015/10/21/chartex" xmlns:cx3="http://schemas.microsoft.com/office/drawing/2016/5/9/chartex" xmlns:cx4="http://schemas.microsoft.com/office/drawing/2016/5/10/chartex" xmlns:cx5="http://schemas.microsoft.com/office/drawing/2016/5/11/chartex" xmlns:cx6="http://schemas.microsoft.com/office/drawing/2016/5/12/chartex" xmlns:cx7="http://schemas.microsoft.com/office/drawing/2016/5/13/chartex" xmlns:cx8="http://schemas.microsoft.com/office/drawing/2016/5/14/chartex" xmlns:mc="http://schemas.openxmlformats.org/markup-compatibility/2006" xmlns:aink="http://schemas.microsoft.com/office/drawing/2016/ink" xmlns:am3d="http://schemas.microsoft.com/office/drawing/2017/model3d" xmlns:o="urn:schemas-microsoft-com:office:office" xmlns:oel="http://schemas.microsoft.com/office/2019/extlst" xmlns:r="http://schemas.openxmlformats.org/officeDocument/2006/relationships" xmlns:m="http://schemas.openxmlformats.org/officeDocument/2006/math" xmlns:v="urn:schemas-microsoft-com:vml" xmlns:wp14="http://schemas.microsoft.com/office/word/2010/wordprocessingDrawing" xmlns:wp="http://schemas.openxmlformats.org/drawingml/2006/wordprocessingDrawing" xmlns:w10="urn:schemas-microsoft-com:office:word" xmlns:w="http://schemas.openxmlformats.org/wordprocessingml/2006/main" xmlns:w14="http://schemas.microsoft.com/office/word/2010/wordml" xmlns:w15="http://schemas.microsoft.com/office/word/2012/wordml" xmlns:w16cex="http://schemas.microsoft.com/office/word/2018/wordml/cex" xmlns:w16cid="http://schemas.microsoft.com/office/word/2016/wordml/cid" xmlns:w16="http://schemas.microsoft.com/office/word/2018/wordml" xmlns:w16du="http://schemas.microsoft.com/office/word/2023/wordml/word16du" xmlns:w16sdtdh="http://schemas.microsoft.com/office/word/2020/wordml/sdtdatahash" xmlns:w16sdtfl="http://schemas.microsoft.com/office/word/2024/wordml/sdtformatlock" xmlns:w16se="http://schemas.microsoft.com/office/word/2015/wordml/symex" xmlns:wpg="http://schemas.microsoft.com/office/word/2010/wordprocessingGroup" xmlns:wpi="http://schemas.microsoft.com/office/word/2010/wordprocessingInk" xmlns:wne="http://schemas.microsoft.com/office/word/2006/wordml" xmlns:wps="http://schemas.microsoft.com/office/word/2010/wordprocessingShape" mc:Ignorable="w14 w15 w16se w16cid w16 w16cex w16sdtdh w16sdtfl w16du wp14">
   <w:endnote w:type="separator" w:id="-1">
     <w:p>
-      <w:pPr>
-        <w:spacing w:after="0" w:line="240" w:lineRule="auto"/>
-      </w:pPr>
-      <w:r>
-        <w:rPr>
-          <w:rStyle w:val="EndnoteReference"/>
-        </w:rPr>
-        <w:endnoteRef/>
-      </w:r>
       <w:r>
         <w:separator/>
       </w:r>
@@ -53,15 +25,6 @@
   </w:endnote>
   <w:endnote w:type="continuationSeparator" w:id="0">
     <w:p>
-      <w:pPr>
-        <w:spacing w:after="0" w:line="240" w:lineRule="auto"/>
-      </w:pPr>
-      <w:r>
-        <w:rPr>
-          <w:rStyle w:val="EndnoteReference"/>
-        </w:rPr>
-        <w:endnoteRef/>
-      </w:r>
       <w:r>
         <w:continuationSeparator/>
       </w:r>
@@ -71,15 +34,27 @@
 </file>
 
 <file path=word/footer1.xml><?xml version="1.0" encoding="utf-8"?>
-<w:ftr xmlns:wpc="http://schemas.microsoft.com/office/word/2010/wordprocessingCanvas" xmlns:mc="http://schemas.openxmlformats.org/markup-compatibility/2006" xmlns:o="urn:schemas-microsoft-com:office:office" xmlns:r="http://schemas.openxmlformats.org/officeDocument/2006/relationships" xmlns:m="http://schemas.openxmlformats.org/officeDocument/2006/math" xmlns:v="urn:schemas-microsoft-com:vml" xmlns:wp14="http://schemas.microsoft.com/office/word/2010/wordprocessingDrawing" xmlns:wp="http://schemas.openxmlformats.org/drawingml/2006/wordprocessingDrawing" xmlns:w10="urn:schemas-microsoft-com:office:word" xmlns:w="http://schemas.openxmlformats.org/wordprocessingml/2006/main" xmlns:w14="http://schemas.microsoft.com/office/word/2010/wordml" xmlns:w15="http://schemas.microsoft.com/office/word/2012/wordml" xmlns:wpg="http://schemas.microsoft.com/office/word/2010/wordprocessingGroup" xmlns:wpi="http://schemas.microsoft.com/office/word/2010/wordprocessingInk" xmlns:wne="http://schemas.microsoft.com/office/word/2006/wordml" xmlns:wps="http://schemas.microsoft.com/office/word/2010/wordprocessingShape">
+<w:ftr xmlns:wpc="http://schemas.microsoft.com/office/word/2010/wordprocessingCanvas" xmlns:cx="http://schemas.microsoft.com/office/drawing/2014/chartex" xmlns:cx1="http://schemas.microsoft.com/office/drawing/2015/9/8/chartex" xmlns:cx2="http://schemas.microsoft.com/office/drawing/2015/10/21/chartex" xmlns:cx3="http://schemas.microsoft.com/office/drawing/2016/5/9/chartex" xmlns:cx4="http://schemas.microsoft.com/office/drawing/2016/5/10/chartex" xmlns:cx5="http://schemas.microsoft.com/office/drawing/2016/5/11/chartex" xmlns:cx6="http://schemas.microsoft.com/office/drawing/2016/5/12/chartex" xmlns:cx7="http://schemas.microsoft.com/office/drawing/2016/5/13/chartex" xmlns:cx8="http://schemas.microsoft.com/office/drawing/2016/5/14/chartex" xmlns:mc="http://schemas.openxmlformats.org/markup-compatibility/2006" xmlns:aink="http://schemas.microsoft.com/office/drawing/2016/ink" xmlns:am3d="http://schemas.microsoft.com/office/drawing/2017/model3d" xmlns:o="urn:schemas-microsoft-com:office:office" xmlns:oel="http://schemas.microsoft.com/office/2019/extlst" xmlns:r="http://schemas.openxmlformats.org/officeDocument/2006/relationships" xmlns:m="http://schemas.openxmlformats.org/officeDocument/2006/math" xmlns:v="urn:schemas-microsoft-com:vml" xmlns:wp14="http://schemas.microsoft.com/office/word/2010/wordprocessingDrawing" xmlns:wp="http://schemas.openxmlformats.org/drawingml/2006/wordprocessingDrawing" xmlns:w10="urn:schemas-microsoft-com:office:word" xmlns:w="http://schemas.openxmlformats.org/wordprocessingml/2006/main" xmlns:w14="http://schemas.microsoft.com/office/word/2010/wordml" xmlns:w15="http://schemas.microsoft.com/office/word/2012/wordml" xmlns:w16cex="http://schemas.microsoft.com/office/word/2018/wordml/cex" xmlns:w16cid="http://schemas.microsoft.com/office/word/2016/wordml/cid" xmlns:w16="http://schemas.microsoft.com/office/word/2018/wordml" xmlns:w16du="http://schemas.microsoft.com/office/word/2023/wordml/word16du" xmlns:w16sdtdh="http://schemas.microsoft.com/office/word/2020/wordml/sdtdatahash" xmlns:w16sdtfl="http://schemas.microsoft.com/office/word/2024/wordml/sdtformatlock" xmlns:w16se="http://schemas.microsoft.com/office/word/2015/wordml/symex" xmlns:wpg="http://schemas.microsoft.com/office/word/2010/wordprocessingGroup" xmlns:wpi="http://schemas.microsoft.com/office/word/2010/wordprocessingInk" xmlns:wne="http://schemas.microsoft.com/office/word/2006/wordml" xmlns:wps="http://schemas.microsoft.com/office/word/2010/wordprocessingShape" mc:Ignorable="w14 w15 w16se w16cid w16 w16cex w16sdtdh w16sdtfl w16du wp14">
   <w:p>
     <w:pPr>
       <w:jc w:val="center"/>
     </w:pPr>
     <w:r>
       <w:fldChar w:fldCharType="begin"/>
-      <w:instrText xml:space="preserve">PAGE</w:instrText>
+    </w:r>
+    <w:r>
+      <w:instrText>PAGE</w:instrText>
+    </w:r>
+    <w:r>
       <w:fldChar w:fldCharType="separate"/>
+    </w:r>
+    <w:r>
+      <w:rPr>
+        <w:noProof/>
+      </w:rPr>
+      <w:t>1</w:t>
+    </w:r>
+    <w:r>
       <w:fldChar w:fldCharType="end"/>
     </w:r>
   </w:p>
@@ -87,18 +62,9 @@
 </file>
 
 <file path=word/footnotes.xml><?xml version="1.0" encoding="utf-8"?>
-<w:footnotes xmlns:wpc="http://schemas.microsoft.com/office/word/2010/wordprocessingCanvas" xmlns:mc="http://schemas.openxmlformats.org/markup-compatibility/2006" xmlns:o="urn:schemas-microsoft-com:office:office" xmlns:r="http://schemas.openxmlformats.org/officeDocument/2006/relationships" xmlns:m="http://schemas.openxmlformats.org/officeDocument/2006/math" xmlns:v="urn:schemas-microsoft-com:vml" xmlns:wp14="http://schemas.microsoft.com/office/word/2010/wordprocessingDrawing" xmlns:wp="http://schemas.openxmlformats.org/drawingml/2006/wordprocessingDrawing" xmlns:w10="urn:schemas-microsoft-com:office:word" xmlns:w="http://schemas.openxmlformats.org/wordprocessingml/2006/main" xmlns:w14="http://schemas.microsoft.com/office/word/2010/wordml" xmlns:w15="http://schemas.microsoft.com/office/word/2012/wordml" xmlns:wpg="http://schemas.microsoft.com/office/word/2010/wordprocessingGroup" xmlns:wpi="http://schemas.microsoft.com/office/word/2010/wordprocessingInk" xmlns:wne="http://schemas.microsoft.com/office/word/2006/wordml" xmlns:wps="http://schemas.microsoft.com/office/word/2010/wordprocessingShape" mc:Ignorable="w14 w15 wp14">
+<w:footnotes xmlns:wpc="http://schemas.microsoft.com/office/word/2010/wordprocessingCanvas" xmlns:cx="http://schemas.microsoft.com/office/drawing/2014/chartex" xmlns:cx1="http://schemas.microsoft.com/office/drawing/2015/9/8/chartex" xmlns:cx2="http://schemas.microsoft.com/office/drawing/2015/10/21/chartex" xmlns:cx3="http://schemas.microsoft.com/office/drawing/2016/5/9/chartex" xmlns:cx4="http://schemas.microsoft.com/office/drawing/2016/5/10/chartex" xmlns:cx5="http://schemas.microsoft.com/office/drawing/2016/5/11/chartex" xmlns:cx6="http://schemas.microsoft.com/office/drawing/2016/5/12/chartex" xmlns:cx7="http://schemas.microsoft.com/office/drawing/2016/5/13/chartex" xmlns:cx8="http://schemas.microsoft.com/office/drawing/2016/5/14/chartex" xmlns:mc="http://schemas.openxmlformats.org/markup-compatibility/2006" xmlns:aink="http://schemas.microsoft.com/office/drawing/2016/ink" xmlns:am3d="http://schemas.microsoft.com/office/drawing/2017/model3d" xmlns:o="urn:schemas-microsoft-com:office:office" xmlns:oel="http://schemas.microsoft.com/office/2019/extlst" xmlns:r="http://schemas.openxmlformats.org/officeDocument/2006/relationships" xmlns:m="http://schemas.openxmlformats.org/officeDocument/2006/math" xmlns:v="urn:schemas-microsoft-com:vml" xmlns:wp14="http://schemas.microsoft.com/office/word/2010/wordprocessingDrawing" xmlns:wp="http://schemas.openxmlformats.org/drawingml/2006/wordprocessingDrawing" xmlns:w10="urn:schemas-microsoft-com:office:word" xmlns:w="http://schemas.openxmlformats.org/wordprocessingml/2006/main" xmlns:w14="http://schemas.microsoft.com/office/word/2010/wordml" xmlns:w15="http://schemas.microsoft.com/office/word/2012/wordml" xmlns:w16cex="http://schemas.microsoft.com/office/word/2018/wordml/cex" xmlns:w16cid="http://schemas.microsoft.com/office/word/2016/wordml/cid" xmlns:w16="http://schemas.microsoft.com/office/word/2018/wordml" xmlns:w16du="http://schemas.microsoft.com/office/word/2023/wordml/word16du" xmlns:w16sdtdh="http://schemas.microsoft.com/office/word/2020/wordml/sdtdatahash" xmlns:w16sdtfl="http://schemas.microsoft.com/office/word/2024/wordml/sdtformatlock" xmlns:w16se="http://schemas.microsoft.com/office/word/2015/wordml/symex" xmlns:wpg="http://schemas.microsoft.com/office/word/2010/wordprocessingGroup" xmlns:wpi="http://schemas.microsoft.com/office/word/2010/wordprocessingInk" xmlns:wne="http://schemas.microsoft.com/office/word/2006/wordml" xmlns:wps="http://schemas.microsoft.com/office/word/2010/wordprocessingShape" mc:Ignorable="w14 w15 w16se w16cid w16 w16cex w16sdtdh w16sdtfl w16du wp14">
   <w:footnote w:type="separator" w:id="-1">
     <w:p>
-      <w:pPr>
-        <w:spacing w:after="0" w:line="240" w:lineRule="auto"/>
-      </w:pPr>
-      <w:r>
-        <w:rPr>
-          <w:rStyle w:val="FootnoteReference"/>
-        </w:rPr>
-        <w:footnoteRef/>
-      </w:r>
       <w:r>
         <w:separator/>
       </w:r>
@@ -106,15 +72,6 @@
   </w:footnote>
   <w:footnote w:type="continuationSeparator" w:id="0">
     <w:p>
-      <w:pPr>
-        <w:spacing w:after="0" w:line="240" w:lineRule="auto"/>
-      </w:pPr>
-      <w:r>
-        <w:rPr>
-          <w:rStyle w:val="FootnoteReference"/>
-        </w:rPr>
-        <w:footnoteRef/>
-      </w:r>
       <w:r>
         <w:continuationSeparator/>
       </w:r>
@@ -124,10 +81,12 @@
 </file>
 
 <file path=word/numbering.xml><?xml version="1.0" encoding="utf-8"?>
-<w:numbering xmlns:wpc="http://schemas.microsoft.com/office/word/2010/wordprocessingCanvas" xmlns:mc="http://schemas.openxmlformats.org/markup-compatibility/2006" xmlns:o="urn:schemas-microsoft-com:office:office" xmlns:r="http://schemas.openxmlformats.org/officeDocument/2006/relationships" xmlns:m="http://schemas.openxmlformats.org/officeDocument/2006/math" xmlns:v="urn:schemas-microsoft-com:vml" xmlns:wp14="http://schemas.microsoft.com/office/word/2010/wordprocessingDrawing" xmlns:wp="http://schemas.openxmlformats.org/drawingml/2006/wordprocessingDrawing" xmlns:w10="urn:schemas-microsoft-com:office:word" xmlns:w="http://schemas.openxmlformats.org/wordprocessingml/2006/main" xmlns:w14="http://schemas.microsoft.com/office/word/2010/wordml" xmlns:w15="http://schemas.microsoft.com/office/word/2012/wordml" xmlns:wpg="http://schemas.microsoft.com/office/word/2010/wordprocessingGroup" xmlns:wpi="http://schemas.microsoft.com/office/word/2010/wordprocessingInk" xmlns:wne="http://schemas.microsoft.com/office/word/2006/wordml" xmlns:wps="http://schemas.microsoft.com/office/word/2010/wordprocessingShape" mc:Ignorable="w14 w15 wp14">
-  <w:abstractNum w:abstractNumId="1" w15:restartNumberingAfterBreak="0">
+<w:numbering xmlns:wpc="http://schemas.microsoft.com/office/word/2010/wordprocessingCanvas" xmlns:cx="http://schemas.microsoft.com/office/drawing/2014/chartex" xmlns:cx1="http://schemas.microsoft.com/office/drawing/2015/9/8/chartex" xmlns:cx2="http://schemas.microsoft.com/office/drawing/2015/10/21/chartex" xmlns:cx3="http://schemas.microsoft.com/office/drawing/2016/5/9/chartex" xmlns:cx4="http://schemas.microsoft.com/office/drawing/2016/5/10/chartex" xmlns:cx5="http://schemas.microsoft.com/office/drawing/2016/5/11/chartex" xmlns:cx6="http://schemas.microsoft.com/office/drawing/2016/5/12/chartex" xmlns:cx7="http://schemas.microsoft.com/office/drawing/2016/5/13/chartex" xmlns:cx8="http://schemas.microsoft.com/office/drawing/2016/5/14/chartex" xmlns:mc="http://schemas.openxmlformats.org/markup-compatibility/2006" xmlns:aink="http://schemas.microsoft.com/office/drawing/2016/ink" xmlns:am3d="http://schemas.microsoft.com/office/drawing/2017/model3d" xmlns:o="urn:schemas-microsoft-com:office:office" xmlns:oel="http://schemas.microsoft.com/office/2019/extlst" xmlns:r="http://schemas.openxmlformats.org/officeDocument/2006/relationships" xmlns:m="http://schemas.openxmlformats.org/officeDocument/2006/math" xmlns:v="urn:schemas-microsoft-com:vml" xmlns:wp14="http://schemas.microsoft.com/office/word/2010/wordprocessingDrawing" xmlns:wp="http://schemas.openxmlformats.org/drawingml/2006/wordprocessingDrawing" xmlns:w10="urn:schemas-microsoft-com:office:word" xmlns:w="http://schemas.openxmlformats.org/wordprocessingml/2006/main" xmlns:w14="http://schemas.microsoft.com/office/word/2010/wordml" xmlns:w15="http://schemas.microsoft.com/office/word/2012/wordml" xmlns:w16cex="http://schemas.microsoft.com/office/word/2018/wordml/cex" xmlns:w16cid="http://schemas.microsoft.com/office/word/2016/wordml/cid" xmlns:w16="http://schemas.microsoft.com/office/word/2018/wordml" xmlns:w16du="http://schemas.microsoft.com/office/word/2023/wordml/word16du" xmlns:w16sdtdh="http://schemas.microsoft.com/office/word/2020/wordml/sdtdatahash" xmlns:w16sdtfl="http://schemas.microsoft.com/office/word/2024/wordml/sdtformatlock" xmlns:w16se="http://schemas.microsoft.com/office/word/2015/wordml/symex" xmlns:wpg="http://schemas.microsoft.com/office/word/2010/wordprocessingGroup" xmlns:wpi="http://schemas.microsoft.com/office/word/2010/wordprocessingInk" xmlns:wne="http://schemas.microsoft.com/office/word/2006/wordml" xmlns:wps="http://schemas.microsoft.com/office/word/2010/wordprocessingShape" mc:Ignorable="w14 w15 w16se w16cid w16 w16cex w16sdtdh w16sdtfl w16du wp14">
+  <w:abstractNum w:abstractNumId="0" w15:restartNumberingAfterBreak="0">
+    <w:nsid w:val="4F7217F3"/>
     <w:multiLevelType w:val="hybridMultilevel"/>
-    <w:lvl w:ilvl="0" w15:tentative="1">
+    <w:tmpl w:val="BCE2A68E"/>
+    <w:lvl w:ilvl="0" w:tplc="1190FD66">
       <w:start w:val="1"/>
       <w:numFmt w:val="bullet"/>
       <w:lvlText w:val="●"/>
@@ -136,7 +95,7 @@
         <w:ind w:left="720" w:hanging="360"/>
       </w:pPr>
     </w:lvl>
-    <w:lvl w:ilvl="1" w15:tentative="1">
+    <w:lvl w:ilvl="1" w:tplc="FBE8A06A">
       <w:start w:val="1"/>
       <w:numFmt w:val="bullet"/>
       <w:lvlText w:val="○"/>
@@ -145,7 +104,7 @@
         <w:ind w:left="1440" w:hanging="360"/>
       </w:pPr>
     </w:lvl>
-    <w:lvl w:ilvl="2" w15:tentative="1">
+    <w:lvl w:ilvl="2" w:tplc="A4EEBA80">
       <w:start w:val="1"/>
       <w:numFmt w:val="bullet"/>
       <w:lvlText w:val="■"/>
@@ -154,7 +113,7 @@
         <w:ind w:left="2160" w:hanging="360"/>
       </w:pPr>
     </w:lvl>
-    <w:lvl w:ilvl="3" w15:tentative="1">
+    <w:lvl w:ilvl="3" w:tplc="727442CE">
       <w:start w:val="1"/>
       <w:numFmt w:val="bullet"/>
       <w:lvlText w:val="●"/>
@@ -163,7 +122,7 @@
         <w:ind w:left="2880" w:hanging="360"/>
       </w:pPr>
     </w:lvl>
-    <w:lvl w:ilvl="4" w15:tentative="1">
+    <w:lvl w:ilvl="4" w:tplc="6B82CC2C">
       <w:start w:val="1"/>
       <w:numFmt w:val="bullet"/>
       <w:lvlText w:val="○"/>
@@ -172,7 +131,7 @@
         <w:ind w:left="3600" w:hanging="360"/>
       </w:pPr>
     </w:lvl>
-    <w:lvl w:ilvl="5" w15:tentative="1">
+    <w:lvl w:ilvl="5" w:tplc="32D2FD04">
       <w:start w:val="1"/>
       <w:numFmt w:val="bullet"/>
       <w:lvlText w:val="■"/>
@@ -181,7 +140,7 @@
         <w:ind w:left="4320" w:hanging="360"/>
       </w:pPr>
     </w:lvl>
-    <w:lvl w:ilvl="6" w15:tentative="1">
+    <w:lvl w:ilvl="6" w:tplc="2D5A5068">
       <w:start w:val="1"/>
       <w:numFmt w:val="bullet"/>
       <w:lvlText w:val="●"/>
@@ -190,7 +149,7 @@
         <w:ind w:left="5040" w:hanging="360"/>
       </w:pPr>
     </w:lvl>
-    <w:lvl w:ilvl="7" w15:tentative="1">
+    <w:lvl w:ilvl="7" w:tplc="23FA7AF2">
       <w:start w:val="1"/>
       <w:numFmt w:val="bullet"/>
       <w:lvlText w:val="●"/>
@@ -199,7 +158,7 @@
         <w:ind w:left="5760" w:hanging="360"/>
       </w:pPr>
     </w:lvl>
-    <w:lvl w:ilvl="8" w15:tentative="1">
+    <w:lvl w:ilvl="8" w:tplc="2AC40EC8">
       <w:start w:val="1"/>
       <w:numFmt w:val="bullet"/>
       <w:lvlText w:val="●"/>
@@ -209,8 +168,8 @@
       </w:pPr>
     </w:lvl>
   </w:abstractNum>
-  <w:num w:numId="1">
-    <w:abstractNumId w:val="1"/>
+  <w:num w:numId="1" w16cid:durableId="359090331">
+    <w:abstractNumId w:val="0"/>
     <w:lvlOverride w:ilvl="0">
       <w:startOverride w:val="1"/>
     </w:lvlOverride>
@@ -219,26 +178,405 @@
 </file>
 
 <file path=word/styles.xml><?xml version="1.0" encoding="utf-8"?>
-<w:styles xmlns:mc="http://schemas.openxmlformats.org/markup-compatibility/2006" xmlns:r="http://schemas.openxmlformats.org/officeDocument/2006/relationships" xmlns:w="http://schemas.openxmlformats.org/wordprocessingml/2006/main" xmlns:w14="http://schemas.microsoft.com/office/word/2010/wordml" xmlns:w15="http://schemas.microsoft.com/office/word/2012/wordml" mc:Ignorable="w14 w15">
+<w:styles xmlns:mc="http://schemas.openxmlformats.org/markup-compatibility/2006" xmlns:r="http://schemas.openxmlformats.org/officeDocument/2006/relationships" xmlns:w="http://schemas.openxmlformats.org/wordprocessingml/2006/main" xmlns:w14="http://schemas.microsoft.com/office/word/2010/wordml" xmlns:w15="http://schemas.microsoft.com/office/word/2012/wordml" xmlns:w16cex="http://schemas.microsoft.com/office/word/2018/wordml/cex" xmlns:w16cid="http://schemas.microsoft.com/office/word/2016/wordml/cid" xmlns:w16="http://schemas.microsoft.com/office/word/2018/wordml" xmlns:w16du="http://schemas.microsoft.com/office/word/2023/wordml/word16du" xmlns:w16sdtdh="http://schemas.microsoft.com/office/word/2020/wordml/sdtdatahash" xmlns:w16sdtfl="http://schemas.microsoft.com/office/word/2024/wordml/sdtformatlock" xmlns:w16se="http://schemas.microsoft.com/office/word/2015/wordml/symex" mc:Ignorable="w14 w15 w16se w16cid w16 w16cex w16sdtdh w16sdtfl w16du">
   <w:docDefaults>
-    <w:rPrDefault/>
+    <w:rPrDefault>
+      <w:rPr>
+        <w:rFonts w:ascii="Times New Roman" w:eastAsia="Times New Roman" w:hAnsi="Times New Roman" w:cs="Times New Roman"/>
+        <w:lang w:val="en-US" w:eastAsia="en-US" w:bidi="te-IN"/>
+      </w:rPr>
+    </w:rPrDefault>
     <w:pPrDefault/>
   </w:docDefaults>
-  <w:style w:type="paragraph" w:styleId="Title">
-    <w:name w:val="Title"/>
-    <w:basedOn w:val="Normal"/>
-    <w:next w:val="Normal"/>
+  <w:latentStyles w:defLockedState="0" w:defUIPriority="99" w:defSemiHidden="0" w:defUnhideWhenUsed="0" w:defQFormat="0" w:count="376">
+    <w:lsdException w:name="Normal" w:uiPriority="0" w:qFormat="1"/>
+    <w:lsdException w:name="heading 1" w:uiPriority="9" w:qFormat="1"/>
+    <w:lsdException w:name="heading 2" w:semiHidden="1" w:uiPriority="9" w:unhideWhenUsed="1" w:qFormat="1"/>
+    <w:lsdException w:name="heading 3" w:semiHidden="1" w:uiPriority="9" w:unhideWhenUsed="1" w:qFormat="1"/>
+    <w:lsdException w:name="heading 4" w:semiHidden="1" w:uiPriority="9" w:unhideWhenUsed="1" w:qFormat="1"/>
+    <w:lsdException w:name="heading 5" w:semiHidden="1" w:uiPriority="9" w:unhideWhenUsed="1" w:qFormat="1"/>
+    <w:lsdException w:name="heading 6" w:semiHidden="1" w:uiPriority="9" w:unhideWhenUsed="1" w:qFormat="1"/>
+    <w:lsdException w:name="heading 7" w:semiHidden="1" w:uiPriority="9" w:unhideWhenUsed="1" w:qFormat="1"/>
+    <w:lsdException w:name="heading 8" w:semiHidden="1" w:uiPriority="9" w:unhideWhenUsed="1" w:qFormat="1"/>
+    <w:lsdException w:name="heading 9" w:semiHidden="1" w:uiPriority="9" w:unhideWhenUsed="1" w:qFormat="1"/>
+    <w:lsdException w:name="index 1" w:semiHidden="1" w:unhideWhenUsed="1"/>
+    <w:lsdException w:name="index 2" w:semiHidden="1" w:unhideWhenUsed="1"/>
+    <w:lsdException w:name="index 3" w:semiHidden="1" w:unhideWhenUsed="1"/>
+    <w:lsdException w:name="index 4" w:semiHidden="1" w:unhideWhenUsed="1"/>
+    <w:lsdException w:name="index 5" w:semiHidden="1" w:unhideWhenUsed="1"/>
+    <w:lsdException w:name="index 6" w:semiHidden="1" w:unhideWhenUsed="1"/>
+    <w:lsdException w:name="index 7" w:semiHidden="1" w:unhideWhenUsed="1"/>
+    <w:lsdException w:name="index 8" w:semiHidden="1" w:unhideWhenUsed="1"/>
+    <w:lsdException w:name="index 9" w:semiHidden="1" w:unhideWhenUsed="1"/>
+    <w:lsdException w:name="toc 1" w:semiHidden="1" w:uiPriority="39" w:unhideWhenUsed="1"/>
+    <w:lsdException w:name="toc 2" w:semiHidden="1" w:uiPriority="39" w:unhideWhenUsed="1"/>
+    <w:lsdException w:name="toc 3" w:semiHidden="1" w:uiPriority="39" w:unhideWhenUsed="1"/>
+    <w:lsdException w:name="toc 4" w:semiHidden="1" w:uiPriority="39" w:unhideWhenUsed="1"/>
+    <w:lsdException w:name="toc 5" w:semiHidden="1" w:uiPriority="39" w:unhideWhenUsed="1"/>
+    <w:lsdException w:name="toc 6" w:semiHidden="1" w:uiPriority="39" w:unhideWhenUsed="1"/>
+    <w:lsdException w:name="toc 7" w:semiHidden="1" w:uiPriority="39" w:unhideWhenUsed="1"/>
+    <w:lsdException w:name="toc 8" w:semiHidden="1" w:uiPriority="39" w:unhideWhenUsed="1"/>
+    <w:lsdException w:name="toc 9" w:semiHidden="1" w:uiPriority="39" w:unhideWhenUsed="1"/>
+    <w:lsdException w:name="Normal Indent" w:semiHidden="1" w:unhideWhenUsed="1"/>
+    <w:lsdException w:name="footnote text" w:semiHidden="1" w:unhideWhenUsed="1"/>
+    <w:lsdException w:name="annotation text" w:semiHidden="1" w:unhideWhenUsed="1"/>
+    <w:lsdException w:name="header" w:semiHidden="1" w:unhideWhenUsed="1"/>
+    <w:lsdException w:name="footer" w:semiHidden="1" w:unhideWhenUsed="1"/>
+    <w:lsdException w:name="index heading" w:semiHidden="1" w:unhideWhenUsed="1"/>
+    <w:lsdException w:name="caption" w:semiHidden="1" w:uiPriority="35" w:unhideWhenUsed="1" w:qFormat="1"/>
+    <w:lsdException w:name="table of figures" w:semiHidden="1" w:unhideWhenUsed="1"/>
+    <w:lsdException w:name="envelope address" w:semiHidden="1" w:unhideWhenUsed="1"/>
+    <w:lsdException w:name="envelope return" w:semiHidden="1" w:unhideWhenUsed="1"/>
+    <w:lsdException w:name="footnote reference" w:semiHidden="1" w:unhideWhenUsed="1"/>
+    <w:lsdException w:name="annotation reference" w:semiHidden="1" w:unhideWhenUsed="1"/>
+    <w:lsdException w:name="line number" w:semiHidden="1" w:unhideWhenUsed="1"/>
+    <w:lsdException w:name="page number" w:semiHidden="1" w:unhideWhenUsed="1"/>
+    <w:lsdException w:name="endnote reference" w:semiHidden="1" w:unhideWhenUsed="1"/>
+    <w:lsdException w:name="endnote text" w:semiHidden="1" w:unhideWhenUsed="1"/>
+    <w:lsdException w:name="table of authorities" w:semiHidden="1" w:unhideWhenUsed="1"/>
+    <w:lsdException w:name="macro" w:semiHidden="1" w:unhideWhenUsed="1"/>
+    <w:lsdException w:name="toa heading" w:semiHidden="1" w:unhideWhenUsed="1"/>
+    <w:lsdException w:name="List" w:semiHidden="1" w:unhideWhenUsed="1"/>
+    <w:lsdException w:name="List Bullet" w:semiHidden="1" w:unhideWhenUsed="1"/>
+    <w:lsdException w:name="List Number" w:semiHidden="1" w:unhideWhenUsed="1"/>
+    <w:lsdException w:name="List 2" w:semiHidden="1" w:unhideWhenUsed="1"/>
+    <w:lsdException w:name="List 3" w:semiHidden="1" w:unhideWhenUsed="1"/>
+    <w:lsdException w:name="List 4" w:semiHidden="1" w:unhideWhenUsed="1"/>
+    <w:lsdException w:name="List 5" w:semiHidden="1" w:unhideWhenUsed="1"/>
+    <w:lsdException w:name="List Bullet 2" w:semiHidden="1" w:unhideWhenUsed="1"/>
+    <w:lsdException w:name="List Bullet 3" w:semiHidden="1" w:unhideWhenUsed="1"/>
+    <w:lsdException w:name="List Bullet 4" w:semiHidden="1" w:unhideWhenUsed="1"/>
+    <w:lsdException w:name="List Bullet 5" w:semiHidden="1" w:unhideWhenUsed="1"/>
+    <w:lsdException w:name="List Number 2" w:semiHidden="1" w:unhideWhenUsed="1"/>
+    <w:lsdException w:name="List Number 3" w:semiHidden="1" w:unhideWhenUsed="1"/>
+    <w:lsdException w:name="List Number 4" w:semiHidden="1" w:unhideWhenUsed="1"/>
+    <w:lsdException w:name="List Number 5" w:semiHidden="1" w:unhideWhenUsed="1"/>
+    <w:lsdException w:name="Title" w:uiPriority="10" w:qFormat="1"/>
+    <w:lsdException w:name="Closing" w:semiHidden="1" w:unhideWhenUsed="1"/>
+    <w:lsdException w:name="Signature" w:semiHidden="1" w:unhideWhenUsed="1"/>
+    <w:lsdException w:name="Default Paragraph Font" w:semiHidden="1" w:uiPriority="1" w:unhideWhenUsed="1"/>
+    <w:lsdException w:name="Body Text" w:semiHidden="1" w:unhideWhenUsed="1"/>
+    <w:lsdException w:name="Body Text Indent" w:semiHidden="1" w:unhideWhenUsed="1"/>
+    <w:lsdException w:name="List Continue" w:semiHidden="1" w:unhideWhenUsed="1"/>
+    <w:lsdException w:name="List Continue 2" w:semiHidden="1" w:unhideWhenUsed="1"/>
+    <w:lsdException w:name="List Continue 3" w:semiHidden="1" w:unhideWhenUsed="1"/>
+    <w:lsdException w:name="List Continue 4" w:semiHidden="1" w:unhideWhenUsed="1"/>
+    <w:lsdException w:name="List Continue 5" w:semiHidden="1" w:unhideWhenUsed="1"/>
+    <w:lsdException w:name="Message Header" w:semiHidden="1" w:unhideWhenUsed="1"/>
+    <w:lsdException w:name="Subtitle" w:uiPriority="11" w:qFormat="1"/>
+    <w:lsdException w:name="Salutation" w:semiHidden="1" w:unhideWhenUsed="1"/>
+    <w:lsdException w:name="Date" w:semiHidden="1" w:unhideWhenUsed="1"/>
+    <w:lsdException w:name="Body Text First Indent" w:semiHidden="1" w:unhideWhenUsed="1"/>
+    <w:lsdException w:name="Body Text First Indent 2" w:semiHidden="1" w:unhideWhenUsed="1"/>
+    <w:lsdException w:name="Note Heading" w:semiHidden="1" w:unhideWhenUsed="1"/>
+    <w:lsdException w:name="Body Text 2" w:semiHidden="1" w:unhideWhenUsed="1"/>
+    <w:lsdException w:name="Body Text 3" w:semiHidden="1" w:unhideWhenUsed="1"/>
+    <w:lsdException w:name="Body Text Indent 2" w:semiHidden="1" w:unhideWhenUsed="1"/>
+    <w:lsdException w:name="Body Text Indent 3" w:semiHidden="1" w:unhideWhenUsed="1"/>
+    <w:lsdException w:name="Block Text" w:semiHidden="1" w:unhideWhenUsed="1"/>
+    <w:lsdException w:name="Hyperlink" w:semiHidden="1" w:unhideWhenUsed="1"/>
+    <w:lsdException w:name="FollowedHyperlink" w:semiHidden="1" w:unhideWhenUsed="1"/>
+    <w:lsdException w:name="Strong" w:uiPriority="22" w:qFormat="1"/>
+    <w:lsdException w:name="Emphasis" w:uiPriority="20" w:qFormat="1"/>
+    <w:lsdException w:name="Document Map" w:semiHidden="1" w:unhideWhenUsed="1"/>
+    <w:lsdException w:name="Plain Text" w:semiHidden="1" w:unhideWhenUsed="1"/>
+    <w:lsdException w:name="E-mail Signature" w:semiHidden="1" w:unhideWhenUsed="1"/>
+    <w:lsdException w:name="HTML Top of Form" w:semiHidden="1" w:unhideWhenUsed="1"/>
+    <w:lsdException w:name="HTML Bottom of Form" w:semiHidden="1" w:unhideWhenUsed="1"/>
+    <w:lsdException w:name="Normal (Web)" w:semiHidden="1" w:unhideWhenUsed="1"/>
+    <w:lsdException w:name="HTML Acronym" w:semiHidden="1" w:unhideWhenUsed="1"/>
+    <w:lsdException w:name="HTML Address" w:semiHidden="1" w:unhideWhenUsed="1"/>
+    <w:lsdException w:name="HTML Cite" w:semiHidden="1" w:unhideWhenUsed="1"/>
+    <w:lsdException w:name="HTML Code" w:semiHidden="1" w:unhideWhenUsed="1"/>
+    <w:lsdException w:name="HTML Definition" w:semiHidden="1" w:unhideWhenUsed="1"/>
+    <w:lsdException w:name="HTML Keyboard" w:semiHidden="1" w:unhideWhenUsed="1"/>
+    <w:lsdException w:name="HTML Preformatted" w:semiHidden="1" w:unhideWhenUsed="1"/>
+    <w:lsdException w:name="HTML Sample" w:semiHidden="1" w:unhideWhenUsed="1"/>
+    <w:lsdException w:name="HTML Typewriter" w:semiHidden="1" w:unhideWhenUsed="1"/>
+    <w:lsdException w:name="HTML Variable" w:semiHidden="1" w:unhideWhenUsed="1"/>
+    <w:lsdException w:name="Normal Table" w:semiHidden="1" w:unhideWhenUsed="1"/>
+    <w:lsdException w:name="annotation subject" w:semiHidden="1" w:unhideWhenUsed="1"/>
+    <w:lsdException w:name="No List" w:semiHidden="1" w:unhideWhenUsed="1"/>
+    <w:lsdException w:name="Outline List 1" w:semiHidden="1" w:unhideWhenUsed="1"/>
+    <w:lsdException w:name="Outline List 2" w:semiHidden="1" w:unhideWhenUsed="1"/>
+    <w:lsdException w:name="Outline List 3" w:semiHidden="1" w:unhideWhenUsed="1"/>
+    <w:lsdException w:name="Table Simple 1" w:semiHidden="1" w:unhideWhenUsed="1"/>
+    <w:lsdException w:name="Table Simple 2" w:semiHidden="1" w:unhideWhenUsed="1"/>
+    <w:lsdException w:name="Table Simple 3" w:semiHidden="1" w:unhideWhenUsed="1"/>
+    <w:lsdException w:name="Table Classic 1" w:semiHidden="1" w:unhideWhenUsed="1"/>
+    <w:lsdException w:name="Table Classic 2" w:semiHidden="1" w:unhideWhenUsed="1"/>
+    <w:lsdException w:name="Table Classic 3" w:semiHidden="1" w:unhideWhenUsed="1"/>
+    <w:lsdException w:name="Table Classic 4" w:semiHidden="1" w:unhideWhenUsed="1"/>
+    <w:lsdException w:name="Table Colorful 1" w:semiHidden="1" w:unhideWhenUsed="1"/>
+    <w:lsdException w:name="Table Colorful 2" w:semiHidden="1" w:unhideWhenUsed="1"/>
+    <w:lsdException w:name="Table Colorful 3" w:semiHidden="1" w:unhideWhenUsed="1"/>
+    <w:lsdException w:name="Table Columns 1" w:semiHidden="1" w:unhideWhenUsed="1"/>
+    <w:lsdException w:name="Table Columns 2" w:semiHidden="1" w:unhideWhenUsed="1"/>
+    <w:lsdException w:name="Table Columns 3" w:semiHidden="1" w:unhideWhenUsed="1"/>
+    <w:lsdException w:name="Table Columns 4" w:semiHidden="1" w:unhideWhenUsed="1"/>
+    <w:lsdException w:name="Table Columns 5" w:semiHidden="1" w:unhideWhenUsed="1"/>
+    <w:lsdException w:name="Table Grid 1" w:semiHidden="1" w:unhideWhenUsed="1"/>
+    <w:lsdException w:name="Table Grid 2" w:semiHidden="1" w:unhideWhenUsed="1"/>
+    <w:lsdException w:name="Table Grid 3" w:semiHidden="1" w:unhideWhenUsed="1"/>
+    <w:lsdException w:name="Table Grid 4" w:semiHidden="1" w:unhideWhenUsed="1"/>
+    <w:lsdException w:name="Table Grid 5" w:semiHidden="1" w:unhideWhenUsed="1"/>
+    <w:lsdException w:name="Table Grid 6" w:semiHidden="1" w:unhideWhenUsed="1"/>
+    <w:lsdException w:name="Table Grid 7" w:semiHidden="1" w:unhideWhenUsed="1"/>
+    <w:lsdException w:name="Table Grid 8" w:semiHidden="1" w:unhideWhenUsed="1"/>
+    <w:lsdException w:name="Table List 1" w:semiHidden="1" w:unhideWhenUsed="1"/>
+    <w:lsdException w:name="Table List 2" w:semiHidden="1" w:unhideWhenUsed="1"/>
+    <w:lsdException w:name="Table List 3" w:semiHidden="1" w:unhideWhenUsed="1"/>
+    <w:lsdException w:name="Table List 4" w:semiHidden="1" w:unhideWhenUsed="1"/>
+    <w:lsdException w:name="Table List 5" w:semiHidden="1" w:unhideWhenUsed="1"/>
+    <w:lsdException w:name="Table List 6" w:semiHidden="1" w:unhideWhenUsed="1"/>
+    <w:lsdException w:name="Table List 7" w:semiHidden="1" w:unhideWhenUsed="1"/>
+    <w:lsdException w:name="Table List 8" w:semiHidden="1" w:unhideWhenUsed="1"/>
+    <w:lsdException w:name="Table 3D effects 1" w:semiHidden="1" w:unhideWhenUsed="1"/>
+    <w:lsdException w:name="Table 3D effects 2" w:semiHidden="1" w:unhideWhenUsed="1"/>
+    <w:lsdException w:name="Table 3D effects 3" w:semiHidden="1" w:unhideWhenUsed="1"/>
+    <w:lsdException w:name="Table Contemporary" w:semiHidden="1" w:unhideWhenUsed="1"/>
+    <w:lsdException w:name="Table Elegant" w:semiHidden="1" w:unhideWhenUsed="1"/>
+    <w:lsdException w:name="Table Professional" w:semiHidden="1" w:unhideWhenUsed="1"/>
+    <w:lsdException w:name="Table Subtle 1" w:semiHidden="1" w:unhideWhenUsed="1"/>
+    <w:lsdException w:name="Table Subtle 2" w:semiHidden="1" w:unhideWhenUsed="1"/>
+    <w:lsdException w:name="Table Web 1" w:semiHidden="1" w:unhideWhenUsed="1"/>
+    <w:lsdException w:name="Table Web 2" w:semiHidden="1" w:unhideWhenUsed="1"/>
+    <w:lsdException w:name="Table Web 3" w:semiHidden="1" w:unhideWhenUsed="1"/>
+    <w:lsdException w:name="Balloon Text" w:semiHidden="1" w:unhideWhenUsed="1"/>
+    <w:lsdException w:name="Table Grid" w:uiPriority="39"/>
+    <w:lsdException w:name="Table Theme" w:semiHidden="1" w:unhideWhenUsed="1"/>
+    <w:lsdException w:name="Placeholder Text" w:semiHidden="1"/>
+    <w:lsdException w:name="No Spacing" w:uiPriority="1" w:qFormat="1"/>
+    <w:lsdException w:name="Light Shading" w:uiPriority="60"/>
+    <w:lsdException w:name="Light List" w:uiPriority="61"/>
+    <w:lsdException w:name="Light Grid" w:uiPriority="62"/>
+    <w:lsdException w:name="Medium Shading 1" w:uiPriority="63"/>
+    <w:lsdException w:name="Medium Shading 2" w:uiPriority="64"/>
+    <w:lsdException w:name="Medium List 1" w:uiPriority="65"/>
+    <w:lsdException w:name="Medium List 2" w:uiPriority="66"/>
+    <w:lsdException w:name="Medium Grid 1" w:uiPriority="67"/>
+    <w:lsdException w:name="Medium Grid 2" w:uiPriority="68"/>
+    <w:lsdException w:name="Medium Grid 3" w:uiPriority="69"/>
+    <w:lsdException w:name="Dark List" w:uiPriority="70"/>
+    <w:lsdException w:name="Colorful Shading" w:uiPriority="71"/>
+    <w:lsdException w:name="Colorful List" w:uiPriority="72"/>
+    <w:lsdException w:name="Colorful Grid" w:uiPriority="73"/>
+    <w:lsdException w:name="Light Shading Accent 1" w:uiPriority="60"/>
+    <w:lsdException w:name="Light List Accent 1" w:uiPriority="61"/>
+    <w:lsdException w:name="Light Grid Accent 1" w:uiPriority="62"/>
+    <w:lsdException w:name="Medium Shading 1 Accent 1" w:uiPriority="63"/>
+    <w:lsdException w:name="Medium Shading 2 Accent 1" w:uiPriority="64"/>
+    <w:lsdException w:name="Medium List 1 Accent 1" w:uiPriority="65"/>
+    <w:lsdException w:name="Revision" w:semiHidden="1"/>
+    <w:lsdException w:name="List Paragraph" w:uiPriority="34" w:qFormat="1"/>
+    <w:lsdException w:name="Quote" w:uiPriority="29" w:qFormat="1"/>
+    <w:lsdException w:name="Intense Quote" w:uiPriority="30" w:qFormat="1"/>
+    <w:lsdException w:name="Medium List 2 Accent 1" w:uiPriority="66"/>
+    <w:lsdException w:name="Medium Grid 1 Accent 1" w:uiPriority="67"/>
+    <w:lsdException w:name="Medium Grid 2 Accent 1" w:uiPriority="68"/>
+    <w:lsdException w:name="Medium Grid 3 Accent 1" w:uiPriority="69"/>
+    <w:lsdException w:name="Dark List Accent 1" w:uiPriority="70"/>
+    <w:lsdException w:name="Colorful Shading Accent 1" w:uiPriority="71"/>
+    <w:lsdException w:name="Colorful List Accent 1" w:uiPriority="72"/>
+    <w:lsdException w:name="Colorful Grid Accent 1" w:uiPriority="73"/>
+    <w:lsdException w:name="Light Shading Accent 2" w:uiPriority="60"/>
+    <w:lsdException w:name="Light List Accent 2" w:uiPriority="61"/>
+    <w:lsdException w:name="Light Grid Accent 2" w:uiPriority="62"/>
+    <w:lsdException w:name="Medium Shading 1 Accent 2" w:uiPriority="63"/>
+    <w:lsdException w:name="Medium Shading 2 Accent 2" w:uiPriority="64"/>
+    <w:lsdException w:name="Medium List 1 Accent 2" w:uiPriority="65"/>
+    <w:lsdException w:name="Medium List 2 Accent 2" w:uiPriority="66"/>
+    <w:lsdException w:name="Medium Grid 1 Accent 2" w:uiPriority="67"/>
+    <w:lsdException w:name="Medium Grid 2 Accent 2" w:uiPriority="68"/>
+    <w:lsdException w:name="Medium Grid 3 Accent 2" w:uiPriority="69"/>
+    <w:lsdException w:name="Dark List Accent 2" w:uiPriority="70"/>
+    <w:lsdException w:name="Colorful Shading Accent 2" w:uiPriority="71"/>
+    <w:lsdException w:name="Colorful List Accent 2" w:uiPriority="72"/>
+    <w:lsdException w:name="Colorful Grid Accent 2" w:uiPriority="73"/>
+    <w:lsdException w:name="Light Shading Accent 3" w:uiPriority="60"/>
+    <w:lsdException w:name="Light List Accent 3" w:uiPriority="61"/>
+    <w:lsdException w:name="Light Grid Accent 3" w:uiPriority="62"/>
+    <w:lsdException w:name="Medium Shading 1 Accent 3" w:uiPriority="63"/>
+    <w:lsdException w:name="Medium Shading 2 Accent 3" w:uiPriority="64"/>
+    <w:lsdException w:name="Medium List 1 Accent 3" w:uiPriority="65"/>
+    <w:lsdException w:name="Medium List 2 Accent 3" w:uiPriority="66"/>
+    <w:lsdException w:name="Medium Grid 1 Accent 3" w:uiPriority="67"/>
+    <w:lsdException w:name="Medium Grid 2 Accent 3" w:uiPriority="68"/>
+    <w:lsdException w:name="Medium Grid 3 Accent 3" w:uiPriority="69"/>
+    <w:lsdException w:name="Dark List Accent 3" w:uiPriority="70"/>
+    <w:lsdException w:name="Colorful Shading Accent 3" w:uiPriority="71"/>
+    <w:lsdException w:name="Colorful List Accent 3" w:uiPriority="72"/>
+    <w:lsdException w:name="Colorful Grid Accent 3" w:uiPriority="73"/>
+    <w:lsdException w:name="Light Shading Accent 4" w:uiPriority="60"/>
+    <w:lsdException w:name="Light List Accent 4" w:uiPriority="61"/>
+    <w:lsdException w:name="Light Grid Accent 4" w:uiPriority="62"/>
+    <w:lsdException w:name="Medium Shading 1 Accent 4" w:uiPriority="63"/>
+    <w:lsdException w:name="Medium Shading 2 Accent 4" w:uiPriority="64"/>
+    <w:lsdException w:name="Medium List 1 Accent 4" w:uiPriority="65"/>
+    <w:lsdException w:name="Medium List 2 Accent 4" w:uiPriority="66"/>
+    <w:lsdException w:name="Medium Grid 1 Accent 4" w:uiPriority="67"/>
+    <w:lsdException w:name="Medium Grid 2 Accent 4" w:uiPriority="68"/>
+    <w:lsdException w:name="Medium Grid 3 Accent 4" w:uiPriority="69"/>
+    <w:lsdException w:name="Dark List Accent 4" w:uiPriority="70"/>
+    <w:lsdException w:name="Colorful Shading Accent 4" w:uiPriority="71"/>
+    <w:lsdException w:name="Colorful List Accent 4" w:uiPriority="72"/>
+    <w:lsdException w:name="Colorful Grid Accent 4" w:uiPriority="73"/>
+    <w:lsdException w:name="Light Shading Accent 5" w:uiPriority="60"/>
+    <w:lsdException w:name="Light List Accent 5" w:uiPriority="61"/>
+    <w:lsdException w:name="Light Grid Accent 5" w:uiPriority="62"/>
+    <w:lsdException w:name="Medium Shading 1 Accent 5" w:uiPriority="63"/>
+    <w:lsdException w:name="Medium Shading 2 Accent 5" w:uiPriority="64"/>
+    <w:lsdException w:name="Medium List 1 Accent 5" w:uiPriority="65"/>
+    <w:lsdException w:name="Medium List 2 Accent 5" w:uiPriority="66"/>
+    <w:lsdException w:name="Medium Grid 1 Accent 5" w:uiPriority="67"/>
+    <w:lsdException w:name="Medium Grid 2 Accent 5" w:uiPriority="68"/>
+    <w:lsdException w:name="Medium Grid 3 Accent 5" w:uiPriority="69"/>
+    <w:lsdException w:name="Dark List Accent 5" w:uiPriority="70"/>
+    <w:lsdException w:name="Colorful Shading Accent 5" w:uiPriority="71"/>
+    <w:lsdException w:name="Colorful List Accent 5" w:uiPriority="72"/>
+    <w:lsdException w:name="Colorful Grid Accent 5" w:uiPriority="73"/>
+    <w:lsdException w:name="Light Shading Accent 6" w:uiPriority="60"/>
+    <w:lsdException w:name="Light List Accent 6" w:uiPriority="61"/>
+    <w:lsdException w:name="Light Grid Accent 6" w:uiPriority="62"/>
+    <w:lsdException w:name="Medium Shading 1 Accent 6" w:uiPriority="63"/>
+    <w:lsdException w:name="Medium Shading 2 Accent 6" w:uiPriority="64"/>
+    <w:lsdException w:name="Medium List 1 Accent 6" w:uiPriority="65"/>
+    <w:lsdException w:name="Medium List 2 Accent 6" w:uiPriority="66"/>
+    <w:lsdException w:name="Medium Grid 1 Accent 6" w:uiPriority="67"/>
+    <w:lsdException w:name="Medium Grid 2 Accent 6" w:uiPriority="68"/>
+    <w:lsdException w:name="Medium Grid 3 Accent 6" w:uiPriority="69"/>
+    <w:lsdException w:name="Dark List Accent 6" w:uiPriority="70"/>
+    <w:lsdException w:name="Colorful Shading Accent 6" w:uiPriority="71"/>
+    <w:lsdException w:name="Colorful List Accent 6" w:uiPriority="72"/>
+    <w:lsdException w:name="Colorful Grid Accent 6" w:uiPriority="73"/>
+    <w:lsdException w:name="Subtle Emphasis" w:uiPriority="19" w:qFormat="1"/>
+    <w:lsdException w:name="Intense Emphasis" w:uiPriority="21" w:qFormat="1"/>
+    <w:lsdException w:name="Subtle Reference" w:uiPriority="31" w:qFormat="1"/>
+    <w:lsdException w:name="Intense Reference" w:uiPriority="32" w:qFormat="1"/>
+    <w:lsdException w:name="Book Title" w:uiPriority="33" w:qFormat="1"/>
+    <w:lsdException w:name="Bibliography" w:semiHidden="1" w:uiPriority="37" w:unhideWhenUsed="1"/>
+    <w:lsdException w:name="TOC Heading" w:semiHidden="1" w:uiPriority="39" w:unhideWhenUsed="1" w:qFormat="1"/>
+    <w:lsdException w:name="Plain Table 1" w:uiPriority="41"/>
+    <w:lsdException w:name="Plain Table 2" w:uiPriority="42"/>
+    <w:lsdException w:name="Plain Table 3" w:uiPriority="43"/>
+    <w:lsdException w:name="Plain Table 4" w:uiPriority="44"/>
+    <w:lsdException w:name="Plain Table 5" w:uiPriority="45"/>
+    <w:lsdException w:name="Grid Table Light" w:uiPriority="40"/>
+    <w:lsdException w:name="Grid Table 1 Light" w:uiPriority="46"/>
+    <w:lsdException w:name="Grid Table 2" w:uiPriority="47"/>
+    <w:lsdException w:name="Grid Table 3" w:uiPriority="48"/>
+    <w:lsdException w:name="Grid Table 4" w:uiPriority="49"/>
+    <w:lsdException w:name="Grid Table 5 Dark" w:uiPriority="50"/>
+    <w:lsdException w:name="Grid Table 6 Colorful" w:uiPriority="51"/>
+    <w:lsdException w:name="Grid Table 7 Colorful" w:uiPriority="52"/>
+    <w:lsdException w:name="Grid Table 1 Light Accent 1" w:uiPriority="46"/>
+    <w:lsdException w:name="Grid Table 2 Accent 1" w:uiPriority="47"/>
+    <w:lsdException w:name="Grid Table 3 Accent 1" w:uiPriority="48"/>
+    <w:lsdException w:name="Grid Table 4 Accent 1" w:uiPriority="49"/>
+    <w:lsdException w:name="Grid Table 5 Dark Accent 1" w:uiPriority="50"/>
+    <w:lsdException w:name="Grid Table 6 Colorful Accent 1" w:uiPriority="51"/>
+    <w:lsdException w:name="Grid Table 7 Colorful Accent 1" w:uiPriority="52"/>
+    <w:lsdException w:name="Grid Table 1 Light Accent 2" w:uiPriority="46"/>
+    <w:lsdException w:name="Grid Table 2 Accent 2" w:uiPriority="47"/>
+    <w:lsdException w:name="Grid Table 3 Accent 2" w:uiPriority="48"/>
+    <w:lsdException w:name="Grid Table 4 Accent 2" w:uiPriority="49"/>
+    <w:lsdException w:name="Grid Table 5 Dark Accent 2" w:uiPriority="50"/>
+    <w:lsdException w:name="Grid Table 6 Colorful Accent 2" w:uiPriority="51"/>
+    <w:lsdException w:name="Grid Table 7 Colorful Accent 2" w:uiPriority="52"/>
+    <w:lsdException w:name="Grid Table 1 Light Accent 3" w:uiPriority="46"/>
+    <w:lsdException w:name="Grid Table 2 Accent 3" w:uiPriority="47"/>
+    <w:lsdException w:name="Grid Table 3 Accent 3" w:uiPriority="48"/>
+    <w:lsdException w:name="Grid Table 4 Accent 3" w:uiPriority="49"/>
+    <w:lsdException w:name="Grid Table 5 Dark Accent 3" w:uiPriority="50"/>
+    <w:lsdException w:name="Grid Table 6 Colorful Accent 3" w:uiPriority="51"/>
+    <w:lsdException w:name="Grid Table 7 Colorful Accent 3" w:uiPriority="52"/>
+    <w:lsdException w:name="Grid Table 1 Light Accent 4" w:uiPriority="46"/>
+    <w:lsdException w:name="Grid Table 2 Accent 4" w:uiPriority="47"/>
+    <w:lsdException w:name="Grid Table 3 Accent 4" w:uiPriority="48"/>
+    <w:lsdException w:name="Grid Table 4 Accent 4" w:uiPriority="49"/>
+    <w:lsdException w:name="Grid Table 5 Dark Accent 4" w:uiPriority="50"/>
+    <w:lsdException w:name="Grid Table 6 Colorful Accent 4" w:uiPriority="51"/>
+    <w:lsdException w:name="Grid Table 7 Colorful Accent 4" w:uiPriority="52"/>
+    <w:lsdException w:name="Grid Table 1 Light Accent 5" w:uiPriority="46"/>
+    <w:lsdException w:name="Grid Table 2 Accent 5" w:uiPriority="47"/>
+    <w:lsdException w:name="Grid Table 3 Accent 5" w:uiPriority="48"/>
+    <w:lsdException w:name="Grid Table 4 Accent 5" w:uiPriority="49"/>
+    <w:lsdException w:name="Grid Table 5 Dark Accent 5" w:uiPriority="50"/>
+    <w:lsdException w:name="Grid Table 6 Colorful Accent 5" w:uiPriority="51"/>
+    <w:lsdException w:name="Grid Table 7 Colorful Accent 5" w:uiPriority="52"/>
+    <w:lsdException w:name="Grid Table 1 Light Accent 6" w:uiPriority="46"/>
+    <w:lsdException w:name="Grid Table 2 Accent 6" w:uiPriority="47"/>
+    <w:lsdException w:name="Grid Table 3 Accent 6" w:uiPriority="48"/>
+    <w:lsdException w:name="Grid Table 4 Accent 6" w:uiPriority="49"/>
+    <w:lsdException w:name="Grid Table 5 Dark Accent 6" w:uiPriority="50"/>
+    <w:lsdException w:name="Grid Table 6 Colorful Accent 6" w:uiPriority="51"/>
+    <w:lsdException w:name="Grid Table 7 Colorful Accent 6" w:uiPriority="52"/>
+    <w:lsdException w:name="List Table 1 Light" w:uiPriority="46"/>
+    <w:lsdException w:name="List Table 2" w:uiPriority="47"/>
+    <w:lsdException w:name="List Table 3" w:uiPriority="48"/>
+    <w:lsdException w:name="List Table 4" w:uiPriority="49"/>
+    <w:lsdException w:name="List Table 5 Dark" w:uiPriority="50"/>
+    <w:lsdException w:name="List Table 6 Colorful" w:uiPriority="51"/>
+    <w:lsdException w:name="List Table 7 Colorful" w:uiPriority="52"/>
+    <w:lsdException w:name="List Table 1 Light Accent 1" w:uiPriority="46"/>
+    <w:lsdException w:name="List Table 2 Accent 1" w:uiPriority="47"/>
+    <w:lsdException w:name="List Table 3 Accent 1" w:uiPriority="48"/>
+    <w:lsdException w:name="List Table 4 Accent 1" w:uiPriority="49"/>
+    <w:lsdException w:name="List Table 5 Dark Accent 1" w:uiPriority="50"/>
+    <w:lsdException w:name="List Table 6 Colorful Accent 1" w:uiPriority="51"/>
+    <w:lsdException w:name="List Table 7 Colorful Accent 1" w:uiPriority="52"/>
+    <w:lsdException w:name="List Table 1 Light Accent 2" w:uiPriority="46"/>
+    <w:lsdException w:name="List Table 2 Accent 2" w:uiPriority="47"/>
+    <w:lsdException w:name="List Table 3 Accent 2" w:uiPriority="48"/>
+    <w:lsdException w:name="List Table 4 Accent 2" w:uiPriority="49"/>
+    <w:lsdException w:name="List Table 5 Dark Accent 2" w:uiPriority="50"/>
+    <w:lsdException w:name="List Table 6 Colorful Accent 2" w:uiPriority="51"/>
+    <w:lsdException w:name="List Table 7 Colorful Accent 2" w:uiPriority="52"/>
+    <w:lsdException w:name="List Table 1 Light Accent 3" w:uiPriority="46"/>
+    <w:lsdException w:name="List Table 2 Accent 3" w:uiPriority="47"/>
+    <w:lsdException w:name="List Table 3 Accent 3" w:uiPriority="48"/>
+    <w:lsdException w:name="List Table 4 Accent 3" w:uiPriority="49"/>
+    <w:lsdException w:name="List Table 5 Dark Accent 3" w:uiPriority="50"/>
+    <w:lsdException w:name="List Table 6 Colorful Accent 3" w:uiPriority="51"/>
+    <w:lsdException w:name="List Table 7 Colorful Accent 3" w:uiPriority="52"/>
+    <w:lsdException w:name="List Table 1 Light Accent 4" w:uiPriority="46"/>
+    <w:lsdException w:name="List Table 2 Accent 4" w:uiPriority="47"/>
+    <w:lsdException w:name="List Table 3 Accent 4" w:uiPriority="48"/>
+    <w:lsdException w:name="List Table 4 Accent 4" w:uiPriority="49"/>
+    <w:lsdException w:name="List Table 5 Dark Accent 4" w:uiPriority="50"/>
+    <w:lsdException w:name="List Table 6 Colorful Accent 4" w:uiPriority="51"/>
+    <w:lsdException w:name="List Table 7 Colorful Accent 4" w:uiPriority="52"/>
+    <w:lsdException w:name="List Table 1 Light Accent 5" w:uiPriority="46"/>
+    <w:lsdException w:name="List Table 2 Accent 5" w:uiPriority="47"/>
+    <w:lsdException w:name="List Table 3 Accent 5" w:uiPriority="48"/>
+    <w:lsdException w:name="List Table 4 Accent 5" w:uiPriority="49"/>
+    <w:lsdException w:name="List Table 5 Dark Accent 5" w:uiPriority="50"/>
+    <w:lsdException w:name="List Table 6 Colorful Accent 5" w:uiPriority="51"/>
+    <w:lsdException w:name="List Table 7 Colorful Accent 5" w:uiPriority="52"/>
+    <w:lsdException w:name="List Table 1 Light Accent 6" w:uiPriority="46"/>
+    <w:lsdException w:name="List Table 2 Accent 6" w:uiPriority="47"/>
+    <w:lsdException w:name="List Table 3 Accent 6" w:uiPriority="48"/>
+    <w:lsdException w:name="List Table 4 Accent 6" w:uiPriority="49"/>
+    <w:lsdException w:name="List Table 5 Dark Accent 6" w:uiPriority="50"/>
+    <w:lsdException w:name="List Table 6 Colorful Accent 6" w:uiPriority="51"/>
+    <w:lsdException w:name="List Table 7 Colorful Accent 6" w:uiPriority="52"/>
+    <w:lsdException w:name="Mention" w:semiHidden="1" w:unhideWhenUsed="1"/>
+    <w:lsdException w:name="Smart Hyperlink" w:semiHidden="1" w:unhideWhenUsed="1"/>
+    <w:lsdException w:name="Hashtag" w:semiHidden="1" w:unhideWhenUsed="1"/>
+    <w:lsdException w:name="Unresolved Mention" w:semiHidden="1" w:unhideWhenUsed="1"/>
+    <w:lsdException w:name="Smart Link" w:semiHidden="1" w:unhideWhenUsed="1"/>
+  </w:latentStyles>
+  <w:style w:type="paragraph" w:default="1" w:styleId="Normal">
+    <w:name w:val="Normal"/>
     <w:qFormat/>
-    <w:rPr>
-      <w:sz w:val="56"/>
-      <w:szCs w:val="56"/>
-    </w:rPr>
   </w:style>
   <w:style w:type="paragraph" w:styleId="Heading1">
-    <w:name w:val="Heading 1"/>
-    <w:basedOn w:val="Normal"/>
-    <w:next w:val="Normal"/>
+    <w:name w:val="heading 1"/>
+    <w:uiPriority w:val="9"/>
     <w:qFormat/>
+    <w:pPr>
+      <w:outlineLvl w:val="0"/>
+    </w:pPr>
     <w:rPr>
       <w:color w:val="2E74B5"/>
       <w:sz w:val="32"/>
@@ -246,10 +584,14 @@
     </w:rPr>
   </w:style>
   <w:style w:type="paragraph" w:styleId="Heading2">
-    <w:name w:val="Heading 2"/>
-    <w:basedOn w:val="Normal"/>
-    <w:next w:val="Normal"/>
+    <w:name w:val="heading 2"/>
+    <w:uiPriority w:val="9"/>
+    <w:semiHidden/>
+    <w:unhideWhenUsed/>
     <w:qFormat/>
+    <w:pPr>
+      <w:outlineLvl w:val="1"/>
+    </w:pPr>
     <w:rPr>
       <w:color w:val="2E74B5"/>
       <w:sz w:val="26"/>
@@ -257,10 +599,14 @@
     </w:rPr>
   </w:style>
   <w:style w:type="paragraph" w:styleId="Heading3">
-    <w:name w:val="Heading 3"/>
-    <w:basedOn w:val="Normal"/>
-    <w:next w:val="Normal"/>
+    <w:name w:val="heading 3"/>
+    <w:uiPriority w:val="9"/>
+    <w:semiHidden/>
+    <w:unhideWhenUsed/>
     <w:qFormat/>
+    <w:pPr>
+      <w:outlineLvl w:val="2"/>
+    </w:pPr>
     <w:rPr>
       <w:color w:val="1F4D78"/>
       <w:sz w:val="24"/>
@@ -268,10 +614,14 @@
     </w:rPr>
   </w:style>
   <w:style w:type="paragraph" w:styleId="Heading4">
-    <w:name w:val="Heading 4"/>
-    <w:basedOn w:val="Normal"/>
-    <w:next w:val="Normal"/>
+    <w:name w:val="heading 4"/>
+    <w:uiPriority w:val="9"/>
+    <w:semiHidden/>
+    <w:unhideWhenUsed/>
     <w:qFormat/>
+    <w:pPr>
+      <w:outlineLvl w:val="3"/>
+    </w:pPr>
     <w:rPr>
       <w:i/>
       <w:iCs/>
@@ -279,27 +629,69 @@
     </w:rPr>
   </w:style>
   <w:style w:type="paragraph" w:styleId="Heading5">
-    <w:name w:val="Heading 5"/>
-    <w:basedOn w:val="Normal"/>
-    <w:next w:val="Normal"/>
+    <w:name w:val="heading 5"/>
+    <w:uiPriority w:val="9"/>
+    <w:semiHidden/>
+    <w:unhideWhenUsed/>
     <w:qFormat/>
+    <w:pPr>
+      <w:outlineLvl w:val="4"/>
+    </w:pPr>
     <w:rPr>
       <w:color w:val="2E74B5"/>
     </w:rPr>
   </w:style>
   <w:style w:type="paragraph" w:styleId="Heading6">
-    <w:name w:val="Heading 6"/>
-    <w:basedOn w:val="Normal"/>
-    <w:next w:val="Normal"/>
+    <w:name w:val="heading 6"/>
+    <w:uiPriority w:val="9"/>
+    <w:semiHidden/>
+    <w:unhideWhenUsed/>
     <w:qFormat/>
+    <w:pPr>
+      <w:outlineLvl w:val="5"/>
+    </w:pPr>
     <w:rPr>
       <w:color w:val="1F4D78"/>
     </w:rPr>
   </w:style>
-  <w:style w:type="paragraph" w:styleId="Strong">
-    <w:name w:val="Strong"/>
-    <w:basedOn w:val="Normal"/>
-    <w:next w:val="Normal"/>
+  <w:style w:type="character" w:default="1" w:styleId="DefaultParagraphFont">
+    <w:name w:val="Default Paragraph Font"/>
+    <w:uiPriority w:val="1"/>
+    <w:semiHidden/>
+    <w:unhideWhenUsed/>
+  </w:style>
+  <w:style w:type="table" w:default="1" w:styleId="TableNormal">
+    <w:name w:val="Normal Table"/>
+    <w:uiPriority w:val="99"/>
+    <w:semiHidden/>
+    <w:unhideWhenUsed/>
+    <w:tblPr>
+      <w:tblInd w:w="0" w:type="dxa"/>
+      <w:tblCellMar>
+        <w:top w:w="0" w:type="dxa"/>
+        <w:left w:w="108" w:type="dxa"/>
+        <w:bottom w:w="0" w:type="dxa"/>
+        <w:right w:w="108" w:type="dxa"/>
+      </w:tblCellMar>
+    </w:tblPr>
+  </w:style>
+  <w:style w:type="numbering" w:default="1" w:styleId="NoList">
+    <w:name w:val="No List"/>
+    <w:uiPriority w:val="99"/>
+    <w:semiHidden/>
+    <w:unhideWhenUsed/>
+  </w:style>
+  <w:style w:type="paragraph" w:styleId="Title">
+    <w:name w:val="Title"/>
+    <w:uiPriority w:val="10"/>
+    <w:qFormat/>
+    <w:rPr>
+      <w:sz w:val="56"/>
+      <w:szCs w:val="56"/>
+    </w:rPr>
+  </w:style>
+  <w:style w:type="paragraph" w:customStyle="1" w:styleId="Strong1">
+    <w:name w:val="Strong1"/>
     <w:qFormat/>
     <w:rPr>
       <w:b/>
@@ -308,12 +700,10 @@
   </w:style>
   <w:style w:type="paragraph" w:styleId="ListParagraph">
     <w:name w:val="List Paragraph"/>
-    <w:basedOn w:val="Normal"/>
     <w:qFormat/>
   </w:style>
   <w:style w:type="character" w:styleId="Hyperlink">
     <w:name w:val="Hyperlink"/>
-    <w:basedOn w:val="DefaultParagraphFont"/>
     <w:uiPriority w:val="99"/>
     <w:unhideWhenUsed/>
     <w:rPr>
@@ -323,7 +713,6 @@
   </w:style>
   <w:style w:type="character" w:styleId="FootnoteReference">
     <w:name w:val="footnote reference"/>
-    <w:basedOn w:val="DefaultParagraphFont"/>
     <w:uiPriority w:val="99"/>
     <w:semiHidden/>
     <w:unhideWhenUsed/>
@@ -333,23 +722,41 @@
   </w:style>
   <w:style w:type="paragraph" w:styleId="FootnoteText">
     <w:name w:val="footnote text"/>
-    <w:basedOn w:val="Normal"/>
     <w:link w:val="FootnoteTextChar"/>
     <w:uiPriority w:val="99"/>
     <w:semiHidden/>
     <w:unhideWhenUsed/>
-    <w:pPr>
-      <w:spacing w:after="0" w:line="240" w:lineRule="auto"/>
-    </w:pPr>
+  </w:style>
+  <w:style w:type="character" w:customStyle="1" w:styleId="FootnoteTextChar">
+    <w:name w:val="Footnote Text Char"/>
+    <w:link w:val="FootnoteText"/>
+    <w:uiPriority w:val="99"/>
+    <w:semiHidden/>
+    <w:unhideWhenUsed/>
     <w:rPr>
       <w:sz w:val="20"/>
       <w:szCs w:val="20"/>
     </w:rPr>
   </w:style>
-  <w:style w:type="character" w:styleId="FootnoteTextChar">
-    <w:name w:val="Footnote Text Char"/>
-    <w:basedOn w:val="DefaultParagraphFont"/>
-    <w:link w:val="FootnoteText"/>
+  <w:style w:type="character" w:styleId="EndnoteReference">
+    <w:name w:val="endnote reference"/>
+    <w:uiPriority w:val="99"/>
+    <w:semiHidden/>
+    <w:unhideWhenUsed/>
+    <w:rPr>
+      <w:vertAlign w:val="superscript"/>
+    </w:rPr>
+  </w:style>
+  <w:style w:type="paragraph" w:styleId="EndnoteText">
+    <w:name w:val="endnote text"/>
+    <w:link w:val="EndnoteTextChar"/>
+    <w:uiPriority w:val="99"/>
+    <w:semiHidden/>
+    <w:unhideWhenUsed/>
+  </w:style>
+  <w:style w:type="character" w:customStyle="1" w:styleId="EndnoteTextChar">
+    <w:name w:val="Endnote Text Char"/>
+    <w:link w:val="EndnoteText"/>
     <w:uiPriority w:val="99"/>
     <w:semiHidden/>
     <w:unhideWhenUsed/>
@@ -358,42 +765,320 @@
       <w:szCs w:val="20"/>
     </w:rPr>
   </w:style>
-  <w:style w:type="character" w:styleId="EndnoteReference">
-    <w:name w:val="endnote reference"/>
-    <w:basedOn w:val="DefaultParagraphFont"/>
-    <w:uiPriority w:val="99"/>
-    <w:semiHidden/>
-    <w:unhideWhenUsed/>
-    <w:rPr>
-      <w:vertAlign w:val="superscript"/>
-    </w:rPr>
-  </w:style>
-  <w:style w:type="paragraph" w:styleId="EndnoteText">
-    <w:name w:val="endnote text"/>
-    <w:basedOn w:val="Normal"/>
-    <w:link w:val="EndnoteTextChar"/>
-    <w:uiPriority w:val="99"/>
-    <w:semiHidden/>
-    <w:unhideWhenUsed/>
-    <w:pPr>
-      <w:spacing w:after="0" w:line="240" w:lineRule="auto"/>
-    </w:pPr>
-    <w:rPr>
-      <w:sz w:val="20"/>
-      <w:szCs w:val="20"/>
-    </w:rPr>
-  </w:style>
-  <w:style w:type="character" w:styleId="EndnoteTextChar">
-    <w:name w:val="Endnote Text Char"/>
-    <w:basedOn w:val="DefaultParagraphFont"/>
-    <w:link w:val="EndnoteText"/>
-    <w:uiPriority w:val="99"/>
-    <w:semiHidden/>
-    <w:unhideWhenUsed/>
-    <w:rPr>
-      <w:sz w:val="20"/>
-      <w:szCs w:val="20"/>
-    </w:rPr>
-  </w:style>
 </w:styles>
+</file>
+
+<file path=word/theme/theme1.xml><?xml version="1.0" encoding="utf-8"?>
+<a:theme xmlns:a="http://schemas.openxmlformats.org/drawingml/2006/main" name="Office Theme">
+  <a:themeElements>
+    <a:clrScheme name="Office">
+      <a:dk1>
+        <a:sysClr val="windowText" lastClr="000000"/>
+      </a:dk1>
+      <a:lt1>
+        <a:sysClr val="window" lastClr="FFFFFF"/>
+      </a:lt1>
+      <a:dk2>
+        <a:srgbClr val="0E2841"/>
+      </a:dk2>
+      <a:lt2>
+        <a:srgbClr val="E8E8E8"/>
+      </a:lt2>
+      <a:accent1>
+        <a:srgbClr val="156082"/>
+      </a:accent1>
+      <a:accent2>
+        <a:srgbClr val="E97132"/>
+      </a:accent2>
+      <a:accent3>
+        <a:srgbClr val="196B24"/>
+      </a:accent3>
+      <a:accent4>
+        <a:srgbClr val="0F9ED5"/>
+      </a:accent4>
+      <a:accent5>
+        <a:srgbClr val="A02B93"/>
+      </a:accent5>
+      <a:accent6>
+        <a:srgbClr val="4EA72E"/>
+      </a:accent6>
+      <a:hlink>
+        <a:srgbClr val="467886"/>
+      </a:hlink>
+      <a:folHlink>
+        <a:srgbClr val="96607D"/>
+      </a:folHlink>
+    </a:clrScheme>
+    <a:fontScheme name="Office">
+      <a:majorFont>
+        <a:latin typeface="Aptos Display" panose="02110004020202020204"/>
+        <a:ea typeface=""/>
+        <a:cs typeface=""/>
+        <a:font script="Jpan" typeface="游ゴシック Light"/>
+        <a:font script="Hang" typeface="맑은 고딕"/>
+        <a:font script="Hans" typeface="等线 Light"/>
+        <a:font script="Hant" typeface="新細明體"/>
+        <a:font script="Arab" typeface="Times New Roman"/>
+        <a:font script="Hebr" typeface="Times New Roman"/>
+        <a:font script="Thai" typeface="Angsana New"/>
+        <a:font script="Ethi" typeface="Nyala"/>
+        <a:font script="Beng" typeface="Vrinda"/>
+        <a:font script="Gujr" typeface="Shruti"/>
+        <a:font script="Khmr" typeface="MoolBoran"/>
+        <a:font script="Knda" typeface="Tunga"/>
+        <a:font script="Guru" typeface="Raavi"/>
+        <a:font script="Cans" typeface="Euphemia"/>
+        <a:font script="Cher" typeface="Plantagenet Cherokee"/>
+        <a:font script="Yiii" typeface="Microsoft Yi Baiti"/>
+        <a:font script="Tibt" typeface="Microsoft Himalaya"/>
+        <a:font script="Thaa" typeface="MV Boli"/>
+        <a:font script="Deva" typeface="Mangal"/>
+        <a:font script="Telu" typeface="Gautami"/>
+        <a:font script="Taml" typeface="Latha"/>
+        <a:font script="Syrc" typeface="Estrangelo Edessa"/>
+        <a:font script="Orya" typeface="Kalinga"/>
+        <a:font script="Mlym" typeface="Kartika"/>
+        <a:font script="Laoo" typeface="DokChampa"/>
+        <a:font script="Sinh" typeface="Iskoola Pota"/>
+        <a:font script="Mong" typeface="Mongolian Baiti"/>
+        <a:font script="Viet" typeface="Times New Roman"/>
+        <a:font script="Uigh" typeface="Microsoft Uighur"/>
+        <a:font script="Geor" typeface="Sylfaen"/>
+        <a:font script="Armn" typeface="Arial"/>
+        <a:font script="Bugi" typeface="Leelawadee UI"/>
+        <a:font script="Bopo" typeface="Microsoft JhengHei"/>
+        <a:font script="Java" typeface="Javanese Text"/>
+        <a:font script="Lisu" typeface="Segoe UI"/>
+        <a:font script="Mymr" typeface="Myanmar Text"/>
+        <a:font script="Nkoo" typeface="Ebrima"/>
+        <a:font script="Olck" typeface="Nirmala UI"/>
+        <a:font script="Osma" typeface="Ebrima"/>
+        <a:font script="Phag" typeface="Phagspa"/>
+        <a:font script="Syrn" typeface="Estrangelo Edessa"/>
+        <a:font script="Syrj" typeface="Estrangelo Edessa"/>
+        <a:font script="Syre" typeface="Estrangelo Edessa"/>
+        <a:font script="Sora" typeface="Nirmala UI"/>
+        <a:font script="Tale" typeface="Microsoft Tai Le"/>
+        <a:font script="Talu" typeface="Microsoft New Tai Lue"/>
+        <a:font script="Tfng" typeface="Ebrima"/>
+      </a:majorFont>
+      <a:minorFont>
+        <a:latin typeface="Aptos" panose="02110004020202020204"/>
+        <a:ea typeface=""/>
+        <a:cs typeface=""/>
+        <a:font script="Jpan" typeface="游明朝"/>
+        <a:font script="Hang" typeface="맑은 고딕"/>
+        <a:font script="Hans" typeface="等线"/>
+        <a:font script="Hant" typeface="新細明體"/>
+        <a:font script="Arab" typeface="Arial"/>
+        <a:font script="Hebr" typeface="Arial"/>
+        <a:font script="Thai" typeface="Cordia New"/>
+        <a:font script="Ethi" typeface="Nyala"/>
+        <a:font script="Beng" typeface="Vrinda"/>
+        <a:font script="Gujr" typeface="Shruti"/>
+        <a:font script="Khmr" typeface="DaunPenh"/>
+        <a:font script="Knda" typeface="Tunga"/>
+        <a:font script="Guru" typeface="Raavi"/>
+        <a:font script="Cans" typeface="Euphemia"/>
+        <a:font script="Cher" typeface="Plantagenet Cherokee"/>
+        <a:font script="Yiii" typeface="Microsoft Yi Baiti"/>
+        <a:font script="Tibt" typeface="Microsoft Himalaya"/>
+        <a:font script="Thaa" typeface="MV Boli"/>
+        <a:font script="Deva" typeface="Mangal"/>
+        <a:font script="Telu" typeface="Gautami"/>
+        <a:font script="Taml" typeface="Latha"/>
+        <a:font script="Syrc" typeface="Estrangelo Edessa"/>
+        <a:font script="Orya" typeface="Kalinga"/>
+        <a:font script="Mlym" typeface="Kartika"/>
+        <a:font script="Laoo" typeface="DokChampa"/>
+        <a:font script="Sinh" typeface="Iskoola Pota"/>
+        <a:font script="Mong" typeface="Mongolian Baiti"/>
+        <a:font script="Viet" typeface="Arial"/>
+        <a:font script="Uigh" typeface="Microsoft Uighur"/>
+        <a:font script="Geor" typeface="Sylfaen"/>
+        <a:font script="Armn" typeface="Arial"/>
+        <a:font script="Bugi" typeface="Leelawadee UI"/>
+        <a:font script="Bopo" typeface="Microsoft JhengHei"/>
+        <a:font script="Java" typeface="Javanese Text"/>
+        <a:font script="Lisu" typeface="Segoe UI"/>
+        <a:font script="Mymr" typeface="Myanmar Text"/>
+        <a:font script="Nkoo" typeface="Ebrima"/>
+        <a:font script="Olck" typeface="Nirmala UI"/>
+        <a:font script="Osma" typeface="Ebrima"/>
+        <a:font script="Phag" typeface="Phagspa"/>
+        <a:font script="Syrn" typeface="Estrangelo Edessa"/>
+        <a:font script="Syrj" typeface="Estrangelo Edessa"/>
+        <a:font script="Syre" typeface="Estrangelo Edessa"/>
+        <a:font script="Sora" typeface="Nirmala UI"/>
+        <a:font script="Tale" typeface="Microsoft Tai Le"/>
+        <a:font script="Talu" typeface="Microsoft New Tai Lue"/>
+        <a:font script="Tfng" typeface="Ebrima"/>
+      </a:minorFont>
+    </a:fontScheme>
+    <a:fmtScheme name="Office">
+      <a:fillStyleLst>
+        <a:solidFill>
+          <a:schemeClr val="phClr"/>
+        </a:solidFill>
+        <a:gradFill rotWithShape="1">
+          <a:gsLst>
+            <a:gs pos="0">
+              <a:schemeClr val="phClr">
+                <a:lumMod val="110000"/>
+                <a:satMod val="105000"/>
+                <a:tint val="67000"/>
+              </a:schemeClr>
+            </a:gs>
+            <a:gs pos="50000">
+              <a:schemeClr val="phClr">
+                <a:lumMod val="105000"/>
+                <a:satMod val="103000"/>
+                <a:tint val="73000"/>
+              </a:schemeClr>
+            </a:gs>
+            <a:gs pos="100000">
+              <a:schemeClr val="phClr">
+                <a:lumMod val="105000"/>
+                <a:satMod val="109000"/>
+                <a:tint val="81000"/>
+              </a:schemeClr>
+            </a:gs>
+          </a:gsLst>
+          <a:lin ang="5400000" scaled="0"/>
+        </a:gradFill>
+        <a:gradFill rotWithShape="1">
+          <a:gsLst>
+            <a:gs pos="0">
+              <a:schemeClr val="phClr">
+                <a:satMod val="103000"/>
+                <a:lumMod val="102000"/>
+                <a:tint val="94000"/>
+              </a:schemeClr>
+            </a:gs>
+            <a:gs pos="50000">
+              <a:schemeClr val="phClr">
+                <a:satMod val="110000"/>
+                <a:lumMod val="100000"/>
+                <a:shade val="100000"/>
+              </a:schemeClr>
+            </a:gs>
+            <a:gs pos="100000">
+              <a:schemeClr val="phClr">
+                <a:lumMod val="99000"/>
+                <a:satMod val="120000"/>
+                <a:shade val="78000"/>
+              </a:schemeClr>
+            </a:gs>
+          </a:gsLst>
+          <a:lin ang="5400000" scaled="0"/>
+        </a:gradFill>
+      </a:fillStyleLst>
+      <a:lnStyleLst>
+        <a:ln w="12700" cap="flat" cmpd="sng" algn="ctr">
+          <a:solidFill>
+            <a:schemeClr val="phClr"/>
+          </a:solidFill>
+          <a:prstDash val="solid"/>
+          <a:miter lim="800000"/>
+        </a:ln>
+        <a:ln w="19050" cap="flat" cmpd="sng" algn="ctr">
+          <a:solidFill>
+            <a:schemeClr val="phClr"/>
+          </a:solidFill>
+          <a:prstDash val="solid"/>
+          <a:miter lim="800000"/>
+        </a:ln>
+        <a:ln w="25400" cap="flat" cmpd="sng" algn="ctr">
+          <a:solidFill>
+            <a:schemeClr val="phClr"/>
+          </a:solidFill>
+          <a:prstDash val="solid"/>
+          <a:miter lim="800000"/>
+        </a:ln>
+      </a:lnStyleLst>
+      <a:effectStyleLst>
+        <a:effectStyle>
+          <a:effectLst/>
+        </a:effectStyle>
+        <a:effectStyle>
+          <a:effectLst/>
+        </a:effectStyle>
+        <a:effectStyle>
+          <a:effectLst>
+            <a:outerShdw blurRad="57150" dist="19050" dir="5400000" algn="ctr" rotWithShape="0">
+              <a:srgbClr val="000000">
+                <a:alpha val="63000"/>
+              </a:srgbClr>
+            </a:outerShdw>
+          </a:effectLst>
+        </a:effectStyle>
+      </a:effectStyleLst>
+      <a:bgFillStyleLst>
+        <a:solidFill>
+          <a:schemeClr val="phClr"/>
+        </a:solidFill>
+        <a:solidFill>
+          <a:schemeClr val="phClr">
+            <a:tint val="95000"/>
+            <a:satMod val="170000"/>
+          </a:schemeClr>
+        </a:solidFill>
+        <a:gradFill rotWithShape="1">
+          <a:gsLst>
+            <a:gs pos="0">
+              <a:schemeClr val="phClr">
+                <a:tint val="93000"/>
+                <a:satMod val="150000"/>
+                <a:shade val="98000"/>
+                <a:lumMod val="102000"/>
+              </a:schemeClr>
+            </a:gs>
+            <a:gs pos="50000">
+              <a:schemeClr val="phClr">
+                <a:tint val="98000"/>
+                <a:satMod val="130000"/>
+                <a:shade val="90000"/>
+                <a:lumMod val="103000"/>
+              </a:schemeClr>
+            </a:gs>
+            <a:gs pos="100000">
+              <a:schemeClr val="phClr">
+                <a:shade val="63000"/>
+                <a:satMod val="120000"/>
+              </a:schemeClr>
+            </a:gs>
+          </a:gsLst>
+          <a:lin ang="5400000" scaled="0"/>
+        </a:gradFill>
+      </a:bgFillStyleLst>
+    </a:fmtScheme>
+  </a:themeElements>
+  <a:objectDefaults>
+    <a:lnDef>
+      <a:spPr/>
+      <a:bodyPr/>
+      <a:lstStyle/>
+      <a:style>
+        <a:lnRef idx="2">
+          <a:schemeClr val="accent1"/>
+        </a:lnRef>
+        <a:fillRef idx="0">
+          <a:schemeClr val="accent1"/>
+        </a:fillRef>
+        <a:effectRef idx="1">
+          <a:schemeClr val="accent1"/>
+        </a:effectRef>
+        <a:fontRef idx="minor">
+          <a:schemeClr val="tx1"/>
+        </a:fontRef>
+      </a:style>
+    </a:lnDef>
+  </a:objectDefaults>
+  <a:extraClrSchemeLst/>
+  <a:extLst>
+    <a:ext uri="{05A4C25C-085E-4340-85A3-A5531E510DB2}">
+      <thm15:themeFamily xmlns:thm15="http://schemas.microsoft.com/office/thememl/2012/main" name="Office Theme" id="{2E142A2C-CD16-42D6-873A-C26D2A0506FA}" vid="{1BDDFF52-6CD6-40A5-AB3C-68EB2F1E4D0A}"/>
+    </a:ext>
+  </a:extLst>
+</a:theme>
 </file>
--- a/MCQs/Node/Node46-CryptoModule.docx
+++ b/MCQs/Node/Node46-CryptoModule.docx
@@ -2,6 +2,9285 @@
 <file path=word/document.xml><?xml version="1.0" encoding="utf-8"?>
 <w:document xmlns:wpc="http://schemas.microsoft.com/office/word/2010/wordprocessingCanvas" xmlns:cx="http://schemas.microsoft.com/office/drawing/2014/chartex" xmlns:cx1="http://schemas.microsoft.com/office/drawing/2015/9/8/chartex" xmlns:cx2="http://schemas.microsoft.com/office/drawing/2015/10/21/chartex" xmlns:cx3="http://schemas.microsoft.com/office/drawing/2016/5/9/chartex" xmlns:cx4="http://schemas.microsoft.com/office/drawing/2016/5/10/chartex" xmlns:cx5="http://schemas.microsoft.com/office/drawing/2016/5/11/chartex" xmlns:cx6="http://schemas.microsoft.com/office/drawing/2016/5/12/chartex" xmlns:cx7="http://schemas.microsoft.com/office/drawing/2016/5/13/chartex" xmlns:cx8="http://schemas.microsoft.com/office/drawing/2016/5/14/chartex" xmlns:mc="http://schemas.openxmlformats.org/markup-compatibility/2006" xmlns:aink="http://schemas.microsoft.com/office/drawing/2016/ink" xmlns:am3d="http://schemas.microsoft.com/office/drawing/2017/model3d" xmlns:o="urn:schemas-microsoft-com:office:office" xmlns:oel="http://schemas.microsoft.com/office/2019/extlst" xmlns:r="http://schemas.openxmlformats.org/officeDocument/2006/relationships" xmlns:m="http://schemas.openxmlformats.org/officeDocument/2006/math" xmlns:v="urn:schemas-microsoft-com:vml" xmlns:wp14="http://schemas.microsoft.com/office/word/2010/wordprocessingDrawing" xmlns:wp="http://schemas.openxmlformats.org/drawingml/2006/wordprocessingDrawing" xmlns:w10="urn:schemas-microsoft-com:office:word" xmlns:w="http://schemas.openxmlformats.org/wordprocessingml/2006/main" xmlns:w14="http://schemas.microsoft.com/office/word/2010/wordml" xmlns:w15="http://schemas.microsoft.com/office/word/2012/wordml" xmlns:w16cex="http://schemas.microsoft.com/office/word/2018/wordml/cex" xmlns:w16cid="http://schemas.microsoft.com/office/word/2016/wordml/cid" xmlns:w16="http://schemas.microsoft.com/office/word/2018/wordml" xmlns:w16du="http://schemas.microsoft.com/office/word/2023/wordml/word16du" xmlns:w16sdtdh="http://schemas.microsoft.com/office/word/2020/wordml/sdtdatahash" xmlns:w16sdtfl="http://schemas.microsoft.com/office/word/2024/wordml/sdtformatlock" xmlns:w16se="http://schemas.microsoft.com/office/word/2015/wordml/symex" xmlns:wpg="http://schemas.microsoft.com/office/word/2010/wordprocessingGroup" xmlns:wpi="http://schemas.microsoft.com/office/word/2010/wordprocessingInk" xmlns:wne="http://schemas.microsoft.com/office/word/2006/wordml" xmlns:wps="http://schemas.microsoft.com/office/word/2010/wordprocessingShape" mc:Ignorable="w14 w15 w16se w16cid w16 w16cex w16sdtdh w16sdtfl w16du wp14">
   <w:body>
+    <w:p>
+      <w:pPr>
+        <w:shd w:val="clear" w:color="auto" w:fill="FFFFFF"/>
+        <w:spacing w:line="360" w:lineRule="atLeast"/>
+        <w:rPr>
+          <w:rFonts w:ascii="Segoe UI" w:hAnsi="Segoe UI" w:cs="Segoe UI"/>
+          <w:color w:val="0F1115"/>
+          <w:sz w:val="24"/>
+          <w:szCs w:val="24"/>
+        </w:rPr>
+      </w:pPr>
+      <w:r>
+        <w:rPr>
+          <w:rFonts w:ascii="Segoe UI" w:hAnsi="Segoe UI" w:cs="Segoe UI"/>
+          <w:color w:val="0F1115"/>
+          <w:sz w:val="24"/>
+          <w:szCs w:val="24"/>
+        </w:rPr>
+        <w:t>Crypto Module in node mcq</w:t>
+      </w:r>
+    </w:p>
+    <w:p>
+      <w:pPr>
+        <w:shd w:val="clear" w:color="auto" w:fill="FFFFFF"/>
+        <w:spacing w:after="240" w:line="420" w:lineRule="atLeast"/>
+        <w:rPr>
+          <w:rFonts w:ascii="Segoe UI" w:hAnsi="Segoe UI" w:cs="Segoe UI"/>
+          <w:color w:val="0F1115"/>
+          <w:sz w:val="24"/>
+          <w:szCs w:val="24"/>
+        </w:rPr>
+      </w:pPr>
+      <w:r>
+        <w:rPr>
+          <w:rFonts w:ascii="Segoe UI" w:hAnsi="Segoe UI" w:cs="Segoe UI"/>
+          <w:color w:val="0F1115"/>
+          <w:sz w:val="24"/>
+          <w:szCs w:val="24"/>
+        </w:rPr>
+        <w:t>Here is a comprehensive set of multiple-choice questions focused specifically on the </w:t>
+      </w:r>
+      <w:r>
+        <w:rPr>
+          <w:rFonts w:ascii="Segoe UI" w:hAnsi="Segoe UI" w:cs="Segoe UI"/>
+          <w:b/>
+          <w:bCs/>
+          <w:color w:val="0F1115"/>
+          <w:sz w:val="24"/>
+          <w:szCs w:val="24"/>
+        </w:rPr>
+        <w:t>Crypto Module in Node.js</w:t>
+      </w:r>
+      <w:r>
+        <w:rPr>
+          <w:rFonts w:ascii="Segoe UI" w:hAnsi="Segoe UI" w:cs="Segoe UI"/>
+          <w:color w:val="0F1115"/>
+          <w:sz w:val="24"/>
+          <w:szCs w:val="24"/>
+        </w:rPr>
+        <w:t> — covering hashing, encryption, decryption, HMAC, random bytes, key generation, and advanced cryptographic operations.</w:t>
+      </w:r>
+    </w:p>
+    <w:p>
+      <w:pPr>
+        <w:shd w:val="clear" w:color="auto" w:fill="FFFFFF"/>
+        <w:spacing w:before="480" w:after="480" w:line="420" w:lineRule="atLeast"/>
+        <w:rPr>
+          <w:rFonts w:ascii="Segoe UI" w:hAnsi="Segoe UI" w:cs="Segoe UI"/>
+          <w:color w:val="0F1115"/>
+          <w:sz w:val="24"/>
+          <w:szCs w:val="24"/>
+        </w:rPr>
+      </w:pPr>
+      <w:r>
+        <w:rPr>
+          <w:rFonts w:ascii="Segoe UI" w:hAnsi="Segoe UI" w:cs="Segoe UI"/>
+          <w:color w:val="0F1115"/>
+          <w:sz w:val="24"/>
+          <w:szCs w:val="24"/>
+        </w:rPr>
+        <w:pict w14:anchorId="7548AB21">
+          <v:rect id="_x0000_i1025" style="width:0;height:.75pt" o:hralign="center" o:hrstd="t" o:hr="t" fillcolor="#a0a0a0" stroked="f"/>
+        </w:pict>
+      </w:r>
+    </w:p>
+    <w:p>
+      <w:pPr>
+        <w:shd w:val="clear" w:color="auto" w:fill="FFFFFF"/>
+        <w:spacing w:before="480" w:after="240" w:line="450" w:lineRule="atLeast"/>
+        <w:outlineLvl w:val="2"/>
+        <w:rPr>
+          <w:rFonts w:ascii="Segoe UI" w:hAnsi="Segoe UI" w:cs="Segoe UI"/>
+          <w:b/>
+          <w:bCs/>
+          <w:color w:val="0F1115"/>
+          <w:sz w:val="30"/>
+          <w:szCs w:val="30"/>
+        </w:rPr>
+      </w:pPr>
+      <w:r>
+        <w:rPr>
+          <w:rFonts w:ascii="Segoe UI" w:hAnsi="Segoe UI" w:cs="Segoe UI"/>
+          <w:b/>
+          <w:bCs/>
+          <w:color w:val="0F1115"/>
+          <w:sz w:val="30"/>
+          <w:szCs w:val="30"/>
+        </w:rPr>
+        <w:t>1. What is the primary purpose of the Node.js </w:t>
+      </w:r>
+      <w:r>
+        <w:rPr>
+          <w:rFonts w:ascii="Consolas" w:hAnsi="Consolas" w:cs="Courier New"/>
+          <w:b/>
+          <w:bCs/>
+          <w:color w:val="0F1115"/>
+          <w:shd w:val="clear" w:color="auto" w:fill="EBEEF2"/>
+        </w:rPr>
+        <w:t>crypto</w:t>
+      </w:r>
+      <w:r>
+        <w:rPr>
+          <w:rFonts w:ascii="Segoe UI" w:hAnsi="Segoe UI" w:cs="Segoe UI"/>
+          <w:b/>
+          <w:bCs/>
+          <w:color w:val="0F1115"/>
+          <w:sz w:val="30"/>
+          <w:szCs w:val="30"/>
+        </w:rPr>
+        <w:t> module?</w:t>
+      </w:r>
+    </w:p>
+    <w:p>
+      <w:pPr>
+        <w:shd w:val="clear" w:color="auto" w:fill="FFFFFF"/>
+        <w:spacing w:before="240" w:after="240" w:line="420" w:lineRule="atLeast"/>
+        <w:rPr>
+          <w:rFonts w:ascii="Segoe UI" w:hAnsi="Segoe UI" w:cs="Segoe UI"/>
+          <w:color w:val="0F1115"/>
+          <w:sz w:val="24"/>
+          <w:szCs w:val="24"/>
+        </w:rPr>
+      </w:pPr>
+      <w:r>
+        <w:rPr>
+          <w:rFonts w:ascii="Segoe UI" w:hAnsi="Segoe UI" w:cs="Segoe UI"/>
+          <w:color w:val="0F1115"/>
+          <w:sz w:val="24"/>
+          <w:szCs w:val="24"/>
+        </w:rPr>
+        <w:t>A) To handle HTTP requests</w:t>
+      </w:r>
+      <w:r>
+        <w:rPr>
+          <w:rFonts w:ascii="Segoe UI" w:hAnsi="Segoe UI" w:cs="Segoe UI"/>
+          <w:color w:val="0F1115"/>
+          <w:sz w:val="24"/>
+          <w:szCs w:val="24"/>
+        </w:rPr>
+        <w:br/>
+        <w:t>B) To provide cryptographic functionality (hashing, encryption, random values, etc.)</w:t>
+      </w:r>
+      <w:r>
+        <w:rPr>
+          <w:rFonts w:ascii="Segoe UI" w:hAnsi="Segoe UI" w:cs="Segoe UI"/>
+          <w:color w:val="0F1115"/>
+          <w:sz w:val="24"/>
+          <w:szCs w:val="24"/>
+        </w:rPr>
+        <w:br/>
+        <w:t>C) To manage file system paths</w:t>
+      </w:r>
+      <w:r>
+        <w:rPr>
+          <w:rFonts w:ascii="Segoe UI" w:hAnsi="Segoe UI" w:cs="Segoe UI"/>
+          <w:color w:val="0F1115"/>
+          <w:sz w:val="24"/>
+          <w:szCs w:val="24"/>
+        </w:rPr>
+        <w:br/>
+        <w:t>D) To create web servers</w:t>
+      </w:r>
+    </w:p>
+    <w:p>
+      <w:pPr>
+        <w:shd w:val="clear" w:color="auto" w:fill="FFFFFF"/>
+        <w:spacing w:before="240" w:after="240" w:line="420" w:lineRule="atLeast"/>
+        <w:rPr>
+          <w:rFonts w:ascii="Segoe UI" w:hAnsi="Segoe UI" w:cs="Segoe UI"/>
+          <w:color w:val="0F1115"/>
+          <w:sz w:val="24"/>
+          <w:szCs w:val="24"/>
+        </w:rPr>
+      </w:pPr>
+      <w:r>
+        <w:rPr>
+          <w:rFonts w:ascii="Segoe UI" w:hAnsi="Segoe UI" w:cs="Segoe UI"/>
+          <w:b/>
+          <w:bCs/>
+          <w:color w:val="0F1115"/>
+          <w:sz w:val="24"/>
+          <w:szCs w:val="24"/>
+        </w:rPr>
+        <w:t>Answer:</w:t>
+      </w:r>
+      <w:r>
+        <w:rPr>
+          <w:rFonts w:ascii="Segoe UI" w:hAnsi="Segoe UI" w:cs="Segoe UI"/>
+          <w:color w:val="0F1115"/>
+          <w:sz w:val="24"/>
+          <w:szCs w:val="24"/>
+        </w:rPr>
+        <w:t> B) To provide cryptographic functionality (hashing, encryption, random values, etc.)</w:t>
+      </w:r>
+    </w:p>
+    <w:p>
+      <w:pPr>
+        <w:shd w:val="clear" w:color="auto" w:fill="FFFFFF"/>
+        <w:spacing w:before="480" w:after="480" w:line="420" w:lineRule="atLeast"/>
+        <w:rPr>
+          <w:rFonts w:ascii="Segoe UI" w:hAnsi="Segoe UI" w:cs="Segoe UI"/>
+          <w:color w:val="0F1115"/>
+          <w:sz w:val="24"/>
+          <w:szCs w:val="24"/>
+        </w:rPr>
+      </w:pPr>
+      <w:r>
+        <w:rPr>
+          <w:rFonts w:ascii="Segoe UI" w:hAnsi="Segoe UI" w:cs="Segoe UI"/>
+          <w:color w:val="0F1115"/>
+          <w:sz w:val="24"/>
+          <w:szCs w:val="24"/>
+        </w:rPr>
+        <w:pict w14:anchorId="7FD9FF5B">
+          <v:rect id="_x0000_i1026" style="width:0;height:.75pt" o:hralign="center" o:hrstd="t" o:hr="t" fillcolor="#a0a0a0" stroked="f"/>
+        </w:pict>
+      </w:r>
+    </w:p>
+    <w:p>
+      <w:pPr>
+        <w:shd w:val="clear" w:color="auto" w:fill="FFFFFF"/>
+        <w:spacing w:before="480" w:after="240" w:line="450" w:lineRule="atLeast"/>
+        <w:outlineLvl w:val="2"/>
+        <w:rPr>
+          <w:rFonts w:ascii="Segoe UI" w:hAnsi="Segoe UI" w:cs="Segoe UI"/>
+          <w:b/>
+          <w:bCs/>
+          <w:color w:val="0F1115"/>
+          <w:sz w:val="30"/>
+          <w:szCs w:val="30"/>
+        </w:rPr>
+      </w:pPr>
+      <w:r>
+        <w:rPr>
+          <w:rFonts w:ascii="Segoe UI" w:hAnsi="Segoe UI" w:cs="Segoe UI"/>
+          <w:b/>
+          <w:bCs/>
+          <w:color w:val="0F1115"/>
+          <w:sz w:val="30"/>
+          <w:szCs w:val="30"/>
+        </w:rPr>
+        <w:t>2. How do you load the </w:t>
+      </w:r>
+      <w:r>
+        <w:rPr>
+          <w:rFonts w:ascii="Consolas" w:hAnsi="Consolas" w:cs="Courier New"/>
+          <w:b/>
+          <w:bCs/>
+          <w:color w:val="0F1115"/>
+          <w:shd w:val="clear" w:color="auto" w:fill="EBEEF2"/>
+        </w:rPr>
+        <w:t>crypto</w:t>
+      </w:r>
+      <w:r>
+        <w:rPr>
+          <w:rFonts w:ascii="Segoe UI" w:hAnsi="Segoe UI" w:cs="Segoe UI"/>
+          <w:b/>
+          <w:bCs/>
+          <w:color w:val="0F1115"/>
+          <w:sz w:val="30"/>
+          <w:szCs w:val="30"/>
+        </w:rPr>
+        <w:t> module in Node.js?</w:t>
+      </w:r>
+    </w:p>
+    <w:p>
+      <w:pPr>
+        <w:shd w:val="clear" w:color="auto" w:fill="FFFFFF"/>
+        <w:spacing w:before="240" w:after="240" w:line="420" w:lineRule="atLeast"/>
+        <w:rPr>
+          <w:rFonts w:ascii="Segoe UI" w:hAnsi="Segoe UI" w:cs="Segoe UI"/>
+          <w:color w:val="0F1115"/>
+          <w:sz w:val="24"/>
+          <w:szCs w:val="24"/>
+        </w:rPr>
+      </w:pPr>
+      <w:r>
+        <w:rPr>
+          <w:rFonts w:ascii="Segoe UI" w:hAnsi="Segoe UI" w:cs="Segoe UI"/>
+          <w:color w:val="0F1115"/>
+          <w:sz w:val="24"/>
+          <w:szCs w:val="24"/>
+        </w:rPr>
+        <w:t>A) </w:t>
+      </w:r>
+      <w:r>
+        <w:rPr>
+          <w:rFonts w:ascii="Consolas" w:hAnsi="Consolas" w:cs="Courier New"/>
+          <w:color w:val="0F1115"/>
+          <w:sz w:val="21"/>
+          <w:szCs w:val="21"/>
+          <w:shd w:val="clear" w:color="auto" w:fill="EBEEF2"/>
+        </w:rPr>
+        <w:t>require('crypto')</w:t>
+      </w:r>
+      <w:r>
+        <w:rPr>
+          <w:rFonts w:ascii="Segoe UI" w:hAnsi="Segoe UI" w:cs="Segoe UI"/>
+          <w:color w:val="0F1115"/>
+          <w:sz w:val="24"/>
+          <w:szCs w:val="24"/>
+        </w:rPr>
+        <w:br/>
+        <w:t>B) </w:t>
+      </w:r>
+      <w:r>
+        <w:rPr>
+          <w:rFonts w:ascii="Consolas" w:hAnsi="Consolas" w:cs="Courier New"/>
+          <w:color w:val="0F1115"/>
+          <w:sz w:val="21"/>
+          <w:szCs w:val="21"/>
+          <w:shd w:val="clear" w:color="auto" w:fill="EBEEF2"/>
+        </w:rPr>
+        <w:t>import crypto from 'crypto'</w:t>
+      </w:r>
+      <w:r>
+        <w:rPr>
+          <w:rFonts w:ascii="Segoe UI" w:hAnsi="Segoe UI" w:cs="Segoe UI"/>
+          <w:color w:val="0F1115"/>
+          <w:sz w:val="24"/>
+          <w:szCs w:val="24"/>
+        </w:rPr>
+        <w:t> (ES modules)</w:t>
+      </w:r>
+      <w:r>
+        <w:rPr>
+          <w:rFonts w:ascii="Segoe UI" w:hAnsi="Segoe UI" w:cs="Segoe UI"/>
+          <w:color w:val="0F1115"/>
+          <w:sz w:val="24"/>
+          <w:szCs w:val="24"/>
+        </w:rPr>
+        <w:br/>
+        <w:t>C) Both A and B</w:t>
+      </w:r>
+      <w:r>
+        <w:rPr>
+          <w:rFonts w:ascii="Segoe UI" w:hAnsi="Segoe UI" w:cs="Segoe UI"/>
+          <w:color w:val="0F1115"/>
+          <w:sz w:val="24"/>
+          <w:szCs w:val="24"/>
+        </w:rPr>
+        <w:br/>
+        <w:t>D) </w:t>
+      </w:r>
+      <w:r>
+        <w:rPr>
+          <w:rFonts w:ascii="Consolas" w:hAnsi="Consolas" w:cs="Courier New"/>
+          <w:color w:val="0F1115"/>
+          <w:sz w:val="21"/>
+          <w:szCs w:val="21"/>
+          <w:shd w:val="clear" w:color="auto" w:fill="EBEEF2"/>
+        </w:rPr>
+        <w:t>crypto</w:t>
+      </w:r>
+      <w:r>
+        <w:rPr>
+          <w:rFonts w:ascii="Segoe UI" w:hAnsi="Segoe UI" w:cs="Segoe UI"/>
+          <w:color w:val="0F1115"/>
+          <w:sz w:val="24"/>
+          <w:szCs w:val="24"/>
+        </w:rPr>
+        <w:t> is a global object, no require needed</w:t>
+      </w:r>
+    </w:p>
+    <w:p>
+      <w:pPr>
+        <w:shd w:val="clear" w:color="auto" w:fill="FFFFFF"/>
+        <w:spacing w:before="240" w:after="240" w:line="420" w:lineRule="atLeast"/>
+        <w:rPr>
+          <w:rFonts w:ascii="Segoe UI" w:hAnsi="Segoe UI" w:cs="Segoe UI"/>
+          <w:color w:val="0F1115"/>
+          <w:sz w:val="24"/>
+          <w:szCs w:val="24"/>
+        </w:rPr>
+      </w:pPr>
+      <w:r>
+        <w:rPr>
+          <w:rFonts w:ascii="Segoe UI" w:hAnsi="Segoe UI" w:cs="Segoe UI"/>
+          <w:b/>
+          <w:bCs/>
+          <w:color w:val="0F1115"/>
+          <w:sz w:val="24"/>
+          <w:szCs w:val="24"/>
+        </w:rPr>
+        <w:t>Answer:</w:t>
+      </w:r>
+      <w:r>
+        <w:rPr>
+          <w:rFonts w:ascii="Segoe UI" w:hAnsi="Segoe UI" w:cs="Segoe UI"/>
+          <w:color w:val="0F1115"/>
+          <w:sz w:val="24"/>
+          <w:szCs w:val="24"/>
+        </w:rPr>
+        <w:t> C) Both A and B</w:t>
+      </w:r>
+    </w:p>
+    <w:p>
+      <w:pPr>
+        <w:shd w:val="clear" w:color="auto" w:fill="FFFFFF"/>
+        <w:spacing w:before="480" w:after="480" w:line="420" w:lineRule="atLeast"/>
+        <w:rPr>
+          <w:rFonts w:ascii="Segoe UI" w:hAnsi="Segoe UI" w:cs="Segoe UI"/>
+          <w:color w:val="0F1115"/>
+          <w:sz w:val="24"/>
+          <w:szCs w:val="24"/>
+        </w:rPr>
+      </w:pPr>
+      <w:r>
+        <w:rPr>
+          <w:rFonts w:ascii="Segoe UI" w:hAnsi="Segoe UI" w:cs="Segoe UI"/>
+          <w:color w:val="0F1115"/>
+          <w:sz w:val="24"/>
+          <w:szCs w:val="24"/>
+        </w:rPr>
+        <w:pict w14:anchorId="69263553">
+          <v:rect id="_x0000_i1027" style="width:0;height:.75pt" o:hralign="center" o:hrstd="t" o:hr="t" fillcolor="#a0a0a0" stroked="f"/>
+        </w:pict>
+      </w:r>
+    </w:p>
+    <w:p>
+      <w:pPr>
+        <w:shd w:val="clear" w:color="auto" w:fill="FFFFFF"/>
+        <w:spacing w:before="480" w:after="240" w:line="450" w:lineRule="atLeast"/>
+        <w:outlineLvl w:val="2"/>
+        <w:rPr>
+          <w:rFonts w:ascii="Segoe UI" w:hAnsi="Segoe UI" w:cs="Segoe UI"/>
+          <w:b/>
+          <w:bCs/>
+          <w:color w:val="0F1115"/>
+          <w:sz w:val="30"/>
+          <w:szCs w:val="30"/>
+        </w:rPr>
+      </w:pPr>
+      <w:r>
+        <w:rPr>
+          <w:rFonts w:ascii="Segoe UI" w:hAnsi="Segoe UI" w:cs="Segoe UI"/>
+          <w:b/>
+          <w:bCs/>
+          <w:color w:val="0F1115"/>
+          <w:sz w:val="30"/>
+          <w:szCs w:val="30"/>
+        </w:rPr>
+        <w:t>3. Which method creates a hash (e.g., SHA-256) of data?</w:t>
+      </w:r>
+    </w:p>
+    <w:p>
+      <w:pPr>
+        <w:shd w:val="clear" w:color="auto" w:fill="FFFFFF"/>
+        <w:spacing w:before="240" w:after="240" w:line="420" w:lineRule="atLeast"/>
+        <w:rPr>
+          <w:rFonts w:ascii="Segoe UI" w:hAnsi="Segoe UI" w:cs="Segoe UI"/>
+          <w:color w:val="0F1115"/>
+          <w:sz w:val="24"/>
+          <w:szCs w:val="24"/>
+        </w:rPr>
+      </w:pPr>
+      <w:r>
+        <w:rPr>
+          <w:rFonts w:ascii="Segoe UI" w:hAnsi="Segoe UI" w:cs="Segoe UI"/>
+          <w:color w:val="0F1115"/>
+          <w:sz w:val="24"/>
+          <w:szCs w:val="24"/>
+        </w:rPr>
+        <w:t>A) </w:t>
+      </w:r>
+      <w:r>
+        <w:rPr>
+          <w:rFonts w:ascii="Consolas" w:hAnsi="Consolas" w:cs="Courier New"/>
+          <w:color w:val="0F1115"/>
+          <w:sz w:val="21"/>
+          <w:szCs w:val="21"/>
+          <w:shd w:val="clear" w:color="auto" w:fill="EBEEF2"/>
+        </w:rPr>
+        <w:t>crypto.createHash()</w:t>
+      </w:r>
+      <w:r>
+        <w:rPr>
+          <w:rFonts w:ascii="Segoe UI" w:hAnsi="Segoe UI" w:cs="Segoe UI"/>
+          <w:color w:val="0F1115"/>
+          <w:sz w:val="24"/>
+          <w:szCs w:val="24"/>
+        </w:rPr>
+        <w:br/>
+        <w:t>B) </w:t>
+      </w:r>
+      <w:r>
+        <w:rPr>
+          <w:rFonts w:ascii="Consolas" w:hAnsi="Consolas" w:cs="Courier New"/>
+          <w:color w:val="0F1115"/>
+          <w:sz w:val="21"/>
+          <w:szCs w:val="21"/>
+          <w:shd w:val="clear" w:color="auto" w:fill="EBEEF2"/>
+        </w:rPr>
+        <w:t>crypto.createHmac()</w:t>
+      </w:r>
+      <w:r>
+        <w:rPr>
+          <w:rFonts w:ascii="Segoe UI" w:hAnsi="Segoe UI" w:cs="Segoe UI"/>
+          <w:color w:val="0F1115"/>
+          <w:sz w:val="24"/>
+          <w:szCs w:val="24"/>
+        </w:rPr>
+        <w:br/>
+      </w:r>
+      <w:r>
+        <w:rPr>
+          <w:rFonts w:ascii="Segoe UI" w:hAnsi="Segoe UI" w:cs="Segoe UI"/>
+          <w:color w:val="0F1115"/>
+          <w:sz w:val="24"/>
+          <w:szCs w:val="24"/>
+        </w:rPr>
+        <w:lastRenderedPageBreak/>
+        <w:t>C) </w:t>
+      </w:r>
+      <w:r>
+        <w:rPr>
+          <w:rFonts w:ascii="Consolas" w:hAnsi="Consolas" w:cs="Courier New"/>
+          <w:color w:val="0F1115"/>
+          <w:sz w:val="21"/>
+          <w:szCs w:val="21"/>
+          <w:shd w:val="clear" w:color="auto" w:fill="EBEEF2"/>
+        </w:rPr>
+        <w:t>crypto.createCipher()</w:t>
+      </w:r>
+      <w:r>
+        <w:rPr>
+          <w:rFonts w:ascii="Segoe UI" w:hAnsi="Segoe UI" w:cs="Segoe UI"/>
+          <w:color w:val="0F1115"/>
+          <w:sz w:val="24"/>
+          <w:szCs w:val="24"/>
+        </w:rPr>
+        <w:br/>
+        <w:t>D) </w:t>
+      </w:r>
+      <w:r>
+        <w:rPr>
+          <w:rFonts w:ascii="Consolas" w:hAnsi="Consolas" w:cs="Courier New"/>
+          <w:color w:val="0F1115"/>
+          <w:sz w:val="21"/>
+          <w:szCs w:val="21"/>
+          <w:shd w:val="clear" w:color="auto" w:fill="EBEEF2"/>
+        </w:rPr>
+        <w:t>crypto.hash()</w:t>
+      </w:r>
+    </w:p>
+    <w:p>
+      <w:pPr>
+        <w:shd w:val="clear" w:color="auto" w:fill="FFFFFF"/>
+        <w:spacing w:before="240" w:after="240" w:line="420" w:lineRule="atLeast"/>
+        <w:rPr>
+          <w:rFonts w:ascii="Segoe UI" w:hAnsi="Segoe UI" w:cs="Segoe UI"/>
+          <w:color w:val="0F1115"/>
+          <w:sz w:val="24"/>
+          <w:szCs w:val="24"/>
+        </w:rPr>
+      </w:pPr>
+      <w:r>
+        <w:rPr>
+          <w:rFonts w:ascii="Segoe UI" w:hAnsi="Segoe UI" w:cs="Segoe UI"/>
+          <w:b/>
+          <w:bCs/>
+          <w:color w:val="0F1115"/>
+          <w:sz w:val="24"/>
+          <w:szCs w:val="24"/>
+        </w:rPr>
+        <w:t>Answer:</w:t>
+      </w:r>
+      <w:r>
+        <w:rPr>
+          <w:rFonts w:ascii="Segoe UI" w:hAnsi="Segoe UI" w:cs="Segoe UI"/>
+          <w:color w:val="0F1115"/>
+          <w:sz w:val="24"/>
+          <w:szCs w:val="24"/>
+        </w:rPr>
+        <w:t> A) </w:t>
+      </w:r>
+      <w:r>
+        <w:rPr>
+          <w:rFonts w:ascii="Consolas" w:hAnsi="Consolas" w:cs="Courier New"/>
+          <w:color w:val="0F1115"/>
+          <w:sz w:val="21"/>
+          <w:szCs w:val="21"/>
+          <w:shd w:val="clear" w:color="auto" w:fill="EBEEF2"/>
+        </w:rPr>
+        <w:t>crypto.createHash()</w:t>
+      </w:r>
+    </w:p>
+    <w:p>
+      <w:pPr>
+        <w:shd w:val="clear" w:color="auto" w:fill="FFFFFF"/>
+        <w:spacing w:before="480" w:after="480" w:line="420" w:lineRule="atLeast"/>
+        <w:rPr>
+          <w:rFonts w:ascii="Segoe UI" w:hAnsi="Segoe UI" w:cs="Segoe UI"/>
+          <w:color w:val="0F1115"/>
+          <w:sz w:val="24"/>
+          <w:szCs w:val="24"/>
+        </w:rPr>
+      </w:pPr>
+      <w:r>
+        <w:rPr>
+          <w:rFonts w:ascii="Segoe UI" w:hAnsi="Segoe UI" w:cs="Segoe UI"/>
+          <w:color w:val="0F1115"/>
+          <w:sz w:val="24"/>
+          <w:szCs w:val="24"/>
+        </w:rPr>
+        <w:pict w14:anchorId="79D8A750">
+          <v:rect id="_x0000_i1028" style="width:0;height:.75pt" o:hralign="center" o:hrstd="t" o:hr="t" fillcolor="#a0a0a0" stroked="f"/>
+        </w:pict>
+      </w:r>
+    </w:p>
+    <w:p>
+      <w:pPr>
+        <w:shd w:val="clear" w:color="auto" w:fill="FFFFFF"/>
+        <w:spacing w:before="480" w:after="240" w:line="450" w:lineRule="atLeast"/>
+        <w:outlineLvl w:val="2"/>
+        <w:rPr>
+          <w:rFonts w:ascii="Segoe UI" w:hAnsi="Segoe UI" w:cs="Segoe UI"/>
+          <w:b/>
+          <w:bCs/>
+          <w:color w:val="0F1115"/>
+          <w:sz w:val="30"/>
+          <w:szCs w:val="30"/>
+        </w:rPr>
+      </w:pPr>
+      <w:r>
+        <w:rPr>
+          <w:rFonts w:ascii="Segoe UI" w:hAnsi="Segoe UI" w:cs="Segoe UI"/>
+          <w:b/>
+          <w:bCs/>
+          <w:color w:val="0F1115"/>
+          <w:sz w:val="30"/>
+          <w:szCs w:val="30"/>
+        </w:rPr>
+        <w:t>4. How do you create a SHA-256 hash of a string?</w:t>
+      </w:r>
+    </w:p>
+    <w:p>
+      <w:pPr>
+        <w:shd w:val="clear" w:color="auto" w:fill="FFFFFF"/>
+        <w:spacing w:line="189" w:lineRule="atLeast"/>
+        <w:rPr>
+          <w:rFonts w:ascii="Segoe UI" w:hAnsi="Segoe UI" w:cs="Segoe UI"/>
+          <w:color w:val="0F1115"/>
+          <w:sz w:val="19"/>
+          <w:szCs w:val="19"/>
+        </w:rPr>
+      </w:pPr>
+      <w:r>
+        <w:rPr>
+          <w:rFonts w:ascii="Consolas" w:hAnsi="Consolas" w:cs="Segoe UI"/>
+          <w:color w:val="0F1115"/>
+          <w:sz w:val="18"/>
+          <w:szCs w:val="18"/>
+        </w:rPr>
+        <w:t>js</w:t>
+      </w:r>
+    </w:p>
+    <w:p>
+      <w:pPr>
+        <w:shd w:val="clear" w:color="auto" w:fill="FFFFFF"/>
+        <w:tabs>
+          <w:tab w:val="left" w:pos="916"/>
+          <w:tab w:val="left" w:pos="1832"/>
+          <w:tab w:val="left" w:pos="2748"/>
+          <w:tab w:val="left" w:pos="3664"/>
+          <w:tab w:val="left" w:pos="4580"/>
+          <w:tab w:val="left" w:pos="5496"/>
+          <w:tab w:val="left" w:pos="6412"/>
+          <w:tab w:val="left" w:pos="7328"/>
+          <w:tab w:val="left" w:pos="8244"/>
+          <w:tab w:val="left" w:pos="9160"/>
+          <w:tab w:val="left" w:pos="10076"/>
+          <w:tab w:val="left" w:pos="10992"/>
+          <w:tab w:val="left" w:pos="11908"/>
+          <w:tab w:val="left" w:pos="12824"/>
+          <w:tab w:val="left" w:pos="13740"/>
+          <w:tab w:val="left" w:pos="14656"/>
+        </w:tabs>
+        <w:wordWrap w:val="0"/>
+        <w:spacing w:line="330" w:lineRule="atLeast"/>
+        <w:rPr>
+          <w:rFonts w:ascii="Consolas" w:hAnsi="Consolas" w:cs="Courier New"/>
+          <w:color w:val="0F1115"/>
+        </w:rPr>
+      </w:pPr>
+      <w:r>
+        <w:rPr>
+          <w:rFonts w:ascii="Consolas" w:hAnsi="Consolas" w:cs="Courier New"/>
+          <w:color w:val="A626A4"/>
+        </w:rPr>
+        <w:t>const</w:t>
+      </w:r>
+      <w:r>
+        <w:rPr>
+          <w:rFonts w:ascii="Consolas" w:hAnsi="Consolas" w:cs="Courier New"/>
+          <w:color w:val="0F1115"/>
+        </w:rPr>
+        <w:t xml:space="preserve"> hash </w:t>
+      </w:r>
+      <w:r>
+        <w:rPr>
+          <w:rFonts w:ascii="Consolas" w:hAnsi="Consolas" w:cs="Courier New"/>
+          <w:color w:val="4078F2"/>
+        </w:rPr>
+        <w:t>=</w:t>
+      </w:r>
+      <w:r>
+        <w:rPr>
+          <w:rFonts w:ascii="Consolas" w:hAnsi="Consolas" w:cs="Courier New"/>
+          <w:color w:val="0F1115"/>
+        </w:rPr>
+        <w:t xml:space="preserve"> crypto</w:t>
+      </w:r>
+      <w:r>
+        <w:rPr>
+          <w:rFonts w:ascii="Consolas" w:hAnsi="Consolas" w:cs="Courier New"/>
+          <w:color w:val="383A42"/>
+        </w:rPr>
+        <w:t>.</w:t>
+      </w:r>
+      <w:r>
+        <w:rPr>
+          <w:rFonts w:ascii="Consolas" w:hAnsi="Consolas" w:cs="Courier New"/>
+          <w:color w:val="4078F2"/>
+        </w:rPr>
+        <w:t>createHash</w:t>
+      </w:r>
+      <w:r>
+        <w:rPr>
+          <w:rFonts w:ascii="Consolas" w:hAnsi="Consolas" w:cs="Courier New"/>
+          <w:color w:val="383A42"/>
+        </w:rPr>
+        <w:t>(</w:t>
+      </w:r>
+      <w:r>
+        <w:rPr>
+          <w:rFonts w:ascii="Consolas" w:hAnsi="Consolas" w:cs="Courier New"/>
+          <w:color w:val="50A14F"/>
+        </w:rPr>
+        <w:t>'sha256'</w:t>
+      </w:r>
+      <w:r>
+        <w:rPr>
+          <w:rFonts w:ascii="Consolas" w:hAnsi="Consolas" w:cs="Courier New"/>
+          <w:color w:val="383A42"/>
+        </w:rPr>
+        <w:t>);</w:t>
+      </w:r>
+    </w:p>
+    <w:p>
+      <w:pPr>
+        <w:shd w:val="clear" w:color="auto" w:fill="FFFFFF"/>
+        <w:tabs>
+          <w:tab w:val="left" w:pos="916"/>
+          <w:tab w:val="left" w:pos="1832"/>
+          <w:tab w:val="left" w:pos="2748"/>
+          <w:tab w:val="left" w:pos="3664"/>
+          <w:tab w:val="left" w:pos="4580"/>
+          <w:tab w:val="left" w:pos="5496"/>
+          <w:tab w:val="left" w:pos="6412"/>
+          <w:tab w:val="left" w:pos="7328"/>
+          <w:tab w:val="left" w:pos="8244"/>
+          <w:tab w:val="left" w:pos="9160"/>
+          <w:tab w:val="left" w:pos="10076"/>
+          <w:tab w:val="left" w:pos="10992"/>
+          <w:tab w:val="left" w:pos="11908"/>
+          <w:tab w:val="left" w:pos="12824"/>
+          <w:tab w:val="left" w:pos="13740"/>
+          <w:tab w:val="left" w:pos="14656"/>
+        </w:tabs>
+        <w:wordWrap w:val="0"/>
+        <w:spacing w:line="330" w:lineRule="atLeast"/>
+        <w:rPr>
+          <w:rFonts w:ascii="Consolas" w:hAnsi="Consolas" w:cs="Courier New"/>
+          <w:color w:val="0F1115"/>
+        </w:rPr>
+      </w:pPr>
+      <w:r>
+        <w:rPr>
+          <w:rFonts w:ascii="Consolas" w:hAnsi="Consolas" w:cs="Courier New"/>
+          <w:color w:val="0F1115"/>
+        </w:rPr>
+        <w:t>hash</w:t>
+      </w:r>
+      <w:r>
+        <w:rPr>
+          <w:rFonts w:ascii="Consolas" w:hAnsi="Consolas" w:cs="Courier New"/>
+          <w:color w:val="383A42"/>
+        </w:rPr>
+        <w:t>.</w:t>
+      </w:r>
+      <w:r>
+        <w:rPr>
+          <w:rFonts w:ascii="Consolas" w:hAnsi="Consolas" w:cs="Courier New"/>
+          <w:color w:val="4078F2"/>
+        </w:rPr>
+        <w:t>update</w:t>
+      </w:r>
+      <w:r>
+        <w:rPr>
+          <w:rFonts w:ascii="Consolas" w:hAnsi="Consolas" w:cs="Courier New"/>
+          <w:color w:val="383A42"/>
+        </w:rPr>
+        <w:t>(</w:t>
+      </w:r>
+      <w:r>
+        <w:rPr>
+          <w:rFonts w:ascii="Consolas" w:hAnsi="Consolas" w:cs="Courier New"/>
+          <w:color w:val="50A14F"/>
+        </w:rPr>
+        <w:t>'hello'</w:t>
+      </w:r>
+      <w:r>
+        <w:rPr>
+          <w:rFonts w:ascii="Consolas" w:hAnsi="Consolas" w:cs="Courier New"/>
+          <w:color w:val="383A42"/>
+        </w:rPr>
+        <w:t>);</w:t>
+      </w:r>
+    </w:p>
+    <w:p>
+      <w:pPr>
+        <w:shd w:val="clear" w:color="auto" w:fill="FFFFFF"/>
+        <w:tabs>
+          <w:tab w:val="left" w:pos="916"/>
+          <w:tab w:val="left" w:pos="1832"/>
+          <w:tab w:val="left" w:pos="2748"/>
+          <w:tab w:val="left" w:pos="3664"/>
+          <w:tab w:val="left" w:pos="4580"/>
+          <w:tab w:val="left" w:pos="5496"/>
+          <w:tab w:val="left" w:pos="6412"/>
+          <w:tab w:val="left" w:pos="7328"/>
+          <w:tab w:val="left" w:pos="8244"/>
+          <w:tab w:val="left" w:pos="9160"/>
+          <w:tab w:val="left" w:pos="10076"/>
+          <w:tab w:val="left" w:pos="10992"/>
+          <w:tab w:val="left" w:pos="11908"/>
+          <w:tab w:val="left" w:pos="12824"/>
+          <w:tab w:val="left" w:pos="13740"/>
+          <w:tab w:val="left" w:pos="14656"/>
+        </w:tabs>
+        <w:wordWrap w:val="0"/>
+        <w:spacing w:line="330" w:lineRule="atLeast"/>
+        <w:rPr>
+          <w:rFonts w:ascii="Consolas" w:hAnsi="Consolas" w:cs="Courier New"/>
+          <w:color w:val="0F1115"/>
+        </w:rPr>
+      </w:pPr>
+      <w:r>
+        <w:rPr>
+          <w:rFonts w:ascii="Consolas" w:hAnsi="Consolas" w:cs="Courier New"/>
+          <w:color w:val="0F1115"/>
+        </w:rPr>
+        <w:t>console</w:t>
+      </w:r>
+      <w:r>
+        <w:rPr>
+          <w:rFonts w:ascii="Consolas" w:hAnsi="Consolas" w:cs="Courier New"/>
+          <w:color w:val="383A42"/>
+        </w:rPr>
+        <w:t>.</w:t>
+      </w:r>
+      <w:r>
+        <w:rPr>
+          <w:rFonts w:ascii="Consolas" w:hAnsi="Consolas" w:cs="Courier New"/>
+          <w:color w:val="4078F2"/>
+        </w:rPr>
+        <w:t>log</w:t>
+      </w:r>
+      <w:r>
+        <w:rPr>
+          <w:rFonts w:ascii="Consolas" w:hAnsi="Consolas" w:cs="Courier New"/>
+          <w:color w:val="383A42"/>
+        </w:rPr>
+        <w:t>(</w:t>
+      </w:r>
+      <w:r>
+        <w:rPr>
+          <w:rFonts w:ascii="Consolas" w:hAnsi="Consolas" w:cs="Courier New"/>
+          <w:color w:val="0F1115"/>
+        </w:rPr>
+        <w:t>hash</w:t>
+      </w:r>
+      <w:r>
+        <w:rPr>
+          <w:rFonts w:ascii="Consolas" w:hAnsi="Consolas" w:cs="Courier New"/>
+          <w:color w:val="383A42"/>
+        </w:rPr>
+        <w:t>.</w:t>
+      </w:r>
+      <w:r>
+        <w:rPr>
+          <w:rFonts w:ascii="Consolas" w:hAnsi="Consolas" w:cs="Courier New"/>
+          <w:color w:val="4078F2"/>
+        </w:rPr>
+        <w:t>digest</w:t>
+      </w:r>
+      <w:r>
+        <w:rPr>
+          <w:rFonts w:ascii="Consolas" w:hAnsi="Consolas" w:cs="Courier New"/>
+          <w:color w:val="383A42"/>
+        </w:rPr>
+        <w:t>(</w:t>
+      </w:r>
+      <w:r>
+        <w:rPr>
+          <w:rFonts w:ascii="Consolas" w:hAnsi="Consolas" w:cs="Courier New"/>
+          <w:color w:val="50A14F"/>
+        </w:rPr>
+        <w:t>'hex'</w:t>
+      </w:r>
+      <w:r>
+        <w:rPr>
+          <w:rFonts w:ascii="Consolas" w:hAnsi="Consolas" w:cs="Courier New"/>
+          <w:color w:val="383A42"/>
+        </w:rPr>
+        <w:t>));</w:t>
+      </w:r>
+    </w:p>
+    <w:p>
+      <w:pPr>
+        <w:shd w:val="clear" w:color="auto" w:fill="FFFFFF"/>
+        <w:spacing w:before="240" w:after="240" w:line="420" w:lineRule="atLeast"/>
+        <w:rPr>
+          <w:rFonts w:ascii="Segoe UI" w:hAnsi="Segoe UI" w:cs="Segoe UI"/>
+          <w:color w:val="0F1115"/>
+          <w:sz w:val="24"/>
+          <w:szCs w:val="24"/>
+        </w:rPr>
+      </w:pPr>
+      <w:r>
+        <w:rPr>
+          <w:rFonts w:ascii="Segoe UI" w:hAnsi="Segoe UI" w:cs="Segoe UI"/>
+          <w:color w:val="0F1115"/>
+          <w:sz w:val="24"/>
+          <w:szCs w:val="24"/>
+        </w:rPr>
+        <w:t>A) The code correctly creates a SHA-256 hash in hex</w:t>
+      </w:r>
+      <w:r>
+        <w:rPr>
+          <w:rFonts w:ascii="Segoe UI" w:hAnsi="Segoe UI" w:cs="Segoe UI"/>
+          <w:color w:val="0F1115"/>
+          <w:sz w:val="24"/>
+          <w:szCs w:val="24"/>
+        </w:rPr>
+        <w:br/>
+        <w:t>B) The code is missing </w:t>
+      </w:r>
+      <w:r>
+        <w:rPr>
+          <w:rFonts w:ascii="Consolas" w:hAnsi="Consolas" w:cs="Courier New"/>
+          <w:color w:val="0F1115"/>
+          <w:sz w:val="21"/>
+          <w:szCs w:val="21"/>
+          <w:shd w:val="clear" w:color="auto" w:fill="EBEEF2"/>
+        </w:rPr>
+        <w:t>digest()</w:t>
+      </w:r>
+      <w:r>
+        <w:rPr>
+          <w:rFonts w:ascii="Segoe UI" w:hAnsi="Segoe UI" w:cs="Segoe UI"/>
+          <w:color w:val="0F1115"/>
+          <w:sz w:val="24"/>
+          <w:szCs w:val="24"/>
+        </w:rPr>
+        <w:br/>
+        <w:t>C) </w:t>
+      </w:r>
+      <w:r>
+        <w:rPr>
+          <w:rFonts w:ascii="Consolas" w:hAnsi="Consolas" w:cs="Courier New"/>
+          <w:color w:val="0F1115"/>
+          <w:sz w:val="21"/>
+          <w:szCs w:val="21"/>
+          <w:shd w:val="clear" w:color="auto" w:fill="EBEEF2"/>
+        </w:rPr>
+        <w:t>update()</w:t>
+      </w:r>
+      <w:r>
+        <w:rPr>
+          <w:rFonts w:ascii="Segoe UI" w:hAnsi="Segoe UI" w:cs="Segoe UI"/>
+          <w:color w:val="0F1115"/>
+          <w:sz w:val="24"/>
+          <w:szCs w:val="24"/>
+        </w:rPr>
+        <w:t> should be called after </w:t>
+      </w:r>
+      <w:r>
+        <w:rPr>
+          <w:rFonts w:ascii="Consolas" w:hAnsi="Consolas" w:cs="Courier New"/>
+          <w:color w:val="0F1115"/>
+          <w:sz w:val="21"/>
+          <w:szCs w:val="21"/>
+          <w:shd w:val="clear" w:color="auto" w:fill="EBEEF2"/>
+        </w:rPr>
+        <w:t>digest()</w:t>
+      </w:r>
+      <w:r>
+        <w:rPr>
+          <w:rFonts w:ascii="Segoe UI" w:hAnsi="Segoe UI" w:cs="Segoe UI"/>
+          <w:color w:val="0F1115"/>
+          <w:sz w:val="24"/>
+          <w:szCs w:val="24"/>
+        </w:rPr>
+        <w:br/>
+        <w:t>D) </w:t>
+      </w:r>
+      <w:r>
+        <w:rPr>
+          <w:rFonts w:ascii="Consolas" w:hAnsi="Consolas" w:cs="Courier New"/>
+          <w:color w:val="0F1115"/>
+          <w:sz w:val="21"/>
+          <w:szCs w:val="21"/>
+          <w:shd w:val="clear" w:color="auto" w:fill="EBEEF2"/>
+        </w:rPr>
+        <w:t>sha256</w:t>
+      </w:r>
+      <w:r>
+        <w:rPr>
+          <w:rFonts w:ascii="Segoe UI" w:hAnsi="Segoe UI" w:cs="Segoe UI"/>
+          <w:color w:val="0F1115"/>
+          <w:sz w:val="24"/>
+          <w:szCs w:val="24"/>
+        </w:rPr>
+        <w:t> is not supported</w:t>
+      </w:r>
+    </w:p>
+    <w:p>
+      <w:pPr>
+        <w:shd w:val="clear" w:color="auto" w:fill="FFFFFF"/>
+        <w:spacing w:before="240" w:after="240" w:line="420" w:lineRule="atLeast"/>
+        <w:rPr>
+          <w:rFonts w:ascii="Segoe UI" w:hAnsi="Segoe UI" w:cs="Segoe UI"/>
+          <w:color w:val="0F1115"/>
+          <w:sz w:val="24"/>
+          <w:szCs w:val="24"/>
+        </w:rPr>
+      </w:pPr>
+      <w:r>
+        <w:rPr>
+          <w:rFonts w:ascii="Segoe UI" w:hAnsi="Segoe UI" w:cs="Segoe UI"/>
+          <w:b/>
+          <w:bCs/>
+          <w:color w:val="0F1115"/>
+          <w:sz w:val="24"/>
+          <w:szCs w:val="24"/>
+        </w:rPr>
+        <w:t>Answer:</w:t>
+      </w:r>
+      <w:r>
+        <w:rPr>
+          <w:rFonts w:ascii="Segoe UI" w:hAnsi="Segoe UI" w:cs="Segoe UI"/>
+          <w:color w:val="0F1115"/>
+          <w:sz w:val="24"/>
+          <w:szCs w:val="24"/>
+        </w:rPr>
+        <w:t> A) The code correctly creates a SHA-256 hash in hex</w:t>
+      </w:r>
+    </w:p>
+    <w:p>
+      <w:pPr>
+        <w:shd w:val="clear" w:color="auto" w:fill="FFFFFF"/>
+        <w:spacing w:before="480" w:after="480" w:line="420" w:lineRule="atLeast"/>
+        <w:rPr>
+          <w:rFonts w:ascii="Segoe UI" w:hAnsi="Segoe UI" w:cs="Segoe UI"/>
+          <w:color w:val="0F1115"/>
+          <w:sz w:val="24"/>
+          <w:szCs w:val="24"/>
+        </w:rPr>
+      </w:pPr>
+      <w:r>
+        <w:rPr>
+          <w:rFonts w:ascii="Segoe UI" w:hAnsi="Segoe UI" w:cs="Segoe UI"/>
+          <w:color w:val="0F1115"/>
+          <w:sz w:val="24"/>
+          <w:szCs w:val="24"/>
+        </w:rPr>
+        <w:pict w14:anchorId="07979310">
+          <v:rect id="_x0000_i1029" style="width:0;height:.75pt" o:hralign="center" o:hrstd="t" o:hr="t" fillcolor="#a0a0a0" stroked="f"/>
+        </w:pict>
+      </w:r>
+    </w:p>
+    <w:p>
+      <w:pPr>
+        <w:shd w:val="clear" w:color="auto" w:fill="FFFFFF"/>
+        <w:spacing w:before="480" w:after="240" w:line="450" w:lineRule="atLeast"/>
+        <w:outlineLvl w:val="2"/>
+        <w:rPr>
+          <w:rFonts w:ascii="Segoe UI" w:hAnsi="Segoe UI" w:cs="Segoe UI"/>
+          <w:b/>
+          <w:bCs/>
+          <w:color w:val="0F1115"/>
+          <w:sz w:val="30"/>
+          <w:szCs w:val="30"/>
+        </w:rPr>
+      </w:pPr>
+      <w:r>
+        <w:rPr>
+          <w:rFonts w:ascii="Segoe UI" w:hAnsi="Segoe UI" w:cs="Segoe UI"/>
+          <w:b/>
+          <w:bCs/>
+          <w:color w:val="0F1115"/>
+          <w:sz w:val="30"/>
+          <w:szCs w:val="30"/>
+        </w:rPr>
+        <w:t>5. What does the </w:t>
+      </w:r>
+      <w:r>
+        <w:rPr>
+          <w:rFonts w:ascii="Consolas" w:hAnsi="Consolas" w:cs="Courier New"/>
+          <w:b/>
+          <w:bCs/>
+          <w:color w:val="0F1115"/>
+          <w:shd w:val="clear" w:color="auto" w:fill="EBEEF2"/>
+        </w:rPr>
+        <w:t>digest()</w:t>
+      </w:r>
+      <w:r>
+        <w:rPr>
+          <w:rFonts w:ascii="Segoe UI" w:hAnsi="Segoe UI" w:cs="Segoe UI"/>
+          <w:b/>
+          <w:bCs/>
+          <w:color w:val="0F1115"/>
+          <w:sz w:val="30"/>
+          <w:szCs w:val="30"/>
+        </w:rPr>
+        <w:t> method return by default if no encoding is specified?</w:t>
+      </w:r>
+    </w:p>
+    <w:p>
+      <w:pPr>
+        <w:shd w:val="clear" w:color="auto" w:fill="FFFFFF"/>
+        <w:spacing w:before="240" w:after="240" w:line="420" w:lineRule="atLeast"/>
+        <w:rPr>
+          <w:rFonts w:ascii="Segoe UI" w:hAnsi="Segoe UI" w:cs="Segoe UI"/>
+          <w:color w:val="0F1115"/>
+          <w:sz w:val="24"/>
+          <w:szCs w:val="24"/>
+        </w:rPr>
+      </w:pPr>
+      <w:r>
+        <w:rPr>
+          <w:rFonts w:ascii="Segoe UI" w:hAnsi="Segoe UI" w:cs="Segoe UI"/>
+          <w:color w:val="0F1115"/>
+          <w:sz w:val="24"/>
+          <w:szCs w:val="24"/>
+        </w:rPr>
+        <w:t>A) A Buffer</w:t>
+      </w:r>
+      <w:r>
+        <w:rPr>
+          <w:rFonts w:ascii="Segoe UI" w:hAnsi="Segoe UI" w:cs="Segoe UI"/>
+          <w:color w:val="0F1115"/>
+          <w:sz w:val="24"/>
+          <w:szCs w:val="24"/>
+        </w:rPr>
+        <w:br/>
+        <w:t>B) A string in hex</w:t>
+      </w:r>
+      <w:r>
+        <w:rPr>
+          <w:rFonts w:ascii="Segoe UI" w:hAnsi="Segoe UI" w:cs="Segoe UI"/>
+          <w:color w:val="0F1115"/>
+          <w:sz w:val="24"/>
+          <w:szCs w:val="24"/>
+        </w:rPr>
+        <w:br/>
+        <w:t>C) A string in base64</w:t>
+      </w:r>
+      <w:r>
+        <w:rPr>
+          <w:rFonts w:ascii="Segoe UI" w:hAnsi="Segoe UI" w:cs="Segoe UI"/>
+          <w:color w:val="0F1115"/>
+          <w:sz w:val="24"/>
+          <w:szCs w:val="24"/>
+        </w:rPr>
+        <w:br/>
+        <w:t>D) A number</w:t>
+      </w:r>
+    </w:p>
+    <w:p>
+      <w:pPr>
+        <w:shd w:val="clear" w:color="auto" w:fill="FFFFFF"/>
+        <w:spacing w:before="240" w:after="240" w:line="420" w:lineRule="atLeast"/>
+        <w:rPr>
+          <w:rFonts w:ascii="Segoe UI" w:hAnsi="Segoe UI" w:cs="Segoe UI"/>
+          <w:color w:val="0F1115"/>
+          <w:sz w:val="24"/>
+          <w:szCs w:val="24"/>
+        </w:rPr>
+      </w:pPr>
+      <w:r>
+        <w:rPr>
+          <w:rFonts w:ascii="Segoe UI" w:hAnsi="Segoe UI" w:cs="Segoe UI"/>
+          <w:b/>
+          <w:bCs/>
+          <w:color w:val="0F1115"/>
+          <w:sz w:val="24"/>
+          <w:szCs w:val="24"/>
+        </w:rPr>
+        <w:t>Answer:</w:t>
+      </w:r>
+      <w:r>
+        <w:rPr>
+          <w:rFonts w:ascii="Segoe UI" w:hAnsi="Segoe UI" w:cs="Segoe UI"/>
+          <w:color w:val="0F1115"/>
+          <w:sz w:val="24"/>
+          <w:szCs w:val="24"/>
+        </w:rPr>
+        <w:t> A) A Buffer</w:t>
+      </w:r>
+    </w:p>
+    <w:p>
+      <w:pPr>
+        <w:shd w:val="clear" w:color="auto" w:fill="FFFFFF"/>
+        <w:spacing w:before="480" w:after="480" w:line="420" w:lineRule="atLeast"/>
+        <w:rPr>
+          <w:rFonts w:ascii="Segoe UI" w:hAnsi="Segoe UI" w:cs="Segoe UI"/>
+          <w:color w:val="0F1115"/>
+          <w:sz w:val="24"/>
+          <w:szCs w:val="24"/>
+        </w:rPr>
+      </w:pPr>
+      <w:r>
+        <w:rPr>
+          <w:rFonts w:ascii="Segoe UI" w:hAnsi="Segoe UI" w:cs="Segoe UI"/>
+          <w:color w:val="0F1115"/>
+          <w:sz w:val="24"/>
+          <w:szCs w:val="24"/>
+        </w:rPr>
+        <w:pict w14:anchorId="5CF18EF9">
+          <v:rect id="_x0000_i1030" style="width:0;height:.75pt" o:hralign="center" o:hrstd="t" o:hr="t" fillcolor="#a0a0a0" stroked="f"/>
+        </w:pict>
+      </w:r>
+    </w:p>
+    <w:p>
+      <w:pPr>
+        <w:shd w:val="clear" w:color="auto" w:fill="FFFFFF"/>
+        <w:spacing w:before="480" w:after="240" w:line="450" w:lineRule="atLeast"/>
+        <w:outlineLvl w:val="2"/>
+        <w:rPr>
+          <w:rFonts w:ascii="Segoe UI" w:hAnsi="Segoe UI" w:cs="Segoe UI"/>
+          <w:b/>
+          <w:bCs/>
+          <w:color w:val="0F1115"/>
+          <w:sz w:val="30"/>
+          <w:szCs w:val="30"/>
+        </w:rPr>
+      </w:pPr>
+      <w:r>
+        <w:rPr>
+          <w:rFonts w:ascii="Segoe UI" w:hAnsi="Segoe UI" w:cs="Segoe UI"/>
+          <w:b/>
+          <w:bCs/>
+          <w:color w:val="0F1115"/>
+          <w:sz w:val="30"/>
+          <w:szCs w:val="30"/>
+        </w:rPr>
+        <w:lastRenderedPageBreak/>
+        <w:t>6. Which encoding would you use to get a hash as a hexadecimal string?</w:t>
+      </w:r>
+    </w:p>
+    <w:p>
+      <w:pPr>
+        <w:shd w:val="clear" w:color="auto" w:fill="FFFFFF"/>
+        <w:spacing w:before="240" w:after="240" w:line="420" w:lineRule="atLeast"/>
+        <w:rPr>
+          <w:rFonts w:ascii="Segoe UI" w:hAnsi="Segoe UI" w:cs="Segoe UI"/>
+          <w:color w:val="0F1115"/>
+          <w:sz w:val="24"/>
+          <w:szCs w:val="24"/>
+        </w:rPr>
+      </w:pPr>
+      <w:r>
+        <w:rPr>
+          <w:rFonts w:ascii="Segoe UI" w:hAnsi="Segoe UI" w:cs="Segoe UI"/>
+          <w:color w:val="0F1115"/>
+          <w:sz w:val="24"/>
+          <w:szCs w:val="24"/>
+        </w:rPr>
+        <w:t>A) </w:t>
+      </w:r>
+      <w:r>
+        <w:rPr>
+          <w:rFonts w:ascii="Consolas" w:hAnsi="Consolas" w:cs="Courier New"/>
+          <w:color w:val="0F1115"/>
+          <w:sz w:val="21"/>
+          <w:szCs w:val="21"/>
+          <w:shd w:val="clear" w:color="auto" w:fill="EBEEF2"/>
+        </w:rPr>
+        <w:t>hash.digest('hex')</w:t>
+      </w:r>
+      <w:r>
+        <w:rPr>
+          <w:rFonts w:ascii="Segoe UI" w:hAnsi="Segoe UI" w:cs="Segoe UI"/>
+          <w:color w:val="0F1115"/>
+          <w:sz w:val="24"/>
+          <w:szCs w:val="24"/>
+        </w:rPr>
+        <w:br/>
+        <w:t>B) </w:t>
+      </w:r>
+      <w:r>
+        <w:rPr>
+          <w:rFonts w:ascii="Consolas" w:hAnsi="Consolas" w:cs="Courier New"/>
+          <w:color w:val="0F1115"/>
+          <w:sz w:val="21"/>
+          <w:szCs w:val="21"/>
+          <w:shd w:val="clear" w:color="auto" w:fill="EBEEF2"/>
+        </w:rPr>
+        <w:t>hash.digest('base64')</w:t>
+      </w:r>
+      <w:r>
+        <w:rPr>
+          <w:rFonts w:ascii="Segoe UI" w:hAnsi="Segoe UI" w:cs="Segoe UI"/>
+          <w:color w:val="0F1115"/>
+          <w:sz w:val="24"/>
+          <w:szCs w:val="24"/>
+        </w:rPr>
+        <w:br/>
+        <w:t>C) </w:t>
+      </w:r>
+      <w:r>
+        <w:rPr>
+          <w:rFonts w:ascii="Consolas" w:hAnsi="Consolas" w:cs="Courier New"/>
+          <w:color w:val="0F1115"/>
+          <w:sz w:val="21"/>
+          <w:szCs w:val="21"/>
+          <w:shd w:val="clear" w:color="auto" w:fill="EBEEF2"/>
+        </w:rPr>
+        <w:t>hash.digest('binary')</w:t>
+      </w:r>
+      <w:r>
+        <w:rPr>
+          <w:rFonts w:ascii="Segoe UI" w:hAnsi="Segoe UI" w:cs="Segoe UI"/>
+          <w:color w:val="0F1115"/>
+          <w:sz w:val="24"/>
+          <w:szCs w:val="24"/>
+        </w:rPr>
+        <w:br/>
+        <w:t>D) </w:t>
+      </w:r>
+      <w:r>
+        <w:rPr>
+          <w:rFonts w:ascii="Consolas" w:hAnsi="Consolas" w:cs="Courier New"/>
+          <w:color w:val="0F1115"/>
+          <w:sz w:val="21"/>
+          <w:szCs w:val="21"/>
+          <w:shd w:val="clear" w:color="auto" w:fill="EBEEF2"/>
+        </w:rPr>
+        <w:t>hash.digest('ascii')</w:t>
+      </w:r>
+    </w:p>
+    <w:p>
+      <w:pPr>
+        <w:shd w:val="clear" w:color="auto" w:fill="FFFFFF"/>
+        <w:spacing w:before="240" w:after="240" w:line="420" w:lineRule="atLeast"/>
+        <w:rPr>
+          <w:rFonts w:ascii="Segoe UI" w:hAnsi="Segoe UI" w:cs="Segoe UI"/>
+          <w:color w:val="0F1115"/>
+          <w:sz w:val="24"/>
+          <w:szCs w:val="24"/>
+        </w:rPr>
+      </w:pPr>
+      <w:r>
+        <w:rPr>
+          <w:rFonts w:ascii="Segoe UI" w:hAnsi="Segoe UI" w:cs="Segoe UI"/>
+          <w:b/>
+          <w:bCs/>
+          <w:color w:val="0F1115"/>
+          <w:sz w:val="24"/>
+          <w:szCs w:val="24"/>
+        </w:rPr>
+        <w:t>Answer:</w:t>
+      </w:r>
+      <w:r>
+        <w:rPr>
+          <w:rFonts w:ascii="Segoe UI" w:hAnsi="Segoe UI" w:cs="Segoe UI"/>
+          <w:color w:val="0F1115"/>
+          <w:sz w:val="24"/>
+          <w:szCs w:val="24"/>
+        </w:rPr>
+        <w:t> A) </w:t>
+      </w:r>
+      <w:r>
+        <w:rPr>
+          <w:rFonts w:ascii="Consolas" w:hAnsi="Consolas" w:cs="Courier New"/>
+          <w:color w:val="0F1115"/>
+          <w:sz w:val="21"/>
+          <w:szCs w:val="21"/>
+          <w:shd w:val="clear" w:color="auto" w:fill="EBEEF2"/>
+        </w:rPr>
+        <w:t>hash.digest('hex')</w:t>
+      </w:r>
+    </w:p>
+    <w:p>
+      <w:pPr>
+        <w:shd w:val="clear" w:color="auto" w:fill="FFFFFF"/>
+        <w:spacing w:before="480" w:after="480" w:line="420" w:lineRule="atLeast"/>
+        <w:rPr>
+          <w:rFonts w:ascii="Segoe UI" w:hAnsi="Segoe UI" w:cs="Segoe UI"/>
+          <w:color w:val="0F1115"/>
+          <w:sz w:val="24"/>
+          <w:szCs w:val="24"/>
+        </w:rPr>
+      </w:pPr>
+      <w:r>
+        <w:rPr>
+          <w:rFonts w:ascii="Segoe UI" w:hAnsi="Segoe UI" w:cs="Segoe UI"/>
+          <w:color w:val="0F1115"/>
+          <w:sz w:val="24"/>
+          <w:szCs w:val="24"/>
+        </w:rPr>
+        <w:pict w14:anchorId="3A06CF35">
+          <v:rect id="_x0000_i1031" style="width:0;height:.75pt" o:hralign="center" o:hrstd="t" o:hr="t" fillcolor="#a0a0a0" stroked="f"/>
+        </w:pict>
+      </w:r>
+    </w:p>
+    <w:p>
+      <w:pPr>
+        <w:shd w:val="clear" w:color="auto" w:fill="FFFFFF"/>
+        <w:spacing w:before="480" w:after="240" w:line="450" w:lineRule="atLeast"/>
+        <w:outlineLvl w:val="2"/>
+        <w:rPr>
+          <w:rFonts w:ascii="Segoe UI" w:hAnsi="Segoe UI" w:cs="Segoe UI"/>
+          <w:b/>
+          <w:bCs/>
+          <w:color w:val="0F1115"/>
+          <w:sz w:val="30"/>
+          <w:szCs w:val="30"/>
+        </w:rPr>
+      </w:pPr>
+      <w:r>
+        <w:rPr>
+          <w:rFonts w:ascii="Segoe UI" w:hAnsi="Segoe UI" w:cs="Segoe UI"/>
+          <w:b/>
+          <w:bCs/>
+          <w:color w:val="0F1115"/>
+          <w:sz w:val="30"/>
+          <w:szCs w:val="30"/>
+        </w:rPr>
+        <w:t>7. Which method creates an HMAC (Hash-based Message Authentication Code)?</w:t>
+      </w:r>
+    </w:p>
+    <w:p>
+      <w:pPr>
+        <w:shd w:val="clear" w:color="auto" w:fill="FFFFFF"/>
+        <w:spacing w:before="240" w:after="240" w:line="420" w:lineRule="atLeast"/>
+        <w:rPr>
+          <w:rFonts w:ascii="Segoe UI" w:hAnsi="Segoe UI" w:cs="Segoe UI"/>
+          <w:color w:val="0F1115"/>
+          <w:sz w:val="24"/>
+          <w:szCs w:val="24"/>
+        </w:rPr>
+      </w:pPr>
+      <w:r>
+        <w:rPr>
+          <w:rFonts w:ascii="Segoe UI" w:hAnsi="Segoe UI" w:cs="Segoe UI"/>
+          <w:color w:val="0F1115"/>
+          <w:sz w:val="24"/>
+          <w:szCs w:val="24"/>
+        </w:rPr>
+        <w:t>A) </w:t>
+      </w:r>
+      <w:r>
+        <w:rPr>
+          <w:rFonts w:ascii="Consolas" w:hAnsi="Consolas" w:cs="Courier New"/>
+          <w:color w:val="0F1115"/>
+          <w:sz w:val="21"/>
+          <w:szCs w:val="21"/>
+          <w:shd w:val="clear" w:color="auto" w:fill="EBEEF2"/>
+        </w:rPr>
+        <w:t>crypto.createHash()</w:t>
+      </w:r>
+      <w:r>
+        <w:rPr>
+          <w:rFonts w:ascii="Segoe UI" w:hAnsi="Segoe UI" w:cs="Segoe UI"/>
+          <w:color w:val="0F1115"/>
+          <w:sz w:val="24"/>
+          <w:szCs w:val="24"/>
+        </w:rPr>
+        <w:br/>
+        <w:t>B) </w:t>
+      </w:r>
+      <w:r>
+        <w:rPr>
+          <w:rFonts w:ascii="Consolas" w:hAnsi="Consolas" w:cs="Courier New"/>
+          <w:color w:val="0F1115"/>
+          <w:sz w:val="21"/>
+          <w:szCs w:val="21"/>
+          <w:shd w:val="clear" w:color="auto" w:fill="EBEEF2"/>
+        </w:rPr>
+        <w:t>crypto.createHmac()</w:t>
+      </w:r>
+      <w:r>
+        <w:rPr>
+          <w:rFonts w:ascii="Segoe UI" w:hAnsi="Segoe UI" w:cs="Segoe UI"/>
+          <w:color w:val="0F1115"/>
+          <w:sz w:val="24"/>
+          <w:szCs w:val="24"/>
+        </w:rPr>
+        <w:br/>
+        <w:t>C) </w:t>
+      </w:r>
+      <w:r>
+        <w:rPr>
+          <w:rFonts w:ascii="Consolas" w:hAnsi="Consolas" w:cs="Courier New"/>
+          <w:color w:val="0F1115"/>
+          <w:sz w:val="21"/>
+          <w:szCs w:val="21"/>
+          <w:shd w:val="clear" w:color="auto" w:fill="EBEEF2"/>
+        </w:rPr>
+        <w:t>crypto.createCipher()</w:t>
+      </w:r>
+      <w:r>
+        <w:rPr>
+          <w:rFonts w:ascii="Segoe UI" w:hAnsi="Segoe UI" w:cs="Segoe UI"/>
+          <w:color w:val="0F1115"/>
+          <w:sz w:val="24"/>
+          <w:szCs w:val="24"/>
+        </w:rPr>
+        <w:br/>
+        <w:t>D) </w:t>
+      </w:r>
+      <w:r>
+        <w:rPr>
+          <w:rFonts w:ascii="Consolas" w:hAnsi="Consolas" w:cs="Courier New"/>
+          <w:color w:val="0F1115"/>
+          <w:sz w:val="21"/>
+          <w:szCs w:val="21"/>
+          <w:shd w:val="clear" w:color="auto" w:fill="EBEEF2"/>
+        </w:rPr>
+        <w:t>crypto.createDecipher()</w:t>
+      </w:r>
+    </w:p>
+    <w:p>
+      <w:pPr>
+        <w:shd w:val="clear" w:color="auto" w:fill="FFFFFF"/>
+        <w:spacing w:before="240" w:after="240" w:line="420" w:lineRule="atLeast"/>
+        <w:rPr>
+          <w:rFonts w:ascii="Segoe UI" w:hAnsi="Segoe UI" w:cs="Segoe UI"/>
+          <w:color w:val="0F1115"/>
+          <w:sz w:val="24"/>
+          <w:szCs w:val="24"/>
+        </w:rPr>
+      </w:pPr>
+      <w:r>
+        <w:rPr>
+          <w:rFonts w:ascii="Segoe UI" w:hAnsi="Segoe UI" w:cs="Segoe UI"/>
+          <w:b/>
+          <w:bCs/>
+          <w:color w:val="0F1115"/>
+          <w:sz w:val="24"/>
+          <w:szCs w:val="24"/>
+        </w:rPr>
+        <w:t>Answer:</w:t>
+      </w:r>
+      <w:r>
+        <w:rPr>
+          <w:rFonts w:ascii="Segoe UI" w:hAnsi="Segoe UI" w:cs="Segoe UI"/>
+          <w:color w:val="0F1115"/>
+          <w:sz w:val="24"/>
+          <w:szCs w:val="24"/>
+        </w:rPr>
+        <w:t> B) </w:t>
+      </w:r>
+      <w:r>
+        <w:rPr>
+          <w:rFonts w:ascii="Consolas" w:hAnsi="Consolas" w:cs="Courier New"/>
+          <w:color w:val="0F1115"/>
+          <w:sz w:val="21"/>
+          <w:szCs w:val="21"/>
+          <w:shd w:val="clear" w:color="auto" w:fill="EBEEF2"/>
+        </w:rPr>
+        <w:t>crypto.createHmac()</w:t>
+      </w:r>
+    </w:p>
+    <w:p>
+      <w:pPr>
+        <w:shd w:val="clear" w:color="auto" w:fill="FFFFFF"/>
+        <w:spacing w:before="480" w:after="480" w:line="420" w:lineRule="atLeast"/>
+        <w:rPr>
+          <w:rFonts w:ascii="Segoe UI" w:hAnsi="Segoe UI" w:cs="Segoe UI"/>
+          <w:color w:val="0F1115"/>
+          <w:sz w:val="24"/>
+          <w:szCs w:val="24"/>
+        </w:rPr>
+      </w:pPr>
+      <w:r>
+        <w:rPr>
+          <w:rFonts w:ascii="Segoe UI" w:hAnsi="Segoe UI" w:cs="Segoe UI"/>
+          <w:color w:val="0F1115"/>
+          <w:sz w:val="24"/>
+          <w:szCs w:val="24"/>
+        </w:rPr>
+        <w:pict w14:anchorId="3247FB8C">
+          <v:rect id="_x0000_i1032" style="width:0;height:.75pt" o:hralign="center" o:hrstd="t" o:hr="t" fillcolor="#a0a0a0" stroked="f"/>
+        </w:pict>
+      </w:r>
+    </w:p>
+    <w:p>
+      <w:pPr>
+        <w:shd w:val="clear" w:color="auto" w:fill="FFFFFF"/>
+        <w:spacing w:before="480" w:after="240" w:line="450" w:lineRule="atLeast"/>
+        <w:outlineLvl w:val="2"/>
+        <w:rPr>
+          <w:rFonts w:ascii="Segoe UI" w:hAnsi="Segoe UI" w:cs="Segoe UI"/>
+          <w:b/>
+          <w:bCs/>
+          <w:color w:val="0F1115"/>
+          <w:sz w:val="30"/>
+          <w:szCs w:val="30"/>
+        </w:rPr>
+      </w:pPr>
+      <w:r>
+        <w:rPr>
+          <w:rFonts w:ascii="Segoe UI" w:hAnsi="Segoe UI" w:cs="Segoe UI"/>
+          <w:b/>
+          <w:bCs/>
+          <w:color w:val="0F1115"/>
+          <w:sz w:val="30"/>
+          <w:szCs w:val="30"/>
+        </w:rPr>
+        <w:t>8. What additional parameter does </w:t>
+      </w:r>
+      <w:r>
+        <w:rPr>
+          <w:rFonts w:ascii="Consolas" w:hAnsi="Consolas" w:cs="Courier New"/>
+          <w:b/>
+          <w:bCs/>
+          <w:color w:val="0F1115"/>
+          <w:shd w:val="clear" w:color="auto" w:fill="EBEEF2"/>
+        </w:rPr>
+        <w:t>crypto.createHmac()</w:t>
+      </w:r>
+      <w:r>
+        <w:rPr>
+          <w:rFonts w:ascii="Segoe UI" w:hAnsi="Segoe UI" w:cs="Segoe UI"/>
+          <w:b/>
+          <w:bCs/>
+          <w:color w:val="0F1115"/>
+          <w:sz w:val="30"/>
+          <w:szCs w:val="30"/>
+        </w:rPr>
+        <w:t> require compared to </w:t>
+      </w:r>
+      <w:r>
+        <w:rPr>
+          <w:rFonts w:ascii="Consolas" w:hAnsi="Consolas" w:cs="Courier New"/>
+          <w:b/>
+          <w:bCs/>
+          <w:color w:val="0F1115"/>
+          <w:shd w:val="clear" w:color="auto" w:fill="EBEEF2"/>
+        </w:rPr>
+        <w:t>crypto.createHash()</w:t>
+      </w:r>
+      <w:r>
+        <w:rPr>
+          <w:rFonts w:ascii="Segoe UI" w:hAnsi="Segoe UI" w:cs="Segoe UI"/>
+          <w:b/>
+          <w:bCs/>
+          <w:color w:val="0F1115"/>
+          <w:sz w:val="30"/>
+          <w:szCs w:val="30"/>
+        </w:rPr>
+        <w:t>?</w:t>
+      </w:r>
+    </w:p>
+    <w:p>
+      <w:pPr>
+        <w:shd w:val="clear" w:color="auto" w:fill="FFFFFF"/>
+        <w:spacing w:before="240" w:after="240" w:line="420" w:lineRule="atLeast"/>
+        <w:rPr>
+          <w:rFonts w:ascii="Segoe UI" w:hAnsi="Segoe UI" w:cs="Segoe UI"/>
+          <w:color w:val="0F1115"/>
+          <w:sz w:val="24"/>
+          <w:szCs w:val="24"/>
+        </w:rPr>
+      </w:pPr>
+      <w:r>
+        <w:rPr>
+          <w:rFonts w:ascii="Segoe UI" w:hAnsi="Segoe UI" w:cs="Segoe UI"/>
+          <w:color w:val="0F1115"/>
+          <w:sz w:val="24"/>
+          <w:szCs w:val="24"/>
+        </w:rPr>
+        <w:t>A) A secret key</w:t>
+      </w:r>
+      <w:r>
+        <w:rPr>
+          <w:rFonts w:ascii="Segoe UI" w:hAnsi="Segoe UI" w:cs="Segoe UI"/>
+          <w:color w:val="0F1115"/>
+          <w:sz w:val="24"/>
+          <w:szCs w:val="24"/>
+        </w:rPr>
+        <w:br/>
+        <w:t>B) A salt</w:t>
+      </w:r>
+      <w:r>
+        <w:rPr>
+          <w:rFonts w:ascii="Segoe UI" w:hAnsi="Segoe UI" w:cs="Segoe UI"/>
+          <w:color w:val="0F1115"/>
+          <w:sz w:val="24"/>
+          <w:szCs w:val="24"/>
+        </w:rPr>
+        <w:br/>
+        <w:t>C) An initialization vector (IV)</w:t>
+      </w:r>
+      <w:r>
+        <w:rPr>
+          <w:rFonts w:ascii="Segoe UI" w:hAnsi="Segoe UI" w:cs="Segoe UI"/>
+          <w:color w:val="0F1115"/>
+          <w:sz w:val="24"/>
+          <w:szCs w:val="24"/>
+        </w:rPr>
+        <w:br/>
+        <w:t>D) A password</w:t>
+      </w:r>
+    </w:p>
+    <w:p>
+      <w:pPr>
+        <w:shd w:val="clear" w:color="auto" w:fill="FFFFFF"/>
+        <w:spacing w:before="240" w:after="240" w:line="420" w:lineRule="atLeast"/>
+        <w:rPr>
+          <w:rFonts w:ascii="Segoe UI" w:hAnsi="Segoe UI" w:cs="Segoe UI"/>
+          <w:color w:val="0F1115"/>
+          <w:sz w:val="24"/>
+          <w:szCs w:val="24"/>
+        </w:rPr>
+      </w:pPr>
+      <w:r>
+        <w:rPr>
+          <w:rFonts w:ascii="Segoe UI" w:hAnsi="Segoe UI" w:cs="Segoe UI"/>
+          <w:b/>
+          <w:bCs/>
+          <w:color w:val="0F1115"/>
+          <w:sz w:val="24"/>
+          <w:szCs w:val="24"/>
+        </w:rPr>
+        <w:t>Answer:</w:t>
+      </w:r>
+      <w:r>
+        <w:rPr>
+          <w:rFonts w:ascii="Segoe UI" w:hAnsi="Segoe UI" w:cs="Segoe UI"/>
+          <w:color w:val="0F1115"/>
+          <w:sz w:val="24"/>
+          <w:szCs w:val="24"/>
+        </w:rPr>
+        <w:t> A) A secret key</w:t>
+      </w:r>
+    </w:p>
+    <w:p>
+      <w:pPr>
+        <w:shd w:val="clear" w:color="auto" w:fill="FFFFFF"/>
+        <w:spacing w:before="480" w:after="480" w:line="420" w:lineRule="atLeast"/>
+        <w:rPr>
+          <w:rFonts w:ascii="Segoe UI" w:hAnsi="Segoe UI" w:cs="Segoe UI"/>
+          <w:color w:val="0F1115"/>
+          <w:sz w:val="24"/>
+          <w:szCs w:val="24"/>
+        </w:rPr>
+      </w:pPr>
+      <w:r>
+        <w:rPr>
+          <w:rFonts w:ascii="Segoe UI" w:hAnsi="Segoe UI" w:cs="Segoe UI"/>
+          <w:color w:val="0F1115"/>
+          <w:sz w:val="24"/>
+          <w:szCs w:val="24"/>
+        </w:rPr>
+        <w:lastRenderedPageBreak/>
+        <w:pict w14:anchorId="0E89F4CA">
+          <v:rect id="_x0000_i1033" style="width:0;height:.75pt" o:hralign="center" o:hrstd="t" o:hr="t" fillcolor="#a0a0a0" stroked="f"/>
+        </w:pict>
+      </w:r>
+    </w:p>
+    <w:p>
+      <w:pPr>
+        <w:shd w:val="clear" w:color="auto" w:fill="FFFFFF"/>
+        <w:spacing w:before="480" w:after="240" w:line="450" w:lineRule="atLeast"/>
+        <w:outlineLvl w:val="2"/>
+        <w:rPr>
+          <w:rFonts w:ascii="Segoe UI" w:hAnsi="Segoe UI" w:cs="Segoe UI"/>
+          <w:b/>
+          <w:bCs/>
+          <w:color w:val="0F1115"/>
+          <w:sz w:val="30"/>
+          <w:szCs w:val="30"/>
+        </w:rPr>
+      </w:pPr>
+      <w:r>
+        <w:rPr>
+          <w:rFonts w:ascii="Segoe UI" w:hAnsi="Segoe UI" w:cs="Segoe UI"/>
+          <w:b/>
+          <w:bCs/>
+          <w:color w:val="0F1115"/>
+          <w:sz w:val="30"/>
+          <w:szCs w:val="30"/>
+        </w:rPr>
+        <w:t>9. How do you generate cryptographically strong random bytes synchronously?</w:t>
+      </w:r>
+    </w:p>
+    <w:p>
+      <w:pPr>
+        <w:shd w:val="clear" w:color="auto" w:fill="FFFFFF"/>
+        <w:spacing w:before="240" w:after="240" w:line="420" w:lineRule="atLeast"/>
+        <w:rPr>
+          <w:rFonts w:ascii="Segoe UI" w:hAnsi="Segoe UI" w:cs="Segoe UI"/>
+          <w:color w:val="0F1115"/>
+          <w:sz w:val="24"/>
+          <w:szCs w:val="24"/>
+        </w:rPr>
+      </w:pPr>
+      <w:r>
+        <w:rPr>
+          <w:rFonts w:ascii="Segoe UI" w:hAnsi="Segoe UI" w:cs="Segoe UI"/>
+          <w:color w:val="0F1115"/>
+          <w:sz w:val="24"/>
+          <w:szCs w:val="24"/>
+        </w:rPr>
+        <w:t>A) </w:t>
+      </w:r>
+      <w:r>
+        <w:rPr>
+          <w:rFonts w:ascii="Consolas" w:hAnsi="Consolas" w:cs="Courier New"/>
+          <w:color w:val="0F1115"/>
+          <w:sz w:val="21"/>
+          <w:szCs w:val="21"/>
+          <w:shd w:val="clear" w:color="auto" w:fill="EBEEF2"/>
+        </w:rPr>
+        <w:t>crypto.randomBytes(size, callback)</w:t>
+      </w:r>
+      <w:r>
+        <w:rPr>
+          <w:rFonts w:ascii="Segoe UI" w:hAnsi="Segoe UI" w:cs="Segoe UI"/>
+          <w:color w:val="0F1115"/>
+          <w:sz w:val="24"/>
+          <w:szCs w:val="24"/>
+        </w:rPr>
+        <w:t> (async)</w:t>
+      </w:r>
+      <w:r>
+        <w:rPr>
+          <w:rFonts w:ascii="Segoe UI" w:hAnsi="Segoe UI" w:cs="Segoe UI"/>
+          <w:color w:val="0F1115"/>
+          <w:sz w:val="24"/>
+          <w:szCs w:val="24"/>
+        </w:rPr>
+        <w:br/>
+        <w:t>B) </w:t>
+      </w:r>
+      <w:r>
+        <w:rPr>
+          <w:rFonts w:ascii="Consolas" w:hAnsi="Consolas" w:cs="Courier New"/>
+          <w:color w:val="0F1115"/>
+          <w:sz w:val="21"/>
+          <w:szCs w:val="21"/>
+          <w:shd w:val="clear" w:color="auto" w:fill="EBEEF2"/>
+        </w:rPr>
+        <w:t>crypto.randomBytesSync(size)</w:t>
+      </w:r>
+      <w:r>
+        <w:rPr>
+          <w:rFonts w:ascii="Segoe UI" w:hAnsi="Segoe UI" w:cs="Segoe UI"/>
+          <w:color w:val="0F1115"/>
+          <w:sz w:val="24"/>
+          <w:szCs w:val="24"/>
+        </w:rPr>
+        <w:t> (no such method)</w:t>
+      </w:r>
+      <w:r>
+        <w:rPr>
+          <w:rFonts w:ascii="Segoe UI" w:hAnsi="Segoe UI" w:cs="Segoe UI"/>
+          <w:color w:val="0F1115"/>
+          <w:sz w:val="24"/>
+          <w:szCs w:val="24"/>
+        </w:rPr>
+        <w:br/>
+        <w:t>C) </w:t>
+      </w:r>
+      <w:r>
+        <w:rPr>
+          <w:rFonts w:ascii="Consolas" w:hAnsi="Consolas" w:cs="Courier New"/>
+          <w:color w:val="0F1115"/>
+          <w:sz w:val="21"/>
+          <w:szCs w:val="21"/>
+          <w:shd w:val="clear" w:color="auto" w:fill="EBEEF2"/>
+        </w:rPr>
+        <w:t>crypto.randomBytes(size)</w:t>
+      </w:r>
+      <w:r>
+        <w:rPr>
+          <w:rFonts w:ascii="Segoe UI" w:hAnsi="Segoe UI" w:cs="Segoe UI"/>
+          <w:color w:val="0F1115"/>
+          <w:sz w:val="24"/>
+          <w:szCs w:val="24"/>
+        </w:rPr>
+        <w:t> (synchronous version exists – it blocks the event loop)</w:t>
+      </w:r>
+      <w:r>
+        <w:rPr>
+          <w:rFonts w:ascii="Segoe UI" w:hAnsi="Segoe UI" w:cs="Segoe UI"/>
+          <w:color w:val="0F1115"/>
+          <w:sz w:val="24"/>
+          <w:szCs w:val="24"/>
+        </w:rPr>
+        <w:br/>
+        <w:t>D) </w:t>
+      </w:r>
+      <w:r>
+        <w:rPr>
+          <w:rFonts w:ascii="Consolas" w:hAnsi="Consolas" w:cs="Courier New"/>
+          <w:color w:val="0F1115"/>
+          <w:sz w:val="21"/>
+          <w:szCs w:val="21"/>
+          <w:shd w:val="clear" w:color="auto" w:fill="EBEEF2"/>
+        </w:rPr>
+        <w:t>crypto.getRandomValues(size)</w:t>
+      </w:r>
+    </w:p>
+    <w:p>
+      <w:pPr>
+        <w:shd w:val="clear" w:color="auto" w:fill="FFFFFF"/>
+        <w:spacing w:before="240" w:after="240" w:line="420" w:lineRule="atLeast"/>
+        <w:rPr>
+          <w:rFonts w:ascii="Segoe UI" w:hAnsi="Segoe UI" w:cs="Segoe UI"/>
+          <w:color w:val="0F1115"/>
+          <w:sz w:val="24"/>
+          <w:szCs w:val="24"/>
+        </w:rPr>
+      </w:pPr>
+      <w:r>
+        <w:rPr>
+          <w:rFonts w:ascii="Segoe UI" w:hAnsi="Segoe UI" w:cs="Segoe UI"/>
+          <w:b/>
+          <w:bCs/>
+          <w:color w:val="0F1115"/>
+          <w:sz w:val="24"/>
+          <w:szCs w:val="24"/>
+        </w:rPr>
+        <w:t>Answer:</w:t>
+      </w:r>
+      <w:r>
+        <w:rPr>
+          <w:rFonts w:ascii="Segoe UI" w:hAnsi="Segoe UI" w:cs="Segoe UI"/>
+          <w:color w:val="0F1115"/>
+          <w:sz w:val="24"/>
+          <w:szCs w:val="24"/>
+        </w:rPr>
+        <w:t> C) </w:t>
+      </w:r>
+      <w:r>
+        <w:rPr>
+          <w:rFonts w:ascii="Consolas" w:hAnsi="Consolas" w:cs="Courier New"/>
+          <w:color w:val="0F1115"/>
+          <w:sz w:val="21"/>
+          <w:szCs w:val="21"/>
+          <w:shd w:val="clear" w:color="auto" w:fill="EBEEF2"/>
+        </w:rPr>
+        <w:t>crypto.randomBytes(size)</w:t>
+      </w:r>
+      <w:r>
+        <w:rPr>
+          <w:rFonts w:ascii="Segoe UI" w:hAnsi="Segoe UI" w:cs="Segoe UI"/>
+          <w:color w:val="0F1115"/>
+          <w:sz w:val="24"/>
+          <w:szCs w:val="24"/>
+        </w:rPr>
+        <w:t> (synchronous version exists – it blocks the event loop)</w:t>
+      </w:r>
+    </w:p>
+    <w:p>
+      <w:pPr>
+        <w:shd w:val="clear" w:color="auto" w:fill="FFFFFF"/>
+        <w:spacing w:before="480" w:after="480" w:line="420" w:lineRule="atLeast"/>
+        <w:rPr>
+          <w:rFonts w:ascii="Segoe UI" w:hAnsi="Segoe UI" w:cs="Segoe UI"/>
+          <w:color w:val="0F1115"/>
+          <w:sz w:val="24"/>
+          <w:szCs w:val="24"/>
+        </w:rPr>
+      </w:pPr>
+      <w:r>
+        <w:rPr>
+          <w:rFonts w:ascii="Segoe UI" w:hAnsi="Segoe UI" w:cs="Segoe UI"/>
+          <w:color w:val="0F1115"/>
+          <w:sz w:val="24"/>
+          <w:szCs w:val="24"/>
+        </w:rPr>
+        <w:pict w14:anchorId="5D80B56F">
+          <v:rect id="_x0000_i1034" style="width:0;height:.75pt" o:hralign="center" o:hrstd="t" o:hr="t" fillcolor="#a0a0a0" stroked="f"/>
+        </w:pict>
+      </w:r>
+    </w:p>
+    <w:p>
+      <w:pPr>
+        <w:shd w:val="clear" w:color="auto" w:fill="FFFFFF"/>
+        <w:spacing w:before="480" w:after="240" w:line="450" w:lineRule="atLeast"/>
+        <w:outlineLvl w:val="2"/>
+        <w:rPr>
+          <w:rFonts w:ascii="Segoe UI" w:hAnsi="Segoe UI" w:cs="Segoe UI"/>
+          <w:b/>
+          <w:bCs/>
+          <w:color w:val="0F1115"/>
+          <w:sz w:val="30"/>
+          <w:szCs w:val="30"/>
+        </w:rPr>
+      </w:pPr>
+      <w:r>
+        <w:rPr>
+          <w:rFonts w:ascii="Segoe UI" w:hAnsi="Segoe UI" w:cs="Segoe UI"/>
+          <w:b/>
+          <w:bCs/>
+          <w:color w:val="0F1115"/>
+          <w:sz w:val="30"/>
+          <w:szCs w:val="30"/>
+        </w:rPr>
+        <w:t>10. Which method generates random bytes asynchronously?</w:t>
+      </w:r>
+    </w:p>
+    <w:p>
+      <w:pPr>
+        <w:shd w:val="clear" w:color="auto" w:fill="FFFFFF"/>
+        <w:spacing w:before="240" w:after="240" w:line="420" w:lineRule="atLeast"/>
+        <w:rPr>
+          <w:rFonts w:ascii="Segoe UI" w:hAnsi="Segoe UI" w:cs="Segoe UI"/>
+          <w:color w:val="0F1115"/>
+          <w:sz w:val="24"/>
+          <w:szCs w:val="24"/>
+        </w:rPr>
+      </w:pPr>
+      <w:r>
+        <w:rPr>
+          <w:rFonts w:ascii="Segoe UI" w:hAnsi="Segoe UI" w:cs="Segoe UI"/>
+          <w:color w:val="0F1115"/>
+          <w:sz w:val="24"/>
+          <w:szCs w:val="24"/>
+        </w:rPr>
+        <w:t>A) </w:t>
+      </w:r>
+      <w:r>
+        <w:rPr>
+          <w:rFonts w:ascii="Consolas" w:hAnsi="Consolas" w:cs="Courier New"/>
+          <w:color w:val="0F1115"/>
+          <w:sz w:val="21"/>
+          <w:szCs w:val="21"/>
+          <w:shd w:val="clear" w:color="auto" w:fill="EBEEF2"/>
+        </w:rPr>
+        <w:t>crypto.randomBytes(size, callback)</w:t>
+      </w:r>
+      <w:r>
+        <w:rPr>
+          <w:rFonts w:ascii="Segoe UI" w:hAnsi="Segoe UI" w:cs="Segoe UI"/>
+          <w:color w:val="0F1115"/>
+          <w:sz w:val="24"/>
+          <w:szCs w:val="24"/>
+        </w:rPr>
+        <w:br/>
+        <w:t>B) </w:t>
+      </w:r>
+      <w:r>
+        <w:rPr>
+          <w:rFonts w:ascii="Consolas" w:hAnsi="Consolas" w:cs="Courier New"/>
+          <w:color w:val="0F1115"/>
+          <w:sz w:val="21"/>
+          <w:szCs w:val="21"/>
+          <w:shd w:val="clear" w:color="auto" w:fill="EBEEF2"/>
+        </w:rPr>
+        <w:t>crypto.randomBytesAsync(size)</w:t>
+      </w:r>
+      <w:r>
+        <w:rPr>
+          <w:rFonts w:ascii="Segoe UI" w:hAnsi="Segoe UI" w:cs="Segoe UI"/>
+          <w:color w:val="0F1115"/>
+          <w:sz w:val="24"/>
+          <w:szCs w:val="24"/>
+        </w:rPr>
+        <w:br/>
+        <w:t>C) </w:t>
+      </w:r>
+      <w:r>
+        <w:rPr>
+          <w:rFonts w:ascii="Consolas" w:hAnsi="Consolas" w:cs="Courier New"/>
+          <w:color w:val="0F1115"/>
+          <w:sz w:val="21"/>
+          <w:szCs w:val="21"/>
+          <w:shd w:val="clear" w:color="auto" w:fill="EBEEF2"/>
+        </w:rPr>
+        <w:t>crypto.generateRandom(size, callback)</w:t>
+      </w:r>
+      <w:r>
+        <w:rPr>
+          <w:rFonts w:ascii="Segoe UI" w:hAnsi="Segoe UI" w:cs="Segoe UI"/>
+          <w:color w:val="0F1115"/>
+          <w:sz w:val="24"/>
+          <w:szCs w:val="24"/>
+        </w:rPr>
+        <w:br/>
+        <w:t>D) </w:t>
+      </w:r>
+      <w:r>
+        <w:rPr>
+          <w:rFonts w:ascii="Consolas" w:hAnsi="Consolas" w:cs="Courier New"/>
+          <w:color w:val="0F1115"/>
+          <w:sz w:val="21"/>
+          <w:szCs w:val="21"/>
+          <w:shd w:val="clear" w:color="auto" w:fill="EBEEF2"/>
+        </w:rPr>
+        <w:t>crypto.getRandomValues(size, callback)</w:t>
+      </w:r>
+    </w:p>
+    <w:p>
+      <w:pPr>
+        <w:shd w:val="clear" w:color="auto" w:fill="FFFFFF"/>
+        <w:spacing w:before="240" w:after="240" w:line="420" w:lineRule="atLeast"/>
+        <w:rPr>
+          <w:rFonts w:ascii="Segoe UI" w:hAnsi="Segoe UI" w:cs="Segoe UI"/>
+          <w:color w:val="0F1115"/>
+          <w:sz w:val="24"/>
+          <w:szCs w:val="24"/>
+        </w:rPr>
+      </w:pPr>
+      <w:r>
+        <w:rPr>
+          <w:rFonts w:ascii="Segoe UI" w:hAnsi="Segoe UI" w:cs="Segoe UI"/>
+          <w:b/>
+          <w:bCs/>
+          <w:color w:val="0F1115"/>
+          <w:sz w:val="24"/>
+          <w:szCs w:val="24"/>
+        </w:rPr>
+        <w:t>Answer:</w:t>
+      </w:r>
+      <w:r>
+        <w:rPr>
+          <w:rFonts w:ascii="Segoe UI" w:hAnsi="Segoe UI" w:cs="Segoe UI"/>
+          <w:color w:val="0F1115"/>
+          <w:sz w:val="24"/>
+          <w:szCs w:val="24"/>
+        </w:rPr>
+        <w:t> A) </w:t>
+      </w:r>
+      <w:r>
+        <w:rPr>
+          <w:rFonts w:ascii="Consolas" w:hAnsi="Consolas" w:cs="Courier New"/>
+          <w:color w:val="0F1115"/>
+          <w:sz w:val="21"/>
+          <w:szCs w:val="21"/>
+          <w:shd w:val="clear" w:color="auto" w:fill="EBEEF2"/>
+        </w:rPr>
+        <w:t>crypto.randomBytes(size, callback)</w:t>
+      </w:r>
+    </w:p>
+    <w:p>
+      <w:pPr>
+        <w:shd w:val="clear" w:color="auto" w:fill="FFFFFF"/>
+        <w:spacing w:before="480" w:after="480" w:line="420" w:lineRule="atLeast"/>
+        <w:rPr>
+          <w:rFonts w:ascii="Segoe UI" w:hAnsi="Segoe UI" w:cs="Segoe UI"/>
+          <w:color w:val="0F1115"/>
+          <w:sz w:val="24"/>
+          <w:szCs w:val="24"/>
+        </w:rPr>
+      </w:pPr>
+      <w:r>
+        <w:rPr>
+          <w:rFonts w:ascii="Segoe UI" w:hAnsi="Segoe UI" w:cs="Segoe UI"/>
+          <w:color w:val="0F1115"/>
+          <w:sz w:val="24"/>
+          <w:szCs w:val="24"/>
+        </w:rPr>
+        <w:pict w14:anchorId="2DBD4B2D">
+          <v:rect id="_x0000_i1035" style="width:0;height:.75pt" o:hralign="center" o:hrstd="t" o:hr="t" fillcolor="#a0a0a0" stroked="f"/>
+        </w:pict>
+      </w:r>
+    </w:p>
+    <w:p>
+      <w:pPr>
+        <w:shd w:val="clear" w:color="auto" w:fill="FFFFFF"/>
+        <w:spacing w:before="480" w:after="240" w:line="450" w:lineRule="atLeast"/>
+        <w:outlineLvl w:val="2"/>
+        <w:rPr>
+          <w:rFonts w:ascii="Segoe UI" w:hAnsi="Segoe UI" w:cs="Segoe UI"/>
+          <w:b/>
+          <w:bCs/>
+          <w:color w:val="0F1115"/>
+          <w:sz w:val="30"/>
+          <w:szCs w:val="30"/>
+        </w:rPr>
+      </w:pPr>
+      <w:r>
+        <w:rPr>
+          <w:rFonts w:ascii="Segoe UI" w:hAnsi="Segoe UI" w:cs="Segoe UI"/>
+          <w:b/>
+          <w:bCs/>
+          <w:color w:val="0F1115"/>
+          <w:sz w:val="30"/>
+          <w:szCs w:val="30"/>
+        </w:rPr>
+        <w:t>11. What does </w:t>
+      </w:r>
+      <w:r>
+        <w:rPr>
+          <w:rFonts w:ascii="Consolas" w:hAnsi="Consolas" w:cs="Courier New"/>
+          <w:b/>
+          <w:bCs/>
+          <w:color w:val="0F1115"/>
+          <w:shd w:val="clear" w:color="auto" w:fill="EBEEF2"/>
+        </w:rPr>
+        <w:t>crypto.randomBytes(16)</w:t>
+      </w:r>
+      <w:r>
+        <w:rPr>
+          <w:rFonts w:ascii="Segoe UI" w:hAnsi="Segoe UI" w:cs="Segoe UI"/>
+          <w:b/>
+          <w:bCs/>
+          <w:color w:val="0F1115"/>
+          <w:sz w:val="30"/>
+          <w:szCs w:val="30"/>
+        </w:rPr>
+        <w:t> return?</w:t>
+      </w:r>
+    </w:p>
+    <w:p>
+      <w:pPr>
+        <w:shd w:val="clear" w:color="auto" w:fill="FFFFFF"/>
+        <w:spacing w:before="240" w:after="240" w:line="420" w:lineRule="atLeast"/>
+        <w:rPr>
+          <w:rFonts w:ascii="Segoe UI" w:hAnsi="Segoe UI" w:cs="Segoe UI"/>
+          <w:color w:val="0F1115"/>
+          <w:sz w:val="24"/>
+          <w:szCs w:val="24"/>
+        </w:rPr>
+      </w:pPr>
+      <w:r>
+        <w:rPr>
+          <w:rFonts w:ascii="Segoe UI" w:hAnsi="Segoe UI" w:cs="Segoe UI"/>
+          <w:color w:val="0F1115"/>
+          <w:sz w:val="24"/>
+          <w:szCs w:val="24"/>
+        </w:rPr>
+        <w:t>A) A Buffer containing 16 random bytes</w:t>
+      </w:r>
+      <w:r>
+        <w:rPr>
+          <w:rFonts w:ascii="Segoe UI" w:hAnsi="Segoe UI" w:cs="Segoe UI"/>
+          <w:color w:val="0F1115"/>
+          <w:sz w:val="24"/>
+          <w:szCs w:val="24"/>
+        </w:rPr>
+        <w:br/>
+        <w:t>B) A string of 16 random characters</w:t>
+      </w:r>
+      <w:r>
+        <w:rPr>
+          <w:rFonts w:ascii="Segoe UI" w:hAnsi="Segoe UI" w:cs="Segoe UI"/>
+          <w:color w:val="0F1115"/>
+          <w:sz w:val="24"/>
+          <w:szCs w:val="24"/>
+        </w:rPr>
+        <w:br/>
+        <w:t>C) A number</w:t>
+      </w:r>
+      <w:r>
+        <w:rPr>
+          <w:rFonts w:ascii="Segoe UI" w:hAnsi="Segoe UI" w:cs="Segoe UI"/>
+          <w:color w:val="0F1115"/>
+          <w:sz w:val="24"/>
+          <w:szCs w:val="24"/>
+        </w:rPr>
+        <w:br/>
+        <w:t>D) A promise</w:t>
+      </w:r>
+    </w:p>
+    <w:p>
+      <w:pPr>
+        <w:shd w:val="clear" w:color="auto" w:fill="FFFFFF"/>
+        <w:spacing w:before="240" w:after="240" w:line="420" w:lineRule="atLeast"/>
+        <w:rPr>
+          <w:rFonts w:ascii="Segoe UI" w:hAnsi="Segoe UI" w:cs="Segoe UI"/>
+          <w:color w:val="0F1115"/>
+          <w:sz w:val="24"/>
+          <w:szCs w:val="24"/>
+        </w:rPr>
+      </w:pPr>
+      <w:r>
+        <w:rPr>
+          <w:rFonts w:ascii="Segoe UI" w:hAnsi="Segoe UI" w:cs="Segoe UI"/>
+          <w:b/>
+          <w:bCs/>
+          <w:color w:val="0F1115"/>
+          <w:sz w:val="24"/>
+          <w:szCs w:val="24"/>
+        </w:rPr>
+        <w:t>Answer:</w:t>
+      </w:r>
+      <w:r>
+        <w:rPr>
+          <w:rFonts w:ascii="Segoe UI" w:hAnsi="Segoe UI" w:cs="Segoe UI"/>
+          <w:color w:val="0F1115"/>
+          <w:sz w:val="24"/>
+          <w:szCs w:val="24"/>
+        </w:rPr>
+        <w:t> A) A Buffer containing 16 random bytes</w:t>
+      </w:r>
+    </w:p>
+    <w:p>
+      <w:pPr>
+        <w:shd w:val="clear" w:color="auto" w:fill="FFFFFF"/>
+        <w:spacing w:before="480" w:after="480" w:line="420" w:lineRule="atLeast"/>
+        <w:rPr>
+          <w:rFonts w:ascii="Segoe UI" w:hAnsi="Segoe UI" w:cs="Segoe UI"/>
+          <w:color w:val="0F1115"/>
+          <w:sz w:val="24"/>
+          <w:szCs w:val="24"/>
+        </w:rPr>
+      </w:pPr>
+      <w:r>
+        <w:rPr>
+          <w:rFonts w:ascii="Segoe UI" w:hAnsi="Segoe UI" w:cs="Segoe UI"/>
+          <w:color w:val="0F1115"/>
+          <w:sz w:val="24"/>
+          <w:szCs w:val="24"/>
+        </w:rPr>
+        <w:lastRenderedPageBreak/>
+        <w:pict w14:anchorId="51F9CDBF">
+          <v:rect id="_x0000_i1036" style="width:0;height:.75pt" o:hralign="center" o:hrstd="t" o:hr="t" fillcolor="#a0a0a0" stroked="f"/>
+        </w:pict>
+      </w:r>
+    </w:p>
+    <w:p>
+      <w:pPr>
+        <w:shd w:val="clear" w:color="auto" w:fill="FFFFFF"/>
+        <w:spacing w:before="480" w:after="240" w:line="450" w:lineRule="atLeast"/>
+        <w:outlineLvl w:val="2"/>
+        <w:rPr>
+          <w:rFonts w:ascii="Segoe UI" w:hAnsi="Segoe UI" w:cs="Segoe UI"/>
+          <w:b/>
+          <w:bCs/>
+          <w:color w:val="0F1115"/>
+          <w:sz w:val="30"/>
+          <w:szCs w:val="30"/>
+        </w:rPr>
+      </w:pPr>
+      <w:r>
+        <w:rPr>
+          <w:rFonts w:ascii="Segoe UI" w:hAnsi="Segoe UI" w:cs="Segoe UI"/>
+          <w:b/>
+          <w:bCs/>
+          <w:color w:val="0F1115"/>
+          <w:sz w:val="30"/>
+          <w:szCs w:val="30"/>
+        </w:rPr>
+        <w:t>12. Which method creates a Cipher for encryption?</w:t>
+      </w:r>
+    </w:p>
+    <w:p>
+      <w:pPr>
+        <w:shd w:val="clear" w:color="auto" w:fill="FFFFFF"/>
+        <w:spacing w:before="240" w:after="240" w:line="420" w:lineRule="atLeast"/>
+        <w:rPr>
+          <w:rFonts w:ascii="Segoe UI" w:hAnsi="Segoe UI" w:cs="Segoe UI"/>
+          <w:color w:val="0F1115"/>
+          <w:sz w:val="24"/>
+          <w:szCs w:val="24"/>
+        </w:rPr>
+      </w:pPr>
+      <w:r>
+        <w:rPr>
+          <w:rFonts w:ascii="Segoe UI" w:hAnsi="Segoe UI" w:cs="Segoe UI"/>
+          <w:color w:val="0F1115"/>
+          <w:sz w:val="24"/>
+          <w:szCs w:val="24"/>
+        </w:rPr>
+        <w:t>A) </w:t>
+      </w:r>
+      <w:r>
+        <w:rPr>
+          <w:rFonts w:ascii="Consolas" w:hAnsi="Consolas" w:cs="Courier New"/>
+          <w:color w:val="0F1115"/>
+          <w:sz w:val="21"/>
+          <w:szCs w:val="21"/>
+          <w:shd w:val="clear" w:color="auto" w:fill="EBEEF2"/>
+        </w:rPr>
+        <w:t>crypto.createCipher()</w:t>
+      </w:r>
+      <w:r>
+        <w:rPr>
+          <w:rFonts w:ascii="Segoe UI" w:hAnsi="Segoe UI" w:cs="Segoe UI"/>
+          <w:color w:val="0F1115"/>
+          <w:sz w:val="24"/>
+          <w:szCs w:val="24"/>
+        </w:rPr>
+        <w:t> (deprecated) or </w:t>
+      </w:r>
+      <w:r>
+        <w:rPr>
+          <w:rFonts w:ascii="Consolas" w:hAnsi="Consolas" w:cs="Courier New"/>
+          <w:color w:val="0F1115"/>
+          <w:sz w:val="21"/>
+          <w:szCs w:val="21"/>
+          <w:shd w:val="clear" w:color="auto" w:fill="EBEEF2"/>
+        </w:rPr>
+        <w:t>crypto.createCipheriv()</w:t>
+      </w:r>
+      <w:r>
+        <w:rPr>
+          <w:rFonts w:ascii="Segoe UI" w:hAnsi="Segoe UI" w:cs="Segoe UI"/>
+          <w:color w:val="0F1115"/>
+          <w:sz w:val="24"/>
+          <w:szCs w:val="24"/>
+        </w:rPr>
+        <w:br/>
+        <w:t>B) </w:t>
+      </w:r>
+      <w:r>
+        <w:rPr>
+          <w:rFonts w:ascii="Consolas" w:hAnsi="Consolas" w:cs="Courier New"/>
+          <w:color w:val="0F1115"/>
+          <w:sz w:val="21"/>
+          <w:szCs w:val="21"/>
+          <w:shd w:val="clear" w:color="auto" w:fill="EBEEF2"/>
+        </w:rPr>
+        <w:t>crypto.createDecipher()</w:t>
+      </w:r>
+      <w:r>
+        <w:rPr>
+          <w:rFonts w:ascii="Segoe UI" w:hAnsi="Segoe UI" w:cs="Segoe UI"/>
+          <w:color w:val="0F1115"/>
+          <w:sz w:val="24"/>
+          <w:szCs w:val="24"/>
+        </w:rPr>
+        <w:br/>
+        <w:t>C) </w:t>
+      </w:r>
+      <w:r>
+        <w:rPr>
+          <w:rFonts w:ascii="Consolas" w:hAnsi="Consolas" w:cs="Courier New"/>
+          <w:color w:val="0F1115"/>
+          <w:sz w:val="21"/>
+          <w:szCs w:val="21"/>
+          <w:shd w:val="clear" w:color="auto" w:fill="EBEEF2"/>
+        </w:rPr>
+        <w:t>crypto.createHash()</w:t>
+      </w:r>
+      <w:r>
+        <w:rPr>
+          <w:rFonts w:ascii="Segoe UI" w:hAnsi="Segoe UI" w:cs="Segoe UI"/>
+          <w:color w:val="0F1115"/>
+          <w:sz w:val="24"/>
+          <w:szCs w:val="24"/>
+        </w:rPr>
+        <w:br/>
+        <w:t>D) </w:t>
+      </w:r>
+      <w:r>
+        <w:rPr>
+          <w:rFonts w:ascii="Consolas" w:hAnsi="Consolas" w:cs="Courier New"/>
+          <w:color w:val="0F1115"/>
+          <w:sz w:val="21"/>
+          <w:szCs w:val="21"/>
+          <w:shd w:val="clear" w:color="auto" w:fill="EBEEF2"/>
+        </w:rPr>
+        <w:t>crypto.createHmac()</w:t>
+      </w:r>
+    </w:p>
+    <w:p>
+      <w:pPr>
+        <w:shd w:val="clear" w:color="auto" w:fill="FFFFFF"/>
+        <w:spacing w:before="240" w:after="240" w:line="420" w:lineRule="atLeast"/>
+        <w:rPr>
+          <w:rFonts w:ascii="Segoe UI" w:hAnsi="Segoe UI" w:cs="Segoe UI"/>
+          <w:color w:val="0F1115"/>
+          <w:sz w:val="24"/>
+          <w:szCs w:val="24"/>
+        </w:rPr>
+      </w:pPr>
+      <w:r>
+        <w:rPr>
+          <w:rFonts w:ascii="Segoe UI" w:hAnsi="Segoe UI" w:cs="Segoe UI"/>
+          <w:b/>
+          <w:bCs/>
+          <w:color w:val="0F1115"/>
+          <w:sz w:val="24"/>
+          <w:szCs w:val="24"/>
+        </w:rPr>
+        <w:t>Answer:</w:t>
+      </w:r>
+      <w:r>
+        <w:rPr>
+          <w:rFonts w:ascii="Segoe UI" w:hAnsi="Segoe UI" w:cs="Segoe UI"/>
+          <w:color w:val="0F1115"/>
+          <w:sz w:val="24"/>
+          <w:szCs w:val="24"/>
+        </w:rPr>
+        <w:t> A) </w:t>
+      </w:r>
+      <w:r>
+        <w:rPr>
+          <w:rFonts w:ascii="Consolas" w:hAnsi="Consolas" w:cs="Courier New"/>
+          <w:color w:val="0F1115"/>
+          <w:sz w:val="21"/>
+          <w:szCs w:val="21"/>
+          <w:shd w:val="clear" w:color="auto" w:fill="EBEEF2"/>
+        </w:rPr>
+        <w:t>crypto.createCipher()</w:t>
+      </w:r>
+      <w:r>
+        <w:rPr>
+          <w:rFonts w:ascii="Segoe UI" w:hAnsi="Segoe UI" w:cs="Segoe UI"/>
+          <w:color w:val="0F1115"/>
+          <w:sz w:val="24"/>
+          <w:szCs w:val="24"/>
+        </w:rPr>
+        <w:t> (deprecated) or </w:t>
+      </w:r>
+      <w:r>
+        <w:rPr>
+          <w:rFonts w:ascii="Consolas" w:hAnsi="Consolas" w:cs="Courier New"/>
+          <w:color w:val="0F1115"/>
+          <w:sz w:val="21"/>
+          <w:szCs w:val="21"/>
+          <w:shd w:val="clear" w:color="auto" w:fill="EBEEF2"/>
+        </w:rPr>
+        <w:t>crypto.createCipheriv()</w:t>
+      </w:r>
+    </w:p>
+    <w:p>
+      <w:pPr>
+        <w:shd w:val="clear" w:color="auto" w:fill="FFFFFF"/>
+        <w:spacing w:before="480" w:after="480" w:line="420" w:lineRule="atLeast"/>
+        <w:rPr>
+          <w:rFonts w:ascii="Segoe UI" w:hAnsi="Segoe UI" w:cs="Segoe UI"/>
+          <w:color w:val="0F1115"/>
+          <w:sz w:val="24"/>
+          <w:szCs w:val="24"/>
+        </w:rPr>
+      </w:pPr>
+      <w:r>
+        <w:rPr>
+          <w:rFonts w:ascii="Segoe UI" w:hAnsi="Segoe UI" w:cs="Segoe UI"/>
+          <w:color w:val="0F1115"/>
+          <w:sz w:val="24"/>
+          <w:szCs w:val="24"/>
+        </w:rPr>
+        <w:pict w14:anchorId="7756EE67">
+          <v:rect id="_x0000_i1037" style="width:0;height:.75pt" o:hralign="center" o:hrstd="t" o:hr="t" fillcolor="#a0a0a0" stroked="f"/>
+        </w:pict>
+      </w:r>
+    </w:p>
+    <w:p>
+      <w:pPr>
+        <w:shd w:val="clear" w:color="auto" w:fill="FFFFFF"/>
+        <w:spacing w:before="480" w:after="240" w:line="450" w:lineRule="atLeast"/>
+        <w:outlineLvl w:val="2"/>
+        <w:rPr>
+          <w:rFonts w:ascii="Segoe UI" w:hAnsi="Segoe UI" w:cs="Segoe UI"/>
+          <w:b/>
+          <w:bCs/>
+          <w:color w:val="0F1115"/>
+          <w:sz w:val="30"/>
+          <w:szCs w:val="30"/>
+        </w:rPr>
+      </w:pPr>
+      <w:r>
+        <w:rPr>
+          <w:rFonts w:ascii="Segoe UI" w:hAnsi="Segoe UI" w:cs="Segoe UI"/>
+          <w:b/>
+          <w:bCs/>
+          <w:color w:val="0F1115"/>
+          <w:sz w:val="30"/>
+          <w:szCs w:val="30"/>
+        </w:rPr>
+        <w:t>13. Which method creates a Decipher for decryption?</w:t>
+      </w:r>
+    </w:p>
+    <w:p>
+      <w:pPr>
+        <w:shd w:val="clear" w:color="auto" w:fill="FFFFFF"/>
+        <w:spacing w:before="240" w:after="240" w:line="420" w:lineRule="atLeast"/>
+        <w:rPr>
+          <w:rFonts w:ascii="Segoe UI" w:hAnsi="Segoe UI" w:cs="Segoe UI"/>
+          <w:color w:val="0F1115"/>
+          <w:sz w:val="24"/>
+          <w:szCs w:val="24"/>
+        </w:rPr>
+      </w:pPr>
+      <w:r>
+        <w:rPr>
+          <w:rFonts w:ascii="Segoe UI" w:hAnsi="Segoe UI" w:cs="Segoe UI"/>
+          <w:color w:val="0F1115"/>
+          <w:sz w:val="24"/>
+          <w:szCs w:val="24"/>
+        </w:rPr>
+        <w:t>A) </w:t>
+      </w:r>
+      <w:r>
+        <w:rPr>
+          <w:rFonts w:ascii="Consolas" w:hAnsi="Consolas" w:cs="Courier New"/>
+          <w:color w:val="0F1115"/>
+          <w:sz w:val="21"/>
+          <w:szCs w:val="21"/>
+          <w:shd w:val="clear" w:color="auto" w:fill="EBEEF2"/>
+        </w:rPr>
+        <w:t>crypto.createDecipher()</w:t>
+      </w:r>
+      <w:r>
+        <w:rPr>
+          <w:rFonts w:ascii="Segoe UI" w:hAnsi="Segoe UI" w:cs="Segoe UI"/>
+          <w:color w:val="0F1115"/>
+          <w:sz w:val="24"/>
+          <w:szCs w:val="24"/>
+        </w:rPr>
+        <w:t> (deprecated) or </w:t>
+      </w:r>
+      <w:r>
+        <w:rPr>
+          <w:rFonts w:ascii="Consolas" w:hAnsi="Consolas" w:cs="Courier New"/>
+          <w:color w:val="0F1115"/>
+          <w:sz w:val="21"/>
+          <w:szCs w:val="21"/>
+          <w:shd w:val="clear" w:color="auto" w:fill="EBEEF2"/>
+        </w:rPr>
+        <w:t>crypto.createDecipheriv()</w:t>
+      </w:r>
+      <w:r>
+        <w:rPr>
+          <w:rFonts w:ascii="Segoe UI" w:hAnsi="Segoe UI" w:cs="Segoe UI"/>
+          <w:color w:val="0F1115"/>
+          <w:sz w:val="24"/>
+          <w:szCs w:val="24"/>
+        </w:rPr>
+        <w:br/>
+        <w:t>B) </w:t>
+      </w:r>
+      <w:r>
+        <w:rPr>
+          <w:rFonts w:ascii="Consolas" w:hAnsi="Consolas" w:cs="Courier New"/>
+          <w:color w:val="0F1115"/>
+          <w:sz w:val="21"/>
+          <w:szCs w:val="21"/>
+          <w:shd w:val="clear" w:color="auto" w:fill="EBEEF2"/>
+        </w:rPr>
+        <w:t>crypto.createCipher()</w:t>
+      </w:r>
+      <w:r>
+        <w:rPr>
+          <w:rFonts w:ascii="Segoe UI" w:hAnsi="Segoe UI" w:cs="Segoe UI"/>
+          <w:color w:val="0F1115"/>
+          <w:sz w:val="24"/>
+          <w:szCs w:val="24"/>
+        </w:rPr>
+        <w:br/>
+        <w:t>C) </w:t>
+      </w:r>
+      <w:r>
+        <w:rPr>
+          <w:rFonts w:ascii="Consolas" w:hAnsi="Consolas" w:cs="Courier New"/>
+          <w:color w:val="0F1115"/>
+          <w:sz w:val="21"/>
+          <w:szCs w:val="21"/>
+          <w:shd w:val="clear" w:color="auto" w:fill="EBEEF2"/>
+        </w:rPr>
+        <w:t>crypto.createHash()</w:t>
+      </w:r>
+      <w:r>
+        <w:rPr>
+          <w:rFonts w:ascii="Segoe UI" w:hAnsi="Segoe UI" w:cs="Segoe UI"/>
+          <w:color w:val="0F1115"/>
+          <w:sz w:val="24"/>
+          <w:szCs w:val="24"/>
+        </w:rPr>
+        <w:br/>
+        <w:t>D) </w:t>
+      </w:r>
+      <w:r>
+        <w:rPr>
+          <w:rFonts w:ascii="Consolas" w:hAnsi="Consolas" w:cs="Courier New"/>
+          <w:color w:val="0F1115"/>
+          <w:sz w:val="21"/>
+          <w:szCs w:val="21"/>
+          <w:shd w:val="clear" w:color="auto" w:fill="EBEEF2"/>
+        </w:rPr>
+        <w:t>crypto.createHmac()</w:t>
+      </w:r>
+    </w:p>
+    <w:p>
+      <w:pPr>
+        <w:shd w:val="clear" w:color="auto" w:fill="FFFFFF"/>
+        <w:spacing w:before="240" w:after="240" w:line="420" w:lineRule="atLeast"/>
+        <w:rPr>
+          <w:rFonts w:ascii="Segoe UI" w:hAnsi="Segoe UI" w:cs="Segoe UI"/>
+          <w:color w:val="0F1115"/>
+          <w:sz w:val="24"/>
+          <w:szCs w:val="24"/>
+        </w:rPr>
+      </w:pPr>
+      <w:r>
+        <w:rPr>
+          <w:rFonts w:ascii="Segoe UI" w:hAnsi="Segoe UI" w:cs="Segoe UI"/>
+          <w:b/>
+          <w:bCs/>
+          <w:color w:val="0F1115"/>
+          <w:sz w:val="24"/>
+          <w:szCs w:val="24"/>
+        </w:rPr>
+        <w:t>Answer:</w:t>
+      </w:r>
+      <w:r>
+        <w:rPr>
+          <w:rFonts w:ascii="Segoe UI" w:hAnsi="Segoe UI" w:cs="Segoe UI"/>
+          <w:color w:val="0F1115"/>
+          <w:sz w:val="24"/>
+          <w:szCs w:val="24"/>
+        </w:rPr>
+        <w:t> A) </w:t>
+      </w:r>
+      <w:r>
+        <w:rPr>
+          <w:rFonts w:ascii="Consolas" w:hAnsi="Consolas" w:cs="Courier New"/>
+          <w:color w:val="0F1115"/>
+          <w:sz w:val="21"/>
+          <w:szCs w:val="21"/>
+          <w:shd w:val="clear" w:color="auto" w:fill="EBEEF2"/>
+        </w:rPr>
+        <w:t>crypto.createDecipher()</w:t>
+      </w:r>
+      <w:r>
+        <w:rPr>
+          <w:rFonts w:ascii="Segoe UI" w:hAnsi="Segoe UI" w:cs="Segoe UI"/>
+          <w:color w:val="0F1115"/>
+          <w:sz w:val="24"/>
+          <w:szCs w:val="24"/>
+        </w:rPr>
+        <w:t> (deprecated) or </w:t>
+      </w:r>
+      <w:r>
+        <w:rPr>
+          <w:rFonts w:ascii="Consolas" w:hAnsi="Consolas" w:cs="Courier New"/>
+          <w:color w:val="0F1115"/>
+          <w:sz w:val="21"/>
+          <w:szCs w:val="21"/>
+          <w:shd w:val="clear" w:color="auto" w:fill="EBEEF2"/>
+        </w:rPr>
+        <w:t>crypto.createDecipheriv()</w:t>
+      </w:r>
+    </w:p>
+    <w:p>
+      <w:pPr>
+        <w:shd w:val="clear" w:color="auto" w:fill="FFFFFF"/>
+        <w:spacing w:before="480" w:after="480" w:line="420" w:lineRule="atLeast"/>
+        <w:rPr>
+          <w:rFonts w:ascii="Segoe UI" w:hAnsi="Segoe UI" w:cs="Segoe UI"/>
+          <w:color w:val="0F1115"/>
+          <w:sz w:val="24"/>
+          <w:szCs w:val="24"/>
+        </w:rPr>
+      </w:pPr>
+      <w:r>
+        <w:rPr>
+          <w:rFonts w:ascii="Segoe UI" w:hAnsi="Segoe UI" w:cs="Segoe UI"/>
+          <w:color w:val="0F1115"/>
+          <w:sz w:val="24"/>
+          <w:szCs w:val="24"/>
+        </w:rPr>
+        <w:pict w14:anchorId="5D04D356">
+          <v:rect id="_x0000_i1038" style="width:0;height:.75pt" o:hralign="center" o:hrstd="t" o:hr="t" fillcolor="#a0a0a0" stroked="f"/>
+        </w:pict>
+      </w:r>
+    </w:p>
+    <w:p>
+      <w:pPr>
+        <w:shd w:val="clear" w:color="auto" w:fill="FFFFFF"/>
+        <w:spacing w:before="480" w:after="240" w:line="450" w:lineRule="atLeast"/>
+        <w:outlineLvl w:val="2"/>
+        <w:rPr>
+          <w:rFonts w:ascii="Segoe UI" w:hAnsi="Segoe UI" w:cs="Segoe UI"/>
+          <w:b/>
+          <w:bCs/>
+          <w:color w:val="0F1115"/>
+          <w:sz w:val="30"/>
+          <w:szCs w:val="30"/>
+        </w:rPr>
+      </w:pPr>
+      <w:r>
+        <w:rPr>
+          <w:rFonts w:ascii="Segoe UI" w:hAnsi="Segoe UI" w:cs="Segoe UI"/>
+          <w:b/>
+          <w:bCs/>
+          <w:color w:val="0F1115"/>
+          <w:sz w:val="30"/>
+          <w:szCs w:val="30"/>
+        </w:rPr>
+        <w:t>14. What does the </w:t>
+      </w:r>
+      <w:r>
+        <w:rPr>
+          <w:rFonts w:ascii="Consolas" w:hAnsi="Consolas" w:cs="Courier New"/>
+          <w:b/>
+          <w:bCs/>
+          <w:color w:val="0F1115"/>
+          <w:shd w:val="clear" w:color="auto" w:fill="EBEEF2"/>
+        </w:rPr>
+        <w:t>iv</w:t>
+      </w:r>
+      <w:r>
+        <w:rPr>
+          <w:rFonts w:ascii="Segoe UI" w:hAnsi="Segoe UI" w:cs="Segoe UI"/>
+          <w:b/>
+          <w:bCs/>
+          <w:color w:val="0F1115"/>
+          <w:sz w:val="30"/>
+          <w:szCs w:val="30"/>
+        </w:rPr>
+        <w:t> (initialization vector) parameter provide in encryption?</w:t>
+      </w:r>
+    </w:p>
+    <w:p>
+      <w:pPr>
+        <w:shd w:val="clear" w:color="auto" w:fill="FFFFFF"/>
+        <w:spacing w:before="240" w:after="240" w:line="420" w:lineRule="atLeast"/>
+        <w:rPr>
+          <w:rFonts w:ascii="Segoe UI" w:hAnsi="Segoe UI" w:cs="Segoe UI"/>
+          <w:color w:val="0F1115"/>
+          <w:sz w:val="24"/>
+          <w:szCs w:val="24"/>
+        </w:rPr>
+      </w:pPr>
+      <w:r>
+        <w:rPr>
+          <w:rFonts w:ascii="Segoe UI" w:hAnsi="Segoe UI" w:cs="Segoe UI"/>
+          <w:color w:val="0F1115"/>
+          <w:sz w:val="24"/>
+          <w:szCs w:val="24"/>
+        </w:rPr>
+        <w:t>A) Randomness to ensure the same plaintext produces different ciphertext</w:t>
+      </w:r>
+      <w:r>
+        <w:rPr>
+          <w:rFonts w:ascii="Segoe UI" w:hAnsi="Segoe UI" w:cs="Segoe UI"/>
+          <w:color w:val="0F1115"/>
+          <w:sz w:val="24"/>
+          <w:szCs w:val="24"/>
+        </w:rPr>
+        <w:br/>
+        <w:t>B) The encryption key</w:t>
+      </w:r>
+      <w:r>
+        <w:rPr>
+          <w:rFonts w:ascii="Segoe UI" w:hAnsi="Segoe UI" w:cs="Segoe UI"/>
+          <w:color w:val="0F1115"/>
+          <w:sz w:val="24"/>
+          <w:szCs w:val="24"/>
+        </w:rPr>
+        <w:br/>
+        <w:t>C) The authentication tag</w:t>
+      </w:r>
+      <w:r>
+        <w:rPr>
+          <w:rFonts w:ascii="Segoe UI" w:hAnsi="Segoe UI" w:cs="Segoe UI"/>
+          <w:color w:val="0F1115"/>
+          <w:sz w:val="24"/>
+          <w:szCs w:val="24"/>
+        </w:rPr>
+        <w:br/>
+        <w:t>D) The salt for key derivation</w:t>
+      </w:r>
+    </w:p>
+    <w:p>
+      <w:pPr>
+        <w:shd w:val="clear" w:color="auto" w:fill="FFFFFF"/>
+        <w:spacing w:before="240" w:after="240" w:line="420" w:lineRule="atLeast"/>
+        <w:rPr>
+          <w:rFonts w:ascii="Segoe UI" w:hAnsi="Segoe UI" w:cs="Segoe UI"/>
+          <w:color w:val="0F1115"/>
+          <w:sz w:val="24"/>
+          <w:szCs w:val="24"/>
+        </w:rPr>
+      </w:pPr>
+      <w:r>
+        <w:rPr>
+          <w:rFonts w:ascii="Segoe UI" w:hAnsi="Segoe UI" w:cs="Segoe UI"/>
+          <w:b/>
+          <w:bCs/>
+          <w:color w:val="0F1115"/>
+          <w:sz w:val="24"/>
+          <w:szCs w:val="24"/>
+        </w:rPr>
+        <w:t>Answer:</w:t>
+      </w:r>
+      <w:r>
+        <w:rPr>
+          <w:rFonts w:ascii="Segoe UI" w:hAnsi="Segoe UI" w:cs="Segoe UI"/>
+          <w:color w:val="0F1115"/>
+          <w:sz w:val="24"/>
+          <w:szCs w:val="24"/>
+        </w:rPr>
+        <w:t> A) Randomness to ensure the same plaintext produces different ciphertext</w:t>
+      </w:r>
+    </w:p>
+    <w:p>
+      <w:pPr>
+        <w:shd w:val="clear" w:color="auto" w:fill="FFFFFF"/>
+        <w:spacing w:before="480" w:after="480" w:line="420" w:lineRule="atLeast"/>
+        <w:rPr>
+          <w:rFonts w:ascii="Segoe UI" w:hAnsi="Segoe UI" w:cs="Segoe UI"/>
+          <w:color w:val="0F1115"/>
+          <w:sz w:val="24"/>
+          <w:szCs w:val="24"/>
+        </w:rPr>
+      </w:pPr>
+      <w:r>
+        <w:rPr>
+          <w:rFonts w:ascii="Segoe UI" w:hAnsi="Segoe UI" w:cs="Segoe UI"/>
+          <w:color w:val="0F1115"/>
+          <w:sz w:val="24"/>
+          <w:szCs w:val="24"/>
+        </w:rPr>
+        <w:lastRenderedPageBreak/>
+        <w:pict w14:anchorId="1D2C7611">
+          <v:rect id="_x0000_i1039" style="width:0;height:.75pt" o:hralign="center" o:hrstd="t" o:hr="t" fillcolor="#a0a0a0" stroked="f"/>
+        </w:pict>
+      </w:r>
+    </w:p>
+    <w:p>
+      <w:pPr>
+        <w:shd w:val="clear" w:color="auto" w:fill="FFFFFF"/>
+        <w:spacing w:before="480" w:after="240" w:line="450" w:lineRule="atLeast"/>
+        <w:outlineLvl w:val="2"/>
+        <w:rPr>
+          <w:rFonts w:ascii="Segoe UI" w:hAnsi="Segoe UI" w:cs="Segoe UI"/>
+          <w:b/>
+          <w:bCs/>
+          <w:color w:val="0F1115"/>
+          <w:sz w:val="30"/>
+          <w:szCs w:val="30"/>
+        </w:rPr>
+      </w:pPr>
+      <w:r>
+        <w:rPr>
+          <w:rFonts w:ascii="Segoe UI" w:hAnsi="Segoe UI" w:cs="Segoe UI"/>
+          <w:b/>
+          <w:bCs/>
+          <w:color w:val="0F1115"/>
+          <w:sz w:val="30"/>
+          <w:szCs w:val="30"/>
+        </w:rPr>
+        <w:t>15. Which algorithm is commonly used for symmetric encryption in Node.js?</w:t>
+      </w:r>
+    </w:p>
+    <w:p>
+      <w:pPr>
+        <w:shd w:val="clear" w:color="auto" w:fill="FFFFFF"/>
+        <w:spacing w:before="240" w:after="240" w:line="420" w:lineRule="atLeast"/>
+        <w:rPr>
+          <w:rFonts w:ascii="Segoe UI" w:hAnsi="Segoe UI" w:cs="Segoe UI"/>
+          <w:color w:val="0F1115"/>
+          <w:sz w:val="24"/>
+          <w:szCs w:val="24"/>
+        </w:rPr>
+      </w:pPr>
+      <w:r>
+        <w:rPr>
+          <w:rFonts w:ascii="Segoe UI" w:hAnsi="Segoe UI" w:cs="Segoe UI"/>
+          <w:color w:val="0F1115"/>
+          <w:sz w:val="24"/>
+          <w:szCs w:val="24"/>
+        </w:rPr>
+        <w:t>A) AES (AES-128-CBC, AES-256-GCM, etc.)</w:t>
+      </w:r>
+      <w:r>
+        <w:rPr>
+          <w:rFonts w:ascii="Segoe UI" w:hAnsi="Segoe UI" w:cs="Segoe UI"/>
+          <w:color w:val="0F1115"/>
+          <w:sz w:val="24"/>
+          <w:szCs w:val="24"/>
+        </w:rPr>
+        <w:br/>
+        <w:t>B) RSA</w:t>
+      </w:r>
+      <w:r>
+        <w:rPr>
+          <w:rFonts w:ascii="Segoe UI" w:hAnsi="Segoe UI" w:cs="Segoe UI"/>
+          <w:color w:val="0F1115"/>
+          <w:sz w:val="24"/>
+          <w:szCs w:val="24"/>
+        </w:rPr>
+        <w:br/>
+        <w:t>C) ECDSA</w:t>
+      </w:r>
+      <w:r>
+        <w:rPr>
+          <w:rFonts w:ascii="Segoe UI" w:hAnsi="Segoe UI" w:cs="Segoe UI"/>
+          <w:color w:val="0F1115"/>
+          <w:sz w:val="24"/>
+          <w:szCs w:val="24"/>
+        </w:rPr>
+        <w:br/>
+        <w:t>D) SHA-256</w:t>
+      </w:r>
+    </w:p>
+    <w:p>
+      <w:pPr>
+        <w:shd w:val="clear" w:color="auto" w:fill="FFFFFF"/>
+        <w:spacing w:before="240" w:after="240" w:line="420" w:lineRule="atLeast"/>
+        <w:rPr>
+          <w:rFonts w:ascii="Segoe UI" w:hAnsi="Segoe UI" w:cs="Segoe UI"/>
+          <w:color w:val="0F1115"/>
+          <w:sz w:val="24"/>
+          <w:szCs w:val="24"/>
+        </w:rPr>
+      </w:pPr>
+      <w:r>
+        <w:rPr>
+          <w:rFonts w:ascii="Segoe UI" w:hAnsi="Segoe UI" w:cs="Segoe UI"/>
+          <w:b/>
+          <w:bCs/>
+          <w:color w:val="0F1115"/>
+          <w:sz w:val="24"/>
+          <w:szCs w:val="24"/>
+        </w:rPr>
+        <w:t>Answer:</w:t>
+      </w:r>
+      <w:r>
+        <w:rPr>
+          <w:rFonts w:ascii="Segoe UI" w:hAnsi="Segoe UI" w:cs="Segoe UI"/>
+          <w:color w:val="0F1115"/>
+          <w:sz w:val="24"/>
+          <w:szCs w:val="24"/>
+        </w:rPr>
+        <w:t> A) AES (AES-128-CBC, AES-256-GCM, etc.) – symmetric</w:t>
+      </w:r>
+    </w:p>
+    <w:p>
+      <w:pPr>
+        <w:shd w:val="clear" w:color="auto" w:fill="FFFFFF"/>
+        <w:spacing w:before="480" w:after="480" w:line="420" w:lineRule="atLeast"/>
+        <w:rPr>
+          <w:rFonts w:ascii="Segoe UI" w:hAnsi="Segoe UI" w:cs="Segoe UI"/>
+          <w:color w:val="0F1115"/>
+          <w:sz w:val="24"/>
+          <w:szCs w:val="24"/>
+        </w:rPr>
+      </w:pPr>
+      <w:r>
+        <w:rPr>
+          <w:rFonts w:ascii="Segoe UI" w:hAnsi="Segoe UI" w:cs="Segoe UI"/>
+          <w:color w:val="0F1115"/>
+          <w:sz w:val="24"/>
+          <w:szCs w:val="24"/>
+        </w:rPr>
+        <w:pict w14:anchorId="4DBA2C43">
+          <v:rect id="_x0000_i1040" style="width:0;height:.75pt" o:hralign="center" o:hrstd="t" o:hr="t" fillcolor="#a0a0a0" stroked="f"/>
+        </w:pict>
+      </w:r>
+    </w:p>
+    <w:p>
+      <w:pPr>
+        <w:shd w:val="clear" w:color="auto" w:fill="FFFFFF"/>
+        <w:spacing w:before="480" w:after="240" w:line="450" w:lineRule="atLeast"/>
+        <w:outlineLvl w:val="2"/>
+        <w:rPr>
+          <w:rFonts w:ascii="Segoe UI" w:hAnsi="Segoe UI" w:cs="Segoe UI"/>
+          <w:b/>
+          <w:bCs/>
+          <w:color w:val="0F1115"/>
+          <w:sz w:val="30"/>
+          <w:szCs w:val="30"/>
+        </w:rPr>
+      </w:pPr>
+      <w:r>
+        <w:rPr>
+          <w:rFonts w:ascii="Segoe UI" w:hAnsi="Segoe UI" w:cs="Segoe UI"/>
+          <w:b/>
+          <w:bCs/>
+          <w:color w:val="0F1115"/>
+          <w:sz w:val="30"/>
+          <w:szCs w:val="30"/>
+        </w:rPr>
+        <w:t>16. Which algorithm is commonly used for asymmetric encryption and digital signatures?</w:t>
+      </w:r>
+    </w:p>
+    <w:p>
+      <w:pPr>
+        <w:shd w:val="clear" w:color="auto" w:fill="FFFFFF"/>
+        <w:spacing w:before="240" w:after="240" w:line="420" w:lineRule="atLeast"/>
+        <w:rPr>
+          <w:rFonts w:ascii="Segoe UI" w:hAnsi="Segoe UI" w:cs="Segoe UI"/>
+          <w:color w:val="0F1115"/>
+          <w:sz w:val="24"/>
+          <w:szCs w:val="24"/>
+        </w:rPr>
+      </w:pPr>
+      <w:r>
+        <w:rPr>
+          <w:rFonts w:ascii="Segoe UI" w:hAnsi="Segoe UI" w:cs="Segoe UI"/>
+          <w:color w:val="0F1115"/>
+          <w:sz w:val="24"/>
+          <w:szCs w:val="24"/>
+        </w:rPr>
+        <w:t>A) RSA</w:t>
+      </w:r>
+      <w:r>
+        <w:rPr>
+          <w:rFonts w:ascii="Segoe UI" w:hAnsi="Segoe UI" w:cs="Segoe UI"/>
+          <w:color w:val="0F1115"/>
+          <w:sz w:val="24"/>
+          <w:szCs w:val="24"/>
+        </w:rPr>
+        <w:br/>
+        <w:t>B) AES</w:t>
+      </w:r>
+      <w:r>
+        <w:rPr>
+          <w:rFonts w:ascii="Segoe UI" w:hAnsi="Segoe UI" w:cs="Segoe UI"/>
+          <w:color w:val="0F1115"/>
+          <w:sz w:val="24"/>
+          <w:szCs w:val="24"/>
+        </w:rPr>
+        <w:br/>
+        <w:t>C) SHA-256</w:t>
+      </w:r>
+      <w:r>
+        <w:rPr>
+          <w:rFonts w:ascii="Segoe UI" w:hAnsi="Segoe UI" w:cs="Segoe UI"/>
+          <w:color w:val="0F1115"/>
+          <w:sz w:val="24"/>
+          <w:szCs w:val="24"/>
+        </w:rPr>
+        <w:br/>
+        <w:t>D) HMAC</w:t>
+      </w:r>
+    </w:p>
+    <w:p>
+      <w:pPr>
+        <w:shd w:val="clear" w:color="auto" w:fill="FFFFFF"/>
+        <w:spacing w:before="240" w:after="240" w:line="420" w:lineRule="atLeast"/>
+        <w:rPr>
+          <w:rFonts w:ascii="Segoe UI" w:hAnsi="Segoe UI" w:cs="Segoe UI"/>
+          <w:color w:val="0F1115"/>
+          <w:sz w:val="24"/>
+          <w:szCs w:val="24"/>
+        </w:rPr>
+      </w:pPr>
+      <w:r>
+        <w:rPr>
+          <w:rFonts w:ascii="Segoe UI" w:hAnsi="Segoe UI" w:cs="Segoe UI"/>
+          <w:b/>
+          <w:bCs/>
+          <w:color w:val="0F1115"/>
+          <w:sz w:val="24"/>
+          <w:szCs w:val="24"/>
+        </w:rPr>
+        <w:t>Answer:</w:t>
+      </w:r>
+      <w:r>
+        <w:rPr>
+          <w:rFonts w:ascii="Segoe UI" w:hAnsi="Segoe UI" w:cs="Segoe UI"/>
+          <w:color w:val="0F1115"/>
+          <w:sz w:val="24"/>
+          <w:szCs w:val="24"/>
+        </w:rPr>
+        <w:t> A) RSA (asymmetric)</w:t>
+      </w:r>
+    </w:p>
+    <w:p>
+      <w:pPr>
+        <w:shd w:val="clear" w:color="auto" w:fill="FFFFFF"/>
+        <w:spacing w:before="480" w:after="480" w:line="420" w:lineRule="atLeast"/>
+        <w:rPr>
+          <w:rFonts w:ascii="Segoe UI" w:hAnsi="Segoe UI" w:cs="Segoe UI"/>
+          <w:color w:val="0F1115"/>
+          <w:sz w:val="24"/>
+          <w:szCs w:val="24"/>
+        </w:rPr>
+      </w:pPr>
+      <w:r>
+        <w:rPr>
+          <w:rFonts w:ascii="Segoe UI" w:hAnsi="Segoe UI" w:cs="Segoe UI"/>
+          <w:color w:val="0F1115"/>
+          <w:sz w:val="24"/>
+          <w:szCs w:val="24"/>
+        </w:rPr>
+        <w:pict w14:anchorId="7A40E81E">
+          <v:rect id="_x0000_i1041" style="width:0;height:.75pt" o:hralign="center" o:hrstd="t" o:hr="t" fillcolor="#a0a0a0" stroked="f"/>
+        </w:pict>
+      </w:r>
+    </w:p>
+    <w:p>
+      <w:pPr>
+        <w:shd w:val="clear" w:color="auto" w:fill="FFFFFF"/>
+        <w:spacing w:before="480" w:after="240" w:line="450" w:lineRule="atLeast"/>
+        <w:outlineLvl w:val="2"/>
+        <w:rPr>
+          <w:rFonts w:ascii="Segoe UI" w:hAnsi="Segoe UI" w:cs="Segoe UI"/>
+          <w:b/>
+          <w:bCs/>
+          <w:color w:val="0F1115"/>
+          <w:sz w:val="30"/>
+          <w:szCs w:val="30"/>
+        </w:rPr>
+      </w:pPr>
+      <w:r>
+        <w:rPr>
+          <w:rFonts w:ascii="Segoe UI" w:hAnsi="Segoe UI" w:cs="Segoe UI"/>
+          <w:b/>
+          <w:bCs/>
+          <w:color w:val="0F1115"/>
+          <w:sz w:val="30"/>
+          <w:szCs w:val="30"/>
+        </w:rPr>
+        <w:t>17. What is the purpose of </w:t>
+      </w:r>
+      <w:r>
+        <w:rPr>
+          <w:rFonts w:ascii="Consolas" w:hAnsi="Consolas" w:cs="Courier New"/>
+          <w:b/>
+          <w:bCs/>
+          <w:color w:val="0F1115"/>
+          <w:shd w:val="clear" w:color="auto" w:fill="EBEEF2"/>
+        </w:rPr>
+        <w:t>crypto.generateKeyPairSync()</w:t>
+      </w:r>
+      <w:r>
+        <w:rPr>
+          <w:rFonts w:ascii="Segoe UI" w:hAnsi="Segoe UI" w:cs="Segoe UI"/>
+          <w:b/>
+          <w:bCs/>
+          <w:color w:val="0F1115"/>
+          <w:sz w:val="30"/>
+          <w:szCs w:val="30"/>
+        </w:rPr>
+        <w:t>?</w:t>
+      </w:r>
+    </w:p>
+    <w:p>
+      <w:pPr>
+        <w:shd w:val="clear" w:color="auto" w:fill="FFFFFF"/>
+        <w:spacing w:before="240" w:after="240" w:line="420" w:lineRule="atLeast"/>
+        <w:rPr>
+          <w:rFonts w:ascii="Segoe UI" w:hAnsi="Segoe UI" w:cs="Segoe UI"/>
+          <w:color w:val="0F1115"/>
+          <w:sz w:val="24"/>
+          <w:szCs w:val="24"/>
+        </w:rPr>
+      </w:pPr>
+      <w:r>
+        <w:rPr>
+          <w:rFonts w:ascii="Segoe UI" w:hAnsi="Segoe UI" w:cs="Segoe UI"/>
+          <w:color w:val="0F1115"/>
+          <w:sz w:val="24"/>
+          <w:szCs w:val="24"/>
+        </w:rPr>
+        <w:t>A) Generates a public/private key pair synchronously</w:t>
+      </w:r>
+      <w:r>
+        <w:rPr>
+          <w:rFonts w:ascii="Segoe UI" w:hAnsi="Segoe UI" w:cs="Segoe UI"/>
+          <w:color w:val="0F1115"/>
+          <w:sz w:val="24"/>
+          <w:szCs w:val="24"/>
+        </w:rPr>
+        <w:br/>
+        <w:t>B) Generates a random password</w:t>
+      </w:r>
+      <w:r>
+        <w:rPr>
+          <w:rFonts w:ascii="Segoe UI" w:hAnsi="Segoe UI" w:cs="Segoe UI"/>
+          <w:color w:val="0F1115"/>
+          <w:sz w:val="24"/>
+          <w:szCs w:val="24"/>
+        </w:rPr>
+        <w:br/>
+        <w:t>C) Generates a hash</w:t>
+      </w:r>
+      <w:r>
+        <w:rPr>
+          <w:rFonts w:ascii="Segoe UI" w:hAnsi="Segoe UI" w:cs="Segoe UI"/>
+          <w:color w:val="0F1115"/>
+          <w:sz w:val="24"/>
+          <w:szCs w:val="24"/>
+        </w:rPr>
+        <w:br/>
+        <w:t>D) Generates an HMAC</w:t>
+      </w:r>
+    </w:p>
+    <w:p>
+      <w:pPr>
+        <w:shd w:val="clear" w:color="auto" w:fill="FFFFFF"/>
+        <w:spacing w:before="240" w:after="240" w:line="420" w:lineRule="atLeast"/>
+        <w:rPr>
+          <w:rFonts w:ascii="Segoe UI" w:hAnsi="Segoe UI" w:cs="Segoe UI"/>
+          <w:color w:val="0F1115"/>
+          <w:sz w:val="24"/>
+          <w:szCs w:val="24"/>
+        </w:rPr>
+      </w:pPr>
+      <w:r>
+        <w:rPr>
+          <w:rFonts w:ascii="Segoe UI" w:hAnsi="Segoe UI" w:cs="Segoe UI"/>
+          <w:b/>
+          <w:bCs/>
+          <w:color w:val="0F1115"/>
+          <w:sz w:val="24"/>
+          <w:szCs w:val="24"/>
+        </w:rPr>
+        <w:t>Answer:</w:t>
+      </w:r>
+      <w:r>
+        <w:rPr>
+          <w:rFonts w:ascii="Segoe UI" w:hAnsi="Segoe UI" w:cs="Segoe UI"/>
+          <w:color w:val="0F1115"/>
+          <w:sz w:val="24"/>
+          <w:szCs w:val="24"/>
+        </w:rPr>
+        <w:t> A) Generates a public/private key pair synchronously</w:t>
+      </w:r>
+    </w:p>
+    <w:p>
+      <w:pPr>
+        <w:shd w:val="clear" w:color="auto" w:fill="FFFFFF"/>
+        <w:spacing w:before="480" w:after="480" w:line="420" w:lineRule="atLeast"/>
+        <w:rPr>
+          <w:rFonts w:ascii="Segoe UI" w:hAnsi="Segoe UI" w:cs="Segoe UI"/>
+          <w:color w:val="0F1115"/>
+          <w:sz w:val="24"/>
+          <w:szCs w:val="24"/>
+        </w:rPr>
+      </w:pPr>
+      <w:r>
+        <w:rPr>
+          <w:rFonts w:ascii="Segoe UI" w:hAnsi="Segoe UI" w:cs="Segoe UI"/>
+          <w:color w:val="0F1115"/>
+          <w:sz w:val="24"/>
+          <w:szCs w:val="24"/>
+        </w:rPr>
+        <w:lastRenderedPageBreak/>
+        <w:pict w14:anchorId="2715C8AD">
+          <v:rect id="_x0000_i1042" style="width:0;height:.75pt" o:hralign="center" o:hrstd="t" o:hr="t" fillcolor="#a0a0a0" stroked="f"/>
+        </w:pict>
+      </w:r>
+    </w:p>
+    <w:p>
+      <w:pPr>
+        <w:shd w:val="clear" w:color="auto" w:fill="FFFFFF"/>
+        <w:spacing w:before="480" w:after="240" w:line="450" w:lineRule="atLeast"/>
+        <w:outlineLvl w:val="2"/>
+        <w:rPr>
+          <w:rFonts w:ascii="Segoe UI" w:hAnsi="Segoe UI" w:cs="Segoe UI"/>
+          <w:b/>
+          <w:bCs/>
+          <w:color w:val="0F1115"/>
+          <w:sz w:val="30"/>
+          <w:szCs w:val="30"/>
+        </w:rPr>
+      </w:pPr>
+      <w:r>
+        <w:rPr>
+          <w:rFonts w:ascii="Segoe UI" w:hAnsi="Segoe UI" w:cs="Segoe UI"/>
+          <w:b/>
+          <w:bCs/>
+          <w:color w:val="0F1115"/>
+          <w:sz w:val="30"/>
+          <w:szCs w:val="30"/>
+        </w:rPr>
+        <w:t>18. Which method derives a key from a password (key derivation function)?</w:t>
+      </w:r>
+    </w:p>
+    <w:p>
+      <w:pPr>
+        <w:shd w:val="clear" w:color="auto" w:fill="FFFFFF"/>
+        <w:spacing w:before="240" w:after="240" w:line="420" w:lineRule="atLeast"/>
+        <w:rPr>
+          <w:rFonts w:ascii="Segoe UI" w:hAnsi="Segoe UI" w:cs="Segoe UI"/>
+          <w:color w:val="0F1115"/>
+          <w:sz w:val="24"/>
+          <w:szCs w:val="24"/>
+        </w:rPr>
+      </w:pPr>
+      <w:r>
+        <w:rPr>
+          <w:rFonts w:ascii="Segoe UI" w:hAnsi="Segoe UI" w:cs="Segoe UI"/>
+          <w:color w:val="0F1115"/>
+          <w:sz w:val="24"/>
+          <w:szCs w:val="24"/>
+        </w:rPr>
+        <w:t>A) </w:t>
+      </w:r>
+      <w:r>
+        <w:rPr>
+          <w:rFonts w:ascii="Consolas" w:hAnsi="Consolas" w:cs="Courier New"/>
+          <w:color w:val="0F1115"/>
+          <w:sz w:val="21"/>
+          <w:szCs w:val="21"/>
+          <w:shd w:val="clear" w:color="auto" w:fill="EBEEF2"/>
+        </w:rPr>
+        <w:t>crypto.pbkdf2()</w:t>
+      </w:r>
+      <w:r>
+        <w:rPr>
+          <w:rFonts w:ascii="Segoe UI" w:hAnsi="Segoe UI" w:cs="Segoe UI"/>
+          <w:color w:val="0F1115"/>
+          <w:sz w:val="24"/>
+          <w:szCs w:val="24"/>
+        </w:rPr>
+        <w:br/>
+        <w:t>B) </w:t>
+      </w:r>
+      <w:r>
+        <w:rPr>
+          <w:rFonts w:ascii="Consolas" w:hAnsi="Consolas" w:cs="Courier New"/>
+          <w:color w:val="0F1115"/>
+          <w:sz w:val="21"/>
+          <w:szCs w:val="21"/>
+          <w:shd w:val="clear" w:color="auto" w:fill="EBEEF2"/>
+        </w:rPr>
+        <w:t>crypto.scrypt()</w:t>
+      </w:r>
+      <w:r>
+        <w:rPr>
+          <w:rFonts w:ascii="Segoe UI" w:hAnsi="Segoe UI" w:cs="Segoe UI"/>
+          <w:color w:val="0F1115"/>
+          <w:sz w:val="24"/>
+          <w:szCs w:val="24"/>
+        </w:rPr>
+        <w:br/>
+        <w:t>C) </w:t>
+      </w:r>
+      <w:r>
+        <w:rPr>
+          <w:rFonts w:ascii="Consolas" w:hAnsi="Consolas" w:cs="Courier New"/>
+          <w:color w:val="0F1115"/>
+          <w:sz w:val="21"/>
+          <w:szCs w:val="21"/>
+          <w:shd w:val="clear" w:color="auto" w:fill="EBEEF2"/>
+        </w:rPr>
+        <w:t>crypto.deriveBits()</w:t>
+      </w:r>
+      <w:r>
+        <w:rPr>
+          <w:rFonts w:ascii="Segoe UI" w:hAnsi="Segoe UI" w:cs="Segoe UI"/>
+          <w:color w:val="0F1115"/>
+          <w:sz w:val="24"/>
+          <w:szCs w:val="24"/>
+        </w:rPr>
+        <w:br/>
+        <w:t>D) Both A and B</w:t>
+      </w:r>
+    </w:p>
+    <w:p>
+      <w:pPr>
+        <w:shd w:val="clear" w:color="auto" w:fill="FFFFFF"/>
+        <w:spacing w:before="240" w:after="240" w:line="420" w:lineRule="atLeast"/>
+        <w:rPr>
+          <w:rFonts w:ascii="Segoe UI" w:hAnsi="Segoe UI" w:cs="Segoe UI"/>
+          <w:color w:val="0F1115"/>
+          <w:sz w:val="24"/>
+          <w:szCs w:val="24"/>
+        </w:rPr>
+      </w:pPr>
+      <w:r>
+        <w:rPr>
+          <w:rFonts w:ascii="Segoe UI" w:hAnsi="Segoe UI" w:cs="Segoe UI"/>
+          <w:b/>
+          <w:bCs/>
+          <w:color w:val="0F1115"/>
+          <w:sz w:val="24"/>
+          <w:szCs w:val="24"/>
+        </w:rPr>
+        <w:t>Answer:</w:t>
+      </w:r>
+      <w:r>
+        <w:rPr>
+          <w:rFonts w:ascii="Segoe UI" w:hAnsi="Segoe UI" w:cs="Segoe UI"/>
+          <w:color w:val="0F1115"/>
+          <w:sz w:val="24"/>
+          <w:szCs w:val="24"/>
+        </w:rPr>
+        <w:t> D) Both A and B (PBKDF2 and scrypt)</w:t>
+      </w:r>
+    </w:p>
+    <w:p>
+      <w:pPr>
+        <w:shd w:val="clear" w:color="auto" w:fill="FFFFFF"/>
+        <w:spacing w:before="480" w:after="480" w:line="420" w:lineRule="atLeast"/>
+        <w:rPr>
+          <w:rFonts w:ascii="Segoe UI" w:hAnsi="Segoe UI" w:cs="Segoe UI"/>
+          <w:color w:val="0F1115"/>
+          <w:sz w:val="24"/>
+          <w:szCs w:val="24"/>
+        </w:rPr>
+      </w:pPr>
+      <w:r>
+        <w:rPr>
+          <w:rFonts w:ascii="Segoe UI" w:hAnsi="Segoe UI" w:cs="Segoe UI"/>
+          <w:color w:val="0F1115"/>
+          <w:sz w:val="24"/>
+          <w:szCs w:val="24"/>
+        </w:rPr>
+        <w:pict w14:anchorId="09C05F68">
+          <v:rect id="_x0000_i1043" style="width:0;height:.75pt" o:hralign="center" o:hrstd="t" o:hr="t" fillcolor="#a0a0a0" stroked="f"/>
+        </w:pict>
+      </w:r>
+    </w:p>
+    <w:p>
+      <w:pPr>
+        <w:shd w:val="clear" w:color="auto" w:fill="FFFFFF"/>
+        <w:spacing w:before="480" w:after="240" w:line="450" w:lineRule="atLeast"/>
+        <w:outlineLvl w:val="2"/>
+        <w:rPr>
+          <w:rFonts w:ascii="Segoe UI" w:hAnsi="Segoe UI" w:cs="Segoe UI"/>
+          <w:b/>
+          <w:bCs/>
+          <w:color w:val="0F1115"/>
+          <w:sz w:val="30"/>
+          <w:szCs w:val="30"/>
+        </w:rPr>
+      </w:pPr>
+      <w:r>
+        <w:rPr>
+          <w:rFonts w:ascii="Segoe UI" w:hAnsi="Segoe UI" w:cs="Segoe UI"/>
+          <w:b/>
+          <w:bCs/>
+          <w:color w:val="0F1115"/>
+          <w:sz w:val="30"/>
+          <w:szCs w:val="30"/>
+        </w:rPr>
+        <w:t>19. What is the primary purpose of </w:t>
+      </w:r>
+      <w:r>
+        <w:rPr>
+          <w:rFonts w:ascii="Consolas" w:hAnsi="Consolas" w:cs="Courier New"/>
+          <w:b/>
+          <w:bCs/>
+          <w:color w:val="0F1115"/>
+          <w:shd w:val="clear" w:color="auto" w:fill="EBEEF2"/>
+        </w:rPr>
+        <w:t>crypto.pbkdf2()</w:t>
+      </w:r>
+      <w:r>
+        <w:rPr>
+          <w:rFonts w:ascii="Segoe UI" w:hAnsi="Segoe UI" w:cs="Segoe UI"/>
+          <w:b/>
+          <w:bCs/>
+          <w:color w:val="0F1115"/>
+          <w:sz w:val="30"/>
+          <w:szCs w:val="30"/>
+        </w:rPr>
+        <w:t>?</w:t>
+      </w:r>
+    </w:p>
+    <w:p>
+      <w:pPr>
+        <w:shd w:val="clear" w:color="auto" w:fill="FFFFFF"/>
+        <w:spacing w:before="240" w:after="240" w:line="420" w:lineRule="atLeast"/>
+        <w:rPr>
+          <w:rFonts w:ascii="Segoe UI" w:hAnsi="Segoe UI" w:cs="Segoe UI"/>
+          <w:color w:val="0F1115"/>
+          <w:sz w:val="24"/>
+          <w:szCs w:val="24"/>
+        </w:rPr>
+      </w:pPr>
+      <w:r>
+        <w:rPr>
+          <w:rFonts w:ascii="Segoe UI" w:hAnsi="Segoe UI" w:cs="Segoe UI"/>
+          <w:color w:val="0F1115"/>
+          <w:sz w:val="24"/>
+          <w:szCs w:val="24"/>
+        </w:rPr>
+        <w:t>A) To derive a secure cryptographic key from a password (slow by design to resist brute force)</w:t>
+      </w:r>
+      <w:r>
+        <w:rPr>
+          <w:rFonts w:ascii="Segoe UI" w:hAnsi="Segoe UI" w:cs="Segoe UI"/>
+          <w:color w:val="0F1115"/>
+          <w:sz w:val="24"/>
+          <w:szCs w:val="24"/>
+        </w:rPr>
+        <w:br/>
+        <w:t>B) To encrypt data</w:t>
+      </w:r>
+      <w:r>
+        <w:rPr>
+          <w:rFonts w:ascii="Segoe UI" w:hAnsi="Segoe UI" w:cs="Segoe UI"/>
+          <w:color w:val="0F1115"/>
+          <w:sz w:val="24"/>
+          <w:szCs w:val="24"/>
+        </w:rPr>
+        <w:br/>
+        <w:t>C) To hash data quickly</w:t>
+      </w:r>
+      <w:r>
+        <w:rPr>
+          <w:rFonts w:ascii="Segoe UI" w:hAnsi="Segoe UI" w:cs="Segoe UI"/>
+          <w:color w:val="0F1115"/>
+          <w:sz w:val="24"/>
+          <w:szCs w:val="24"/>
+        </w:rPr>
+        <w:br/>
+        <w:t>D) To generate random numbers</w:t>
+      </w:r>
+    </w:p>
+    <w:p>
+      <w:pPr>
+        <w:shd w:val="clear" w:color="auto" w:fill="FFFFFF"/>
+        <w:spacing w:before="240" w:after="240" w:line="420" w:lineRule="atLeast"/>
+        <w:rPr>
+          <w:rFonts w:ascii="Segoe UI" w:hAnsi="Segoe UI" w:cs="Segoe UI"/>
+          <w:color w:val="0F1115"/>
+          <w:sz w:val="24"/>
+          <w:szCs w:val="24"/>
+        </w:rPr>
+      </w:pPr>
+      <w:r>
+        <w:rPr>
+          <w:rFonts w:ascii="Segoe UI" w:hAnsi="Segoe UI" w:cs="Segoe UI"/>
+          <w:b/>
+          <w:bCs/>
+          <w:color w:val="0F1115"/>
+          <w:sz w:val="24"/>
+          <w:szCs w:val="24"/>
+        </w:rPr>
+        <w:t>Answer:</w:t>
+      </w:r>
+      <w:r>
+        <w:rPr>
+          <w:rFonts w:ascii="Segoe UI" w:hAnsi="Segoe UI" w:cs="Segoe UI"/>
+          <w:color w:val="0F1115"/>
+          <w:sz w:val="24"/>
+          <w:szCs w:val="24"/>
+        </w:rPr>
+        <w:t> A) To derive a secure cryptographic key from a password (slow by design to resist brute force)</w:t>
+      </w:r>
+    </w:p>
+    <w:p>
+      <w:pPr>
+        <w:shd w:val="clear" w:color="auto" w:fill="FFFFFF"/>
+        <w:spacing w:before="480" w:after="480" w:line="420" w:lineRule="atLeast"/>
+        <w:rPr>
+          <w:rFonts w:ascii="Segoe UI" w:hAnsi="Segoe UI" w:cs="Segoe UI"/>
+          <w:color w:val="0F1115"/>
+          <w:sz w:val="24"/>
+          <w:szCs w:val="24"/>
+        </w:rPr>
+      </w:pPr>
+      <w:r>
+        <w:rPr>
+          <w:rFonts w:ascii="Segoe UI" w:hAnsi="Segoe UI" w:cs="Segoe UI"/>
+          <w:color w:val="0F1115"/>
+          <w:sz w:val="24"/>
+          <w:szCs w:val="24"/>
+        </w:rPr>
+        <w:pict w14:anchorId="3418C1FE">
+          <v:rect id="_x0000_i1044" style="width:0;height:.75pt" o:hralign="center" o:hrstd="t" o:hr="t" fillcolor="#a0a0a0" stroked="f"/>
+        </w:pict>
+      </w:r>
+    </w:p>
+    <w:p>
+      <w:pPr>
+        <w:shd w:val="clear" w:color="auto" w:fill="FFFFFF"/>
+        <w:spacing w:before="480" w:after="240" w:line="450" w:lineRule="atLeast"/>
+        <w:outlineLvl w:val="2"/>
+        <w:rPr>
+          <w:rFonts w:ascii="Segoe UI" w:hAnsi="Segoe UI" w:cs="Segoe UI"/>
+          <w:b/>
+          <w:bCs/>
+          <w:color w:val="0F1115"/>
+          <w:sz w:val="30"/>
+          <w:szCs w:val="30"/>
+        </w:rPr>
+      </w:pPr>
+      <w:r>
+        <w:rPr>
+          <w:rFonts w:ascii="Segoe UI" w:hAnsi="Segoe UI" w:cs="Segoe UI"/>
+          <w:b/>
+          <w:bCs/>
+          <w:color w:val="0F1115"/>
+          <w:sz w:val="30"/>
+          <w:szCs w:val="30"/>
+        </w:rPr>
+        <w:t>20. How many iterations are typically recommended for PBKDF2?</w:t>
+      </w:r>
+    </w:p>
+    <w:p>
+      <w:pPr>
+        <w:shd w:val="clear" w:color="auto" w:fill="FFFFFF"/>
+        <w:spacing w:before="240" w:after="240" w:line="420" w:lineRule="atLeast"/>
+        <w:rPr>
+          <w:rFonts w:ascii="Segoe UI" w:hAnsi="Segoe UI" w:cs="Segoe UI"/>
+          <w:color w:val="0F1115"/>
+          <w:sz w:val="24"/>
+          <w:szCs w:val="24"/>
+        </w:rPr>
+      </w:pPr>
+      <w:r>
+        <w:rPr>
+          <w:rFonts w:ascii="Segoe UI" w:hAnsi="Segoe UI" w:cs="Segoe UI"/>
+          <w:color w:val="0F1115"/>
+          <w:sz w:val="24"/>
+          <w:szCs w:val="24"/>
+        </w:rPr>
+        <w:t>A) 1</w:t>
+      </w:r>
+      <w:r>
+        <w:rPr>
+          <w:rFonts w:ascii="Segoe UI" w:hAnsi="Segoe UI" w:cs="Segoe UI"/>
+          <w:color w:val="0F1115"/>
+          <w:sz w:val="24"/>
+          <w:szCs w:val="24"/>
+        </w:rPr>
+        <w:br/>
+        <w:t>B) 100</w:t>
+      </w:r>
+      <w:r>
+        <w:rPr>
+          <w:rFonts w:ascii="Segoe UI" w:hAnsi="Segoe UI" w:cs="Segoe UI"/>
+          <w:color w:val="0F1115"/>
+          <w:sz w:val="24"/>
+          <w:szCs w:val="24"/>
+        </w:rPr>
+        <w:br/>
+        <w:t>C) 100,000 or more (depending on system)</w:t>
+      </w:r>
+      <w:r>
+        <w:rPr>
+          <w:rFonts w:ascii="Segoe UI" w:hAnsi="Segoe UI" w:cs="Segoe UI"/>
+          <w:color w:val="0F1115"/>
+          <w:sz w:val="24"/>
+          <w:szCs w:val="24"/>
+        </w:rPr>
+        <w:br/>
+        <w:t>D) 1,000,000 fixed</w:t>
+      </w:r>
+    </w:p>
+    <w:p>
+      <w:pPr>
+        <w:shd w:val="clear" w:color="auto" w:fill="FFFFFF"/>
+        <w:spacing w:before="240" w:after="240" w:line="420" w:lineRule="atLeast"/>
+        <w:rPr>
+          <w:rFonts w:ascii="Segoe UI" w:hAnsi="Segoe UI" w:cs="Segoe UI"/>
+          <w:color w:val="0F1115"/>
+          <w:sz w:val="24"/>
+          <w:szCs w:val="24"/>
+        </w:rPr>
+      </w:pPr>
+      <w:r>
+        <w:rPr>
+          <w:rFonts w:ascii="Segoe UI" w:hAnsi="Segoe UI" w:cs="Segoe UI"/>
+          <w:b/>
+          <w:bCs/>
+          <w:color w:val="0F1115"/>
+          <w:sz w:val="24"/>
+          <w:szCs w:val="24"/>
+        </w:rPr>
+        <w:lastRenderedPageBreak/>
+        <w:t>Answer:</w:t>
+      </w:r>
+      <w:r>
+        <w:rPr>
+          <w:rFonts w:ascii="Segoe UI" w:hAnsi="Segoe UI" w:cs="Segoe UI"/>
+          <w:color w:val="0F1115"/>
+          <w:sz w:val="24"/>
+          <w:szCs w:val="24"/>
+        </w:rPr>
+        <w:t> C) 100,000 or more (depending on system)</w:t>
+      </w:r>
+    </w:p>
+    <w:p>
+      <w:pPr>
+        <w:shd w:val="clear" w:color="auto" w:fill="FFFFFF"/>
+        <w:spacing w:before="480" w:after="480" w:line="420" w:lineRule="atLeast"/>
+        <w:rPr>
+          <w:rFonts w:ascii="Segoe UI" w:hAnsi="Segoe UI" w:cs="Segoe UI"/>
+          <w:color w:val="0F1115"/>
+          <w:sz w:val="24"/>
+          <w:szCs w:val="24"/>
+        </w:rPr>
+      </w:pPr>
+      <w:r>
+        <w:rPr>
+          <w:rFonts w:ascii="Segoe UI" w:hAnsi="Segoe UI" w:cs="Segoe UI"/>
+          <w:color w:val="0F1115"/>
+          <w:sz w:val="24"/>
+          <w:szCs w:val="24"/>
+        </w:rPr>
+        <w:pict w14:anchorId="34D7035E">
+          <v:rect id="_x0000_i1045" style="width:0;height:.75pt" o:hralign="center" o:hrstd="t" o:hr="t" fillcolor="#a0a0a0" stroked="f"/>
+        </w:pict>
+      </w:r>
+    </w:p>
+    <w:p>
+      <w:pPr>
+        <w:shd w:val="clear" w:color="auto" w:fill="FFFFFF"/>
+        <w:spacing w:before="480" w:after="240" w:line="450" w:lineRule="atLeast"/>
+        <w:outlineLvl w:val="2"/>
+        <w:rPr>
+          <w:rFonts w:ascii="Segoe UI" w:hAnsi="Segoe UI" w:cs="Segoe UI"/>
+          <w:b/>
+          <w:bCs/>
+          <w:color w:val="0F1115"/>
+          <w:sz w:val="30"/>
+          <w:szCs w:val="30"/>
+        </w:rPr>
+      </w:pPr>
+      <w:r>
+        <w:rPr>
+          <w:rFonts w:ascii="Segoe UI" w:hAnsi="Segoe UI" w:cs="Segoe UI"/>
+          <w:b/>
+          <w:bCs/>
+          <w:color w:val="0F1115"/>
+          <w:sz w:val="30"/>
+          <w:szCs w:val="30"/>
+        </w:rPr>
+        <w:t>21. What is the purpose of a salt in password hashing?</w:t>
+      </w:r>
+    </w:p>
+    <w:p>
+      <w:pPr>
+        <w:shd w:val="clear" w:color="auto" w:fill="FFFFFF"/>
+        <w:spacing w:before="240" w:after="240" w:line="420" w:lineRule="atLeast"/>
+        <w:rPr>
+          <w:rFonts w:ascii="Segoe UI" w:hAnsi="Segoe UI" w:cs="Segoe UI"/>
+          <w:color w:val="0F1115"/>
+          <w:sz w:val="24"/>
+          <w:szCs w:val="24"/>
+        </w:rPr>
+      </w:pPr>
+      <w:r>
+        <w:rPr>
+          <w:rFonts w:ascii="Segoe UI" w:hAnsi="Segoe UI" w:cs="Segoe UI"/>
+          <w:color w:val="0F1115"/>
+          <w:sz w:val="24"/>
+          <w:szCs w:val="24"/>
+        </w:rPr>
+        <w:t>A) To prevent rainbow table attacks and ensure identical passwords yield different hashes</w:t>
+      </w:r>
+      <w:r>
+        <w:rPr>
+          <w:rFonts w:ascii="Segoe UI" w:hAnsi="Segoe UI" w:cs="Segoe UI"/>
+          <w:color w:val="0F1115"/>
+          <w:sz w:val="24"/>
+          <w:szCs w:val="24"/>
+        </w:rPr>
+        <w:br/>
+        <w:t>B) To salt the password for flavor</w:t>
+      </w:r>
+      <w:r>
+        <w:rPr>
+          <w:rFonts w:ascii="Segoe UI" w:hAnsi="Segoe UI" w:cs="Segoe UI"/>
+          <w:color w:val="0F1115"/>
+          <w:sz w:val="24"/>
+          <w:szCs w:val="24"/>
+        </w:rPr>
+        <w:br/>
+        <w:t>C) To encrypt the password</w:t>
+      </w:r>
+      <w:r>
+        <w:rPr>
+          <w:rFonts w:ascii="Segoe UI" w:hAnsi="Segoe UI" w:cs="Segoe UI"/>
+          <w:color w:val="0F1115"/>
+          <w:sz w:val="24"/>
+          <w:szCs w:val="24"/>
+        </w:rPr>
+        <w:br/>
+        <w:t>D) To compress the password</w:t>
+      </w:r>
+    </w:p>
+    <w:p>
+      <w:pPr>
+        <w:shd w:val="clear" w:color="auto" w:fill="FFFFFF"/>
+        <w:spacing w:before="240" w:after="240" w:line="420" w:lineRule="atLeast"/>
+        <w:rPr>
+          <w:rFonts w:ascii="Segoe UI" w:hAnsi="Segoe UI" w:cs="Segoe UI"/>
+          <w:color w:val="0F1115"/>
+          <w:sz w:val="24"/>
+          <w:szCs w:val="24"/>
+        </w:rPr>
+      </w:pPr>
+      <w:r>
+        <w:rPr>
+          <w:rFonts w:ascii="Segoe UI" w:hAnsi="Segoe UI" w:cs="Segoe UI"/>
+          <w:b/>
+          <w:bCs/>
+          <w:color w:val="0F1115"/>
+          <w:sz w:val="24"/>
+          <w:szCs w:val="24"/>
+        </w:rPr>
+        <w:t>Answer:</w:t>
+      </w:r>
+      <w:r>
+        <w:rPr>
+          <w:rFonts w:ascii="Segoe UI" w:hAnsi="Segoe UI" w:cs="Segoe UI"/>
+          <w:color w:val="0F1115"/>
+          <w:sz w:val="24"/>
+          <w:szCs w:val="24"/>
+        </w:rPr>
+        <w:t> A) To prevent rainbow table attacks and ensure identical passwords yield different hashes</w:t>
+      </w:r>
+    </w:p>
+    <w:p>
+      <w:pPr>
+        <w:shd w:val="clear" w:color="auto" w:fill="FFFFFF"/>
+        <w:spacing w:before="480" w:after="480" w:line="420" w:lineRule="atLeast"/>
+        <w:rPr>
+          <w:rFonts w:ascii="Segoe UI" w:hAnsi="Segoe UI" w:cs="Segoe UI"/>
+          <w:color w:val="0F1115"/>
+          <w:sz w:val="24"/>
+          <w:szCs w:val="24"/>
+        </w:rPr>
+      </w:pPr>
+      <w:r>
+        <w:rPr>
+          <w:rFonts w:ascii="Segoe UI" w:hAnsi="Segoe UI" w:cs="Segoe UI"/>
+          <w:color w:val="0F1115"/>
+          <w:sz w:val="24"/>
+          <w:szCs w:val="24"/>
+        </w:rPr>
+        <w:pict w14:anchorId="37A8FBAD">
+          <v:rect id="_x0000_i1046" style="width:0;height:.75pt" o:hralign="center" o:hrstd="t" o:hr="t" fillcolor="#a0a0a0" stroked="f"/>
+        </w:pict>
+      </w:r>
+    </w:p>
+    <w:p>
+      <w:pPr>
+        <w:shd w:val="clear" w:color="auto" w:fill="FFFFFF"/>
+        <w:spacing w:before="480" w:after="240" w:line="450" w:lineRule="atLeast"/>
+        <w:outlineLvl w:val="2"/>
+        <w:rPr>
+          <w:rFonts w:ascii="Segoe UI" w:hAnsi="Segoe UI" w:cs="Segoe UI"/>
+          <w:b/>
+          <w:bCs/>
+          <w:color w:val="0F1115"/>
+          <w:sz w:val="30"/>
+          <w:szCs w:val="30"/>
+        </w:rPr>
+      </w:pPr>
+      <w:r>
+        <w:rPr>
+          <w:rFonts w:ascii="Segoe UI" w:hAnsi="Segoe UI" w:cs="Segoe UI"/>
+          <w:b/>
+          <w:bCs/>
+          <w:color w:val="0F1115"/>
+          <w:sz w:val="30"/>
+          <w:szCs w:val="30"/>
+        </w:rPr>
+        <w:t>22. Which method creates a Diffie-Hellman key exchange instance?</w:t>
+      </w:r>
+    </w:p>
+    <w:p>
+      <w:pPr>
+        <w:shd w:val="clear" w:color="auto" w:fill="FFFFFF"/>
+        <w:spacing w:before="240" w:after="240" w:line="420" w:lineRule="atLeast"/>
+        <w:rPr>
+          <w:rFonts w:ascii="Segoe UI" w:hAnsi="Segoe UI" w:cs="Segoe UI"/>
+          <w:color w:val="0F1115"/>
+          <w:sz w:val="24"/>
+          <w:szCs w:val="24"/>
+        </w:rPr>
+      </w:pPr>
+      <w:r>
+        <w:rPr>
+          <w:rFonts w:ascii="Segoe UI" w:hAnsi="Segoe UI" w:cs="Segoe UI"/>
+          <w:color w:val="0F1115"/>
+          <w:sz w:val="24"/>
+          <w:szCs w:val="24"/>
+        </w:rPr>
+        <w:t>A) </w:t>
+      </w:r>
+      <w:r>
+        <w:rPr>
+          <w:rFonts w:ascii="Consolas" w:hAnsi="Consolas" w:cs="Courier New"/>
+          <w:color w:val="0F1115"/>
+          <w:sz w:val="21"/>
+          <w:szCs w:val="21"/>
+          <w:shd w:val="clear" w:color="auto" w:fill="EBEEF2"/>
+        </w:rPr>
+        <w:t>crypto.createDiffieHellman()</w:t>
+      </w:r>
+      <w:r>
+        <w:rPr>
+          <w:rFonts w:ascii="Segoe UI" w:hAnsi="Segoe UI" w:cs="Segoe UI"/>
+          <w:color w:val="0F1115"/>
+          <w:sz w:val="24"/>
+          <w:szCs w:val="24"/>
+        </w:rPr>
+        <w:br/>
+        <w:t>B) </w:t>
+      </w:r>
+      <w:r>
+        <w:rPr>
+          <w:rFonts w:ascii="Consolas" w:hAnsi="Consolas" w:cs="Courier New"/>
+          <w:color w:val="0F1115"/>
+          <w:sz w:val="21"/>
+          <w:szCs w:val="21"/>
+          <w:shd w:val="clear" w:color="auto" w:fill="EBEEF2"/>
+        </w:rPr>
+        <w:t>crypto.createECDH()</w:t>
+      </w:r>
+      <w:r>
+        <w:rPr>
+          <w:rFonts w:ascii="Segoe UI" w:hAnsi="Segoe UI" w:cs="Segoe UI"/>
+          <w:color w:val="0F1115"/>
+          <w:sz w:val="24"/>
+          <w:szCs w:val="24"/>
+        </w:rPr>
+        <w:br/>
+        <w:t>C) </w:t>
+      </w:r>
+      <w:r>
+        <w:rPr>
+          <w:rFonts w:ascii="Consolas" w:hAnsi="Consolas" w:cs="Courier New"/>
+          <w:color w:val="0F1115"/>
+          <w:sz w:val="21"/>
+          <w:szCs w:val="21"/>
+          <w:shd w:val="clear" w:color="auto" w:fill="EBEEF2"/>
+        </w:rPr>
+        <w:t>crypto.generateKeyPair()</w:t>
+      </w:r>
+      <w:r>
+        <w:rPr>
+          <w:rFonts w:ascii="Segoe UI" w:hAnsi="Segoe UI" w:cs="Segoe UI"/>
+          <w:color w:val="0F1115"/>
+          <w:sz w:val="24"/>
+          <w:szCs w:val="24"/>
+        </w:rPr>
+        <w:br/>
+        <w:t>D) Both A and B</w:t>
+      </w:r>
+    </w:p>
+    <w:p>
+      <w:pPr>
+        <w:shd w:val="clear" w:color="auto" w:fill="FFFFFF"/>
+        <w:spacing w:before="240" w:after="240" w:line="420" w:lineRule="atLeast"/>
+        <w:rPr>
+          <w:rFonts w:ascii="Segoe UI" w:hAnsi="Segoe UI" w:cs="Segoe UI"/>
+          <w:color w:val="0F1115"/>
+          <w:sz w:val="24"/>
+          <w:szCs w:val="24"/>
+        </w:rPr>
+      </w:pPr>
+      <w:r>
+        <w:rPr>
+          <w:rFonts w:ascii="Segoe UI" w:hAnsi="Segoe UI" w:cs="Segoe UI"/>
+          <w:b/>
+          <w:bCs/>
+          <w:color w:val="0F1115"/>
+          <w:sz w:val="24"/>
+          <w:szCs w:val="24"/>
+        </w:rPr>
+        <w:t>Answer:</w:t>
+      </w:r>
+      <w:r>
+        <w:rPr>
+          <w:rFonts w:ascii="Segoe UI" w:hAnsi="Segoe UI" w:cs="Segoe UI"/>
+          <w:color w:val="0F1115"/>
+          <w:sz w:val="24"/>
+          <w:szCs w:val="24"/>
+        </w:rPr>
+        <w:t> D) Both A and B (DH and ECDH)</w:t>
+      </w:r>
+    </w:p>
+    <w:p>
+      <w:pPr>
+        <w:shd w:val="clear" w:color="auto" w:fill="FFFFFF"/>
+        <w:spacing w:before="480" w:after="480" w:line="420" w:lineRule="atLeast"/>
+        <w:rPr>
+          <w:rFonts w:ascii="Segoe UI" w:hAnsi="Segoe UI" w:cs="Segoe UI"/>
+          <w:color w:val="0F1115"/>
+          <w:sz w:val="24"/>
+          <w:szCs w:val="24"/>
+        </w:rPr>
+      </w:pPr>
+      <w:r>
+        <w:rPr>
+          <w:rFonts w:ascii="Segoe UI" w:hAnsi="Segoe UI" w:cs="Segoe UI"/>
+          <w:color w:val="0F1115"/>
+          <w:sz w:val="24"/>
+          <w:szCs w:val="24"/>
+        </w:rPr>
+        <w:pict w14:anchorId="68CBDD1C">
+          <v:rect id="_x0000_i1047" style="width:0;height:.75pt" o:hralign="center" o:hrstd="t" o:hr="t" fillcolor="#a0a0a0" stroked="f"/>
+        </w:pict>
+      </w:r>
+    </w:p>
+    <w:p>
+      <w:pPr>
+        <w:shd w:val="clear" w:color="auto" w:fill="FFFFFF"/>
+        <w:spacing w:before="480" w:after="240" w:line="450" w:lineRule="atLeast"/>
+        <w:outlineLvl w:val="2"/>
+        <w:rPr>
+          <w:rFonts w:ascii="Segoe UI" w:hAnsi="Segoe UI" w:cs="Segoe UI"/>
+          <w:b/>
+          <w:bCs/>
+          <w:color w:val="0F1115"/>
+          <w:sz w:val="30"/>
+          <w:szCs w:val="30"/>
+        </w:rPr>
+      </w:pPr>
+      <w:r>
+        <w:rPr>
+          <w:rFonts w:ascii="Segoe UI" w:hAnsi="Segoe UI" w:cs="Segoe UI"/>
+          <w:b/>
+          <w:bCs/>
+          <w:color w:val="0F1115"/>
+          <w:sz w:val="30"/>
+          <w:szCs w:val="30"/>
+        </w:rPr>
+        <w:t>23. Which algorithm is used for creating digital signatures?</w:t>
+      </w:r>
+    </w:p>
+    <w:p>
+      <w:pPr>
+        <w:shd w:val="clear" w:color="auto" w:fill="FFFFFF"/>
+        <w:spacing w:before="240" w:after="240" w:line="420" w:lineRule="atLeast"/>
+        <w:rPr>
+          <w:rFonts w:ascii="Segoe UI" w:hAnsi="Segoe UI" w:cs="Segoe UI"/>
+          <w:color w:val="0F1115"/>
+          <w:sz w:val="24"/>
+          <w:szCs w:val="24"/>
+        </w:rPr>
+      </w:pPr>
+      <w:r>
+        <w:rPr>
+          <w:rFonts w:ascii="Segoe UI" w:hAnsi="Segoe UI" w:cs="Segoe UI"/>
+          <w:color w:val="0F1115"/>
+          <w:sz w:val="24"/>
+          <w:szCs w:val="24"/>
+        </w:rPr>
+        <w:t>A) RSA or ECDSA</w:t>
+      </w:r>
+      <w:r>
+        <w:rPr>
+          <w:rFonts w:ascii="Segoe UI" w:hAnsi="Segoe UI" w:cs="Segoe UI"/>
+          <w:color w:val="0F1115"/>
+          <w:sz w:val="24"/>
+          <w:szCs w:val="24"/>
+        </w:rPr>
+        <w:br/>
+        <w:t>B) AES</w:t>
+      </w:r>
+      <w:r>
+        <w:rPr>
+          <w:rFonts w:ascii="Segoe UI" w:hAnsi="Segoe UI" w:cs="Segoe UI"/>
+          <w:color w:val="0F1115"/>
+          <w:sz w:val="24"/>
+          <w:szCs w:val="24"/>
+        </w:rPr>
+        <w:br/>
+      </w:r>
+      <w:r>
+        <w:rPr>
+          <w:rFonts w:ascii="Segoe UI" w:hAnsi="Segoe UI" w:cs="Segoe UI"/>
+          <w:color w:val="0F1115"/>
+          <w:sz w:val="24"/>
+          <w:szCs w:val="24"/>
+        </w:rPr>
+        <w:lastRenderedPageBreak/>
+        <w:t>C) SHA</w:t>
+      </w:r>
+      <w:r>
+        <w:rPr>
+          <w:rFonts w:ascii="Segoe UI" w:hAnsi="Segoe UI" w:cs="Segoe UI"/>
+          <w:color w:val="0F1115"/>
+          <w:sz w:val="24"/>
+          <w:szCs w:val="24"/>
+        </w:rPr>
+        <w:br/>
+        <w:t>D) HMAC</w:t>
+      </w:r>
+    </w:p>
+    <w:p>
+      <w:pPr>
+        <w:shd w:val="clear" w:color="auto" w:fill="FFFFFF"/>
+        <w:spacing w:before="240" w:after="240" w:line="420" w:lineRule="atLeast"/>
+        <w:rPr>
+          <w:rFonts w:ascii="Segoe UI" w:hAnsi="Segoe UI" w:cs="Segoe UI"/>
+          <w:color w:val="0F1115"/>
+          <w:sz w:val="24"/>
+          <w:szCs w:val="24"/>
+        </w:rPr>
+      </w:pPr>
+      <w:r>
+        <w:rPr>
+          <w:rFonts w:ascii="Segoe UI" w:hAnsi="Segoe UI" w:cs="Segoe UI"/>
+          <w:b/>
+          <w:bCs/>
+          <w:color w:val="0F1115"/>
+          <w:sz w:val="24"/>
+          <w:szCs w:val="24"/>
+        </w:rPr>
+        <w:t>Answer:</w:t>
+      </w:r>
+      <w:r>
+        <w:rPr>
+          <w:rFonts w:ascii="Segoe UI" w:hAnsi="Segoe UI" w:cs="Segoe UI"/>
+          <w:color w:val="0F1115"/>
+          <w:sz w:val="24"/>
+          <w:szCs w:val="24"/>
+        </w:rPr>
+        <w:t> A) RSA or ECDSA</w:t>
+      </w:r>
+    </w:p>
+    <w:p>
+      <w:pPr>
+        <w:shd w:val="clear" w:color="auto" w:fill="FFFFFF"/>
+        <w:spacing w:before="480" w:after="480" w:line="420" w:lineRule="atLeast"/>
+        <w:rPr>
+          <w:rFonts w:ascii="Segoe UI" w:hAnsi="Segoe UI" w:cs="Segoe UI"/>
+          <w:color w:val="0F1115"/>
+          <w:sz w:val="24"/>
+          <w:szCs w:val="24"/>
+        </w:rPr>
+      </w:pPr>
+      <w:r>
+        <w:rPr>
+          <w:rFonts w:ascii="Segoe UI" w:hAnsi="Segoe UI" w:cs="Segoe UI"/>
+          <w:color w:val="0F1115"/>
+          <w:sz w:val="24"/>
+          <w:szCs w:val="24"/>
+        </w:rPr>
+        <w:pict w14:anchorId="6FEE5D07">
+          <v:rect id="_x0000_i1048" style="width:0;height:.75pt" o:hralign="center" o:hrstd="t" o:hr="t" fillcolor="#a0a0a0" stroked="f"/>
+        </w:pict>
+      </w:r>
+    </w:p>
+    <w:p>
+      <w:pPr>
+        <w:shd w:val="clear" w:color="auto" w:fill="FFFFFF"/>
+        <w:spacing w:before="480" w:after="240" w:line="450" w:lineRule="atLeast"/>
+        <w:outlineLvl w:val="2"/>
+        <w:rPr>
+          <w:rFonts w:ascii="Segoe UI" w:hAnsi="Segoe UI" w:cs="Segoe UI"/>
+          <w:b/>
+          <w:bCs/>
+          <w:color w:val="0F1115"/>
+          <w:sz w:val="30"/>
+          <w:szCs w:val="30"/>
+        </w:rPr>
+      </w:pPr>
+      <w:r>
+        <w:rPr>
+          <w:rFonts w:ascii="Segoe UI" w:hAnsi="Segoe UI" w:cs="Segoe UI"/>
+          <w:b/>
+          <w:bCs/>
+          <w:color w:val="0F1115"/>
+          <w:sz w:val="30"/>
+          <w:szCs w:val="30"/>
+        </w:rPr>
+        <w:t>24. How do you sign data using a private key?</w:t>
+      </w:r>
+    </w:p>
+    <w:p>
+      <w:pPr>
+        <w:shd w:val="clear" w:color="auto" w:fill="FFFFFF"/>
+        <w:spacing w:before="240" w:after="240" w:line="420" w:lineRule="atLeast"/>
+        <w:rPr>
+          <w:rFonts w:ascii="Segoe UI" w:hAnsi="Segoe UI" w:cs="Segoe UI"/>
+          <w:color w:val="0F1115"/>
+          <w:sz w:val="24"/>
+          <w:szCs w:val="24"/>
+        </w:rPr>
+      </w:pPr>
+      <w:r>
+        <w:rPr>
+          <w:rFonts w:ascii="Segoe UI" w:hAnsi="Segoe UI" w:cs="Segoe UI"/>
+          <w:color w:val="0F1115"/>
+          <w:sz w:val="24"/>
+          <w:szCs w:val="24"/>
+        </w:rPr>
+        <w:t>A) </w:t>
+      </w:r>
+      <w:r>
+        <w:rPr>
+          <w:rFonts w:ascii="Consolas" w:hAnsi="Consolas" w:cs="Courier New"/>
+          <w:color w:val="0F1115"/>
+          <w:sz w:val="21"/>
+          <w:szCs w:val="21"/>
+          <w:shd w:val="clear" w:color="auto" w:fill="EBEEF2"/>
+        </w:rPr>
+        <w:t>crypto.sign()</w:t>
+      </w:r>
+      <w:r>
+        <w:rPr>
+          <w:rFonts w:ascii="Segoe UI" w:hAnsi="Segoe UI" w:cs="Segoe UI"/>
+          <w:color w:val="0F1115"/>
+          <w:sz w:val="24"/>
+          <w:szCs w:val="24"/>
+        </w:rPr>
+        <w:br/>
+        <w:t>B) </w:t>
+      </w:r>
+      <w:r>
+        <w:rPr>
+          <w:rFonts w:ascii="Consolas" w:hAnsi="Consolas" w:cs="Courier New"/>
+          <w:color w:val="0F1115"/>
+          <w:sz w:val="21"/>
+          <w:szCs w:val="21"/>
+          <w:shd w:val="clear" w:color="auto" w:fill="EBEEF2"/>
+        </w:rPr>
+        <w:t>crypto.verify()</w:t>
+      </w:r>
+      <w:r>
+        <w:rPr>
+          <w:rFonts w:ascii="Segoe UI" w:hAnsi="Segoe UI" w:cs="Segoe UI"/>
+          <w:color w:val="0F1115"/>
+          <w:sz w:val="24"/>
+          <w:szCs w:val="24"/>
+        </w:rPr>
+        <w:br/>
+        <w:t>C) </w:t>
+      </w:r>
+      <w:r>
+        <w:rPr>
+          <w:rFonts w:ascii="Consolas" w:hAnsi="Consolas" w:cs="Courier New"/>
+          <w:color w:val="0F1115"/>
+          <w:sz w:val="21"/>
+          <w:szCs w:val="21"/>
+          <w:shd w:val="clear" w:color="auto" w:fill="EBEEF2"/>
+        </w:rPr>
+        <w:t>crypto.createSign()</w:t>
+      </w:r>
+      <w:r>
+        <w:rPr>
+          <w:rFonts w:ascii="Segoe UI" w:hAnsi="Segoe UI" w:cs="Segoe UI"/>
+          <w:color w:val="0F1115"/>
+          <w:sz w:val="24"/>
+          <w:szCs w:val="24"/>
+        </w:rPr>
+        <w:br/>
+        <w:t>D) Both A and C</w:t>
+      </w:r>
+    </w:p>
+    <w:p>
+      <w:pPr>
+        <w:shd w:val="clear" w:color="auto" w:fill="FFFFFF"/>
+        <w:spacing w:before="240" w:after="240" w:line="420" w:lineRule="atLeast"/>
+        <w:rPr>
+          <w:rFonts w:ascii="Segoe UI" w:hAnsi="Segoe UI" w:cs="Segoe UI"/>
+          <w:color w:val="0F1115"/>
+          <w:sz w:val="24"/>
+          <w:szCs w:val="24"/>
+        </w:rPr>
+      </w:pPr>
+      <w:r>
+        <w:rPr>
+          <w:rFonts w:ascii="Segoe UI" w:hAnsi="Segoe UI" w:cs="Segoe UI"/>
+          <w:b/>
+          <w:bCs/>
+          <w:color w:val="0F1115"/>
+          <w:sz w:val="24"/>
+          <w:szCs w:val="24"/>
+        </w:rPr>
+        <w:t>Answer:</w:t>
+      </w:r>
+      <w:r>
+        <w:rPr>
+          <w:rFonts w:ascii="Segoe UI" w:hAnsi="Segoe UI" w:cs="Segoe UI"/>
+          <w:color w:val="0F1115"/>
+          <w:sz w:val="24"/>
+          <w:szCs w:val="24"/>
+        </w:rPr>
+        <w:t> D) Both A and C (</w:t>
+      </w:r>
+      <w:r>
+        <w:rPr>
+          <w:rFonts w:ascii="Consolas" w:hAnsi="Consolas" w:cs="Courier New"/>
+          <w:color w:val="0F1115"/>
+          <w:sz w:val="21"/>
+          <w:szCs w:val="21"/>
+          <w:shd w:val="clear" w:color="auto" w:fill="EBEEF2"/>
+        </w:rPr>
+        <w:t>crypto.createSign()</w:t>
+      </w:r>
+      <w:r>
+        <w:rPr>
+          <w:rFonts w:ascii="Segoe UI" w:hAnsi="Segoe UI" w:cs="Segoe UI"/>
+          <w:color w:val="0F1115"/>
+          <w:sz w:val="24"/>
+          <w:szCs w:val="24"/>
+        </w:rPr>
+        <w:t> is traditional; </w:t>
+      </w:r>
+      <w:r>
+        <w:rPr>
+          <w:rFonts w:ascii="Consolas" w:hAnsi="Consolas" w:cs="Courier New"/>
+          <w:color w:val="0F1115"/>
+          <w:sz w:val="21"/>
+          <w:szCs w:val="21"/>
+          <w:shd w:val="clear" w:color="auto" w:fill="EBEEF2"/>
+        </w:rPr>
+        <w:t>crypto.sign()</w:t>
+      </w:r>
+      <w:r>
+        <w:rPr>
+          <w:rFonts w:ascii="Segoe UI" w:hAnsi="Segoe UI" w:cs="Segoe UI"/>
+          <w:color w:val="0F1115"/>
+          <w:sz w:val="24"/>
+          <w:szCs w:val="24"/>
+        </w:rPr>
+        <w:t> is newer)</w:t>
+      </w:r>
+    </w:p>
+    <w:p>
+      <w:pPr>
+        <w:shd w:val="clear" w:color="auto" w:fill="FFFFFF"/>
+        <w:spacing w:before="480" w:after="480" w:line="420" w:lineRule="atLeast"/>
+        <w:rPr>
+          <w:rFonts w:ascii="Segoe UI" w:hAnsi="Segoe UI" w:cs="Segoe UI"/>
+          <w:color w:val="0F1115"/>
+          <w:sz w:val="24"/>
+          <w:szCs w:val="24"/>
+        </w:rPr>
+      </w:pPr>
+      <w:r>
+        <w:rPr>
+          <w:rFonts w:ascii="Segoe UI" w:hAnsi="Segoe UI" w:cs="Segoe UI"/>
+          <w:color w:val="0F1115"/>
+          <w:sz w:val="24"/>
+          <w:szCs w:val="24"/>
+        </w:rPr>
+        <w:pict w14:anchorId="2673B7ED">
+          <v:rect id="_x0000_i1049" style="width:0;height:.75pt" o:hralign="center" o:hrstd="t" o:hr="t" fillcolor="#a0a0a0" stroked="f"/>
+        </w:pict>
+      </w:r>
+    </w:p>
+    <w:p>
+      <w:pPr>
+        <w:shd w:val="clear" w:color="auto" w:fill="FFFFFF"/>
+        <w:spacing w:before="480" w:after="240" w:line="450" w:lineRule="atLeast"/>
+        <w:outlineLvl w:val="2"/>
+        <w:rPr>
+          <w:rFonts w:ascii="Segoe UI" w:hAnsi="Segoe UI" w:cs="Segoe UI"/>
+          <w:b/>
+          <w:bCs/>
+          <w:color w:val="0F1115"/>
+          <w:sz w:val="30"/>
+          <w:szCs w:val="30"/>
+        </w:rPr>
+      </w:pPr>
+      <w:r>
+        <w:rPr>
+          <w:rFonts w:ascii="Segoe UI" w:hAnsi="Segoe UI" w:cs="Segoe UI"/>
+          <w:b/>
+          <w:bCs/>
+          <w:color w:val="0F1115"/>
+          <w:sz w:val="30"/>
+          <w:szCs w:val="30"/>
+        </w:rPr>
+        <w:t>25. How do you verify a digital signature using a public key?</w:t>
+      </w:r>
+    </w:p>
+    <w:p>
+      <w:pPr>
+        <w:shd w:val="clear" w:color="auto" w:fill="FFFFFF"/>
+        <w:spacing w:before="240" w:after="240" w:line="420" w:lineRule="atLeast"/>
+        <w:rPr>
+          <w:rFonts w:ascii="Segoe UI" w:hAnsi="Segoe UI" w:cs="Segoe UI"/>
+          <w:color w:val="0F1115"/>
+          <w:sz w:val="24"/>
+          <w:szCs w:val="24"/>
+        </w:rPr>
+      </w:pPr>
+      <w:r>
+        <w:rPr>
+          <w:rFonts w:ascii="Segoe UI" w:hAnsi="Segoe UI" w:cs="Segoe UI"/>
+          <w:color w:val="0F1115"/>
+          <w:sz w:val="24"/>
+          <w:szCs w:val="24"/>
+        </w:rPr>
+        <w:t>A) </w:t>
+      </w:r>
+      <w:r>
+        <w:rPr>
+          <w:rFonts w:ascii="Consolas" w:hAnsi="Consolas" w:cs="Courier New"/>
+          <w:color w:val="0F1115"/>
+          <w:sz w:val="21"/>
+          <w:szCs w:val="21"/>
+          <w:shd w:val="clear" w:color="auto" w:fill="EBEEF2"/>
+        </w:rPr>
+        <w:t>crypto.verify()</w:t>
+      </w:r>
+      <w:r>
+        <w:rPr>
+          <w:rFonts w:ascii="Segoe UI" w:hAnsi="Segoe UI" w:cs="Segoe UI"/>
+          <w:color w:val="0F1115"/>
+          <w:sz w:val="24"/>
+          <w:szCs w:val="24"/>
+        </w:rPr>
+        <w:br/>
+        <w:t>B) </w:t>
+      </w:r>
+      <w:r>
+        <w:rPr>
+          <w:rFonts w:ascii="Consolas" w:hAnsi="Consolas" w:cs="Courier New"/>
+          <w:color w:val="0F1115"/>
+          <w:sz w:val="21"/>
+          <w:szCs w:val="21"/>
+          <w:shd w:val="clear" w:color="auto" w:fill="EBEEF2"/>
+        </w:rPr>
+        <w:t>crypto.createVerify()</w:t>
+      </w:r>
+      <w:r>
+        <w:rPr>
+          <w:rFonts w:ascii="Segoe UI" w:hAnsi="Segoe UI" w:cs="Segoe UI"/>
+          <w:color w:val="0F1115"/>
+          <w:sz w:val="24"/>
+          <w:szCs w:val="24"/>
+        </w:rPr>
+        <w:br/>
+        <w:t>C) </w:t>
+      </w:r>
+      <w:r>
+        <w:rPr>
+          <w:rFonts w:ascii="Consolas" w:hAnsi="Consolas" w:cs="Courier New"/>
+          <w:color w:val="0F1115"/>
+          <w:sz w:val="21"/>
+          <w:szCs w:val="21"/>
+          <w:shd w:val="clear" w:color="auto" w:fill="EBEEF2"/>
+        </w:rPr>
+        <w:t>crypto.checkSignature()</w:t>
+      </w:r>
+      <w:r>
+        <w:rPr>
+          <w:rFonts w:ascii="Segoe UI" w:hAnsi="Segoe UI" w:cs="Segoe UI"/>
+          <w:color w:val="0F1115"/>
+          <w:sz w:val="24"/>
+          <w:szCs w:val="24"/>
+        </w:rPr>
+        <w:br/>
+        <w:t>D) Both A and B</w:t>
+      </w:r>
+    </w:p>
+    <w:p>
+      <w:pPr>
+        <w:shd w:val="clear" w:color="auto" w:fill="FFFFFF"/>
+        <w:spacing w:before="240" w:after="240" w:line="420" w:lineRule="atLeast"/>
+        <w:rPr>
+          <w:rFonts w:ascii="Segoe UI" w:hAnsi="Segoe UI" w:cs="Segoe UI"/>
+          <w:color w:val="0F1115"/>
+          <w:sz w:val="24"/>
+          <w:szCs w:val="24"/>
+        </w:rPr>
+      </w:pPr>
+      <w:r>
+        <w:rPr>
+          <w:rFonts w:ascii="Segoe UI" w:hAnsi="Segoe UI" w:cs="Segoe UI"/>
+          <w:b/>
+          <w:bCs/>
+          <w:color w:val="0F1115"/>
+          <w:sz w:val="24"/>
+          <w:szCs w:val="24"/>
+        </w:rPr>
+        <w:t>Answer:</w:t>
+      </w:r>
+      <w:r>
+        <w:rPr>
+          <w:rFonts w:ascii="Segoe UI" w:hAnsi="Segoe UI" w:cs="Segoe UI"/>
+          <w:color w:val="0F1115"/>
+          <w:sz w:val="24"/>
+          <w:szCs w:val="24"/>
+        </w:rPr>
+        <w:t> D) Both A and B</w:t>
+      </w:r>
+    </w:p>
+    <w:p>
+      <w:pPr>
+        <w:shd w:val="clear" w:color="auto" w:fill="FFFFFF"/>
+        <w:spacing w:before="480" w:after="480" w:line="420" w:lineRule="atLeast"/>
+        <w:rPr>
+          <w:rFonts w:ascii="Segoe UI" w:hAnsi="Segoe UI" w:cs="Segoe UI"/>
+          <w:color w:val="0F1115"/>
+          <w:sz w:val="24"/>
+          <w:szCs w:val="24"/>
+        </w:rPr>
+      </w:pPr>
+      <w:r>
+        <w:rPr>
+          <w:rFonts w:ascii="Segoe UI" w:hAnsi="Segoe UI" w:cs="Segoe UI"/>
+          <w:color w:val="0F1115"/>
+          <w:sz w:val="24"/>
+          <w:szCs w:val="24"/>
+        </w:rPr>
+        <w:pict w14:anchorId="4063C59B">
+          <v:rect id="_x0000_i1050" style="width:0;height:.75pt" o:hralign="center" o:hrstd="t" o:hr="t" fillcolor="#a0a0a0" stroked="f"/>
+        </w:pict>
+      </w:r>
+    </w:p>
+    <w:p>
+      <w:pPr>
+        <w:shd w:val="clear" w:color="auto" w:fill="FFFFFF"/>
+        <w:spacing w:before="480" w:after="240" w:line="450" w:lineRule="atLeast"/>
+        <w:outlineLvl w:val="2"/>
+        <w:rPr>
+          <w:rFonts w:ascii="Segoe UI" w:hAnsi="Segoe UI" w:cs="Segoe UI"/>
+          <w:b/>
+          <w:bCs/>
+          <w:color w:val="0F1115"/>
+          <w:sz w:val="30"/>
+          <w:szCs w:val="30"/>
+        </w:rPr>
+      </w:pPr>
+      <w:r>
+        <w:rPr>
+          <w:rFonts w:ascii="Segoe UI" w:hAnsi="Segoe UI" w:cs="Segoe UI"/>
+          <w:b/>
+          <w:bCs/>
+          <w:color w:val="0F1115"/>
+          <w:sz w:val="30"/>
+          <w:szCs w:val="30"/>
+        </w:rPr>
+        <w:t>26. What is the purpose of </w:t>
+      </w:r>
+      <w:r>
+        <w:rPr>
+          <w:rFonts w:ascii="Consolas" w:hAnsi="Consolas" w:cs="Courier New"/>
+          <w:b/>
+          <w:bCs/>
+          <w:color w:val="0F1115"/>
+          <w:shd w:val="clear" w:color="auto" w:fill="EBEEF2"/>
+        </w:rPr>
+        <w:t>crypto.getHashes()</w:t>
+      </w:r>
+      <w:r>
+        <w:rPr>
+          <w:rFonts w:ascii="Segoe UI" w:hAnsi="Segoe UI" w:cs="Segoe UI"/>
+          <w:b/>
+          <w:bCs/>
+          <w:color w:val="0F1115"/>
+          <w:sz w:val="30"/>
+          <w:szCs w:val="30"/>
+        </w:rPr>
+        <w:t>?</w:t>
+      </w:r>
+    </w:p>
+    <w:p>
+      <w:pPr>
+        <w:shd w:val="clear" w:color="auto" w:fill="FFFFFF"/>
+        <w:spacing w:before="240" w:after="240" w:line="420" w:lineRule="atLeast"/>
+        <w:rPr>
+          <w:rFonts w:ascii="Segoe UI" w:hAnsi="Segoe UI" w:cs="Segoe UI"/>
+          <w:color w:val="0F1115"/>
+          <w:sz w:val="24"/>
+          <w:szCs w:val="24"/>
+        </w:rPr>
+      </w:pPr>
+      <w:r>
+        <w:rPr>
+          <w:rFonts w:ascii="Segoe UI" w:hAnsi="Segoe UI" w:cs="Segoe UI"/>
+          <w:color w:val="0F1115"/>
+          <w:sz w:val="24"/>
+          <w:szCs w:val="24"/>
+        </w:rPr>
+        <w:t>A) Returns an array of supported hash algorithms</w:t>
+      </w:r>
+      <w:r>
+        <w:rPr>
+          <w:rFonts w:ascii="Segoe UI" w:hAnsi="Segoe UI" w:cs="Segoe UI"/>
+          <w:color w:val="0F1115"/>
+          <w:sz w:val="24"/>
+          <w:szCs w:val="24"/>
+        </w:rPr>
+        <w:br/>
+        <w:t>B) Returns an array of supported ciphers</w:t>
+      </w:r>
+      <w:r>
+        <w:rPr>
+          <w:rFonts w:ascii="Segoe UI" w:hAnsi="Segoe UI" w:cs="Segoe UI"/>
+          <w:color w:val="0F1115"/>
+          <w:sz w:val="24"/>
+          <w:szCs w:val="24"/>
+        </w:rPr>
+        <w:br/>
+      </w:r>
+      <w:r>
+        <w:rPr>
+          <w:rFonts w:ascii="Segoe UI" w:hAnsi="Segoe UI" w:cs="Segoe UI"/>
+          <w:color w:val="0F1115"/>
+          <w:sz w:val="24"/>
+          <w:szCs w:val="24"/>
+        </w:rPr>
+        <w:lastRenderedPageBreak/>
+        <w:t>C) Returns an array of supported curves</w:t>
+      </w:r>
+      <w:r>
+        <w:rPr>
+          <w:rFonts w:ascii="Segoe UI" w:hAnsi="Segoe UI" w:cs="Segoe UI"/>
+          <w:color w:val="0F1115"/>
+          <w:sz w:val="24"/>
+          <w:szCs w:val="24"/>
+        </w:rPr>
+        <w:br/>
+        <w:t>D) Returns an array of supported key types</w:t>
+      </w:r>
+    </w:p>
+    <w:p>
+      <w:pPr>
+        <w:shd w:val="clear" w:color="auto" w:fill="FFFFFF"/>
+        <w:spacing w:before="240" w:after="240" w:line="420" w:lineRule="atLeast"/>
+        <w:rPr>
+          <w:rFonts w:ascii="Segoe UI" w:hAnsi="Segoe UI" w:cs="Segoe UI"/>
+          <w:color w:val="0F1115"/>
+          <w:sz w:val="24"/>
+          <w:szCs w:val="24"/>
+        </w:rPr>
+      </w:pPr>
+      <w:r>
+        <w:rPr>
+          <w:rFonts w:ascii="Segoe UI" w:hAnsi="Segoe UI" w:cs="Segoe UI"/>
+          <w:b/>
+          <w:bCs/>
+          <w:color w:val="0F1115"/>
+          <w:sz w:val="24"/>
+          <w:szCs w:val="24"/>
+        </w:rPr>
+        <w:t>Answer:</w:t>
+      </w:r>
+      <w:r>
+        <w:rPr>
+          <w:rFonts w:ascii="Segoe UI" w:hAnsi="Segoe UI" w:cs="Segoe UI"/>
+          <w:color w:val="0F1115"/>
+          <w:sz w:val="24"/>
+          <w:szCs w:val="24"/>
+        </w:rPr>
+        <w:t> A) Returns an array of supported hash algorithms</w:t>
+      </w:r>
+    </w:p>
+    <w:p>
+      <w:pPr>
+        <w:shd w:val="clear" w:color="auto" w:fill="FFFFFF"/>
+        <w:spacing w:before="480" w:after="480" w:line="420" w:lineRule="atLeast"/>
+        <w:rPr>
+          <w:rFonts w:ascii="Segoe UI" w:hAnsi="Segoe UI" w:cs="Segoe UI"/>
+          <w:color w:val="0F1115"/>
+          <w:sz w:val="24"/>
+          <w:szCs w:val="24"/>
+        </w:rPr>
+      </w:pPr>
+      <w:r>
+        <w:rPr>
+          <w:rFonts w:ascii="Segoe UI" w:hAnsi="Segoe UI" w:cs="Segoe UI"/>
+          <w:color w:val="0F1115"/>
+          <w:sz w:val="24"/>
+          <w:szCs w:val="24"/>
+        </w:rPr>
+        <w:pict w14:anchorId="4EA0A23A">
+          <v:rect id="_x0000_i1051" style="width:0;height:.75pt" o:hralign="center" o:hrstd="t" o:hr="t" fillcolor="#a0a0a0" stroked="f"/>
+        </w:pict>
+      </w:r>
+    </w:p>
+    <w:p>
+      <w:pPr>
+        <w:shd w:val="clear" w:color="auto" w:fill="FFFFFF"/>
+        <w:spacing w:before="480" w:after="240" w:line="450" w:lineRule="atLeast"/>
+        <w:outlineLvl w:val="2"/>
+        <w:rPr>
+          <w:rFonts w:ascii="Segoe UI" w:hAnsi="Segoe UI" w:cs="Segoe UI"/>
+          <w:b/>
+          <w:bCs/>
+          <w:color w:val="0F1115"/>
+          <w:sz w:val="30"/>
+          <w:szCs w:val="30"/>
+        </w:rPr>
+      </w:pPr>
+      <w:r>
+        <w:rPr>
+          <w:rFonts w:ascii="Segoe UI" w:hAnsi="Segoe UI" w:cs="Segoe UI"/>
+          <w:b/>
+          <w:bCs/>
+          <w:color w:val="0F1115"/>
+          <w:sz w:val="30"/>
+          <w:szCs w:val="30"/>
+        </w:rPr>
+        <w:t>27. What is the purpose of </w:t>
+      </w:r>
+      <w:r>
+        <w:rPr>
+          <w:rFonts w:ascii="Consolas" w:hAnsi="Consolas" w:cs="Courier New"/>
+          <w:b/>
+          <w:bCs/>
+          <w:color w:val="0F1115"/>
+          <w:shd w:val="clear" w:color="auto" w:fill="EBEEF2"/>
+        </w:rPr>
+        <w:t>crypto.getCiphers()</w:t>
+      </w:r>
+      <w:r>
+        <w:rPr>
+          <w:rFonts w:ascii="Segoe UI" w:hAnsi="Segoe UI" w:cs="Segoe UI"/>
+          <w:b/>
+          <w:bCs/>
+          <w:color w:val="0F1115"/>
+          <w:sz w:val="30"/>
+          <w:szCs w:val="30"/>
+        </w:rPr>
+        <w:t>?</w:t>
+      </w:r>
+    </w:p>
+    <w:p>
+      <w:pPr>
+        <w:shd w:val="clear" w:color="auto" w:fill="FFFFFF"/>
+        <w:spacing w:before="240" w:after="240" w:line="420" w:lineRule="atLeast"/>
+        <w:rPr>
+          <w:rFonts w:ascii="Segoe UI" w:hAnsi="Segoe UI" w:cs="Segoe UI"/>
+          <w:color w:val="0F1115"/>
+          <w:sz w:val="24"/>
+          <w:szCs w:val="24"/>
+        </w:rPr>
+      </w:pPr>
+      <w:r>
+        <w:rPr>
+          <w:rFonts w:ascii="Segoe UI" w:hAnsi="Segoe UI" w:cs="Segoe UI"/>
+          <w:color w:val="0F1115"/>
+          <w:sz w:val="24"/>
+          <w:szCs w:val="24"/>
+        </w:rPr>
+        <w:t>A) Returns an array of supported cipher algorithms</w:t>
+      </w:r>
+      <w:r>
+        <w:rPr>
+          <w:rFonts w:ascii="Segoe UI" w:hAnsi="Segoe UI" w:cs="Segoe UI"/>
+          <w:color w:val="0F1115"/>
+          <w:sz w:val="24"/>
+          <w:szCs w:val="24"/>
+        </w:rPr>
+        <w:br/>
+        <w:t>B) Returns an array of supported hash algorithms</w:t>
+      </w:r>
+      <w:r>
+        <w:rPr>
+          <w:rFonts w:ascii="Segoe UI" w:hAnsi="Segoe UI" w:cs="Segoe UI"/>
+          <w:color w:val="0F1115"/>
+          <w:sz w:val="24"/>
+          <w:szCs w:val="24"/>
+        </w:rPr>
+        <w:br/>
+        <w:t>C) Returns an array of supported curves</w:t>
+      </w:r>
+      <w:r>
+        <w:rPr>
+          <w:rFonts w:ascii="Segoe UI" w:hAnsi="Segoe UI" w:cs="Segoe UI"/>
+          <w:color w:val="0F1115"/>
+          <w:sz w:val="24"/>
+          <w:szCs w:val="24"/>
+        </w:rPr>
+        <w:br/>
+        <w:t>D) Returns an array of supported key types</w:t>
+      </w:r>
+    </w:p>
+    <w:p>
+      <w:pPr>
+        <w:shd w:val="clear" w:color="auto" w:fill="FFFFFF"/>
+        <w:spacing w:before="240" w:after="240" w:line="420" w:lineRule="atLeast"/>
+        <w:rPr>
+          <w:rFonts w:ascii="Segoe UI" w:hAnsi="Segoe UI" w:cs="Segoe UI"/>
+          <w:color w:val="0F1115"/>
+          <w:sz w:val="24"/>
+          <w:szCs w:val="24"/>
+        </w:rPr>
+      </w:pPr>
+      <w:r>
+        <w:rPr>
+          <w:rFonts w:ascii="Segoe UI" w:hAnsi="Segoe UI" w:cs="Segoe UI"/>
+          <w:b/>
+          <w:bCs/>
+          <w:color w:val="0F1115"/>
+          <w:sz w:val="24"/>
+          <w:szCs w:val="24"/>
+        </w:rPr>
+        <w:t>Answer:</w:t>
+      </w:r>
+      <w:r>
+        <w:rPr>
+          <w:rFonts w:ascii="Segoe UI" w:hAnsi="Segoe UI" w:cs="Segoe UI"/>
+          <w:color w:val="0F1115"/>
+          <w:sz w:val="24"/>
+          <w:szCs w:val="24"/>
+        </w:rPr>
+        <w:t> A) Returns an array of supported cipher algorithms</w:t>
+      </w:r>
+    </w:p>
+    <w:p>
+      <w:pPr>
+        <w:shd w:val="clear" w:color="auto" w:fill="FFFFFF"/>
+        <w:spacing w:before="480" w:after="480" w:line="420" w:lineRule="atLeast"/>
+        <w:rPr>
+          <w:rFonts w:ascii="Segoe UI" w:hAnsi="Segoe UI" w:cs="Segoe UI"/>
+          <w:color w:val="0F1115"/>
+          <w:sz w:val="24"/>
+          <w:szCs w:val="24"/>
+        </w:rPr>
+      </w:pPr>
+      <w:r>
+        <w:rPr>
+          <w:rFonts w:ascii="Segoe UI" w:hAnsi="Segoe UI" w:cs="Segoe UI"/>
+          <w:color w:val="0F1115"/>
+          <w:sz w:val="24"/>
+          <w:szCs w:val="24"/>
+        </w:rPr>
+        <w:pict w14:anchorId="037C5986">
+          <v:rect id="_x0000_i1052" style="width:0;height:.75pt" o:hralign="center" o:hrstd="t" o:hr="t" fillcolor="#a0a0a0" stroked="f"/>
+        </w:pict>
+      </w:r>
+    </w:p>
+    <w:p>
+      <w:pPr>
+        <w:shd w:val="clear" w:color="auto" w:fill="FFFFFF"/>
+        <w:spacing w:before="480" w:after="240" w:line="450" w:lineRule="atLeast"/>
+        <w:outlineLvl w:val="2"/>
+        <w:rPr>
+          <w:rFonts w:ascii="Segoe UI" w:hAnsi="Segoe UI" w:cs="Segoe UI"/>
+          <w:b/>
+          <w:bCs/>
+          <w:color w:val="0F1115"/>
+          <w:sz w:val="30"/>
+          <w:szCs w:val="30"/>
+        </w:rPr>
+      </w:pPr>
+      <w:r>
+        <w:rPr>
+          <w:rFonts w:ascii="Segoe UI" w:hAnsi="Segoe UI" w:cs="Segoe UI"/>
+          <w:b/>
+          <w:bCs/>
+          <w:color w:val="0F1115"/>
+          <w:sz w:val="30"/>
+          <w:szCs w:val="30"/>
+        </w:rPr>
+        <w:t>28. Which method generates a random integer within a specific range (cryptographically secure)?</w:t>
+      </w:r>
+    </w:p>
+    <w:p>
+      <w:pPr>
+        <w:shd w:val="clear" w:color="auto" w:fill="FFFFFF"/>
+        <w:spacing w:before="240" w:after="240" w:line="420" w:lineRule="atLeast"/>
+        <w:rPr>
+          <w:rFonts w:ascii="Segoe UI" w:hAnsi="Segoe UI" w:cs="Segoe UI"/>
+          <w:color w:val="0F1115"/>
+          <w:sz w:val="24"/>
+          <w:szCs w:val="24"/>
+        </w:rPr>
+      </w:pPr>
+      <w:r>
+        <w:rPr>
+          <w:rFonts w:ascii="Segoe UI" w:hAnsi="Segoe UI" w:cs="Segoe UI"/>
+          <w:color w:val="0F1115"/>
+          <w:sz w:val="24"/>
+          <w:szCs w:val="24"/>
+        </w:rPr>
+        <w:t>A) </w:t>
+      </w:r>
+      <w:r>
+        <w:rPr>
+          <w:rFonts w:ascii="Consolas" w:hAnsi="Consolas" w:cs="Courier New"/>
+          <w:color w:val="0F1115"/>
+          <w:sz w:val="21"/>
+          <w:szCs w:val="21"/>
+          <w:shd w:val="clear" w:color="auto" w:fill="EBEEF2"/>
+        </w:rPr>
+        <w:t>crypto.randomInt(min, max)</w:t>
+      </w:r>
+      <w:r>
+        <w:rPr>
+          <w:rFonts w:ascii="Segoe UI" w:hAnsi="Segoe UI" w:cs="Segoe UI"/>
+          <w:color w:val="0F1115"/>
+          <w:sz w:val="24"/>
+          <w:szCs w:val="24"/>
+        </w:rPr>
+        <w:br/>
+        <w:t>B) </w:t>
+      </w:r>
+      <w:r>
+        <w:rPr>
+          <w:rFonts w:ascii="Consolas" w:hAnsi="Consolas" w:cs="Courier New"/>
+          <w:color w:val="0F1115"/>
+          <w:sz w:val="21"/>
+          <w:szCs w:val="21"/>
+          <w:shd w:val="clear" w:color="auto" w:fill="EBEEF2"/>
+        </w:rPr>
+        <w:t>crypto.randomInt(max)</w:t>
+      </w:r>
+      <w:r>
+        <w:rPr>
+          <w:rFonts w:ascii="Segoe UI" w:hAnsi="Segoe UI" w:cs="Segoe UI"/>
+          <w:color w:val="0F1115"/>
+          <w:sz w:val="24"/>
+          <w:szCs w:val="24"/>
+        </w:rPr>
+        <w:br/>
+        <w:t>C) Both A and B</w:t>
+      </w:r>
+      <w:r>
+        <w:rPr>
+          <w:rFonts w:ascii="Segoe UI" w:hAnsi="Segoe UI" w:cs="Segoe UI"/>
+          <w:color w:val="0F1115"/>
+          <w:sz w:val="24"/>
+          <w:szCs w:val="24"/>
+        </w:rPr>
+        <w:br/>
+        <w:t>D) </w:t>
+      </w:r>
+      <w:r>
+        <w:rPr>
+          <w:rFonts w:ascii="Consolas" w:hAnsi="Consolas" w:cs="Courier New"/>
+          <w:color w:val="0F1115"/>
+          <w:sz w:val="21"/>
+          <w:szCs w:val="21"/>
+          <w:shd w:val="clear" w:color="auto" w:fill="EBEEF2"/>
+        </w:rPr>
+        <w:t>crypto.randomNumber(min, max)</w:t>
+      </w:r>
+    </w:p>
+    <w:p>
+      <w:pPr>
+        <w:shd w:val="clear" w:color="auto" w:fill="FFFFFF"/>
+        <w:spacing w:before="240" w:after="240" w:line="420" w:lineRule="atLeast"/>
+        <w:rPr>
+          <w:rFonts w:ascii="Segoe UI" w:hAnsi="Segoe UI" w:cs="Segoe UI"/>
+          <w:color w:val="0F1115"/>
+          <w:sz w:val="24"/>
+          <w:szCs w:val="24"/>
+        </w:rPr>
+      </w:pPr>
+      <w:r>
+        <w:rPr>
+          <w:rFonts w:ascii="Segoe UI" w:hAnsi="Segoe UI" w:cs="Segoe UI"/>
+          <w:b/>
+          <w:bCs/>
+          <w:color w:val="0F1115"/>
+          <w:sz w:val="24"/>
+          <w:szCs w:val="24"/>
+        </w:rPr>
+        <w:t>Answer:</w:t>
+      </w:r>
+      <w:r>
+        <w:rPr>
+          <w:rFonts w:ascii="Segoe UI" w:hAnsi="Segoe UI" w:cs="Segoe UI"/>
+          <w:color w:val="0F1115"/>
+          <w:sz w:val="24"/>
+          <w:szCs w:val="24"/>
+        </w:rPr>
+        <w:t> C) Both A and B (</w:t>
+      </w:r>
+      <w:r>
+        <w:rPr>
+          <w:rFonts w:ascii="Consolas" w:hAnsi="Consolas" w:cs="Courier New"/>
+          <w:color w:val="0F1115"/>
+          <w:sz w:val="21"/>
+          <w:szCs w:val="21"/>
+          <w:shd w:val="clear" w:color="auto" w:fill="EBEEF2"/>
+        </w:rPr>
+        <w:t>crypto.randomInt()</w:t>
+      </w:r>
+      <w:r>
+        <w:rPr>
+          <w:rFonts w:ascii="Segoe UI" w:hAnsi="Segoe UI" w:cs="Segoe UI"/>
+          <w:color w:val="0F1115"/>
+          <w:sz w:val="24"/>
+          <w:szCs w:val="24"/>
+        </w:rPr>
+        <w:t> with one or two arguments)</w:t>
+      </w:r>
+    </w:p>
+    <w:p>
+      <w:pPr>
+        <w:shd w:val="clear" w:color="auto" w:fill="FFFFFF"/>
+        <w:spacing w:before="480" w:after="480" w:line="420" w:lineRule="atLeast"/>
+        <w:rPr>
+          <w:rFonts w:ascii="Segoe UI" w:hAnsi="Segoe UI" w:cs="Segoe UI"/>
+          <w:color w:val="0F1115"/>
+          <w:sz w:val="24"/>
+          <w:szCs w:val="24"/>
+        </w:rPr>
+      </w:pPr>
+      <w:r>
+        <w:rPr>
+          <w:rFonts w:ascii="Segoe UI" w:hAnsi="Segoe UI" w:cs="Segoe UI"/>
+          <w:color w:val="0F1115"/>
+          <w:sz w:val="24"/>
+          <w:szCs w:val="24"/>
+        </w:rPr>
+        <w:pict w14:anchorId="548323F9">
+          <v:rect id="_x0000_i1053" style="width:0;height:.75pt" o:hralign="center" o:hrstd="t" o:hr="t" fillcolor="#a0a0a0" stroked="f"/>
+        </w:pict>
+      </w:r>
+    </w:p>
+    <w:p>
+      <w:pPr>
+        <w:shd w:val="clear" w:color="auto" w:fill="FFFFFF"/>
+        <w:spacing w:before="480" w:after="240" w:line="450" w:lineRule="atLeast"/>
+        <w:outlineLvl w:val="2"/>
+        <w:rPr>
+          <w:rFonts w:ascii="Segoe UI" w:hAnsi="Segoe UI" w:cs="Segoe UI"/>
+          <w:b/>
+          <w:bCs/>
+          <w:color w:val="0F1115"/>
+          <w:sz w:val="30"/>
+          <w:szCs w:val="30"/>
+        </w:rPr>
+      </w:pPr>
+      <w:r>
+        <w:rPr>
+          <w:rFonts w:ascii="Segoe UI" w:hAnsi="Segoe UI" w:cs="Segoe UI"/>
+          <w:b/>
+          <w:bCs/>
+          <w:color w:val="0F1115"/>
+          <w:sz w:val="30"/>
+          <w:szCs w:val="30"/>
+        </w:rPr>
+        <w:t>29. What does </w:t>
+      </w:r>
+      <w:r>
+        <w:rPr>
+          <w:rFonts w:ascii="Consolas" w:hAnsi="Consolas" w:cs="Courier New"/>
+          <w:b/>
+          <w:bCs/>
+          <w:color w:val="0F1115"/>
+          <w:shd w:val="clear" w:color="auto" w:fill="EBEEF2"/>
+        </w:rPr>
+        <w:t>crypto.timingSafeEqual(a, b)</w:t>
+      </w:r>
+      <w:r>
+        <w:rPr>
+          <w:rFonts w:ascii="Segoe UI" w:hAnsi="Segoe UI" w:cs="Segoe UI"/>
+          <w:b/>
+          <w:bCs/>
+          <w:color w:val="0F1115"/>
+          <w:sz w:val="30"/>
+          <w:szCs w:val="30"/>
+        </w:rPr>
+        <w:t> do?</w:t>
+      </w:r>
+    </w:p>
+    <w:p>
+      <w:pPr>
+        <w:shd w:val="clear" w:color="auto" w:fill="FFFFFF"/>
+        <w:spacing w:before="240" w:after="240" w:line="420" w:lineRule="atLeast"/>
+        <w:rPr>
+          <w:rFonts w:ascii="Segoe UI" w:hAnsi="Segoe UI" w:cs="Segoe UI"/>
+          <w:color w:val="0F1115"/>
+          <w:sz w:val="24"/>
+          <w:szCs w:val="24"/>
+        </w:rPr>
+      </w:pPr>
+      <w:r>
+        <w:rPr>
+          <w:rFonts w:ascii="Segoe UI" w:hAnsi="Segoe UI" w:cs="Segoe UI"/>
+          <w:color w:val="0F1115"/>
+          <w:sz w:val="24"/>
+          <w:szCs w:val="24"/>
+        </w:rPr>
+        <w:t>A) Compares two Buffers/strings in constant time to prevent timing attacks</w:t>
+      </w:r>
+      <w:r>
+        <w:rPr>
+          <w:rFonts w:ascii="Segoe UI" w:hAnsi="Segoe UI" w:cs="Segoe UI"/>
+          <w:color w:val="0F1115"/>
+          <w:sz w:val="24"/>
+          <w:szCs w:val="24"/>
+        </w:rPr>
+        <w:br/>
+        <w:t>B) Compares two numbers quickly</w:t>
+      </w:r>
+      <w:r>
+        <w:rPr>
+          <w:rFonts w:ascii="Segoe UI" w:hAnsi="Segoe UI" w:cs="Segoe UI"/>
+          <w:color w:val="0F1115"/>
+          <w:sz w:val="24"/>
+          <w:szCs w:val="24"/>
+        </w:rPr>
+        <w:br/>
+      </w:r>
+      <w:r>
+        <w:rPr>
+          <w:rFonts w:ascii="Segoe UI" w:hAnsi="Segoe UI" w:cs="Segoe UI"/>
+          <w:color w:val="0F1115"/>
+          <w:sz w:val="24"/>
+          <w:szCs w:val="24"/>
+        </w:rPr>
+        <w:lastRenderedPageBreak/>
+        <w:t>C) Compares two hashes and throws an error if different</w:t>
+      </w:r>
+      <w:r>
+        <w:rPr>
+          <w:rFonts w:ascii="Segoe UI" w:hAnsi="Segoe UI" w:cs="Segoe UI"/>
+          <w:color w:val="0F1115"/>
+          <w:sz w:val="24"/>
+          <w:szCs w:val="24"/>
+        </w:rPr>
+        <w:br/>
+        <w:t>D) Compares two passwords and logs the difference</w:t>
+      </w:r>
+    </w:p>
+    <w:p>
+      <w:pPr>
+        <w:shd w:val="clear" w:color="auto" w:fill="FFFFFF"/>
+        <w:spacing w:before="240" w:after="240" w:line="420" w:lineRule="atLeast"/>
+        <w:rPr>
+          <w:rFonts w:ascii="Segoe UI" w:hAnsi="Segoe UI" w:cs="Segoe UI"/>
+          <w:color w:val="0F1115"/>
+          <w:sz w:val="24"/>
+          <w:szCs w:val="24"/>
+        </w:rPr>
+      </w:pPr>
+      <w:r>
+        <w:rPr>
+          <w:rFonts w:ascii="Segoe UI" w:hAnsi="Segoe UI" w:cs="Segoe UI"/>
+          <w:b/>
+          <w:bCs/>
+          <w:color w:val="0F1115"/>
+          <w:sz w:val="24"/>
+          <w:szCs w:val="24"/>
+        </w:rPr>
+        <w:t>Answer:</w:t>
+      </w:r>
+      <w:r>
+        <w:rPr>
+          <w:rFonts w:ascii="Segoe UI" w:hAnsi="Segoe UI" w:cs="Segoe UI"/>
+          <w:color w:val="0F1115"/>
+          <w:sz w:val="24"/>
+          <w:szCs w:val="24"/>
+        </w:rPr>
+        <w:t> A) Compares two Buffers/strings in constant time to prevent timing attacks</w:t>
+      </w:r>
+    </w:p>
+    <w:p>
+      <w:pPr>
+        <w:shd w:val="clear" w:color="auto" w:fill="FFFFFF"/>
+        <w:spacing w:before="480" w:after="480" w:line="420" w:lineRule="atLeast"/>
+        <w:rPr>
+          <w:rFonts w:ascii="Segoe UI" w:hAnsi="Segoe UI" w:cs="Segoe UI"/>
+          <w:color w:val="0F1115"/>
+          <w:sz w:val="24"/>
+          <w:szCs w:val="24"/>
+        </w:rPr>
+      </w:pPr>
+      <w:r>
+        <w:rPr>
+          <w:rFonts w:ascii="Segoe UI" w:hAnsi="Segoe UI" w:cs="Segoe UI"/>
+          <w:color w:val="0F1115"/>
+          <w:sz w:val="24"/>
+          <w:szCs w:val="24"/>
+        </w:rPr>
+        <w:pict w14:anchorId="4607ED6F">
+          <v:rect id="_x0000_i1054" style="width:0;height:.75pt" o:hralign="center" o:hrstd="t" o:hr="t" fillcolor="#a0a0a0" stroked="f"/>
+        </w:pict>
+      </w:r>
+    </w:p>
+    <w:p>
+      <w:pPr>
+        <w:shd w:val="clear" w:color="auto" w:fill="FFFFFF"/>
+        <w:spacing w:before="480" w:after="240" w:line="450" w:lineRule="atLeast"/>
+        <w:outlineLvl w:val="2"/>
+        <w:rPr>
+          <w:rFonts w:ascii="Segoe UI" w:hAnsi="Segoe UI" w:cs="Segoe UI"/>
+          <w:b/>
+          <w:bCs/>
+          <w:color w:val="0F1115"/>
+          <w:sz w:val="30"/>
+          <w:szCs w:val="30"/>
+        </w:rPr>
+      </w:pPr>
+      <w:r>
+        <w:rPr>
+          <w:rFonts w:ascii="Segoe UI" w:hAnsi="Segoe UI" w:cs="Segoe UI"/>
+          <w:b/>
+          <w:bCs/>
+          <w:color w:val="0F1115"/>
+          <w:sz w:val="30"/>
+          <w:szCs w:val="30"/>
+        </w:rPr>
+        <w:t>30. When should </w:t>
+      </w:r>
+      <w:r>
+        <w:rPr>
+          <w:rFonts w:ascii="Consolas" w:hAnsi="Consolas" w:cs="Courier New"/>
+          <w:b/>
+          <w:bCs/>
+          <w:color w:val="0F1115"/>
+          <w:shd w:val="clear" w:color="auto" w:fill="EBEEF2"/>
+        </w:rPr>
+        <w:t>crypto.timingSafeEqual()</w:t>
+      </w:r>
+      <w:r>
+        <w:rPr>
+          <w:rFonts w:ascii="Segoe UI" w:hAnsi="Segoe UI" w:cs="Segoe UI"/>
+          <w:b/>
+          <w:bCs/>
+          <w:color w:val="0F1115"/>
+          <w:sz w:val="30"/>
+          <w:szCs w:val="30"/>
+        </w:rPr>
+        <w:t> be used?</w:t>
+      </w:r>
+    </w:p>
+    <w:p>
+      <w:pPr>
+        <w:shd w:val="clear" w:color="auto" w:fill="FFFFFF"/>
+        <w:spacing w:before="240" w:after="240" w:line="420" w:lineRule="atLeast"/>
+        <w:rPr>
+          <w:rFonts w:ascii="Segoe UI" w:hAnsi="Segoe UI" w:cs="Segoe UI"/>
+          <w:color w:val="0F1115"/>
+          <w:sz w:val="24"/>
+          <w:szCs w:val="24"/>
+        </w:rPr>
+      </w:pPr>
+      <w:r>
+        <w:rPr>
+          <w:rFonts w:ascii="Segoe UI" w:hAnsi="Segoe UI" w:cs="Segoe UI"/>
+          <w:color w:val="0F1115"/>
+          <w:sz w:val="24"/>
+          <w:szCs w:val="24"/>
+        </w:rPr>
+        <w:t>A) When comparing sensitive data like password hashes or HMACs</w:t>
+      </w:r>
+      <w:r>
+        <w:rPr>
+          <w:rFonts w:ascii="Segoe UI" w:hAnsi="Segoe UI" w:cs="Segoe UI"/>
+          <w:color w:val="0F1115"/>
+          <w:sz w:val="24"/>
+          <w:szCs w:val="24"/>
+        </w:rPr>
+        <w:br/>
+        <w:t>B) For all Buffer comparisons</w:t>
+      </w:r>
+      <w:r>
+        <w:rPr>
+          <w:rFonts w:ascii="Segoe UI" w:hAnsi="Segoe UI" w:cs="Segoe UI"/>
+          <w:color w:val="0F1115"/>
+          <w:sz w:val="24"/>
+          <w:szCs w:val="24"/>
+        </w:rPr>
+        <w:br/>
+        <w:t>C) For checking file sizes</w:t>
+      </w:r>
+      <w:r>
+        <w:rPr>
+          <w:rFonts w:ascii="Segoe UI" w:hAnsi="Segoe UI" w:cs="Segoe UI"/>
+          <w:color w:val="0F1115"/>
+          <w:sz w:val="24"/>
+          <w:szCs w:val="24"/>
+        </w:rPr>
+        <w:br/>
+        <w:t>D) For comparing non-sensitive data</w:t>
+      </w:r>
+    </w:p>
+    <w:p>
+      <w:pPr>
+        <w:shd w:val="clear" w:color="auto" w:fill="FFFFFF"/>
+        <w:spacing w:before="240" w:after="240" w:line="420" w:lineRule="atLeast"/>
+        <w:rPr>
+          <w:rFonts w:ascii="Segoe UI" w:hAnsi="Segoe UI" w:cs="Segoe UI"/>
+          <w:color w:val="0F1115"/>
+          <w:sz w:val="24"/>
+          <w:szCs w:val="24"/>
+        </w:rPr>
+      </w:pPr>
+      <w:r>
+        <w:rPr>
+          <w:rFonts w:ascii="Segoe UI" w:hAnsi="Segoe UI" w:cs="Segoe UI"/>
+          <w:b/>
+          <w:bCs/>
+          <w:color w:val="0F1115"/>
+          <w:sz w:val="24"/>
+          <w:szCs w:val="24"/>
+        </w:rPr>
+        <w:t>Answer:</w:t>
+      </w:r>
+      <w:r>
+        <w:rPr>
+          <w:rFonts w:ascii="Segoe UI" w:hAnsi="Segoe UI" w:cs="Segoe UI"/>
+          <w:color w:val="0F1115"/>
+          <w:sz w:val="24"/>
+          <w:szCs w:val="24"/>
+        </w:rPr>
+        <w:t> A) When comparing sensitive data like password hashes or HMACs</w:t>
+      </w:r>
+    </w:p>
+    <w:p>
+      <w:pPr>
+        <w:shd w:val="clear" w:color="auto" w:fill="FFFFFF"/>
+        <w:spacing w:before="480" w:after="480" w:line="420" w:lineRule="atLeast"/>
+        <w:rPr>
+          <w:rFonts w:ascii="Segoe UI" w:hAnsi="Segoe UI" w:cs="Segoe UI"/>
+          <w:color w:val="0F1115"/>
+          <w:sz w:val="24"/>
+          <w:szCs w:val="24"/>
+        </w:rPr>
+      </w:pPr>
+      <w:r>
+        <w:rPr>
+          <w:rFonts w:ascii="Segoe UI" w:hAnsi="Segoe UI" w:cs="Segoe UI"/>
+          <w:color w:val="0F1115"/>
+          <w:sz w:val="24"/>
+          <w:szCs w:val="24"/>
+        </w:rPr>
+        <w:pict w14:anchorId="392C9D55">
+          <v:rect id="_x0000_i1055" style="width:0;height:.75pt" o:hralign="center" o:hrstd="t" o:hr="t" fillcolor="#a0a0a0" stroked="f"/>
+        </w:pict>
+      </w:r>
+    </w:p>
+    <w:p>
+      <w:pPr>
+        <w:shd w:val="clear" w:color="auto" w:fill="FFFFFF"/>
+        <w:spacing w:before="480" w:after="240" w:line="450" w:lineRule="atLeast"/>
+        <w:outlineLvl w:val="2"/>
+        <w:rPr>
+          <w:rFonts w:ascii="Segoe UI" w:hAnsi="Segoe UI" w:cs="Segoe UI"/>
+          <w:b/>
+          <w:bCs/>
+          <w:color w:val="0F1115"/>
+          <w:sz w:val="30"/>
+          <w:szCs w:val="30"/>
+        </w:rPr>
+      </w:pPr>
+      <w:r>
+        <w:rPr>
+          <w:rFonts w:ascii="Segoe UI" w:hAnsi="Segoe UI" w:cs="Segoe UI"/>
+          <w:b/>
+          <w:bCs/>
+          <w:color w:val="0F1115"/>
+          <w:sz w:val="30"/>
+          <w:szCs w:val="30"/>
+        </w:rPr>
+        <w:t>31. Which method creates an ECDH (Elliptic Curve Diffie-Hellman) instance?</w:t>
+      </w:r>
+    </w:p>
+    <w:p>
+      <w:pPr>
+        <w:shd w:val="clear" w:color="auto" w:fill="FFFFFF"/>
+        <w:spacing w:before="240" w:after="240" w:line="420" w:lineRule="atLeast"/>
+        <w:rPr>
+          <w:rFonts w:ascii="Segoe UI" w:hAnsi="Segoe UI" w:cs="Segoe UI"/>
+          <w:color w:val="0F1115"/>
+          <w:sz w:val="24"/>
+          <w:szCs w:val="24"/>
+        </w:rPr>
+      </w:pPr>
+      <w:r>
+        <w:rPr>
+          <w:rFonts w:ascii="Segoe UI" w:hAnsi="Segoe UI" w:cs="Segoe UI"/>
+          <w:color w:val="0F1115"/>
+          <w:sz w:val="24"/>
+          <w:szCs w:val="24"/>
+        </w:rPr>
+        <w:t>A) </w:t>
+      </w:r>
+      <w:r>
+        <w:rPr>
+          <w:rFonts w:ascii="Consolas" w:hAnsi="Consolas" w:cs="Courier New"/>
+          <w:color w:val="0F1115"/>
+          <w:sz w:val="21"/>
+          <w:szCs w:val="21"/>
+          <w:shd w:val="clear" w:color="auto" w:fill="EBEEF2"/>
+        </w:rPr>
+        <w:t>crypto.createECDH(curve)</w:t>
+      </w:r>
+      <w:r>
+        <w:rPr>
+          <w:rFonts w:ascii="Segoe UI" w:hAnsi="Segoe UI" w:cs="Segoe UI"/>
+          <w:color w:val="0F1115"/>
+          <w:sz w:val="24"/>
+          <w:szCs w:val="24"/>
+        </w:rPr>
+        <w:br/>
+        <w:t>B) </w:t>
+      </w:r>
+      <w:r>
+        <w:rPr>
+          <w:rFonts w:ascii="Consolas" w:hAnsi="Consolas" w:cs="Courier New"/>
+          <w:color w:val="0F1115"/>
+          <w:sz w:val="21"/>
+          <w:szCs w:val="21"/>
+          <w:shd w:val="clear" w:color="auto" w:fill="EBEEF2"/>
+        </w:rPr>
+        <w:t>crypto.createDiffieHellman(curve)</w:t>
+      </w:r>
+      <w:r>
+        <w:rPr>
+          <w:rFonts w:ascii="Segoe UI" w:hAnsi="Segoe UI" w:cs="Segoe UI"/>
+          <w:color w:val="0F1115"/>
+          <w:sz w:val="24"/>
+          <w:szCs w:val="24"/>
+        </w:rPr>
+        <w:br/>
+        <w:t>C) </w:t>
+      </w:r>
+      <w:r>
+        <w:rPr>
+          <w:rFonts w:ascii="Consolas" w:hAnsi="Consolas" w:cs="Courier New"/>
+          <w:color w:val="0F1115"/>
+          <w:sz w:val="21"/>
+          <w:szCs w:val="21"/>
+          <w:shd w:val="clear" w:color="auto" w:fill="EBEEF2"/>
+        </w:rPr>
+        <w:t>crypto.createEC(curve)</w:t>
+      </w:r>
+      <w:r>
+        <w:rPr>
+          <w:rFonts w:ascii="Segoe UI" w:hAnsi="Segoe UI" w:cs="Segoe UI"/>
+          <w:color w:val="0F1115"/>
+          <w:sz w:val="24"/>
+          <w:szCs w:val="24"/>
+        </w:rPr>
+        <w:br/>
+        <w:t>D) </w:t>
+      </w:r>
+      <w:r>
+        <w:rPr>
+          <w:rFonts w:ascii="Consolas" w:hAnsi="Consolas" w:cs="Courier New"/>
+          <w:color w:val="0F1115"/>
+          <w:sz w:val="21"/>
+          <w:szCs w:val="21"/>
+          <w:shd w:val="clear" w:color="auto" w:fill="EBEEF2"/>
+        </w:rPr>
+        <w:t>crypto.ECDH(curve)</w:t>
+      </w:r>
+    </w:p>
+    <w:p>
+      <w:pPr>
+        <w:shd w:val="clear" w:color="auto" w:fill="FFFFFF"/>
+        <w:spacing w:before="240" w:after="240" w:line="420" w:lineRule="atLeast"/>
+        <w:rPr>
+          <w:rFonts w:ascii="Segoe UI" w:hAnsi="Segoe UI" w:cs="Segoe UI"/>
+          <w:color w:val="0F1115"/>
+          <w:sz w:val="24"/>
+          <w:szCs w:val="24"/>
+        </w:rPr>
+      </w:pPr>
+      <w:r>
+        <w:rPr>
+          <w:rFonts w:ascii="Segoe UI" w:hAnsi="Segoe UI" w:cs="Segoe UI"/>
+          <w:b/>
+          <w:bCs/>
+          <w:color w:val="0F1115"/>
+          <w:sz w:val="24"/>
+          <w:szCs w:val="24"/>
+        </w:rPr>
+        <w:t>Answer:</w:t>
+      </w:r>
+      <w:r>
+        <w:rPr>
+          <w:rFonts w:ascii="Segoe UI" w:hAnsi="Segoe UI" w:cs="Segoe UI"/>
+          <w:color w:val="0F1115"/>
+          <w:sz w:val="24"/>
+          <w:szCs w:val="24"/>
+        </w:rPr>
+        <w:t> A) </w:t>
+      </w:r>
+      <w:r>
+        <w:rPr>
+          <w:rFonts w:ascii="Consolas" w:hAnsi="Consolas" w:cs="Courier New"/>
+          <w:color w:val="0F1115"/>
+          <w:sz w:val="21"/>
+          <w:szCs w:val="21"/>
+          <w:shd w:val="clear" w:color="auto" w:fill="EBEEF2"/>
+        </w:rPr>
+        <w:t>crypto.createECDH(curve)</w:t>
+      </w:r>
+    </w:p>
+    <w:p>
+      <w:pPr>
+        <w:shd w:val="clear" w:color="auto" w:fill="FFFFFF"/>
+        <w:spacing w:before="480" w:after="480" w:line="420" w:lineRule="atLeast"/>
+        <w:rPr>
+          <w:rFonts w:ascii="Segoe UI" w:hAnsi="Segoe UI" w:cs="Segoe UI"/>
+          <w:color w:val="0F1115"/>
+          <w:sz w:val="24"/>
+          <w:szCs w:val="24"/>
+        </w:rPr>
+      </w:pPr>
+      <w:r>
+        <w:rPr>
+          <w:rFonts w:ascii="Segoe UI" w:hAnsi="Segoe UI" w:cs="Segoe UI"/>
+          <w:color w:val="0F1115"/>
+          <w:sz w:val="24"/>
+          <w:szCs w:val="24"/>
+        </w:rPr>
+        <w:pict w14:anchorId="7F9C8FD4">
+          <v:rect id="_x0000_i1056" style="width:0;height:.75pt" o:hralign="center" o:hrstd="t" o:hr="t" fillcolor="#a0a0a0" stroked="f"/>
+        </w:pict>
+      </w:r>
+    </w:p>
+    <w:p>
+      <w:pPr>
+        <w:shd w:val="clear" w:color="auto" w:fill="FFFFFF"/>
+        <w:spacing w:before="480" w:after="240" w:line="450" w:lineRule="atLeast"/>
+        <w:outlineLvl w:val="2"/>
+        <w:rPr>
+          <w:rFonts w:ascii="Segoe UI" w:hAnsi="Segoe UI" w:cs="Segoe UI"/>
+          <w:b/>
+          <w:bCs/>
+          <w:color w:val="0F1115"/>
+          <w:sz w:val="30"/>
+          <w:szCs w:val="30"/>
+        </w:rPr>
+      </w:pPr>
+      <w:r>
+        <w:rPr>
+          <w:rFonts w:ascii="Segoe UI" w:hAnsi="Segoe UI" w:cs="Segoe UI"/>
+          <w:b/>
+          <w:bCs/>
+          <w:color w:val="0F1115"/>
+          <w:sz w:val="30"/>
+          <w:szCs w:val="30"/>
+        </w:rPr>
+        <w:t>32. What is the purpose of the </w:t>
+      </w:r>
+      <w:r>
+        <w:rPr>
+          <w:rFonts w:ascii="Consolas" w:hAnsi="Consolas" w:cs="Courier New"/>
+          <w:b/>
+          <w:bCs/>
+          <w:color w:val="0F1115"/>
+          <w:shd w:val="clear" w:color="auto" w:fill="EBEEF2"/>
+        </w:rPr>
+        <w:t>crypto.constants</w:t>
+      </w:r>
+      <w:r>
+        <w:rPr>
+          <w:rFonts w:ascii="Segoe UI" w:hAnsi="Segoe UI" w:cs="Segoe UI"/>
+          <w:b/>
+          <w:bCs/>
+          <w:color w:val="0F1115"/>
+          <w:sz w:val="30"/>
+          <w:szCs w:val="30"/>
+        </w:rPr>
+        <w:t> object?</w:t>
+      </w:r>
+    </w:p>
+    <w:p>
+      <w:pPr>
+        <w:shd w:val="clear" w:color="auto" w:fill="FFFFFF"/>
+        <w:spacing w:before="240" w:after="240" w:line="420" w:lineRule="atLeast"/>
+        <w:rPr>
+          <w:rFonts w:ascii="Segoe UI" w:hAnsi="Segoe UI" w:cs="Segoe UI"/>
+          <w:color w:val="0F1115"/>
+          <w:sz w:val="24"/>
+          <w:szCs w:val="24"/>
+        </w:rPr>
+      </w:pPr>
+      <w:r>
+        <w:rPr>
+          <w:rFonts w:ascii="Segoe UI" w:hAnsi="Segoe UI" w:cs="Segoe UI"/>
+          <w:color w:val="0F1115"/>
+          <w:sz w:val="24"/>
+          <w:szCs w:val="24"/>
+        </w:rPr>
+        <w:t>A) Provides cryptographic constants (e.g., padding, cipher modes, OpenSSL options)</w:t>
+      </w:r>
+      <w:r>
+        <w:rPr>
+          <w:rFonts w:ascii="Segoe UI" w:hAnsi="Segoe UI" w:cs="Segoe UI"/>
+          <w:color w:val="0F1115"/>
+          <w:sz w:val="24"/>
+          <w:szCs w:val="24"/>
+        </w:rPr>
+        <w:br/>
+        <w:t>B) Provides hash algorithm names</w:t>
+      </w:r>
+      <w:r>
+        <w:rPr>
+          <w:rFonts w:ascii="Segoe UI" w:hAnsi="Segoe UI" w:cs="Segoe UI"/>
+          <w:color w:val="0F1115"/>
+          <w:sz w:val="24"/>
+          <w:szCs w:val="24"/>
+        </w:rPr>
+        <w:br/>
+      </w:r>
+      <w:r>
+        <w:rPr>
+          <w:rFonts w:ascii="Segoe UI" w:hAnsi="Segoe UI" w:cs="Segoe UI"/>
+          <w:color w:val="0F1115"/>
+          <w:sz w:val="24"/>
+          <w:szCs w:val="24"/>
+        </w:rPr>
+        <w:lastRenderedPageBreak/>
+        <w:t>C) Provides cipher names</w:t>
+      </w:r>
+      <w:r>
+        <w:rPr>
+          <w:rFonts w:ascii="Segoe UI" w:hAnsi="Segoe UI" w:cs="Segoe UI"/>
+          <w:color w:val="0F1115"/>
+          <w:sz w:val="24"/>
+          <w:szCs w:val="24"/>
+        </w:rPr>
+        <w:br/>
+        <w:t>D) Provides curve names</w:t>
+      </w:r>
+    </w:p>
+    <w:p>
+      <w:pPr>
+        <w:shd w:val="clear" w:color="auto" w:fill="FFFFFF"/>
+        <w:spacing w:before="240" w:after="240" w:line="420" w:lineRule="atLeast"/>
+        <w:rPr>
+          <w:rFonts w:ascii="Segoe UI" w:hAnsi="Segoe UI" w:cs="Segoe UI"/>
+          <w:color w:val="0F1115"/>
+          <w:sz w:val="24"/>
+          <w:szCs w:val="24"/>
+        </w:rPr>
+      </w:pPr>
+      <w:r>
+        <w:rPr>
+          <w:rFonts w:ascii="Segoe UI" w:hAnsi="Segoe UI" w:cs="Segoe UI"/>
+          <w:b/>
+          <w:bCs/>
+          <w:color w:val="0F1115"/>
+          <w:sz w:val="24"/>
+          <w:szCs w:val="24"/>
+        </w:rPr>
+        <w:t>Answer:</w:t>
+      </w:r>
+      <w:r>
+        <w:rPr>
+          <w:rFonts w:ascii="Segoe UI" w:hAnsi="Segoe UI" w:cs="Segoe UI"/>
+          <w:color w:val="0F1115"/>
+          <w:sz w:val="24"/>
+          <w:szCs w:val="24"/>
+        </w:rPr>
+        <w:t> A) Provides cryptographic constants (e.g., padding, cipher modes, OpenSSL options)</w:t>
+      </w:r>
+    </w:p>
+    <w:p>
+      <w:pPr>
+        <w:shd w:val="clear" w:color="auto" w:fill="FFFFFF"/>
+        <w:spacing w:before="480" w:after="480" w:line="420" w:lineRule="atLeast"/>
+        <w:rPr>
+          <w:rFonts w:ascii="Segoe UI" w:hAnsi="Segoe UI" w:cs="Segoe UI"/>
+          <w:color w:val="0F1115"/>
+          <w:sz w:val="24"/>
+          <w:szCs w:val="24"/>
+        </w:rPr>
+      </w:pPr>
+      <w:r>
+        <w:rPr>
+          <w:rFonts w:ascii="Segoe UI" w:hAnsi="Segoe UI" w:cs="Segoe UI"/>
+          <w:color w:val="0F1115"/>
+          <w:sz w:val="24"/>
+          <w:szCs w:val="24"/>
+        </w:rPr>
+        <w:pict w14:anchorId="3446C2EF">
+          <v:rect id="_x0000_i1057" style="width:0;height:.75pt" o:hralign="center" o:hrstd="t" o:hr="t" fillcolor="#a0a0a0" stroked="f"/>
+        </w:pict>
+      </w:r>
+    </w:p>
+    <w:p>
+      <w:pPr>
+        <w:shd w:val="clear" w:color="auto" w:fill="FFFFFF"/>
+        <w:spacing w:before="480" w:after="240" w:line="450" w:lineRule="atLeast"/>
+        <w:outlineLvl w:val="2"/>
+        <w:rPr>
+          <w:rFonts w:ascii="Segoe UI" w:hAnsi="Segoe UI" w:cs="Segoe UI"/>
+          <w:b/>
+          <w:bCs/>
+          <w:color w:val="0F1115"/>
+          <w:sz w:val="30"/>
+          <w:szCs w:val="30"/>
+        </w:rPr>
+      </w:pPr>
+      <w:r>
+        <w:rPr>
+          <w:rFonts w:ascii="Segoe UI" w:hAnsi="Segoe UI" w:cs="Segoe UI"/>
+          <w:b/>
+          <w:bCs/>
+          <w:color w:val="0F1115"/>
+          <w:sz w:val="30"/>
+          <w:szCs w:val="30"/>
+        </w:rPr>
+        <w:t>33. Which method securely generates a random UUID v4 (since Node.js 15.6.0)?</w:t>
+      </w:r>
+    </w:p>
+    <w:p>
+      <w:pPr>
+        <w:shd w:val="clear" w:color="auto" w:fill="FFFFFF"/>
+        <w:spacing w:before="240" w:after="240" w:line="420" w:lineRule="atLeast"/>
+        <w:rPr>
+          <w:rFonts w:ascii="Segoe UI" w:hAnsi="Segoe UI" w:cs="Segoe UI"/>
+          <w:color w:val="0F1115"/>
+          <w:sz w:val="24"/>
+          <w:szCs w:val="24"/>
+        </w:rPr>
+      </w:pPr>
+      <w:r>
+        <w:rPr>
+          <w:rFonts w:ascii="Segoe UI" w:hAnsi="Segoe UI" w:cs="Segoe UI"/>
+          <w:color w:val="0F1115"/>
+          <w:sz w:val="24"/>
+          <w:szCs w:val="24"/>
+        </w:rPr>
+        <w:t>A) </w:t>
+      </w:r>
+      <w:r>
+        <w:rPr>
+          <w:rFonts w:ascii="Consolas" w:hAnsi="Consolas" w:cs="Courier New"/>
+          <w:color w:val="0F1115"/>
+          <w:sz w:val="21"/>
+          <w:szCs w:val="21"/>
+          <w:shd w:val="clear" w:color="auto" w:fill="EBEEF2"/>
+        </w:rPr>
+        <w:t>crypto.randomUUID()</w:t>
+      </w:r>
+      <w:r>
+        <w:rPr>
+          <w:rFonts w:ascii="Segoe UI" w:hAnsi="Segoe UI" w:cs="Segoe UI"/>
+          <w:color w:val="0F1115"/>
+          <w:sz w:val="24"/>
+          <w:szCs w:val="24"/>
+        </w:rPr>
+        <w:br/>
+        <w:t>B) </w:t>
+      </w:r>
+      <w:r>
+        <w:rPr>
+          <w:rFonts w:ascii="Consolas" w:hAnsi="Consolas" w:cs="Courier New"/>
+          <w:color w:val="0F1115"/>
+          <w:sz w:val="21"/>
+          <w:szCs w:val="21"/>
+          <w:shd w:val="clear" w:color="auto" w:fill="EBEEF2"/>
+        </w:rPr>
+        <w:t>crypto.randomBytes(16)</w:t>
+      </w:r>
+      <w:r>
+        <w:rPr>
+          <w:rFonts w:ascii="Segoe UI" w:hAnsi="Segoe UI" w:cs="Segoe UI"/>
+          <w:color w:val="0F1115"/>
+          <w:sz w:val="24"/>
+          <w:szCs w:val="24"/>
+        </w:rPr>
+        <w:t> then format</w:t>
+      </w:r>
+      <w:r>
+        <w:rPr>
+          <w:rFonts w:ascii="Segoe UI" w:hAnsi="Segoe UI" w:cs="Segoe UI"/>
+          <w:color w:val="0F1115"/>
+          <w:sz w:val="24"/>
+          <w:szCs w:val="24"/>
+        </w:rPr>
+        <w:br/>
+        <w:t>C) </w:t>
+      </w:r>
+      <w:r>
+        <w:rPr>
+          <w:rFonts w:ascii="Consolas" w:hAnsi="Consolas" w:cs="Courier New"/>
+          <w:color w:val="0F1115"/>
+          <w:sz w:val="21"/>
+          <w:szCs w:val="21"/>
+          <w:shd w:val="clear" w:color="auto" w:fill="EBEEF2"/>
+        </w:rPr>
+        <w:t>uuidv4()</w:t>
+      </w:r>
+      <w:r>
+        <w:rPr>
+          <w:rFonts w:ascii="Segoe UI" w:hAnsi="Segoe UI" w:cs="Segoe UI"/>
+          <w:color w:val="0F1115"/>
+          <w:sz w:val="24"/>
+          <w:szCs w:val="24"/>
+        </w:rPr>
+        <w:t> from third-party library</w:t>
+      </w:r>
+      <w:r>
+        <w:rPr>
+          <w:rFonts w:ascii="Segoe UI" w:hAnsi="Segoe UI" w:cs="Segoe UI"/>
+          <w:color w:val="0F1115"/>
+          <w:sz w:val="24"/>
+          <w:szCs w:val="24"/>
+        </w:rPr>
+        <w:br/>
+        <w:t>D) All of the above</w:t>
+      </w:r>
+    </w:p>
+    <w:p>
+      <w:pPr>
+        <w:shd w:val="clear" w:color="auto" w:fill="FFFFFF"/>
+        <w:spacing w:before="240" w:after="240" w:line="420" w:lineRule="atLeast"/>
+        <w:rPr>
+          <w:rFonts w:ascii="Segoe UI" w:hAnsi="Segoe UI" w:cs="Segoe UI"/>
+          <w:color w:val="0F1115"/>
+          <w:sz w:val="24"/>
+          <w:szCs w:val="24"/>
+        </w:rPr>
+      </w:pPr>
+      <w:r>
+        <w:rPr>
+          <w:rFonts w:ascii="Segoe UI" w:hAnsi="Segoe UI" w:cs="Segoe UI"/>
+          <w:b/>
+          <w:bCs/>
+          <w:color w:val="0F1115"/>
+          <w:sz w:val="24"/>
+          <w:szCs w:val="24"/>
+        </w:rPr>
+        <w:t>Answer:</w:t>
+      </w:r>
+      <w:r>
+        <w:rPr>
+          <w:rFonts w:ascii="Segoe UI" w:hAnsi="Segoe UI" w:cs="Segoe UI"/>
+          <w:color w:val="0F1115"/>
+          <w:sz w:val="24"/>
+          <w:szCs w:val="24"/>
+        </w:rPr>
+        <w:t> D) All of the above (but </w:t>
+      </w:r>
+      <w:r>
+        <w:rPr>
+          <w:rFonts w:ascii="Consolas" w:hAnsi="Consolas" w:cs="Courier New"/>
+          <w:color w:val="0F1115"/>
+          <w:sz w:val="21"/>
+          <w:szCs w:val="21"/>
+          <w:shd w:val="clear" w:color="auto" w:fill="EBEEF2"/>
+        </w:rPr>
+        <w:t>crypto.randomUUID()</w:t>
+      </w:r>
+      <w:r>
+        <w:rPr>
+          <w:rFonts w:ascii="Segoe UI" w:hAnsi="Segoe UI" w:cs="Segoe UI"/>
+          <w:color w:val="0F1115"/>
+          <w:sz w:val="24"/>
+          <w:szCs w:val="24"/>
+        </w:rPr>
+        <w:t> is built-in and convenient)</w:t>
+      </w:r>
+    </w:p>
+    <w:p>
+      <w:pPr>
+        <w:shd w:val="clear" w:color="auto" w:fill="FFFFFF"/>
+        <w:spacing w:before="480" w:after="480" w:line="420" w:lineRule="atLeast"/>
+        <w:rPr>
+          <w:rFonts w:ascii="Segoe UI" w:hAnsi="Segoe UI" w:cs="Segoe UI"/>
+          <w:color w:val="0F1115"/>
+          <w:sz w:val="24"/>
+          <w:szCs w:val="24"/>
+        </w:rPr>
+      </w:pPr>
+      <w:r>
+        <w:rPr>
+          <w:rFonts w:ascii="Segoe UI" w:hAnsi="Segoe UI" w:cs="Segoe UI"/>
+          <w:color w:val="0F1115"/>
+          <w:sz w:val="24"/>
+          <w:szCs w:val="24"/>
+        </w:rPr>
+        <w:pict w14:anchorId="19B11BAD">
+          <v:rect id="_x0000_i1058" style="width:0;height:.75pt" o:hralign="center" o:hrstd="t" o:hr="t" fillcolor="#a0a0a0" stroked="f"/>
+        </w:pict>
+      </w:r>
+    </w:p>
+    <w:p>
+      <w:pPr>
+        <w:shd w:val="clear" w:color="auto" w:fill="FFFFFF"/>
+        <w:spacing w:before="480" w:after="240" w:line="450" w:lineRule="atLeast"/>
+        <w:outlineLvl w:val="2"/>
+        <w:rPr>
+          <w:rFonts w:ascii="Segoe UI" w:hAnsi="Segoe UI" w:cs="Segoe UI"/>
+          <w:b/>
+          <w:bCs/>
+          <w:color w:val="0F1115"/>
+          <w:sz w:val="30"/>
+          <w:szCs w:val="30"/>
+        </w:rPr>
+      </w:pPr>
+      <w:r>
+        <w:rPr>
+          <w:rFonts w:ascii="Segoe UI" w:hAnsi="Segoe UI" w:cs="Segoe UI"/>
+          <w:b/>
+          <w:bCs/>
+          <w:color w:val="0F1115"/>
+          <w:sz w:val="30"/>
+          <w:szCs w:val="30"/>
+        </w:rPr>
+        <w:t>34. What is the output format of </w:t>
+      </w:r>
+      <w:r>
+        <w:rPr>
+          <w:rFonts w:ascii="Consolas" w:hAnsi="Consolas" w:cs="Courier New"/>
+          <w:b/>
+          <w:bCs/>
+          <w:color w:val="0F1115"/>
+          <w:shd w:val="clear" w:color="auto" w:fill="EBEEF2"/>
+        </w:rPr>
+        <w:t>crypto.randomUUID()</w:t>
+      </w:r>
+      <w:r>
+        <w:rPr>
+          <w:rFonts w:ascii="Segoe UI" w:hAnsi="Segoe UI" w:cs="Segoe UI"/>
+          <w:b/>
+          <w:bCs/>
+          <w:color w:val="0F1115"/>
+          <w:sz w:val="30"/>
+          <w:szCs w:val="30"/>
+        </w:rPr>
+        <w:t>?</w:t>
+      </w:r>
+    </w:p>
+    <w:p>
+      <w:pPr>
+        <w:shd w:val="clear" w:color="auto" w:fill="FFFFFF"/>
+        <w:spacing w:before="240" w:after="240" w:line="420" w:lineRule="atLeast"/>
+        <w:rPr>
+          <w:rFonts w:ascii="Segoe UI" w:hAnsi="Segoe UI" w:cs="Segoe UI"/>
+          <w:color w:val="0F1115"/>
+          <w:sz w:val="24"/>
+          <w:szCs w:val="24"/>
+        </w:rPr>
+      </w:pPr>
+      <w:r>
+        <w:rPr>
+          <w:rFonts w:ascii="Segoe UI" w:hAnsi="Segoe UI" w:cs="Segoe UI"/>
+          <w:color w:val="0F1115"/>
+          <w:sz w:val="24"/>
+          <w:szCs w:val="24"/>
+        </w:rPr>
+        <w:t>A) A string in the format </w:t>
+      </w:r>
+      <w:r>
+        <w:rPr>
+          <w:rFonts w:ascii="Consolas" w:hAnsi="Consolas" w:cs="Courier New"/>
+          <w:color w:val="0F1115"/>
+          <w:sz w:val="21"/>
+          <w:szCs w:val="21"/>
+          <w:shd w:val="clear" w:color="auto" w:fill="EBEEF2"/>
+        </w:rPr>
+        <w:t>xxxxxxxx-xxxx-4xxx-yxxx-xxxxxxxxxxxx</w:t>
+      </w:r>
+      <w:r>
+        <w:rPr>
+          <w:rFonts w:ascii="Segoe UI" w:hAnsi="Segoe UI" w:cs="Segoe UI"/>
+          <w:color w:val="0F1115"/>
+          <w:sz w:val="24"/>
+          <w:szCs w:val="24"/>
+        </w:rPr>
+        <w:br/>
+        <w:t>B) A Buffer</w:t>
+      </w:r>
+      <w:r>
+        <w:rPr>
+          <w:rFonts w:ascii="Segoe UI" w:hAnsi="Segoe UI" w:cs="Segoe UI"/>
+          <w:color w:val="0F1115"/>
+          <w:sz w:val="24"/>
+          <w:szCs w:val="24"/>
+        </w:rPr>
+        <w:br/>
+        <w:t>C) A number</w:t>
+      </w:r>
+      <w:r>
+        <w:rPr>
+          <w:rFonts w:ascii="Segoe UI" w:hAnsi="Segoe UI" w:cs="Segoe UI"/>
+          <w:color w:val="0F1115"/>
+          <w:sz w:val="24"/>
+          <w:szCs w:val="24"/>
+        </w:rPr>
+        <w:br/>
+        <w:t>D) A hex string without hyphens</w:t>
+      </w:r>
+    </w:p>
+    <w:p>
+      <w:pPr>
+        <w:shd w:val="clear" w:color="auto" w:fill="FFFFFF"/>
+        <w:spacing w:before="240" w:after="240" w:line="420" w:lineRule="atLeast"/>
+        <w:rPr>
+          <w:rFonts w:ascii="Segoe UI" w:hAnsi="Segoe UI" w:cs="Segoe UI"/>
+          <w:color w:val="0F1115"/>
+          <w:sz w:val="24"/>
+          <w:szCs w:val="24"/>
+        </w:rPr>
+      </w:pPr>
+      <w:r>
+        <w:rPr>
+          <w:rFonts w:ascii="Segoe UI" w:hAnsi="Segoe UI" w:cs="Segoe UI"/>
+          <w:b/>
+          <w:bCs/>
+          <w:color w:val="0F1115"/>
+          <w:sz w:val="24"/>
+          <w:szCs w:val="24"/>
+        </w:rPr>
+        <w:t>Answer:</w:t>
+      </w:r>
+      <w:r>
+        <w:rPr>
+          <w:rFonts w:ascii="Segoe UI" w:hAnsi="Segoe UI" w:cs="Segoe UI"/>
+          <w:color w:val="0F1115"/>
+          <w:sz w:val="24"/>
+          <w:szCs w:val="24"/>
+        </w:rPr>
+        <w:t> A) A string in the format </w:t>
+      </w:r>
+      <w:r>
+        <w:rPr>
+          <w:rFonts w:ascii="Consolas" w:hAnsi="Consolas" w:cs="Courier New"/>
+          <w:color w:val="0F1115"/>
+          <w:sz w:val="21"/>
+          <w:szCs w:val="21"/>
+          <w:shd w:val="clear" w:color="auto" w:fill="EBEEF2"/>
+        </w:rPr>
+        <w:t>xxxxxxxx-xxxx-4xxx-yxxx-xxxxxxxxxxxx</w:t>
+      </w:r>
+    </w:p>
+    <w:p>
+      <w:pPr>
+        <w:shd w:val="clear" w:color="auto" w:fill="FFFFFF"/>
+        <w:spacing w:before="480" w:after="480" w:line="420" w:lineRule="atLeast"/>
+        <w:rPr>
+          <w:rFonts w:ascii="Segoe UI" w:hAnsi="Segoe UI" w:cs="Segoe UI"/>
+          <w:color w:val="0F1115"/>
+          <w:sz w:val="24"/>
+          <w:szCs w:val="24"/>
+        </w:rPr>
+      </w:pPr>
+      <w:r>
+        <w:rPr>
+          <w:rFonts w:ascii="Segoe UI" w:hAnsi="Segoe UI" w:cs="Segoe UI"/>
+          <w:color w:val="0F1115"/>
+          <w:sz w:val="24"/>
+          <w:szCs w:val="24"/>
+        </w:rPr>
+        <w:pict w14:anchorId="3A7F6EF3">
+          <v:rect id="_x0000_i1059" style="width:0;height:.75pt" o:hralign="center" o:hrstd="t" o:hr="t" fillcolor="#a0a0a0" stroked="f"/>
+        </w:pict>
+      </w:r>
+    </w:p>
+    <w:p>
+      <w:pPr>
+        <w:shd w:val="clear" w:color="auto" w:fill="FFFFFF"/>
+        <w:spacing w:before="480" w:after="240" w:line="450" w:lineRule="atLeast"/>
+        <w:outlineLvl w:val="2"/>
+        <w:rPr>
+          <w:rFonts w:ascii="Segoe UI" w:hAnsi="Segoe UI" w:cs="Segoe UI"/>
+          <w:b/>
+          <w:bCs/>
+          <w:color w:val="0F1115"/>
+          <w:sz w:val="30"/>
+          <w:szCs w:val="30"/>
+        </w:rPr>
+      </w:pPr>
+      <w:r>
+        <w:rPr>
+          <w:rFonts w:ascii="Segoe UI" w:hAnsi="Segoe UI" w:cs="Segoe UI"/>
+          <w:b/>
+          <w:bCs/>
+          <w:color w:val="0F1115"/>
+          <w:sz w:val="30"/>
+          <w:szCs w:val="30"/>
+        </w:rPr>
+        <w:t>35. Which method creates a </w:t>
+      </w:r>
+      <w:r>
+        <w:rPr>
+          <w:rFonts w:ascii="Consolas" w:hAnsi="Consolas" w:cs="Courier New"/>
+          <w:b/>
+          <w:bCs/>
+          <w:color w:val="0F1115"/>
+          <w:shd w:val="clear" w:color="auto" w:fill="EBEEF2"/>
+        </w:rPr>
+        <w:t>Cipher</w:t>
+      </w:r>
+      <w:r>
+        <w:rPr>
+          <w:rFonts w:ascii="Segoe UI" w:hAnsi="Segoe UI" w:cs="Segoe UI"/>
+          <w:b/>
+          <w:bCs/>
+          <w:color w:val="0F1115"/>
+          <w:sz w:val="30"/>
+          <w:szCs w:val="30"/>
+        </w:rPr>
+        <w:t> using authenticated encryption (e.g., AES-GCM)?</w:t>
+      </w:r>
+    </w:p>
+    <w:p>
+      <w:pPr>
+        <w:shd w:val="clear" w:color="auto" w:fill="FFFFFF"/>
+        <w:spacing w:before="240" w:after="240" w:line="420" w:lineRule="atLeast"/>
+        <w:rPr>
+          <w:rFonts w:ascii="Segoe UI" w:hAnsi="Segoe UI" w:cs="Segoe UI"/>
+          <w:color w:val="0F1115"/>
+          <w:sz w:val="24"/>
+          <w:szCs w:val="24"/>
+        </w:rPr>
+      </w:pPr>
+      <w:r>
+        <w:rPr>
+          <w:rFonts w:ascii="Segoe UI" w:hAnsi="Segoe UI" w:cs="Segoe UI"/>
+          <w:color w:val="0F1115"/>
+          <w:sz w:val="24"/>
+          <w:szCs w:val="24"/>
+        </w:rPr>
+        <w:lastRenderedPageBreak/>
+        <w:t>A) </w:t>
+      </w:r>
+      <w:r>
+        <w:rPr>
+          <w:rFonts w:ascii="Consolas" w:hAnsi="Consolas" w:cs="Courier New"/>
+          <w:color w:val="0F1115"/>
+          <w:sz w:val="21"/>
+          <w:szCs w:val="21"/>
+          <w:shd w:val="clear" w:color="auto" w:fill="EBEEF2"/>
+        </w:rPr>
+        <w:t>crypto.createCipheriv(algorithm, key, iv)</w:t>
+      </w:r>
+      <w:r>
+        <w:rPr>
+          <w:rFonts w:ascii="Segoe UI" w:hAnsi="Segoe UI" w:cs="Segoe UI"/>
+          <w:color w:val="0F1115"/>
+          <w:sz w:val="24"/>
+          <w:szCs w:val="24"/>
+        </w:rPr>
+        <w:t> with </w:t>
+      </w:r>
+      <w:r>
+        <w:rPr>
+          <w:rFonts w:ascii="Consolas" w:hAnsi="Consolas" w:cs="Courier New"/>
+          <w:color w:val="0F1115"/>
+          <w:sz w:val="21"/>
+          <w:szCs w:val="21"/>
+          <w:shd w:val="clear" w:color="auto" w:fill="EBEEF2"/>
+        </w:rPr>
+        <w:t>gcm</w:t>
+      </w:r>
+      <w:r>
+        <w:rPr>
+          <w:rFonts w:ascii="Segoe UI" w:hAnsi="Segoe UI" w:cs="Segoe UI"/>
+          <w:color w:val="0F1115"/>
+          <w:sz w:val="24"/>
+          <w:szCs w:val="24"/>
+        </w:rPr>
+        <w:t> mode</w:t>
+      </w:r>
+      <w:r>
+        <w:rPr>
+          <w:rFonts w:ascii="Segoe UI" w:hAnsi="Segoe UI" w:cs="Segoe UI"/>
+          <w:color w:val="0F1115"/>
+          <w:sz w:val="24"/>
+          <w:szCs w:val="24"/>
+        </w:rPr>
+        <w:br/>
+        <w:t>B) </w:t>
+      </w:r>
+      <w:r>
+        <w:rPr>
+          <w:rFonts w:ascii="Consolas" w:hAnsi="Consolas" w:cs="Courier New"/>
+          <w:color w:val="0F1115"/>
+          <w:sz w:val="21"/>
+          <w:szCs w:val="21"/>
+          <w:shd w:val="clear" w:color="auto" w:fill="EBEEF2"/>
+        </w:rPr>
+        <w:t>crypto.createCipher()</w:t>
+      </w:r>
+      <w:r>
+        <w:rPr>
+          <w:rFonts w:ascii="Segoe UI" w:hAnsi="Segoe UI" w:cs="Segoe UI"/>
+          <w:color w:val="0F1115"/>
+          <w:sz w:val="24"/>
+          <w:szCs w:val="24"/>
+        </w:rPr>
+        <w:br/>
+        <w:t>C) </w:t>
+      </w:r>
+      <w:r>
+        <w:rPr>
+          <w:rFonts w:ascii="Consolas" w:hAnsi="Consolas" w:cs="Courier New"/>
+          <w:color w:val="0F1115"/>
+          <w:sz w:val="21"/>
+          <w:szCs w:val="21"/>
+          <w:shd w:val="clear" w:color="auto" w:fill="EBEEF2"/>
+        </w:rPr>
+        <w:t>crypto.createHash()</w:t>
+      </w:r>
+      <w:r>
+        <w:rPr>
+          <w:rFonts w:ascii="Segoe UI" w:hAnsi="Segoe UI" w:cs="Segoe UI"/>
+          <w:color w:val="0F1115"/>
+          <w:sz w:val="24"/>
+          <w:szCs w:val="24"/>
+        </w:rPr>
+        <w:br/>
+        <w:t>D) </w:t>
+      </w:r>
+      <w:r>
+        <w:rPr>
+          <w:rFonts w:ascii="Consolas" w:hAnsi="Consolas" w:cs="Courier New"/>
+          <w:color w:val="0F1115"/>
+          <w:sz w:val="21"/>
+          <w:szCs w:val="21"/>
+          <w:shd w:val="clear" w:color="auto" w:fill="EBEEF2"/>
+        </w:rPr>
+        <w:t>crypto.createHmac()</w:t>
+      </w:r>
+    </w:p>
+    <w:p>
+      <w:pPr>
+        <w:shd w:val="clear" w:color="auto" w:fill="FFFFFF"/>
+        <w:spacing w:before="240" w:after="240" w:line="420" w:lineRule="atLeast"/>
+        <w:rPr>
+          <w:rFonts w:ascii="Segoe UI" w:hAnsi="Segoe UI" w:cs="Segoe UI"/>
+          <w:color w:val="0F1115"/>
+          <w:sz w:val="24"/>
+          <w:szCs w:val="24"/>
+        </w:rPr>
+      </w:pPr>
+      <w:r>
+        <w:rPr>
+          <w:rFonts w:ascii="Segoe UI" w:hAnsi="Segoe UI" w:cs="Segoe UI"/>
+          <w:b/>
+          <w:bCs/>
+          <w:color w:val="0F1115"/>
+          <w:sz w:val="24"/>
+          <w:szCs w:val="24"/>
+        </w:rPr>
+        <w:t>Answer:</w:t>
+      </w:r>
+      <w:r>
+        <w:rPr>
+          <w:rFonts w:ascii="Segoe UI" w:hAnsi="Segoe UI" w:cs="Segoe UI"/>
+          <w:color w:val="0F1115"/>
+          <w:sz w:val="24"/>
+          <w:szCs w:val="24"/>
+        </w:rPr>
+        <w:t> A) </w:t>
+      </w:r>
+      <w:r>
+        <w:rPr>
+          <w:rFonts w:ascii="Consolas" w:hAnsi="Consolas" w:cs="Courier New"/>
+          <w:color w:val="0F1115"/>
+          <w:sz w:val="21"/>
+          <w:szCs w:val="21"/>
+          <w:shd w:val="clear" w:color="auto" w:fill="EBEEF2"/>
+        </w:rPr>
+        <w:t>crypto.createCipheriv(algorithm, key, iv)</w:t>
+      </w:r>
+      <w:r>
+        <w:rPr>
+          <w:rFonts w:ascii="Segoe UI" w:hAnsi="Segoe UI" w:cs="Segoe UI"/>
+          <w:color w:val="0F1115"/>
+          <w:sz w:val="24"/>
+          <w:szCs w:val="24"/>
+        </w:rPr>
+        <w:t> with </w:t>
+      </w:r>
+      <w:r>
+        <w:rPr>
+          <w:rFonts w:ascii="Consolas" w:hAnsi="Consolas" w:cs="Courier New"/>
+          <w:color w:val="0F1115"/>
+          <w:sz w:val="21"/>
+          <w:szCs w:val="21"/>
+          <w:shd w:val="clear" w:color="auto" w:fill="EBEEF2"/>
+        </w:rPr>
+        <w:t>gcm</w:t>
+      </w:r>
+      <w:r>
+        <w:rPr>
+          <w:rFonts w:ascii="Segoe UI" w:hAnsi="Segoe UI" w:cs="Segoe UI"/>
+          <w:color w:val="0F1115"/>
+          <w:sz w:val="24"/>
+          <w:szCs w:val="24"/>
+        </w:rPr>
+        <w:t> mode</w:t>
+      </w:r>
+    </w:p>
+    <w:p>
+      <w:pPr>
+        <w:shd w:val="clear" w:color="auto" w:fill="FFFFFF"/>
+        <w:spacing w:before="480" w:after="480" w:line="420" w:lineRule="atLeast"/>
+        <w:rPr>
+          <w:rFonts w:ascii="Segoe UI" w:hAnsi="Segoe UI" w:cs="Segoe UI"/>
+          <w:color w:val="0F1115"/>
+          <w:sz w:val="24"/>
+          <w:szCs w:val="24"/>
+        </w:rPr>
+      </w:pPr>
+      <w:r>
+        <w:rPr>
+          <w:rFonts w:ascii="Segoe UI" w:hAnsi="Segoe UI" w:cs="Segoe UI"/>
+          <w:color w:val="0F1115"/>
+          <w:sz w:val="24"/>
+          <w:szCs w:val="24"/>
+        </w:rPr>
+        <w:pict w14:anchorId="45D03579">
+          <v:rect id="_x0000_i1060" style="width:0;height:.75pt" o:hralign="center" o:hrstd="t" o:hr="t" fillcolor="#a0a0a0" stroked="f"/>
+        </w:pict>
+      </w:r>
+    </w:p>
+    <w:p>
+      <w:pPr>
+        <w:shd w:val="clear" w:color="auto" w:fill="FFFFFF"/>
+        <w:spacing w:before="480" w:after="240" w:line="450" w:lineRule="atLeast"/>
+        <w:outlineLvl w:val="2"/>
+        <w:rPr>
+          <w:rFonts w:ascii="Segoe UI" w:hAnsi="Segoe UI" w:cs="Segoe UI"/>
+          <w:b/>
+          <w:bCs/>
+          <w:color w:val="0F1115"/>
+          <w:sz w:val="30"/>
+          <w:szCs w:val="30"/>
+        </w:rPr>
+      </w:pPr>
+      <w:r>
+        <w:rPr>
+          <w:rFonts w:ascii="Segoe UI" w:hAnsi="Segoe UI" w:cs="Segoe UI"/>
+          <w:b/>
+          <w:bCs/>
+          <w:color w:val="0F1115"/>
+          <w:sz w:val="30"/>
+          <w:szCs w:val="30"/>
+        </w:rPr>
+        <w:t>36. For AES-GCM, what additional authentication tag is retrieved after encryption?</w:t>
+      </w:r>
+    </w:p>
+    <w:p>
+      <w:pPr>
+        <w:shd w:val="clear" w:color="auto" w:fill="FFFFFF"/>
+        <w:spacing w:before="240" w:after="240" w:line="420" w:lineRule="atLeast"/>
+        <w:rPr>
+          <w:rFonts w:ascii="Segoe UI" w:hAnsi="Segoe UI" w:cs="Segoe UI"/>
+          <w:color w:val="0F1115"/>
+          <w:sz w:val="24"/>
+          <w:szCs w:val="24"/>
+        </w:rPr>
+      </w:pPr>
+      <w:r>
+        <w:rPr>
+          <w:rFonts w:ascii="Segoe UI" w:hAnsi="Segoe UI" w:cs="Segoe UI"/>
+          <w:color w:val="0F1115"/>
+          <w:sz w:val="24"/>
+          <w:szCs w:val="24"/>
+        </w:rPr>
+        <w:t>A) </w:t>
+      </w:r>
+      <w:r>
+        <w:rPr>
+          <w:rFonts w:ascii="Consolas" w:hAnsi="Consolas" w:cs="Courier New"/>
+          <w:color w:val="0F1115"/>
+          <w:sz w:val="21"/>
+          <w:szCs w:val="21"/>
+          <w:shd w:val="clear" w:color="auto" w:fill="EBEEF2"/>
+        </w:rPr>
+        <w:t>cipher.getAuthTag()</w:t>
+      </w:r>
+      <w:r>
+        <w:rPr>
+          <w:rFonts w:ascii="Segoe UI" w:hAnsi="Segoe UI" w:cs="Segoe UI"/>
+          <w:color w:val="0F1115"/>
+          <w:sz w:val="24"/>
+          <w:szCs w:val="24"/>
+        </w:rPr>
+        <w:br/>
+        <w:t>B) </w:t>
+      </w:r>
+      <w:r>
+        <w:rPr>
+          <w:rFonts w:ascii="Consolas" w:hAnsi="Consolas" w:cs="Courier New"/>
+          <w:color w:val="0F1115"/>
+          <w:sz w:val="21"/>
+          <w:szCs w:val="21"/>
+          <w:shd w:val="clear" w:color="auto" w:fill="EBEEF2"/>
+        </w:rPr>
+        <w:t>cipher.getIV()</w:t>
+      </w:r>
+      <w:r>
+        <w:rPr>
+          <w:rFonts w:ascii="Segoe UI" w:hAnsi="Segoe UI" w:cs="Segoe UI"/>
+          <w:color w:val="0F1115"/>
+          <w:sz w:val="24"/>
+          <w:szCs w:val="24"/>
+        </w:rPr>
+        <w:br/>
+        <w:t>C) </w:t>
+      </w:r>
+      <w:r>
+        <w:rPr>
+          <w:rFonts w:ascii="Consolas" w:hAnsi="Consolas" w:cs="Courier New"/>
+          <w:color w:val="0F1115"/>
+          <w:sz w:val="21"/>
+          <w:szCs w:val="21"/>
+          <w:shd w:val="clear" w:color="auto" w:fill="EBEEF2"/>
+        </w:rPr>
+        <w:t>cipher.getKey()</w:t>
+      </w:r>
+      <w:r>
+        <w:rPr>
+          <w:rFonts w:ascii="Segoe UI" w:hAnsi="Segoe UI" w:cs="Segoe UI"/>
+          <w:color w:val="0F1115"/>
+          <w:sz w:val="24"/>
+          <w:szCs w:val="24"/>
+        </w:rPr>
+        <w:br/>
+        <w:t>D) </w:t>
+      </w:r>
+      <w:r>
+        <w:rPr>
+          <w:rFonts w:ascii="Consolas" w:hAnsi="Consolas" w:cs="Courier New"/>
+          <w:color w:val="0F1115"/>
+          <w:sz w:val="21"/>
+          <w:szCs w:val="21"/>
+          <w:shd w:val="clear" w:color="auto" w:fill="EBEEF2"/>
+        </w:rPr>
+        <w:t>cipher.getTag()</w:t>
+      </w:r>
+    </w:p>
+    <w:p>
+      <w:pPr>
+        <w:shd w:val="clear" w:color="auto" w:fill="FFFFFF"/>
+        <w:spacing w:before="240" w:after="240" w:line="420" w:lineRule="atLeast"/>
+        <w:rPr>
+          <w:rFonts w:ascii="Segoe UI" w:hAnsi="Segoe UI" w:cs="Segoe UI"/>
+          <w:color w:val="0F1115"/>
+          <w:sz w:val="24"/>
+          <w:szCs w:val="24"/>
+        </w:rPr>
+      </w:pPr>
+      <w:r>
+        <w:rPr>
+          <w:rFonts w:ascii="Segoe UI" w:hAnsi="Segoe UI" w:cs="Segoe UI"/>
+          <w:b/>
+          <w:bCs/>
+          <w:color w:val="0F1115"/>
+          <w:sz w:val="24"/>
+          <w:szCs w:val="24"/>
+        </w:rPr>
+        <w:t>Answer:</w:t>
+      </w:r>
+      <w:r>
+        <w:rPr>
+          <w:rFonts w:ascii="Segoe UI" w:hAnsi="Segoe UI" w:cs="Segoe UI"/>
+          <w:color w:val="0F1115"/>
+          <w:sz w:val="24"/>
+          <w:szCs w:val="24"/>
+        </w:rPr>
+        <w:t> A) </w:t>
+      </w:r>
+      <w:r>
+        <w:rPr>
+          <w:rFonts w:ascii="Consolas" w:hAnsi="Consolas" w:cs="Courier New"/>
+          <w:color w:val="0F1115"/>
+          <w:sz w:val="21"/>
+          <w:szCs w:val="21"/>
+          <w:shd w:val="clear" w:color="auto" w:fill="EBEEF2"/>
+        </w:rPr>
+        <w:t>cipher.getAuthTag()</w:t>
+      </w:r>
+    </w:p>
+    <w:p>
+      <w:pPr>
+        <w:shd w:val="clear" w:color="auto" w:fill="FFFFFF"/>
+        <w:spacing w:before="480" w:after="480" w:line="420" w:lineRule="atLeast"/>
+        <w:rPr>
+          <w:rFonts w:ascii="Segoe UI" w:hAnsi="Segoe UI" w:cs="Segoe UI"/>
+          <w:color w:val="0F1115"/>
+          <w:sz w:val="24"/>
+          <w:szCs w:val="24"/>
+        </w:rPr>
+      </w:pPr>
+      <w:r>
+        <w:rPr>
+          <w:rFonts w:ascii="Segoe UI" w:hAnsi="Segoe UI" w:cs="Segoe UI"/>
+          <w:color w:val="0F1115"/>
+          <w:sz w:val="24"/>
+          <w:szCs w:val="24"/>
+        </w:rPr>
+        <w:pict w14:anchorId="5FA02A96">
+          <v:rect id="_x0000_i1061" style="width:0;height:.75pt" o:hralign="center" o:hrstd="t" o:hr="t" fillcolor="#a0a0a0" stroked="f"/>
+        </w:pict>
+      </w:r>
+    </w:p>
+    <w:p>
+      <w:pPr>
+        <w:shd w:val="clear" w:color="auto" w:fill="FFFFFF"/>
+        <w:spacing w:before="480" w:after="240" w:line="450" w:lineRule="atLeast"/>
+        <w:outlineLvl w:val="2"/>
+        <w:rPr>
+          <w:rFonts w:ascii="Segoe UI" w:hAnsi="Segoe UI" w:cs="Segoe UI"/>
+          <w:b/>
+          <w:bCs/>
+          <w:color w:val="0F1115"/>
+          <w:sz w:val="30"/>
+          <w:szCs w:val="30"/>
+        </w:rPr>
+      </w:pPr>
+      <w:r>
+        <w:rPr>
+          <w:rFonts w:ascii="Segoe UI" w:hAnsi="Segoe UI" w:cs="Segoe UI"/>
+          <w:b/>
+          <w:bCs/>
+          <w:color w:val="0F1115"/>
+          <w:sz w:val="30"/>
+          <w:szCs w:val="30"/>
+        </w:rPr>
+        <w:t>37. For AES-GCM decryption, how do you set the authentication tag?</w:t>
+      </w:r>
+    </w:p>
+    <w:p>
+      <w:pPr>
+        <w:shd w:val="clear" w:color="auto" w:fill="FFFFFF"/>
+        <w:spacing w:before="240" w:after="240" w:line="420" w:lineRule="atLeast"/>
+        <w:rPr>
+          <w:rFonts w:ascii="Segoe UI" w:hAnsi="Segoe UI" w:cs="Segoe UI"/>
+          <w:color w:val="0F1115"/>
+          <w:sz w:val="24"/>
+          <w:szCs w:val="24"/>
+        </w:rPr>
+      </w:pPr>
+      <w:r>
+        <w:rPr>
+          <w:rFonts w:ascii="Segoe UI" w:hAnsi="Segoe UI" w:cs="Segoe UI"/>
+          <w:color w:val="0F1115"/>
+          <w:sz w:val="24"/>
+          <w:szCs w:val="24"/>
+        </w:rPr>
+        <w:t>A) </w:t>
+      </w:r>
+      <w:r>
+        <w:rPr>
+          <w:rFonts w:ascii="Consolas" w:hAnsi="Consolas" w:cs="Courier New"/>
+          <w:color w:val="0F1115"/>
+          <w:sz w:val="21"/>
+          <w:szCs w:val="21"/>
+          <w:shd w:val="clear" w:color="auto" w:fill="EBEEF2"/>
+        </w:rPr>
+        <w:t>decipher.setAuthTag(tag)</w:t>
+      </w:r>
+      <w:r>
+        <w:rPr>
+          <w:rFonts w:ascii="Segoe UI" w:hAnsi="Segoe UI" w:cs="Segoe UI"/>
+          <w:color w:val="0F1115"/>
+          <w:sz w:val="24"/>
+          <w:szCs w:val="24"/>
+        </w:rPr>
+        <w:br/>
+        <w:t>B) </w:t>
+      </w:r>
+      <w:r>
+        <w:rPr>
+          <w:rFonts w:ascii="Consolas" w:hAnsi="Consolas" w:cs="Courier New"/>
+          <w:color w:val="0F1115"/>
+          <w:sz w:val="21"/>
+          <w:szCs w:val="21"/>
+          <w:shd w:val="clear" w:color="auto" w:fill="EBEEF2"/>
+        </w:rPr>
+        <w:t>decipher.setTag(tag)</w:t>
+      </w:r>
+      <w:r>
+        <w:rPr>
+          <w:rFonts w:ascii="Segoe UI" w:hAnsi="Segoe UI" w:cs="Segoe UI"/>
+          <w:color w:val="0F1115"/>
+          <w:sz w:val="24"/>
+          <w:szCs w:val="24"/>
+        </w:rPr>
+        <w:br/>
+        <w:t>C) </w:t>
+      </w:r>
+      <w:r>
+        <w:rPr>
+          <w:rFonts w:ascii="Consolas" w:hAnsi="Consolas" w:cs="Courier New"/>
+          <w:color w:val="0F1115"/>
+          <w:sz w:val="21"/>
+          <w:szCs w:val="21"/>
+          <w:shd w:val="clear" w:color="auto" w:fill="EBEEF2"/>
+        </w:rPr>
+        <w:t>decipher.authTag(tag)</w:t>
+      </w:r>
+      <w:r>
+        <w:rPr>
+          <w:rFonts w:ascii="Segoe UI" w:hAnsi="Segoe UI" w:cs="Segoe UI"/>
+          <w:color w:val="0F1115"/>
+          <w:sz w:val="24"/>
+          <w:szCs w:val="24"/>
+        </w:rPr>
+        <w:br/>
+        <w:t>D) </w:t>
+      </w:r>
+      <w:r>
+        <w:rPr>
+          <w:rFonts w:ascii="Consolas" w:hAnsi="Consolas" w:cs="Courier New"/>
+          <w:color w:val="0F1115"/>
+          <w:sz w:val="21"/>
+          <w:szCs w:val="21"/>
+          <w:shd w:val="clear" w:color="auto" w:fill="EBEEF2"/>
+        </w:rPr>
+        <w:t>decipher.tag(tag)</w:t>
+      </w:r>
+    </w:p>
+    <w:p>
+      <w:pPr>
+        <w:shd w:val="clear" w:color="auto" w:fill="FFFFFF"/>
+        <w:spacing w:before="240" w:after="240" w:line="420" w:lineRule="atLeast"/>
+        <w:rPr>
+          <w:rFonts w:ascii="Segoe UI" w:hAnsi="Segoe UI" w:cs="Segoe UI"/>
+          <w:color w:val="0F1115"/>
+          <w:sz w:val="24"/>
+          <w:szCs w:val="24"/>
+        </w:rPr>
+      </w:pPr>
+      <w:r>
+        <w:rPr>
+          <w:rFonts w:ascii="Segoe UI" w:hAnsi="Segoe UI" w:cs="Segoe UI"/>
+          <w:b/>
+          <w:bCs/>
+          <w:color w:val="0F1115"/>
+          <w:sz w:val="24"/>
+          <w:szCs w:val="24"/>
+        </w:rPr>
+        <w:t>Answer:</w:t>
+      </w:r>
+      <w:r>
+        <w:rPr>
+          <w:rFonts w:ascii="Segoe UI" w:hAnsi="Segoe UI" w:cs="Segoe UI"/>
+          <w:color w:val="0F1115"/>
+          <w:sz w:val="24"/>
+          <w:szCs w:val="24"/>
+        </w:rPr>
+        <w:t> A) </w:t>
+      </w:r>
+      <w:r>
+        <w:rPr>
+          <w:rFonts w:ascii="Consolas" w:hAnsi="Consolas" w:cs="Courier New"/>
+          <w:color w:val="0F1115"/>
+          <w:sz w:val="21"/>
+          <w:szCs w:val="21"/>
+          <w:shd w:val="clear" w:color="auto" w:fill="EBEEF2"/>
+        </w:rPr>
+        <w:t>decipher.setAuthTag(tag)</w:t>
+      </w:r>
+    </w:p>
+    <w:p>
+      <w:pPr>
+        <w:shd w:val="clear" w:color="auto" w:fill="FFFFFF"/>
+        <w:spacing w:before="480" w:after="480" w:line="420" w:lineRule="atLeast"/>
+        <w:rPr>
+          <w:rFonts w:ascii="Segoe UI" w:hAnsi="Segoe UI" w:cs="Segoe UI"/>
+          <w:color w:val="0F1115"/>
+          <w:sz w:val="24"/>
+          <w:szCs w:val="24"/>
+        </w:rPr>
+      </w:pPr>
+      <w:r>
+        <w:rPr>
+          <w:rFonts w:ascii="Segoe UI" w:hAnsi="Segoe UI" w:cs="Segoe UI"/>
+          <w:color w:val="0F1115"/>
+          <w:sz w:val="24"/>
+          <w:szCs w:val="24"/>
+        </w:rPr>
+        <w:pict w14:anchorId="1E8EAF36">
+          <v:rect id="_x0000_i1062" style="width:0;height:.75pt" o:hralign="center" o:hrstd="t" o:hr="t" fillcolor="#a0a0a0" stroked="f"/>
+        </w:pict>
+      </w:r>
+    </w:p>
+    <w:p>
+      <w:pPr>
+        <w:shd w:val="clear" w:color="auto" w:fill="FFFFFF"/>
+        <w:spacing w:before="480" w:after="240" w:line="450" w:lineRule="atLeast"/>
+        <w:outlineLvl w:val="2"/>
+        <w:rPr>
+          <w:rFonts w:ascii="Segoe UI" w:hAnsi="Segoe UI" w:cs="Segoe UI"/>
+          <w:b/>
+          <w:bCs/>
+          <w:color w:val="0F1115"/>
+          <w:sz w:val="30"/>
+          <w:szCs w:val="30"/>
+        </w:rPr>
+      </w:pPr>
+      <w:r>
+        <w:rPr>
+          <w:rFonts w:ascii="Segoe UI" w:hAnsi="Segoe UI" w:cs="Segoe UI"/>
+          <w:b/>
+          <w:bCs/>
+          <w:color w:val="0F1115"/>
+          <w:sz w:val="30"/>
+          <w:szCs w:val="30"/>
+        </w:rPr>
+        <w:lastRenderedPageBreak/>
+        <w:t>38. What happens if the authentication tag does not match during AES-GCM decryption?</w:t>
+      </w:r>
+    </w:p>
+    <w:p>
+      <w:pPr>
+        <w:shd w:val="clear" w:color="auto" w:fill="FFFFFF"/>
+        <w:spacing w:before="240" w:after="240" w:line="420" w:lineRule="atLeast"/>
+        <w:rPr>
+          <w:rFonts w:ascii="Segoe UI" w:hAnsi="Segoe UI" w:cs="Segoe UI"/>
+          <w:color w:val="0F1115"/>
+          <w:sz w:val="24"/>
+          <w:szCs w:val="24"/>
+        </w:rPr>
+      </w:pPr>
+      <w:r>
+        <w:rPr>
+          <w:rFonts w:ascii="Segoe UI" w:hAnsi="Segoe UI" w:cs="Segoe UI"/>
+          <w:color w:val="0F1115"/>
+          <w:sz w:val="24"/>
+          <w:szCs w:val="24"/>
+        </w:rPr>
+        <w:t>A) </w:t>
+      </w:r>
+      <w:r>
+        <w:rPr>
+          <w:rFonts w:ascii="Consolas" w:hAnsi="Consolas" w:cs="Courier New"/>
+          <w:color w:val="0F1115"/>
+          <w:sz w:val="21"/>
+          <w:szCs w:val="21"/>
+          <w:shd w:val="clear" w:color="auto" w:fill="EBEEF2"/>
+        </w:rPr>
+        <w:t>decipher.final()</w:t>
+      </w:r>
+      <w:r>
+        <w:rPr>
+          <w:rFonts w:ascii="Segoe UI" w:hAnsi="Segoe UI" w:cs="Segoe UI"/>
+          <w:color w:val="0F1115"/>
+          <w:sz w:val="24"/>
+          <w:szCs w:val="24"/>
+        </w:rPr>
+        <w:t> throws an error</w:t>
+      </w:r>
+      <w:r>
+        <w:rPr>
+          <w:rFonts w:ascii="Segoe UI" w:hAnsi="Segoe UI" w:cs="Segoe UI"/>
+          <w:color w:val="0F1115"/>
+          <w:sz w:val="24"/>
+          <w:szCs w:val="24"/>
+        </w:rPr>
+        <w:br/>
+        <w:t>B) Decryption proceeds with wrong data</w:t>
+      </w:r>
+      <w:r>
+        <w:rPr>
+          <w:rFonts w:ascii="Segoe UI" w:hAnsi="Segoe UI" w:cs="Segoe UI"/>
+          <w:color w:val="0F1115"/>
+          <w:sz w:val="24"/>
+          <w:szCs w:val="24"/>
+        </w:rPr>
+        <w:br/>
+        <w:t>C) The tag is corrected automatically</w:t>
+      </w:r>
+      <w:r>
+        <w:rPr>
+          <w:rFonts w:ascii="Segoe UI" w:hAnsi="Segoe UI" w:cs="Segoe UI"/>
+          <w:color w:val="0F1115"/>
+          <w:sz w:val="24"/>
+          <w:szCs w:val="24"/>
+        </w:rPr>
+        <w:br/>
+        <w:t>D) No error is thrown</w:t>
+      </w:r>
+    </w:p>
+    <w:p>
+      <w:pPr>
+        <w:shd w:val="clear" w:color="auto" w:fill="FFFFFF"/>
+        <w:spacing w:before="240" w:after="240" w:line="420" w:lineRule="atLeast"/>
+        <w:rPr>
+          <w:rFonts w:ascii="Segoe UI" w:hAnsi="Segoe UI" w:cs="Segoe UI"/>
+          <w:color w:val="0F1115"/>
+          <w:sz w:val="24"/>
+          <w:szCs w:val="24"/>
+        </w:rPr>
+      </w:pPr>
+      <w:r>
+        <w:rPr>
+          <w:rFonts w:ascii="Segoe UI" w:hAnsi="Segoe UI" w:cs="Segoe UI"/>
+          <w:b/>
+          <w:bCs/>
+          <w:color w:val="0F1115"/>
+          <w:sz w:val="24"/>
+          <w:szCs w:val="24"/>
+        </w:rPr>
+        <w:t>Answer:</w:t>
+      </w:r>
+      <w:r>
+        <w:rPr>
+          <w:rFonts w:ascii="Segoe UI" w:hAnsi="Segoe UI" w:cs="Segoe UI"/>
+          <w:color w:val="0F1115"/>
+          <w:sz w:val="24"/>
+          <w:szCs w:val="24"/>
+        </w:rPr>
+        <w:t> A) </w:t>
+      </w:r>
+      <w:r>
+        <w:rPr>
+          <w:rFonts w:ascii="Consolas" w:hAnsi="Consolas" w:cs="Courier New"/>
+          <w:color w:val="0F1115"/>
+          <w:sz w:val="21"/>
+          <w:szCs w:val="21"/>
+          <w:shd w:val="clear" w:color="auto" w:fill="EBEEF2"/>
+        </w:rPr>
+        <w:t>decipher.final()</w:t>
+      </w:r>
+      <w:r>
+        <w:rPr>
+          <w:rFonts w:ascii="Segoe UI" w:hAnsi="Segoe UI" w:cs="Segoe UI"/>
+          <w:color w:val="0F1115"/>
+          <w:sz w:val="24"/>
+          <w:szCs w:val="24"/>
+        </w:rPr>
+        <w:t> throws an error</w:t>
+      </w:r>
+    </w:p>
+    <w:p>
+      <w:pPr>
+        <w:shd w:val="clear" w:color="auto" w:fill="FFFFFF"/>
+        <w:spacing w:before="480" w:after="480" w:line="420" w:lineRule="atLeast"/>
+        <w:rPr>
+          <w:rFonts w:ascii="Segoe UI" w:hAnsi="Segoe UI" w:cs="Segoe UI"/>
+          <w:color w:val="0F1115"/>
+          <w:sz w:val="24"/>
+          <w:szCs w:val="24"/>
+        </w:rPr>
+      </w:pPr>
+      <w:r>
+        <w:rPr>
+          <w:rFonts w:ascii="Segoe UI" w:hAnsi="Segoe UI" w:cs="Segoe UI"/>
+          <w:color w:val="0F1115"/>
+          <w:sz w:val="24"/>
+          <w:szCs w:val="24"/>
+        </w:rPr>
+        <w:pict w14:anchorId="62E4619D">
+          <v:rect id="_x0000_i1063" style="width:0;height:.75pt" o:hralign="center" o:hrstd="t" o:hr="t" fillcolor="#a0a0a0" stroked="f"/>
+        </w:pict>
+      </w:r>
+    </w:p>
+    <w:p>
+      <w:pPr>
+        <w:shd w:val="clear" w:color="auto" w:fill="FFFFFF"/>
+        <w:spacing w:before="480" w:after="240" w:line="450" w:lineRule="atLeast"/>
+        <w:outlineLvl w:val="2"/>
+        <w:rPr>
+          <w:rFonts w:ascii="Segoe UI" w:hAnsi="Segoe UI" w:cs="Segoe UI"/>
+          <w:b/>
+          <w:bCs/>
+          <w:color w:val="0F1115"/>
+          <w:sz w:val="30"/>
+          <w:szCs w:val="30"/>
+        </w:rPr>
+      </w:pPr>
+      <w:r>
+        <w:rPr>
+          <w:rFonts w:ascii="Segoe UI" w:hAnsi="Segoe UI" w:cs="Segoe UI"/>
+          <w:b/>
+          <w:bCs/>
+          <w:color w:val="0F1115"/>
+          <w:sz w:val="30"/>
+          <w:szCs w:val="30"/>
+        </w:rPr>
+        <w:t>39. Which method creates a </w:t>
+      </w:r>
+      <w:r>
+        <w:rPr>
+          <w:rFonts w:ascii="Consolas" w:hAnsi="Consolas" w:cs="Courier New"/>
+          <w:b/>
+          <w:bCs/>
+          <w:color w:val="0F1115"/>
+          <w:shd w:val="clear" w:color="auto" w:fill="EBEEF2"/>
+        </w:rPr>
+        <w:t>KeyObject</w:t>
+      </w:r>
+      <w:r>
+        <w:rPr>
+          <w:rFonts w:ascii="Segoe UI" w:hAnsi="Segoe UI" w:cs="Segoe UI"/>
+          <w:b/>
+          <w:bCs/>
+          <w:color w:val="0F1115"/>
+          <w:sz w:val="30"/>
+          <w:szCs w:val="30"/>
+        </w:rPr>
+        <w:t> from a Buffer or string?</w:t>
+      </w:r>
+    </w:p>
+    <w:p>
+      <w:pPr>
+        <w:shd w:val="clear" w:color="auto" w:fill="FFFFFF"/>
+        <w:spacing w:before="240" w:after="240" w:line="420" w:lineRule="atLeast"/>
+        <w:rPr>
+          <w:rFonts w:ascii="Segoe UI" w:hAnsi="Segoe UI" w:cs="Segoe UI"/>
+          <w:color w:val="0F1115"/>
+          <w:sz w:val="24"/>
+          <w:szCs w:val="24"/>
+        </w:rPr>
+      </w:pPr>
+      <w:r>
+        <w:rPr>
+          <w:rFonts w:ascii="Segoe UI" w:hAnsi="Segoe UI" w:cs="Segoe UI"/>
+          <w:color w:val="0F1115"/>
+          <w:sz w:val="24"/>
+          <w:szCs w:val="24"/>
+        </w:rPr>
+        <w:t>A) </w:t>
+      </w:r>
+      <w:r>
+        <w:rPr>
+          <w:rFonts w:ascii="Consolas" w:hAnsi="Consolas" w:cs="Courier New"/>
+          <w:color w:val="0F1115"/>
+          <w:sz w:val="21"/>
+          <w:szCs w:val="21"/>
+          <w:shd w:val="clear" w:color="auto" w:fill="EBEEF2"/>
+        </w:rPr>
+        <w:t>crypto.createSecretKey()</w:t>
+      </w:r>
+      <w:r>
+        <w:rPr>
+          <w:rFonts w:ascii="Segoe UI" w:hAnsi="Segoe UI" w:cs="Segoe UI"/>
+          <w:color w:val="0F1115"/>
+          <w:sz w:val="24"/>
+          <w:szCs w:val="24"/>
+        </w:rPr>
+        <w:br/>
+        <w:t>B) </w:t>
+      </w:r>
+      <w:r>
+        <w:rPr>
+          <w:rFonts w:ascii="Consolas" w:hAnsi="Consolas" w:cs="Courier New"/>
+          <w:color w:val="0F1115"/>
+          <w:sz w:val="21"/>
+          <w:szCs w:val="21"/>
+          <w:shd w:val="clear" w:color="auto" w:fill="EBEEF2"/>
+        </w:rPr>
+        <w:t>crypto.createPublicKey()</w:t>
+      </w:r>
+      <w:r>
+        <w:rPr>
+          <w:rFonts w:ascii="Segoe UI" w:hAnsi="Segoe UI" w:cs="Segoe UI"/>
+          <w:color w:val="0F1115"/>
+          <w:sz w:val="24"/>
+          <w:szCs w:val="24"/>
+        </w:rPr>
+        <w:br/>
+        <w:t>C) </w:t>
+      </w:r>
+      <w:r>
+        <w:rPr>
+          <w:rFonts w:ascii="Consolas" w:hAnsi="Consolas" w:cs="Courier New"/>
+          <w:color w:val="0F1115"/>
+          <w:sz w:val="21"/>
+          <w:szCs w:val="21"/>
+          <w:shd w:val="clear" w:color="auto" w:fill="EBEEF2"/>
+        </w:rPr>
+        <w:t>crypto.createPrivateKey()</w:t>
+      </w:r>
+      <w:r>
+        <w:rPr>
+          <w:rFonts w:ascii="Segoe UI" w:hAnsi="Segoe UI" w:cs="Segoe UI"/>
+          <w:color w:val="0F1115"/>
+          <w:sz w:val="24"/>
+          <w:szCs w:val="24"/>
+        </w:rPr>
+        <w:br/>
+        <w:t>D) All of the above</w:t>
+      </w:r>
+    </w:p>
+    <w:p>
+      <w:pPr>
+        <w:shd w:val="clear" w:color="auto" w:fill="FFFFFF"/>
+        <w:spacing w:before="240" w:after="240" w:line="420" w:lineRule="atLeast"/>
+        <w:rPr>
+          <w:rFonts w:ascii="Segoe UI" w:hAnsi="Segoe UI" w:cs="Segoe UI"/>
+          <w:color w:val="0F1115"/>
+          <w:sz w:val="24"/>
+          <w:szCs w:val="24"/>
+        </w:rPr>
+      </w:pPr>
+      <w:r>
+        <w:rPr>
+          <w:rFonts w:ascii="Segoe UI" w:hAnsi="Segoe UI" w:cs="Segoe UI"/>
+          <w:b/>
+          <w:bCs/>
+          <w:color w:val="0F1115"/>
+          <w:sz w:val="24"/>
+          <w:szCs w:val="24"/>
+        </w:rPr>
+        <w:t>Answer:</w:t>
+      </w:r>
+      <w:r>
+        <w:rPr>
+          <w:rFonts w:ascii="Segoe UI" w:hAnsi="Segoe UI" w:cs="Segoe UI"/>
+          <w:color w:val="0F1115"/>
+          <w:sz w:val="24"/>
+          <w:szCs w:val="24"/>
+        </w:rPr>
+        <w:t> D) All of the above</w:t>
+      </w:r>
+    </w:p>
+    <w:p>
+      <w:pPr>
+        <w:shd w:val="clear" w:color="auto" w:fill="FFFFFF"/>
+        <w:spacing w:before="480" w:after="480" w:line="420" w:lineRule="atLeast"/>
+        <w:rPr>
+          <w:rFonts w:ascii="Segoe UI" w:hAnsi="Segoe UI" w:cs="Segoe UI"/>
+          <w:color w:val="0F1115"/>
+          <w:sz w:val="24"/>
+          <w:szCs w:val="24"/>
+        </w:rPr>
+      </w:pPr>
+      <w:r>
+        <w:rPr>
+          <w:rFonts w:ascii="Segoe UI" w:hAnsi="Segoe UI" w:cs="Segoe UI"/>
+          <w:color w:val="0F1115"/>
+          <w:sz w:val="24"/>
+          <w:szCs w:val="24"/>
+        </w:rPr>
+        <w:pict w14:anchorId="6E81AA4F">
+          <v:rect id="_x0000_i1064" style="width:0;height:.75pt" o:hralign="center" o:hrstd="t" o:hr="t" fillcolor="#a0a0a0" stroked="f"/>
+        </w:pict>
+      </w:r>
+    </w:p>
+    <w:p>
+      <w:pPr>
+        <w:shd w:val="clear" w:color="auto" w:fill="FFFFFF"/>
+        <w:spacing w:before="480" w:after="240" w:line="450" w:lineRule="atLeast"/>
+        <w:outlineLvl w:val="2"/>
+        <w:rPr>
+          <w:rFonts w:ascii="Segoe UI" w:hAnsi="Segoe UI" w:cs="Segoe UI"/>
+          <w:b/>
+          <w:bCs/>
+          <w:color w:val="0F1115"/>
+          <w:sz w:val="30"/>
+          <w:szCs w:val="30"/>
+        </w:rPr>
+      </w:pPr>
+      <w:r>
+        <w:rPr>
+          <w:rFonts w:ascii="Segoe UI" w:hAnsi="Segoe UI" w:cs="Segoe UI"/>
+          <w:b/>
+          <w:bCs/>
+          <w:color w:val="0F1115"/>
+          <w:sz w:val="30"/>
+          <w:szCs w:val="30"/>
+        </w:rPr>
+        <w:t>40. What is the advantage of using </w:t>
+      </w:r>
+      <w:r>
+        <w:rPr>
+          <w:rFonts w:ascii="Consolas" w:hAnsi="Consolas" w:cs="Courier New"/>
+          <w:b/>
+          <w:bCs/>
+          <w:color w:val="0F1115"/>
+          <w:shd w:val="clear" w:color="auto" w:fill="EBEEF2"/>
+        </w:rPr>
+        <w:t>KeyObject</w:t>
+      </w:r>
+      <w:r>
+        <w:rPr>
+          <w:rFonts w:ascii="Segoe UI" w:hAnsi="Segoe UI" w:cs="Segoe UI"/>
+          <w:b/>
+          <w:bCs/>
+          <w:color w:val="0F1115"/>
+          <w:sz w:val="30"/>
+          <w:szCs w:val="30"/>
+        </w:rPr>
+        <w:t> over raw Buffers?</w:t>
+      </w:r>
+    </w:p>
+    <w:p>
+      <w:pPr>
+        <w:shd w:val="clear" w:color="auto" w:fill="FFFFFF"/>
+        <w:spacing w:before="240" w:after="240" w:line="420" w:lineRule="atLeast"/>
+        <w:rPr>
+          <w:rFonts w:ascii="Segoe UI" w:hAnsi="Segoe UI" w:cs="Segoe UI"/>
+          <w:color w:val="0F1115"/>
+          <w:sz w:val="24"/>
+          <w:szCs w:val="24"/>
+        </w:rPr>
+      </w:pPr>
+      <w:r>
+        <w:rPr>
+          <w:rFonts w:ascii="Segoe UI" w:hAnsi="Segoe UI" w:cs="Segoe UI"/>
+          <w:color w:val="0F1115"/>
+          <w:sz w:val="24"/>
+          <w:szCs w:val="24"/>
+        </w:rPr>
+        <w:t>A) Better performance and prevents accidental exposure of key material</w:t>
+      </w:r>
+      <w:r>
+        <w:rPr>
+          <w:rFonts w:ascii="Segoe UI" w:hAnsi="Segoe UI" w:cs="Segoe UI"/>
+          <w:color w:val="0F1115"/>
+          <w:sz w:val="24"/>
+          <w:szCs w:val="24"/>
+        </w:rPr>
+        <w:br/>
+        <w:t>B) KeyObject cannot be used in cryptography</w:t>
+      </w:r>
+      <w:r>
+        <w:rPr>
+          <w:rFonts w:ascii="Segoe UI" w:hAnsi="Segoe UI" w:cs="Segoe UI"/>
+          <w:color w:val="0F1115"/>
+          <w:sz w:val="24"/>
+          <w:szCs w:val="24"/>
+        </w:rPr>
+        <w:br/>
+        <w:t>C) KeyObject is slower</w:t>
+      </w:r>
+      <w:r>
+        <w:rPr>
+          <w:rFonts w:ascii="Segoe UI" w:hAnsi="Segoe UI" w:cs="Segoe UI"/>
+          <w:color w:val="0F1115"/>
+          <w:sz w:val="24"/>
+          <w:szCs w:val="24"/>
+        </w:rPr>
+        <w:br/>
+        <w:t>D) Buffers are deprecated</w:t>
+      </w:r>
+    </w:p>
+    <w:p>
+      <w:pPr>
+        <w:shd w:val="clear" w:color="auto" w:fill="FFFFFF"/>
+        <w:spacing w:before="240" w:after="240" w:line="420" w:lineRule="atLeast"/>
+        <w:rPr>
+          <w:rFonts w:ascii="Segoe UI" w:hAnsi="Segoe UI" w:cs="Segoe UI"/>
+          <w:color w:val="0F1115"/>
+          <w:sz w:val="24"/>
+          <w:szCs w:val="24"/>
+        </w:rPr>
+      </w:pPr>
+      <w:r>
+        <w:rPr>
+          <w:rFonts w:ascii="Segoe UI" w:hAnsi="Segoe UI" w:cs="Segoe UI"/>
+          <w:b/>
+          <w:bCs/>
+          <w:color w:val="0F1115"/>
+          <w:sz w:val="24"/>
+          <w:szCs w:val="24"/>
+        </w:rPr>
+        <w:t>Answer:</w:t>
+      </w:r>
+      <w:r>
+        <w:rPr>
+          <w:rFonts w:ascii="Segoe UI" w:hAnsi="Segoe UI" w:cs="Segoe UI"/>
+          <w:color w:val="0F1115"/>
+          <w:sz w:val="24"/>
+          <w:szCs w:val="24"/>
+        </w:rPr>
+        <w:t> A) Better performance and prevents accidental exposure of key material</w:t>
+      </w:r>
+    </w:p>
+    <w:p>
+      <w:pPr>
+        <w:shd w:val="clear" w:color="auto" w:fill="FFFFFF"/>
+        <w:spacing w:before="480" w:after="480" w:line="420" w:lineRule="atLeast"/>
+        <w:rPr>
+          <w:rFonts w:ascii="Segoe UI" w:hAnsi="Segoe UI" w:cs="Segoe UI"/>
+          <w:color w:val="0F1115"/>
+          <w:sz w:val="24"/>
+          <w:szCs w:val="24"/>
+        </w:rPr>
+      </w:pPr>
+      <w:r>
+        <w:rPr>
+          <w:rFonts w:ascii="Segoe UI" w:hAnsi="Segoe UI" w:cs="Segoe UI"/>
+          <w:color w:val="0F1115"/>
+          <w:sz w:val="24"/>
+          <w:szCs w:val="24"/>
+        </w:rPr>
+        <w:pict w14:anchorId="7F6F9693">
+          <v:rect id="_x0000_i1065" style="width:0;height:.75pt" o:hralign="center" o:hrstd="t" o:hr="t" fillcolor="#a0a0a0" stroked="f"/>
+        </w:pict>
+      </w:r>
+    </w:p>
+    <w:p>
+      <w:pPr>
+        <w:shd w:val="clear" w:color="auto" w:fill="FFFFFF"/>
+        <w:spacing w:before="480" w:after="240" w:line="450" w:lineRule="atLeast"/>
+        <w:outlineLvl w:val="2"/>
+        <w:rPr>
+          <w:rFonts w:ascii="Segoe UI" w:hAnsi="Segoe UI" w:cs="Segoe UI"/>
+          <w:b/>
+          <w:bCs/>
+          <w:color w:val="0F1115"/>
+          <w:sz w:val="30"/>
+          <w:szCs w:val="30"/>
+        </w:rPr>
+      </w:pPr>
+      <w:r>
+        <w:rPr>
+          <w:rFonts w:ascii="Segoe UI" w:hAnsi="Segoe UI" w:cs="Segoe UI"/>
+          <w:b/>
+          <w:bCs/>
+          <w:color w:val="0F1115"/>
+          <w:sz w:val="30"/>
+          <w:szCs w:val="30"/>
+        </w:rPr>
+        <w:lastRenderedPageBreak/>
+        <w:t>41. Which method exports a key from a </w:t>
+      </w:r>
+      <w:r>
+        <w:rPr>
+          <w:rFonts w:ascii="Consolas" w:hAnsi="Consolas" w:cs="Courier New"/>
+          <w:b/>
+          <w:bCs/>
+          <w:color w:val="0F1115"/>
+          <w:shd w:val="clear" w:color="auto" w:fill="EBEEF2"/>
+        </w:rPr>
+        <w:t>KeyObject</w:t>
+      </w:r>
+      <w:r>
+        <w:rPr>
+          <w:rFonts w:ascii="Segoe UI" w:hAnsi="Segoe UI" w:cs="Segoe UI"/>
+          <w:b/>
+          <w:bCs/>
+          <w:color w:val="0F1115"/>
+          <w:sz w:val="30"/>
+          <w:szCs w:val="30"/>
+        </w:rPr>
+        <w:t> to a Buffer or string?</w:t>
+      </w:r>
+    </w:p>
+    <w:p>
+      <w:pPr>
+        <w:shd w:val="clear" w:color="auto" w:fill="FFFFFF"/>
+        <w:spacing w:before="240" w:after="240" w:line="420" w:lineRule="atLeast"/>
+        <w:rPr>
+          <w:rFonts w:ascii="Segoe UI" w:hAnsi="Segoe UI" w:cs="Segoe UI"/>
+          <w:color w:val="0F1115"/>
+          <w:sz w:val="24"/>
+          <w:szCs w:val="24"/>
+        </w:rPr>
+      </w:pPr>
+      <w:r>
+        <w:rPr>
+          <w:rFonts w:ascii="Segoe UI" w:hAnsi="Segoe UI" w:cs="Segoe UI"/>
+          <w:color w:val="0F1115"/>
+          <w:sz w:val="24"/>
+          <w:szCs w:val="24"/>
+        </w:rPr>
+        <w:t>A) </w:t>
+      </w:r>
+      <w:r>
+        <w:rPr>
+          <w:rFonts w:ascii="Consolas" w:hAnsi="Consolas" w:cs="Courier New"/>
+          <w:color w:val="0F1115"/>
+          <w:sz w:val="21"/>
+          <w:szCs w:val="21"/>
+          <w:shd w:val="clear" w:color="auto" w:fill="EBEEF2"/>
+        </w:rPr>
+        <w:t>keyObject.export()</w:t>
+      </w:r>
+      <w:r>
+        <w:rPr>
+          <w:rFonts w:ascii="Segoe UI" w:hAnsi="Segoe UI" w:cs="Segoe UI"/>
+          <w:color w:val="0F1115"/>
+          <w:sz w:val="24"/>
+          <w:szCs w:val="24"/>
+        </w:rPr>
+        <w:br/>
+        <w:t>B) </w:t>
+      </w:r>
+      <w:r>
+        <w:rPr>
+          <w:rFonts w:ascii="Consolas" w:hAnsi="Consolas" w:cs="Courier New"/>
+          <w:color w:val="0F1115"/>
+          <w:sz w:val="21"/>
+          <w:szCs w:val="21"/>
+          <w:shd w:val="clear" w:color="auto" w:fill="EBEEF2"/>
+        </w:rPr>
+        <w:t>keyObject.toBuffer()</w:t>
+      </w:r>
+      <w:r>
+        <w:rPr>
+          <w:rFonts w:ascii="Segoe UI" w:hAnsi="Segoe UI" w:cs="Segoe UI"/>
+          <w:color w:val="0F1115"/>
+          <w:sz w:val="24"/>
+          <w:szCs w:val="24"/>
+        </w:rPr>
+        <w:br/>
+        <w:t>C) </w:t>
+      </w:r>
+      <w:r>
+        <w:rPr>
+          <w:rFonts w:ascii="Consolas" w:hAnsi="Consolas" w:cs="Courier New"/>
+          <w:color w:val="0F1115"/>
+          <w:sz w:val="21"/>
+          <w:szCs w:val="21"/>
+          <w:shd w:val="clear" w:color="auto" w:fill="EBEEF2"/>
+        </w:rPr>
+        <w:t>crypto.exportKey(keyObject)</w:t>
+      </w:r>
+      <w:r>
+        <w:rPr>
+          <w:rFonts w:ascii="Segoe UI" w:hAnsi="Segoe UI" w:cs="Segoe UI"/>
+          <w:color w:val="0F1115"/>
+          <w:sz w:val="24"/>
+          <w:szCs w:val="24"/>
+        </w:rPr>
+        <w:br/>
+        <w:t>D) </w:t>
+      </w:r>
+      <w:r>
+        <w:rPr>
+          <w:rFonts w:ascii="Consolas" w:hAnsi="Consolas" w:cs="Courier New"/>
+          <w:color w:val="0F1115"/>
+          <w:sz w:val="21"/>
+          <w:szCs w:val="21"/>
+          <w:shd w:val="clear" w:color="auto" w:fill="EBEEF2"/>
+        </w:rPr>
+        <w:t>keyObject.toString()</w:t>
+      </w:r>
+    </w:p>
+    <w:p>
+      <w:pPr>
+        <w:shd w:val="clear" w:color="auto" w:fill="FFFFFF"/>
+        <w:spacing w:before="240" w:after="240" w:line="420" w:lineRule="atLeast"/>
+        <w:rPr>
+          <w:rFonts w:ascii="Segoe UI" w:hAnsi="Segoe UI" w:cs="Segoe UI"/>
+          <w:color w:val="0F1115"/>
+          <w:sz w:val="24"/>
+          <w:szCs w:val="24"/>
+        </w:rPr>
+      </w:pPr>
+      <w:r>
+        <w:rPr>
+          <w:rFonts w:ascii="Segoe UI" w:hAnsi="Segoe UI" w:cs="Segoe UI"/>
+          <w:b/>
+          <w:bCs/>
+          <w:color w:val="0F1115"/>
+          <w:sz w:val="24"/>
+          <w:szCs w:val="24"/>
+        </w:rPr>
+        <w:t>Answer:</w:t>
+      </w:r>
+      <w:r>
+        <w:rPr>
+          <w:rFonts w:ascii="Segoe UI" w:hAnsi="Segoe UI" w:cs="Segoe UI"/>
+          <w:color w:val="0F1115"/>
+          <w:sz w:val="24"/>
+          <w:szCs w:val="24"/>
+        </w:rPr>
+        <w:t> A) </w:t>
+      </w:r>
+      <w:r>
+        <w:rPr>
+          <w:rFonts w:ascii="Consolas" w:hAnsi="Consolas" w:cs="Courier New"/>
+          <w:color w:val="0F1115"/>
+          <w:sz w:val="21"/>
+          <w:szCs w:val="21"/>
+          <w:shd w:val="clear" w:color="auto" w:fill="EBEEF2"/>
+        </w:rPr>
+        <w:t>keyObject.export()</w:t>
+      </w:r>
+    </w:p>
+    <w:p>
+      <w:pPr>
+        <w:shd w:val="clear" w:color="auto" w:fill="FFFFFF"/>
+        <w:spacing w:before="480" w:after="480" w:line="420" w:lineRule="atLeast"/>
+        <w:rPr>
+          <w:rFonts w:ascii="Segoe UI" w:hAnsi="Segoe UI" w:cs="Segoe UI"/>
+          <w:color w:val="0F1115"/>
+          <w:sz w:val="24"/>
+          <w:szCs w:val="24"/>
+        </w:rPr>
+      </w:pPr>
+      <w:r>
+        <w:rPr>
+          <w:rFonts w:ascii="Segoe UI" w:hAnsi="Segoe UI" w:cs="Segoe UI"/>
+          <w:color w:val="0F1115"/>
+          <w:sz w:val="24"/>
+          <w:szCs w:val="24"/>
+        </w:rPr>
+        <w:pict w14:anchorId="76F08B99">
+          <v:rect id="_x0000_i1066" style="width:0;height:.75pt" o:hralign="center" o:hrstd="t" o:hr="t" fillcolor="#a0a0a0" stroked="f"/>
+        </w:pict>
+      </w:r>
+    </w:p>
+    <w:p>
+      <w:pPr>
+        <w:shd w:val="clear" w:color="auto" w:fill="FFFFFF"/>
+        <w:spacing w:before="480" w:after="240" w:line="450" w:lineRule="atLeast"/>
+        <w:outlineLvl w:val="2"/>
+        <w:rPr>
+          <w:rFonts w:ascii="Segoe UI" w:hAnsi="Segoe UI" w:cs="Segoe UI"/>
+          <w:b/>
+          <w:bCs/>
+          <w:color w:val="0F1115"/>
+          <w:sz w:val="30"/>
+          <w:szCs w:val="30"/>
+        </w:rPr>
+      </w:pPr>
+      <w:r>
+        <w:rPr>
+          <w:rFonts w:ascii="Segoe UI" w:hAnsi="Segoe UI" w:cs="Segoe UI"/>
+          <w:b/>
+          <w:bCs/>
+          <w:color w:val="0F1115"/>
+          <w:sz w:val="30"/>
+          <w:szCs w:val="30"/>
+        </w:rPr>
+        <w:t>42. Which algorithm is not supported for </w:t>
+      </w:r>
+      <w:r>
+        <w:rPr>
+          <w:rFonts w:ascii="Consolas" w:hAnsi="Consolas" w:cs="Courier New"/>
+          <w:b/>
+          <w:bCs/>
+          <w:color w:val="0F1115"/>
+          <w:shd w:val="clear" w:color="auto" w:fill="EBEEF2"/>
+        </w:rPr>
+        <w:t>crypto.createHash()</w:t>
+      </w:r>
+      <w:r>
+        <w:rPr>
+          <w:rFonts w:ascii="Segoe UI" w:hAnsi="Segoe UI" w:cs="Segoe UI"/>
+          <w:b/>
+          <w:bCs/>
+          <w:color w:val="0F1115"/>
+          <w:sz w:val="30"/>
+          <w:szCs w:val="30"/>
+        </w:rPr>
+        <w:t>?</w:t>
+      </w:r>
+    </w:p>
+    <w:p>
+      <w:pPr>
+        <w:shd w:val="clear" w:color="auto" w:fill="FFFFFF"/>
+        <w:spacing w:before="240" w:after="240" w:line="420" w:lineRule="atLeast"/>
+        <w:rPr>
+          <w:rFonts w:ascii="Segoe UI" w:hAnsi="Segoe UI" w:cs="Segoe UI"/>
+          <w:color w:val="0F1115"/>
+          <w:sz w:val="24"/>
+          <w:szCs w:val="24"/>
+        </w:rPr>
+      </w:pPr>
+      <w:r>
+        <w:rPr>
+          <w:rFonts w:ascii="Segoe UI" w:hAnsi="Segoe UI" w:cs="Segoe UI"/>
+          <w:color w:val="0F1115"/>
+          <w:sz w:val="24"/>
+          <w:szCs w:val="24"/>
+        </w:rPr>
+        <w:t>A) </w:t>
+      </w:r>
+      <w:r>
+        <w:rPr>
+          <w:rFonts w:ascii="Consolas" w:hAnsi="Consolas" w:cs="Courier New"/>
+          <w:color w:val="0F1115"/>
+          <w:sz w:val="21"/>
+          <w:szCs w:val="21"/>
+          <w:shd w:val="clear" w:color="auto" w:fill="EBEEF2"/>
+        </w:rPr>
+        <w:t>sha256</w:t>
+      </w:r>
+      <w:r>
+        <w:rPr>
+          <w:rFonts w:ascii="Segoe UI" w:hAnsi="Segoe UI" w:cs="Segoe UI"/>
+          <w:color w:val="0F1115"/>
+          <w:sz w:val="24"/>
+          <w:szCs w:val="24"/>
+        </w:rPr>
+        <w:br/>
+        <w:t>B) </w:t>
+      </w:r>
+      <w:r>
+        <w:rPr>
+          <w:rFonts w:ascii="Consolas" w:hAnsi="Consolas" w:cs="Courier New"/>
+          <w:color w:val="0F1115"/>
+          <w:sz w:val="21"/>
+          <w:szCs w:val="21"/>
+          <w:shd w:val="clear" w:color="auto" w:fill="EBEEF2"/>
+        </w:rPr>
+        <w:t>md5</w:t>
+      </w:r>
+      <w:r>
+        <w:rPr>
+          <w:rFonts w:ascii="Segoe UI" w:hAnsi="Segoe UI" w:cs="Segoe UI"/>
+          <w:color w:val="0F1115"/>
+          <w:sz w:val="24"/>
+          <w:szCs w:val="24"/>
+        </w:rPr>
+        <w:t> (legacy, not recommended)</w:t>
+      </w:r>
+      <w:r>
+        <w:rPr>
+          <w:rFonts w:ascii="Segoe UI" w:hAnsi="Segoe UI" w:cs="Segoe UI"/>
+          <w:color w:val="0F1115"/>
+          <w:sz w:val="24"/>
+          <w:szCs w:val="24"/>
+        </w:rPr>
+        <w:br/>
+        <w:t>C) </w:t>
+      </w:r>
+      <w:r>
+        <w:rPr>
+          <w:rFonts w:ascii="Consolas" w:hAnsi="Consolas" w:cs="Courier New"/>
+          <w:color w:val="0F1115"/>
+          <w:sz w:val="21"/>
+          <w:szCs w:val="21"/>
+          <w:shd w:val="clear" w:color="auto" w:fill="EBEEF2"/>
+        </w:rPr>
+        <w:t>aes256</w:t>
+      </w:r>
+      <w:r>
+        <w:rPr>
+          <w:rFonts w:ascii="Segoe UI" w:hAnsi="Segoe UI" w:cs="Segoe UI"/>
+          <w:color w:val="0F1115"/>
+          <w:sz w:val="24"/>
+          <w:szCs w:val="24"/>
+        </w:rPr>
+        <w:br/>
+        <w:t>D) </w:t>
+      </w:r>
+      <w:r>
+        <w:rPr>
+          <w:rFonts w:ascii="Consolas" w:hAnsi="Consolas" w:cs="Courier New"/>
+          <w:color w:val="0F1115"/>
+          <w:sz w:val="21"/>
+          <w:szCs w:val="21"/>
+          <w:shd w:val="clear" w:color="auto" w:fill="EBEEF2"/>
+        </w:rPr>
+        <w:t>sha1</w:t>
+      </w:r>
+      <w:r>
+        <w:rPr>
+          <w:rFonts w:ascii="Segoe UI" w:hAnsi="Segoe UI" w:cs="Segoe UI"/>
+          <w:color w:val="0F1115"/>
+          <w:sz w:val="24"/>
+          <w:szCs w:val="24"/>
+        </w:rPr>
+        <w:t> (legacy, not recommended)</w:t>
+      </w:r>
+    </w:p>
+    <w:p>
+      <w:pPr>
+        <w:shd w:val="clear" w:color="auto" w:fill="FFFFFF"/>
+        <w:spacing w:before="240" w:after="240" w:line="420" w:lineRule="atLeast"/>
+        <w:rPr>
+          <w:rFonts w:ascii="Segoe UI" w:hAnsi="Segoe UI" w:cs="Segoe UI"/>
+          <w:color w:val="0F1115"/>
+          <w:sz w:val="24"/>
+          <w:szCs w:val="24"/>
+        </w:rPr>
+      </w:pPr>
+      <w:r>
+        <w:rPr>
+          <w:rFonts w:ascii="Segoe UI" w:hAnsi="Segoe UI" w:cs="Segoe UI"/>
+          <w:b/>
+          <w:bCs/>
+          <w:color w:val="0F1115"/>
+          <w:sz w:val="24"/>
+          <w:szCs w:val="24"/>
+        </w:rPr>
+        <w:t>Answer:</w:t>
+      </w:r>
+      <w:r>
+        <w:rPr>
+          <w:rFonts w:ascii="Segoe UI" w:hAnsi="Segoe UI" w:cs="Segoe UI"/>
+          <w:color w:val="0F1115"/>
+          <w:sz w:val="24"/>
+          <w:szCs w:val="24"/>
+        </w:rPr>
+        <w:t> C) </w:t>
+      </w:r>
+      <w:r>
+        <w:rPr>
+          <w:rFonts w:ascii="Consolas" w:hAnsi="Consolas" w:cs="Courier New"/>
+          <w:color w:val="0F1115"/>
+          <w:sz w:val="21"/>
+          <w:szCs w:val="21"/>
+          <w:shd w:val="clear" w:color="auto" w:fill="EBEEF2"/>
+        </w:rPr>
+        <w:t>aes256</w:t>
+      </w:r>
+      <w:r>
+        <w:rPr>
+          <w:rFonts w:ascii="Segoe UI" w:hAnsi="Segoe UI" w:cs="Segoe UI"/>
+          <w:color w:val="0F1115"/>
+          <w:sz w:val="24"/>
+          <w:szCs w:val="24"/>
+        </w:rPr>
+        <w:t> (that's a cipher, not a hash)</w:t>
+      </w:r>
+    </w:p>
+    <w:p>
+      <w:pPr>
+        <w:shd w:val="clear" w:color="auto" w:fill="FFFFFF"/>
+        <w:spacing w:before="480" w:after="480" w:line="420" w:lineRule="atLeast"/>
+        <w:rPr>
+          <w:rFonts w:ascii="Segoe UI" w:hAnsi="Segoe UI" w:cs="Segoe UI"/>
+          <w:color w:val="0F1115"/>
+          <w:sz w:val="24"/>
+          <w:szCs w:val="24"/>
+        </w:rPr>
+      </w:pPr>
+      <w:r>
+        <w:rPr>
+          <w:rFonts w:ascii="Segoe UI" w:hAnsi="Segoe UI" w:cs="Segoe UI"/>
+          <w:color w:val="0F1115"/>
+          <w:sz w:val="24"/>
+          <w:szCs w:val="24"/>
+        </w:rPr>
+        <w:pict w14:anchorId="052852B7">
+          <v:rect id="_x0000_i1067" style="width:0;height:.75pt" o:hralign="center" o:hrstd="t" o:hr="t" fillcolor="#a0a0a0" stroked="f"/>
+        </w:pict>
+      </w:r>
+    </w:p>
+    <w:p>
+      <w:pPr>
+        <w:shd w:val="clear" w:color="auto" w:fill="FFFFFF"/>
+        <w:spacing w:before="480" w:after="240" w:line="450" w:lineRule="atLeast"/>
+        <w:outlineLvl w:val="2"/>
+        <w:rPr>
+          <w:rFonts w:ascii="Segoe UI" w:hAnsi="Segoe UI" w:cs="Segoe UI"/>
+          <w:b/>
+          <w:bCs/>
+          <w:color w:val="0F1115"/>
+          <w:sz w:val="30"/>
+          <w:szCs w:val="30"/>
+        </w:rPr>
+      </w:pPr>
+      <w:r>
+        <w:rPr>
+          <w:rFonts w:ascii="Segoe UI" w:hAnsi="Segoe UI" w:cs="Segoe UI"/>
+          <w:b/>
+          <w:bCs/>
+          <w:color w:val="0F1115"/>
+          <w:sz w:val="30"/>
+          <w:szCs w:val="30"/>
+        </w:rPr>
+        <w:t>43. What is the purpose of </w:t>
+      </w:r>
+      <w:r>
+        <w:rPr>
+          <w:rFonts w:ascii="Consolas" w:hAnsi="Consolas" w:cs="Courier New"/>
+          <w:b/>
+          <w:bCs/>
+          <w:color w:val="0F1115"/>
+          <w:shd w:val="clear" w:color="auto" w:fill="EBEEF2"/>
+        </w:rPr>
+        <w:t>crypto.scrypt()</w:t>
+      </w:r>
+      <w:r>
+        <w:rPr>
+          <w:rFonts w:ascii="Segoe UI" w:hAnsi="Segoe UI" w:cs="Segoe UI"/>
+          <w:b/>
+          <w:bCs/>
+          <w:color w:val="0F1115"/>
+          <w:sz w:val="30"/>
+          <w:szCs w:val="30"/>
+        </w:rPr>
+        <w:t>?</w:t>
+      </w:r>
+    </w:p>
+    <w:p>
+      <w:pPr>
+        <w:shd w:val="clear" w:color="auto" w:fill="FFFFFF"/>
+        <w:spacing w:before="240" w:after="240" w:line="420" w:lineRule="atLeast"/>
+        <w:rPr>
+          <w:rFonts w:ascii="Segoe UI" w:hAnsi="Segoe UI" w:cs="Segoe UI"/>
+          <w:color w:val="0F1115"/>
+          <w:sz w:val="24"/>
+          <w:szCs w:val="24"/>
+        </w:rPr>
+      </w:pPr>
+      <w:r>
+        <w:rPr>
+          <w:rFonts w:ascii="Segoe UI" w:hAnsi="Segoe UI" w:cs="Segoe UI"/>
+          <w:color w:val="0F1115"/>
+          <w:sz w:val="24"/>
+          <w:szCs w:val="24"/>
+        </w:rPr>
+        <w:t>A) A memory-hard key derivation function (resistant to hardware brute force)</w:t>
+      </w:r>
+      <w:r>
+        <w:rPr>
+          <w:rFonts w:ascii="Segoe UI" w:hAnsi="Segoe UI" w:cs="Segoe UI"/>
+          <w:color w:val="0F1115"/>
+          <w:sz w:val="24"/>
+          <w:szCs w:val="24"/>
+        </w:rPr>
+        <w:br/>
+        <w:t>B) A fast hashing algorithm</w:t>
+      </w:r>
+      <w:r>
+        <w:rPr>
+          <w:rFonts w:ascii="Segoe UI" w:hAnsi="Segoe UI" w:cs="Segoe UI"/>
+          <w:color w:val="0F1115"/>
+          <w:sz w:val="24"/>
+          <w:szCs w:val="24"/>
+        </w:rPr>
+        <w:br/>
+        <w:t>C) An encryption algorithm</w:t>
+      </w:r>
+      <w:r>
+        <w:rPr>
+          <w:rFonts w:ascii="Segoe UI" w:hAnsi="Segoe UI" w:cs="Segoe UI"/>
+          <w:color w:val="0F1115"/>
+          <w:sz w:val="24"/>
+          <w:szCs w:val="24"/>
+        </w:rPr>
+        <w:br/>
+        <w:t>D) A random number generator</w:t>
+      </w:r>
+    </w:p>
+    <w:p>
+      <w:pPr>
+        <w:shd w:val="clear" w:color="auto" w:fill="FFFFFF"/>
+        <w:spacing w:before="240" w:after="240" w:line="420" w:lineRule="atLeast"/>
+        <w:rPr>
+          <w:rFonts w:ascii="Segoe UI" w:hAnsi="Segoe UI" w:cs="Segoe UI"/>
+          <w:color w:val="0F1115"/>
+          <w:sz w:val="24"/>
+          <w:szCs w:val="24"/>
+        </w:rPr>
+      </w:pPr>
+      <w:r>
+        <w:rPr>
+          <w:rFonts w:ascii="Segoe UI" w:hAnsi="Segoe UI" w:cs="Segoe UI"/>
+          <w:b/>
+          <w:bCs/>
+          <w:color w:val="0F1115"/>
+          <w:sz w:val="24"/>
+          <w:szCs w:val="24"/>
+        </w:rPr>
+        <w:t>Answer:</w:t>
+      </w:r>
+      <w:r>
+        <w:rPr>
+          <w:rFonts w:ascii="Segoe UI" w:hAnsi="Segoe UI" w:cs="Segoe UI"/>
+          <w:color w:val="0F1115"/>
+          <w:sz w:val="24"/>
+          <w:szCs w:val="24"/>
+        </w:rPr>
+        <w:t> A) A memory-hard key derivation function (resistant to hardware brute force)</w:t>
+      </w:r>
+    </w:p>
+    <w:p>
+      <w:pPr>
+        <w:shd w:val="clear" w:color="auto" w:fill="FFFFFF"/>
+        <w:spacing w:before="480" w:after="480" w:line="420" w:lineRule="atLeast"/>
+        <w:rPr>
+          <w:rFonts w:ascii="Segoe UI" w:hAnsi="Segoe UI" w:cs="Segoe UI"/>
+          <w:color w:val="0F1115"/>
+          <w:sz w:val="24"/>
+          <w:szCs w:val="24"/>
+        </w:rPr>
+      </w:pPr>
+      <w:r>
+        <w:rPr>
+          <w:rFonts w:ascii="Segoe UI" w:hAnsi="Segoe UI" w:cs="Segoe UI"/>
+          <w:color w:val="0F1115"/>
+          <w:sz w:val="24"/>
+          <w:szCs w:val="24"/>
+        </w:rPr>
+        <w:pict w14:anchorId="76F9D9C5">
+          <v:rect id="_x0000_i1068" style="width:0;height:.75pt" o:hralign="center" o:hrstd="t" o:hr="t" fillcolor="#a0a0a0" stroked="f"/>
+        </w:pict>
+      </w:r>
+    </w:p>
+    <w:p>
+      <w:pPr>
+        <w:shd w:val="clear" w:color="auto" w:fill="FFFFFF"/>
+        <w:spacing w:before="480" w:after="240" w:line="450" w:lineRule="atLeast"/>
+        <w:outlineLvl w:val="2"/>
+        <w:rPr>
+          <w:rFonts w:ascii="Segoe UI" w:hAnsi="Segoe UI" w:cs="Segoe UI"/>
+          <w:b/>
+          <w:bCs/>
+          <w:color w:val="0F1115"/>
+          <w:sz w:val="30"/>
+          <w:szCs w:val="30"/>
+        </w:rPr>
+      </w:pPr>
+      <w:r>
+        <w:rPr>
+          <w:rFonts w:ascii="Segoe UI" w:hAnsi="Segoe UI" w:cs="Segoe UI"/>
+          <w:b/>
+          <w:bCs/>
+          <w:color w:val="0F1115"/>
+          <w:sz w:val="30"/>
+          <w:szCs w:val="30"/>
+        </w:rPr>
+        <w:lastRenderedPageBreak/>
+        <w:t>44. Which of the following is a secure hash algorithm recommended for modern applications?</w:t>
+      </w:r>
+    </w:p>
+    <w:p>
+      <w:pPr>
+        <w:shd w:val="clear" w:color="auto" w:fill="FFFFFF"/>
+        <w:spacing w:before="240" w:after="240" w:line="420" w:lineRule="atLeast"/>
+        <w:rPr>
+          <w:rFonts w:ascii="Segoe UI" w:hAnsi="Segoe UI" w:cs="Segoe UI"/>
+          <w:color w:val="0F1115"/>
+          <w:sz w:val="24"/>
+          <w:szCs w:val="24"/>
+        </w:rPr>
+      </w:pPr>
+      <w:r>
+        <w:rPr>
+          <w:rFonts w:ascii="Segoe UI" w:hAnsi="Segoe UI" w:cs="Segoe UI"/>
+          <w:color w:val="0F1115"/>
+          <w:sz w:val="24"/>
+          <w:szCs w:val="24"/>
+        </w:rPr>
+        <w:t>A) </w:t>
+      </w:r>
+      <w:r>
+        <w:rPr>
+          <w:rFonts w:ascii="Consolas" w:hAnsi="Consolas" w:cs="Courier New"/>
+          <w:color w:val="0F1115"/>
+          <w:sz w:val="21"/>
+          <w:szCs w:val="21"/>
+          <w:shd w:val="clear" w:color="auto" w:fill="EBEEF2"/>
+        </w:rPr>
+        <w:t>md5</w:t>
+      </w:r>
+      <w:r>
+        <w:rPr>
+          <w:rFonts w:ascii="Segoe UI" w:hAnsi="Segoe UI" w:cs="Segoe UI"/>
+          <w:color w:val="0F1115"/>
+          <w:sz w:val="24"/>
+          <w:szCs w:val="24"/>
+        </w:rPr>
+        <w:br/>
+        <w:t>B) </w:t>
+      </w:r>
+      <w:r>
+        <w:rPr>
+          <w:rFonts w:ascii="Consolas" w:hAnsi="Consolas" w:cs="Courier New"/>
+          <w:color w:val="0F1115"/>
+          <w:sz w:val="21"/>
+          <w:szCs w:val="21"/>
+          <w:shd w:val="clear" w:color="auto" w:fill="EBEEF2"/>
+        </w:rPr>
+        <w:t>sha1</w:t>
+      </w:r>
+      <w:r>
+        <w:rPr>
+          <w:rFonts w:ascii="Segoe UI" w:hAnsi="Segoe UI" w:cs="Segoe UI"/>
+          <w:color w:val="0F1115"/>
+          <w:sz w:val="24"/>
+          <w:szCs w:val="24"/>
+        </w:rPr>
+        <w:br/>
+        <w:t>C) </w:t>
+      </w:r>
+      <w:r>
+        <w:rPr>
+          <w:rFonts w:ascii="Consolas" w:hAnsi="Consolas" w:cs="Courier New"/>
+          <w:color w:val="0F1115"/>
+          <w:sz w:val="21"/>
+          <w:szCs w:val="21"/>
+          <w:shd w:val="clear" w:color="auto" w:fill="EBEEF2"/>
+        </w:rPr>
+        <w:t>sha256</w:t>
+      </w:r>
+      <w:r>
+        <w:rPr>
+          <w:rFonts w:ascii="Segoe UI" w:hAnsi="Segoe UI" w:cs="Segoe UI"/>
+          <w:color w:val="0F1115"/>
+          <w:sz w:val="24"/>
+          <w:szCs w:val="24"/>
+        </w:rPr>
+        <w:br/>
+        <w:t>D) Both A and B</w:t>
+      </w:r>
+    </w:p>
+    <w:p>
+      <w:pPr>
+        <w:shd w:val="clear" w:color="auto" w:fill="FFFFFF"/>
+        <w:spacing w:before="240" w:after="240" w:line="420" w:lineRule="atLeast"/>
+        <w:rPr>
+          <w:rFonts w:ascii="Segoe UI" w:hAnsi="Segoe UI" w:cs="Segoe UI"/>
+          <w:color w:val="0F1115"/>
+          <w:sz w:val="24"/>
+          <w:szCs w:val="24"/>
+        </w:rPr>
+      </w:pPr>
+      <w:r>
+        <w:rPr>
+          <w:rFonts w:ascii="Segoe UI" w:hAnsi="Segoe UI" w:cs="Segoe UI"/>
+          <w:b/>
+          <w:bCs/>
+          <w:color w:val="0F1115"/>
+          <w:sz w:val="24"/>
+          <w:szCs w:val="24"/>
+        </w:rPr>
+        <w:t>Answer:</w:t>
+      </w:r>
+      <w:r>
+        <w:rPr>
+          <w:rFonts w:ascii="Segoe UI" w:hAnsi="Segoe UI" w:cs="Segoe UI"/>
+          <w:color w:val="0F1115"/>
+          <w:sz w:val="24"/>
+          <w:szCs w:val="24"/>
+        </w:rPr>
+        <w:t> C) </w:t>
+      </w:r>
+      <w:r>
+        <w:rPr>
+          <w:rFonts w:ascii="Consolas" w:hAnsi="Consolas" w:cs="Courier New"/>
+          <w:color w:val="0F1115"/>
+          <w:sz w:val="21"/>
+          <w:szCs w:val="21"/>
+          <w:shd w:val="clear" w:color="auto" w:fill="EBEEF2"/>
+        </w:rPr>
+        <w:t>sha256</w:t>
+      </w:r>
+    </w:p>
+    <w:p>
+      <w:pPr>
+        <w:shd w:val="clear" w:color="auto" w:fill="FFFFFF"/>
+        <w:spacing w:before="480" w:after="480" w:line="420" w:lineRule="atLeast"/>
+        <w:rPr>
+          <w:rFonts w:ascii="Segoe UI" w:hAnsi="Segoe UI" w:cs="Segoe UI"/>
+          <w:color w:val="0F1115"/>
+          <w:sz w:val="24"/>
+          <w:szCs w:val="24"/>
+        </w:rPr>
+      </w:pPr>
+      <w:r>
+        <w:rPr>
+          <w:rFonts w:ascii="Segoe UI" w:hAnsi="Segoe UI" w:cs="Segoe UI"/>
+          <w:color w:val="0F1115"/>
+          <w:sz w:val="24"/>
+          <w:szCs w:val="24"/>
+        </w:rPr>
+        <w:pict w14:anchorId="6A24499C">
+          <v:rect id="_x0000_i1069" style="width:0;height:.75pt" o:hralign="center" o:hrstd="t" o:hr="t" fillcolor="#a0a0a0" stroked="f"/>
+        </w:pict>
+      </w:r>
+    </w:p>
+    <w:p>
+      <w:pPr>
+        <w:shd w:val="clear" w:color="auto" w:fill="FFFFFF"/>
+        <w:spacing w:before="480" w:after="240" w:line="450" w:lineRule="atLeast"/>
+        <w:outlineLvl w:val="2"/>
+        <w:rPr>
+          <w:rFonts w:ascii="Segoe UI" w:hAnsi="Segoe UI" w:cs="Segoe UI"/>
+          <w:b/>
+          <w:bCs/>
+          <w:color w:val="0F1115"/>
+          <w:sz w:val="30"/>
+          <w:szCs w:val="30"/>
+        </w:rPr>
+      </w:pPr>
+      <w:r>
+        <w:rPr>
+          <w:rFonts w:ascii="Segoe UI" w:hAnsi="Segoe UI" w:cs="Segoe UI"/>
+          <w:b/>
+          <w:bCs/>
+          <w:color w:val="0F1115"/>
+          <w:sz w:val="30"/>
+          <w:szCs w:val="30"/>
+        </w:rPr>
+        <w:t>45. What is the output size of </w:t>
+      </w:r>
+      <w:r>
+        <w:rPr>
+          <w:rFonts w:ascii="Consolas" w:hAnsi="Consolas" w:cs="Courier New"/>
+          <w:b/>
+          <w:bCs/>
+          <w:color w:val="0F1115"/>
+          <w:shd w:val="clear" w:color="auto" w:fill="EBEEF2"/>
+        </w:rPr>
+        <w:t>sha256</w:t>
+      </w:r>
+      <w:r>
+        <w:rPr>
+          <w:rFonts w:ascii="Segoe UI" w:hAnsi="Segoe UI" w:cs="Segoe UI"/>
+          <w:b/>
+          <w:bCs/>
+          <w:color w:val="0F1115"/>
+          <w:sz w:val="30"/>
+          <w:szCs w:val="30"/>
+        </w:rPr>
+        <w:t> in bytes?</w:t>
+      </w:r>
+    </w:p>
+    <w:p>
+      <w:pPr>
+        <w:shd w:val="clear" w:color="auto" w:fill="FFFFFF"/>
+        <w:spacing w:before="240" w:after="240" w:line="420" w:lineRule="atLeast"/>
+        <w:rPr>
+          <w:rFonts w:ascii="Segoe UI" w:hAnsi="Segoe UI" w:cs="Segoe UI"/>
+          <w:color w:val="0F1115"/>
+          <w:sz w:val="24"/>
+          <w:szCs w:val="24"/>
+        </w:rPr>
+      </w:pPr>
+      <w:r>
+        <w:rPr>
+          <w:rFonts w:ascii="Segoe UI" w:hAnsi="Segoe UI" w:cs="Segoe UI"/>
+          <w:color w:val="0F1115"/>
+          <w:sz w:val="24"/>
+          <w:szCs w:val="24"/>
+        </w:rPr>
+        <w:t>A) 16 bytes (128 bits)</w:t>
+      </w:r>
+      <w:r>
+        <w:rPr>
+          <w:rFonts w:ascii="Segoe UI" w:hAnsi="Segoe UI" w:cs="Segoe UI"/>
+          <w:color w:val="0F1115"/>
+          <w:sz w:val="24"/>
+          <w:szCs w:val="24"/>
+        </w:rPr>
+        <w:br/>
+        <w:t>B) 20 bytes (160 bits)</w:t>
+      </w:r>
+      <w:r>
+        <w:rPr>
+          <w:rFonts w:ascii="Segoe UI" w:hAnsi="Segoe UI" w:cs="Segoe UI"/>
+          <w:color w:val="0F1115"/>
+          <w:sz w:val="24"/>
+          <w:szCs w:val="24"/>
+        </w:rPr>
+        <w:br/>
+        <w:t>C) 32 bytes (256 bits)</w:t>
+      </w:r>
+      <w:r>
+        <w:rPr>
+          <w:rFonts w:ascii="Segoe UI" w:hAnsi="Segoe UI" w:cs="Segoe UI"/>
+          <w:color w:val="0F1115"/>
+          <w:sz w:val="24"/>
+          <w:szCs w:val="24"/>
+        </w:rPr>
+        <w:br/>
+        <w:t>D) 64 bytes (512 bits)</w:t>
+      </w:r>
+    </w:p>
+    <w:p>
+      <w:pPr>
+        <w:shd w:val="clear" w:color="auto" w:fill="FFFFFF"/>
+        <w:spacing w:before="240" w:after="240" w:line="420" w:lineRule="atLeast"/>
+        <w:rPr>
+          <w:rFonts w:ascii="Segoe UI" w:hAnsi="Segoe UI" w:cs="Segoe UI"/>
+          <w:color w:val="0F1115"/>
+          <w:sz w:val="24"/>
+          <w:szCs w:val="24"/>
+        </w:rPr>
+      </w:pPr>
+      <w:r>
+        <w:rPr>
+          <w:rFonts w:ascii="Segoe UI" w:hAnsi="Segoe UI" w:cs="Segoe UI"/>
+          <w:b/>
+          <w:bCs/>
+          <w:color w:val="0F1115"/>
+          <w:sz w:val="24"/>
+          <w:szCs w:val="24"/>
+        </w:rPr>
+        <w:t>Answer:</w:t>
+      </w:r>
+      <w:r>
+        <w:rPr>
+          <w:rFonts w:ascii="Segoe UI" w:hAnsi="Segoe UI" w:cs="Segoe UI"/>
+          <w:color w:val="0F1115"/>
+          <w:sz w:val="24"/>
+          <w:szCs w:val="24"/>
+        </w:rPr>
+        <w:t> C) 32 bytes (256 bits)</w:t>
+      </w:r>
+    </w:p>
+    <w:p>
+      <w:pPr>
+        <w:shd w:val="clear" w:color="auto" w:fill="FFFFFF"/>
+        <w:spacing w:before="480" w:after="480" w:line="420" w:lineRule="atLeast"/>
+        <w:rPr>
+          <w:rFonts w:ascii="Segoe UI" w:hAnsi="Segoe UI" w:cs="Segoe UI"/>
+          <w:color w:val="0F1115"/>
+          <w:sz w:val="24"/>
+          <w:szCs w:val="24"/>
+        </w:rPr>
+      </w:pPr>
+      <w:r>
+        <w:rPr>
+          <w:rFonts w:ascii="Segoe UI" w:hAnsi="Segoe UI" w:cs="Segoe UI"/>
+          <w:color w:val="0F1115"/>
+          <w:sz w:val="24"/>
+          <w:szCs w:val="24"/>
+        </w:rPr>
+        <w:pict w14:anchorId="0D28C702">
+          <v:rect id="_x0000_i1070" style="width:0;height:.75pt" o:hralign="center" o:hrstd="t" o:hr="t" fillcolor="#a0a0a0" stroked="f"/>
+        </w:pict>
+      </w:r>
+    </w:p>
+    <w:p>
+      <w:pPr>
+        <w:shd w:val="clear" w:color="auto" w:fill="FFFFFF"/>
+        <w:spacing w:before="480" w:after="240" w:line="450" w:lineRule="atLeast"/>
+        <w:outlineLvl w:val="2"/>
+        <w:rPr>
+          <w:rFonts w:ascii="Segoe UI" w:hAnsi="Segoe UI" w:cs="Segoe UI"/>
+          <w:b/>
+          <w:bCs/>
+          <w:color w:val="0F1115"/>
+          <w:sz w:val="30"/>
+          <w:szCs w:val="30"/>
+        </w:rPr>
+      </w:pPr>
+      <w:r>
+        <w:rPr>
+          <w:rFonts w:ascii="Segoe UI" w:hAnsi="Segoe UI" w:cs="Segoe UI"/>
+          <w:b/>
+          <w:bCs/>
+          <w:color w:val="0F1115"/>
+          <w:sz w:val="30"/>
+          <w:szCs w:val="30"/>
+        </w:rPr>
+        <w:t>46. How can you perform multiple </w:t>
+      </w:r>
+      <w:r>
+        <w:rPr>
+          <w:rFonts w:ascii="Consolas" w:hAnsi="Consolas" w:cs="Courier New"/>
+          <w:b/>
+          <w:bCs/>
+          <w:color w:val="0F1115"/>
+          <w:shd w:val="clear" w:color="auto" w:fill="EBEEF2"/>
+        </w:rPr>
+        <w:t>update()</w:t>
+      </w:r>
+      <w:r>
+        <w:rPr>
+          <w:rFonts w:ascii="Segoe UI" w:hAnsi="Segoe UI" w:cs="Segoe UI"/>
+          <w:b/>
+          <w:bCs/>
+          <w:color w:val="0F1115"/>
+          <w:sz w:val="30"/>
+          <w:szCs w:val="30"/>
+        </w:rPr>
+        <w:t> calls on a hash?</w:t>
+      </w:r>
+    </w:p>
+    <w:p>
+      <w:pPr>
+        <w:shd w:val="clear" w:color="auto" w:fill="FFFFFF"/>
+        <w:spacing w:before="240" w:after="240" w:line="420" w:lineRule="atLeast"/>
+        <w:rPr>
+          <w:rFonts w:ascii="Segoe UI" w:hAnsi="Segoe UI" w:cs="Segoe UI"/>
+          <w:color w:val="0F1115"/>
+          <w:sz w:val="24"/>
+          <w:szCs w:val="24"/>
+        </w:rPr>
+      </w:pPr>
+      <w:r>
+        <w:rPr>
+          <w:rFonts w:ascii="Segoe UI" w:hAnsi="Segoe UI" w:cs="Segoe UI"/>
+          <w:color w:val="0F1115"/>
+          <w:sz w:val="24"/>
+          <w:szCs w:val="24"/>
+        </w:rPr>
+        <w:t>A) </w:t>
+      </w:r>
+      <w:r>
+        <w:rPr>
+          <w:rFonts w:ascii="Consolas" w:hAnsi="Consolas" w:cs="Courier New"/>
+          <w:color w:val="0F1115"/>
+          <w:sz w:val="21"/>
+          <w:szCs w:val="21"/>
+          <w:shd w:val="clear" w:color="auto" w:fill="EBEEF2"/>
+        </w:rPr>
+        <w:t>hash.update('first'); hash.update('second');</w:t>
+      </w:r>
+      <w:r>
+        <w:rPr>
+          <w:rFonts w:ascii="Segoe UI" w:hAnsi="Segoe UI" w:cs="Segoe UI"/>
+          <w:color w:val="0F1115"/>
+          <w:sz w:val="24"/>
+          <w:szCs w:val="24"/>
+        </w:rPr>
+        <w:br/>
+        <w:t>B) </w:t>
+      </w:r>
+      <w:r>
+        <w:rPr>
+          <w:rFonts w:ascii="Consolas" w:hAnsi="Consolas" w:cs="Courier New"/>
+          <w:color w:val="0F1115"/>
+          <w:sz w:val="21"/>
+          <w:szCs w:val="21"/>
+          <w:shd w:val="clear" w:color="auto" w:fill="EBEEF2"/>
+        </w:rPr>
+        <w:t>hash.update('firstsecond');</w:t>
+      </w:r>
+      <w:r>
+        <w:rPr>
+          <w:rFonts w:ascii="Segoe UI" w:hAnsi="Segoe UI" w:cs="Segoe UI"/>
+          <w:color w:val="0F1115"/>
+          <w:sz w:val="24"/>
+          <w:szCs w:val="24"/>
+        </w:rPr>
+        <w:br/>
+        <w:t>C) Both A and B are equivalent</w:t>
+      </w:r>
+      <w:r>
+        <w:rPr>
+          <w:rFonts w:ascii="Segoe UI" w:hAnsi="Segoe UI" w:cs="Segoe UI"/>
+          <w:color w:val="0F1115"/>
+          <w:sz w:val="24"/>
+          <w:szCs w:val="24"/>
+        </w:rPr>
+        <w:br/>
+        <w:t>D) Multiple </w:t>
+      </w:r>
+      <w:r>
+        <w:rPr>
+          <w:rFonts w:ascii="Consolas" w:hAnsi="Consolas" w:cs="Courier New"/>
+          <w:color w:val="0F1115"/>
+          <w:sz w:val="21"/>
+          <w:szCs w:val="21"/>
+          <w:shd w:val="clear" w:color="auto" w:fill="EBEEF2"/>
+        </w:rPr>
+        <w:t>update()</w:t>
+      </w:r>
+      <w:r>
+        <w:rPr>
+          <w:rFonts w:ascii="Segoe UI" w:hAnsi="Segoe UI" w:cs="Segoe UI"/>
+          <w:color w:val="0F1115"/>
+          <w:sz w:val="24"/>
+          <w:szCs w:val="24"/>
+        </w:rPr>
+        <w:t> calls are not allowed</w:t>
+      </w:r>
+    </w:p>
+    <w:p>
+      <w:pPr>
+        <w:shd w:val="clear" w:color="auto" w:fill="FFFFFF"/>
+        <w:spacing w:before="240" w:after="240" w:line="420" w:lineRule="atLeast"/>
+        <w:rPr>
+          <w:rFonts w:ascii="Segoe UI" w:hAnsi="Segoe UI" w:cs="Segoe UI"/>
+          <w:color w:val="0F1115"/>
+          <w:sz w:val="24"/>
+          <w:szCs w:val="24"/>
+        </w:rPr>
+      </w:pPr>
+      <w:r>
+        <w:rPr>
+          <w:rFonts w:ascii="Segoe UI" w:hAnsi="Segoe UI" w:cs="Segoe UI"/>
+          <w:b/>
+          <w:bCs/>
+          <w:color w:val="0F1115"/>
+          <w:sz w:val="24"/>
+          <w:szCs w:val="24"/>
+        </w:rPr>
+        <w:t>Answer:</w:t>
+      </w:r>
+      <w:r>
+        <w:rPr>
+          <w:rFonts w:ascii="Segoe UI" w:hAnsi="Segoe UI" w:cs="Segoe UI"/>
+          <w:color w:val="0F1115"/>
+          <w:sz w:val="24"/>
+          <w:szCs w:val="24"/>
+        </w:rPr>
+        <w:t> C) Both A and B are equivalent</w:t>
+      </w:r>
+    </w:p>
+    <w:p>
+      <w:pPr>
+        <w:shd w:val="clear" w:color="auto" w:fill="FFFFFF"/>
+        <w:spacing w:before="480" w:after="480" w:line="420" w:lineRule="atLeast"/>
+        <w:rPr>
+          <w:rFonts w:ascii="Segoe UI" w:hAnsi="Segoe UI" w:cs="Segoe UI"/>
+          <w:color w:val="0F1115"/>
+          <w:sz w:val="24"/>
+          <w:szCs w:val="24"/>
+        </w:rPr>
+      </w:pPr>
+      <w:r>
+        <w:rPr>
+          <w:rFonts w:ascii="Segoe UI" w:hAnsi="Segoe UI" w:cs="Segoe UI"/>
+          <w:color w:val="0F1115"/>
+          <w:sz w:val="24"/>
+          <w:szCs w:val="24"/>
+        </w:rPr>
+        <w:pict w14:anchorId="70674954">
+          <v:rect id="_x0000_i1071" style="width:0;height:.75pt" o:hralign="center" o:hrstd="t" o:hr="t" fillcolor="#a0a0a0" stroked="f"/>
+        </w:pict>
+      </w:r>
+    </w:p>
+    <w:p>
+      <w:pPr>
+        <w:shd w:val="clear" w:color="auto" w:fill="FFFFFF"/>
+        <w:spacing w:before="480" w:after="240" w:line="450" w:lineRule="atLeast"/>
+        <w:outlineLvl w:val="2"/>
+        <w:rPr>
+          <w:rFonts w:ascii="Segoe UI" w:hAnsi="Segoe UI" w:cs="Segoe UI"/>
+          <w:b/>
+          <w:bCs/>
+          <w:color w:val="0F1115"/>
+          <w:sz w:val="30"/>
+          <w:szCs w:val="30"/>
+        </w:rPr>
+      </w:pPr>
+      <w:r>
+        <w:rPr>
+          <w:rFonts w:ascii="Segoe UI" w:hAnsi="Segoe UI" w:cs="Segoe UI"/>
+          <w:b/>
+          <w:bCs/>
+          <w:color w:val="0F1115"/>
+          <w:sz w:val="30"/>
+          <w:szCs w:val="30"/>
+        </w:rPr>
+        <w:lastRenderedPageBreak/>
+        <w:t>47. What is the purpose of </w:t>
+      </w:r>
+      <w:r>
+        <w:rPr>
+          <w:rFonts w:ascii="Consolas" w:hAnsi="Consolas" w:cs="Courier New"/>
+          <w:b/>
+          <w:bCs/>
+          <w:color w:val="0F1115"/>
+          <w:shd w:val="clear" w:color="auto" w:fill="EBEEF2"/>
+        </w:rPr>
+        <w:t>hash.copy()</w:t>
+      </w:r>
+      <w:r>
+        <w:rPr>
+          <w:rFonts w:ascii="Segoe UI" w:hAnsi="Segoe UI" w:cs="Segoe UI"/>
+          <w:b/>
+          <w:bCs/>
+          <w:color w:val="0F1115"/>
+          <w:sz w:val="30"/>
+          <w:szCs w:val="30"/>
+        </w:rPr>
+        <w:t>?</w:t>
+      </w:r>
+    </w:p>
+    <w:p>
+      <w:pPr>
+        <w:shd w:val="clear" w:color="auto" w:fill="FFFFFF"/>
+        <w:spacing w:before="240" w:after="240" w:line="420" w:lineRule="atLeast"/>
+        <w:rPr>
+          <w:rFonts w:ascii="Segoe UI" w:hAnsi="Segoe UI" w:cs="Segoe UI"/>
+          <w:color w:val="0F1115"/>
+          <w:sz w:val="24"/>
+          <w:szCs w:val="24"/>
+        </w:rPr>
+      </w:pPr>
+      <w:r>
+        <w:rPr>
+          <w:rFonts w:ascii="Segoe UI" w:hAnsi="Segoe UI" w:cs="Segoe UI"/>
+          <w:color w:val="0F1115"/>
+          <w:sz w:val="24"/>
+          <w:szCs w:val="24"/>
+        </w:rPr>
+        <w:t>A) Creates a copy of the current hash state (to resume hashing later)</w:t>
+      </w:r>
+      <w:r>
+        <w:rPr>
+          <w:rFonts w:ascii="Segoe UI" w:hAnsi="Segoe UI" w:cs="Segoe UI"/>
+          <w:color w:val="0F1115"/>
+          <w:sz w:val="24"/>
+          <w:szCs w:val="24"/>
+        </w:rPr>
+        <w:br/>
+        <w:t>B) Copies the hash output</w:t>
+      </w:r>
+      <w:r>
+        <w:rPr>
+          <w:rFonts w:ascii="Segoe UI" w:hAnsi="Segoe UI" w:cs="Segoe UI"/>
+          <w:color w:val="0F1115"/>
+          <w:sz w:val="24"/>
+          <w:szCs w:val="24"/>
+        </w:rPr>
+        <w:br/>
+        <w:t>C) Copies the input data</w:t>
+      </w:r>
+      <w:r>
+        <w:rPr>
+          <w:rFonts w:ascii="Segoe UI" w:hAnsi="Segoe UI" w:cs="Segoe UI"/>
+          <w:color w:val="0F1115"/>
+          <w:sz w:val="24"/>
+          <w:szCs w:val="24"/>
+        </w:rPr>
+        <w:br/>
+        <w:t>D) Copies the digest</w:t>
+      </w:r>
+    </w:p>
+    <w:p>
+      <w:pPr>
+        <w:shd w:val="clear" w:color="auto" w:fill="FFFFFF"/>
+        <w:spacing w:before="240" w:after="240" w:line="420" w:lineRule="atLeast"/>
+        <w:rPr>
+          <w:rFonts w:ascii="Segoe UI" w:hAnsi="Segoe UI" w:cs="Segoe UI"/>
+          <w:color w:val="0F1115"/>
+          <w:sz w:val="24"/>
+          <w:szCs w:val="24"/>
+        </w:rPr>
+      </w:pPr>
+      <w:r>
+        <w:rPr>
+          <w:rFonts w:ascii="Segoe UI" w:hAnsi="Segoe UI" w:cs="Segoe UI"/>
+          <w:b/>
+          <w:bCs/>
+          <w:color w:val="0F1115"/>
+          <w:sz w:val="24"/>
+          <w:szCs w:val="24"/>
+        </w:rPr>
+        <w:t>Answer:</w:t>
+      </w:r>
+      <w:r>
+        <w:rPr>
+          <w:rFonts w:ascii="Segoe UI" w:hAnsi="Segoe UI" w:cs="Segoe UI"/>
+          <w:color w:val="0F1115"/>
+          <w:sz w:val="24"/>
+          <w:szCs w:val="24"/>
+        </w:rPr>
+        <w:t> A) Creates a copy of the current hash state (to resume hashing later)</w:t>
+      </w:r>
+    </w:p>
+    <w:p>
+      <w:pPr>
+        <w:shd w:val="clear" w:color="auto" w:fill="FFFFFF"/>
+        <w:spacing w:before="480" w:after="480" w:line="420" w:lineRule="atLeast"/>
+        <w:rPr>
+          <w:rFonts w:ascii="Segoe UI" w:hAnsi="Segoe UI" w:cs="Segoe UI"/>
+          <w:color w:val="0F1115"/>
+          <w:sz w:val="24"/>
+          <w:szCs w:val="24"/>
+        </w:rPr>
+      </w:pPr>
+      <w:r>
+        <w:rPr>
+          <w:rFonts w:ascii="Segoe UI" w:hAnsi="Segoe UI" w:cs="Segoe UI"/>
+          <w:color w:val="0F1115"/>
+          <w:sz w:val="24"/>
+          <w:szCs w:val="24"/>
+        </w:rPr>
+        <w:pict w14:anchorId="4574FECC">
+          <v:rect id="_x0000_i1072" style="width:0;height:.75pt" o:hralign="center" o:hrstd="t" o:hr="t" fillcolor="#a0a0a0" stroked="f"/>
+        </w:pict>
+      </w:r>
+    </w:p>
+    <w:p>
+      <w:pPr>
+        <w:shd w:val="clear" w:color="auto" w:fill="FFFFFF"/>
+        <w:spacing w:before="480" w:after="240" w:line="450" w:lineRule="atLeast"/>
+        <w:outlineLvl w:val="2"/>
+        <w:rPr>
+          <w:rFonts w:ascii="Segoe UI" w:hAnsi="Segoe UI" w:cs="Segoe UI"/>
+          <w:b/>
+          <w:bCs/>
+          <w:color w:val="0F1115"/>
+          <w:sz w:val="30"/>
+          <w:szCs w:val="30"/>
+        </w:rPr>
+      </w:pPr>
+      <w:r>
+        <w:rPr>
+          <w:rFonts w:ascii="Segoe UI" w:hAnsi="Segoe UI" w:cs="Segoe UI"/>
+          <w:b/>
+          <w:bCs/>
+          <w:color w:val="0F1115"/>
+          <w:sz w:val="30"/>
+          <w:szCs w:val="30"/>
+        </w:rPr>
+        <w:t>48. Which method creates a public key from a private key?</w:t>
+      </w:r>
+    </w:p>
+    <w:p>
+      <w:pPr>
+        <w:shd w:val="clear" w:color="auto" w:fill="FFFFFF"/>
+        <w:spacing w:before="240" w:after="240" w:line="420" w:lineRule="atLeast"/>
+        <w:rPr>
+          <w:rFonts w:ascii="Segoe UI" w:hAnsi="Segoe UI" w:cs="Segoe UI"/>
+          <w:color w:val="0F1115"/>
+          <w:sz w:val="24"/>
+          <w:szCs w:val="24"/>
+        </w:rPr>
+      </w:pPr>
+      <w:r>
+        <w:rPr>
+          <w:rFonts w:ascii="Segoe UI" w:hAnsi="Segoe UI" w:cs="Segoe UI"/>
+          <w:color w:val="0F1115"/>
+          <w:sz w:val="24"/>
+          <w:szCs w:val="24"/>
+        </w:rPr>
+        <w:t>A) </w:t>
+      </w:r>
+      <w:r>
+        <w:rPr>
+          <w:rFonts w:ascii="Consolas" w:hAnsi="Consolas" w:cs="Courier New"/>
+          <w:color w:val="0F1115"/>
+          <w:sz w:val="21"/>
+          <w:szCs w:val="21"/>
+          <w:shd w:val="clear" w:color="auto" w:fill="EBEEF2"/>
+        </w:rPr>
+        <w:t>crypto.createPublicKey(privateKey)</w:t>
+      </w:r>
+      <w:r>
+        <w:rPr>
+          <w:rFonts w:ascii="Segoe UI" w:hAnsi="Segoe UI" w:cs="Segoe UI"/>
+          <w:color w:val="0F1115"/>
+          <w:sz w:val="24"/>
+          <w:szCs w:val="24"/>
+        </w:rPr>
+        <w:br/>
+        <w:t>B) </w:t>
+      </w:r>
+      <w:r>
+        <w:rPr>
+          <w:rFonts w:ascii="Consolas" w:hAnsi="Consolas" w:cs="Courier New"/>
+          <w:color w:val="0F1115"/>
+          <w:sz w:val="21"/>
+          <w:szCs w:val="21"/>
+          <w:shd w:val="clear" w:color="auto" w:fill="EBEEF2"/>
+        </w:rPr>
+        <w:t>crypto.getPublicKey(privateKey)</w:t>
+      </w:r>
+      <w:r>
+        <w:rPr>
+          <w:rFonts w:ascii="Segoe UI" w:hAnsi="Segoe UI" w:cs="Segoe UI"/>
+          <w:color w:val="0F1115"/>
+          <w:sz w:val="24"/>
+          <w:szCs w:val="24"/>
+        </w:rPr>
+        <w:br/>
+        <w:t>C) </w:t>
+      </w:r>
+      <w:r>
+        <w:rPr>
+          <w:rFonts w:ascii="Consolas" w:hAnsi="Consolas" w:cs="Courier New"/>
+          <w:color w:val="0F1115"/>
+          <w:sz w:val="21"/>
+          <w:szCs w:val="21"/>
+          <w:shd w:val="clear" w:color="auto" w:fill="EBEEF2"/>
+        </w:rPr>
+        <w:t>crypto.derivePublicKey(privateKey)</w:t>
+      </w:r>
+      <w:r>
+        <w:rPr>
+          <w:rFonts w:ascii="Segoe UI" w:hAnsi="Segoe UI" w:cs="Segoe UI"/>
+          <w:color w:val="0F1115"/>
+          <w:sz w:val="24"/>
+          <w:szCs w:val="24"/>
+        </w:rPr>
+        <w:br/>
+        <w:t>D) </w:t>
+      </w:r>
+      <w:r>
+        <w:rPr>
+          <w:rFonts w:ascii="Consolas" w:hAnsi="Consolas" w:cs="Courier New"/>
+          <w:color w:val="0F1115"/>
+          <w:sz w:val="21"/>
+          <w:szCs w:val="21"/>
+          <w:shd w:val="clear" w:color="auto" w:fill="EBEEF2"/>
+        </w:rPr>
+        <w:t>crypto.extractPublicKey(privateKey)</w:t>
+      </w:r>
+    </w:p>
+    <w:p>
+      <w:pPr>
+        <w:shd w:val="clear" w:color="auto" w:fill="FFFFFF"/>
+        <w:spacing w:before="240" w:after="240" w:line="420" w:lineRule="atLeast"/>
+        <w:rPr>
+          <w:rFonts w:ascii="Segoe UI" w:hAnsi="Segoe UI" w:cs="Segoe UI"/>
+          <w:color w:val="0F1115"/>
+          <w:sz w:val="24"/>
+          <w:szCs w:val="24"/>
+        </w:rPr>
+      </w:pPr>
+      <w:r>
+        <w:rPr>
+          <w:rFonts w:ascii="Segoe UI" w:hAnsi="Segoe UI" w:cs="Segoe UI"/>
+          <w:b/>
+          <w:bCs/>
+          <w:color w:val="0F1115"/>
+          <w:sz w:val="24"/>
+          <w:szCs w:val="24"/>
+        </w:rPr>
+        <w:t>Answer:</w:t>
+      </w:r>
+      <w:r>
+        <w:rPr>
+          <w:rFonts w:ascii="Segoe UI" w:hAnsi="Segoe UI" w:cs="Segoe UI"/>
+          <w:color w:val="0F1115"/>
+          <w:sz w:val="24"/>
+          <w:szCs w:val="24"/>
+        </w:rPr>
+        <w:t> A) </w:t>
+      </w:r>
+      <w:r>
+        <w:rPr>
+          <w:rFonts w:ascii="Consolas" w:hAnsi="Consolas" w:cs="Courier New"/>
+          <w:color w:val="0F1115"/>
+          <w:sz w:val="21"/>
+          <w:szCs w:val="21"/>
+          <w:shd w:val="clear" w:color="auto" w:fill="EBEEF2"/>
+        </w:rPr>
+        <w:t>crypto.createPublicKey(privateKey)</w:t>
+      </w:r>
+    </w:p>
+    <w:p>
+      <w:pPr>
+        <w:shd w:val="clear" w:color="auto" w:fill="FFFFFF"/>
+        <w:spacing w:before="480" w:after="480" w:line="420" w:lineRule="atLeast"/>
+        <w:rPr>
+          <w:rFonts w:ascii="Segoe UI" w:hAnsi="Segoe UI" w:cs="Segoe UI"/>
+          <w:color w:val="0F1115"/>
+          <w:sz w:val="24"/>
+          <w:szCs w:val="24"/>
+        </w:rPr>
+      </w:pPr>
+      <w:r>
+        <w:rPr>
+          <w:rFonts w:ascii="Segoe UI" w:hAnsi="Segoe UI" w:cs="Segoe UI"/>
+          <w:color w:val="0F1115"/>
+          <w:sz w:val="24"/>
+          <w:szCs w:val="24"/>
+        </w:rPr>
+        <w:pict w14:anchorId="345FA583">
+          <v:rect id="_x0000_i1073" style="width:0;height:.75pt" o:hralign="center" o:hrstd="t" o:hr="t" fillcolor="#a0a0a0" stroked="f"/>
+        </w:pict>
+      </w:r>
+    </w:p>
+    <w:p>
+      <w:pPr>
+        <w:shd w:val="clear" w:color="auto" w:fill="FFFFFF"/>
+        <w:spacing w:before="480" w:after="240" w:line="450" w:lineRule="atLeast"/>
+        <w:outlineLvl w:val="2"/>
+        <w:rPr>
+          <w:rFonts w:ascii="Segoe UI" w:hAnsi="Segoe UI" w:cs="Segoe UI"/>
+          <w:b/>
+          <w:bCs/>
+          <w:color w:val="0F1115"/>
+          <w:sz w:val="30"/>
+          <w:szCs w:val="30"/>
+        </w:rPr>
+      </w:pPr>
+      <w:r>
+        <w:rPr>
+          <w:rFonts w:ascii="Segoe UI" w:hAnsi="Segoe UI" w:cs="Segoe UI"/>
+          <w:b/>
+          <w:bCs/>
+          <w:color w:val="0F1115"/>
+          <w:sz w:val="30"/>
+          <w:szCs w:val="30"/>
+        </w:rPr>
+        <w:t>49. What is the purpose of </w:t>
+      </w:r>
+      <w:r>
+        <w:rPr>
+          <w:rFonts w:ascii="Consolas" w:hAnsi="Consolas" w:cs="Courier New"/>
+          <w:b/>
+          <w:bCs/>
+          <w:color w:val="0F1115"/>
+          <w:shd w:val="clear" w:color="auto" w:fill="EBEEF2"/>
+        </w:rPr>
+        <w:t>crypto.privateEncrypt()</w:t>
+      </w:r>
+      <w:r>
+        <w:rPr>
+          <w:rFonts w:ascii="Segoe UI" w:hAnsi="Segoe UI" w:cs="Segoe UI"/>
+          <w:b/>
+          <w:bCs/>
+          <w:color w:val="0F1115"/>
+          <w:sz w:val="30"/>
+          <w:szCs w:val="30"/>
+        </w:rPr>
+        <w:t> and </w:t>
+      </w:r>
+      <w:r>
+        <w:rPr>
+          <w:rFonts w:ascii="Consolas" w:hAnsi="Consolas" w:cs="Courier New"/>
+          <w:b/>
+          <w:bCs/>
+          <w:color w:val="0F1115"/>
+          <w:shd w:val="clear" w:color="auto" w:fill="EBEEF2"/>
+        </w:rPr>
+        <w:t>crypto.publicDecrypt()</w:t>
+      </w:r>
+      <w:r>
+        <w:rPr>
+          <w:rFonts w:ascii="Segoe UI" w:hAnsi="Segoe UI" w:cs="Segoe UI"/>
+          <w:b/>
+          <w:bCs/>
+          <w:color w:val="0F1115"/>
+          <w:sz w:val="30"/>
+          <w:szCs w:val="30"/>
+        </w:rPr>
+        <w:t>?</w:t>
+      </w:r>
+    </w:p>
+    <w:p>
+      <w:pPr>
+        <w:shd w:val="clear" w:color="auto" w:fill="FFFFFF"/>
+        <w:spacing w:before="240" w:after="240" w:line="420" w:lineRule="atLeast"/>
+        <w:rPr>
+          <w:rFonts w:ascii="Segoe UI" w:hAnsi="Segoe UI" w:cs="Segoe UI"/>
+          <w:color w:val="0F1115"/>
+          <w:sz w:val="24"/>
+          <w:szCs w:val="24"/>
+        </w:rPr>
+      </w:pPr>
+      <w:r>
+        <w:rPr>
+          <w:rFonts w:ascii="Segoe UI" w:hAnsi="Segoe UI" w:cs="Segoe UI"/>
+          <w:color w:val="0F1115"/>
+          <w:sz w:val="24"/>
+          <w:szCs w:val="24"/>
+        </w:rPr>
+        <w:t>A) For asymmetric encryption where the private key is used to encrypt (signing) and public key to decrypt (uncommon)</w:t>
+      </w:r>
+      <w:r>
+        <w:rPr>
+          <w:rFonts w:ascii="Segoe UI" w:hAnsi="Segoe UI" w:cs="Segoe UI"/>
+          <w:color w:val="0F1115"/>
+          <w:sz w:val="24"/>
+          <w:szCs w:val="24"/>
+        </w:rPr>
+        <w:br/>
+        <w:t>B) For hashing passwords</w:t>
+      </w:r>
+      <w:r>
+        <w:rPr>
+          <w:rFonts w:ascii="Segoe UI" w:hAnsi="Segoe UI" w:cs="Segoe UI"/>
+          <w:color w:val="0F1115"/>
+          <w:sz w:val="24"/>
+          <w:szCs w:val="24"/>
+        </w:rPr>
+        <w:br/>
+        <w:t>C) For generating random numbers</w:t>
+      </w:r>
+      <w:r>
+        <w:rPr>
+          <w:rFonts w:ascii="Segoe UI" w:hAnsi="Segoe UI" w:cs="Segoe UI"/>
+          <w:color w:val="0F1115"/>
+          <w:sz w:val="24"/>
+          <w:szCs w:val="24"/>
+        </w:rPr>
+        <w:br/>
+        <w:t>D) For symmetric encryption</w:t>
+      </w:r>
+    </w:p>
+    <w:p>
+      <w:pPr>
+        <w:shd w:val="clear" w:color="auto" w:fill="FFFFFF"/>
+        <w:spacing w:before="240" w:after="240" w:line="420" w:lineRule="atLeast"/>
+        <w:rPr>
+          <w:rFonts w:ascii="Segoe UI" w:hAnsi="Segoe UI" w:cs="Segoe UI"/>
+          <w:color w:val="0F1115"/>
+          <w:sz w:val="24"/>
+          <w:szCs w:val="24"/>
+        </w:rPr>
+      </w:pPr>
+      <w:r>
+        <w:rPr>
+          <w:rFonts w:ascii="Segoe UI" w:hAnsi="Segoe UI" w:cs="Segoe UI"/>
+          <w:b/>
+          <w:bCs/>
+          <w:color w:val="0F1115"/>
+          <w:sz w:val="24"/>
+          <w:szCs w:val="24"/>
+        </w:rPr>
+        <w:t>Answer:</w:t>
+      </w:r>
+      <w:r>
+        <w:rPr>
+          <w:rFonts w:ascii="Segoe UI" w:hAnsi="Segoe UI" w:cs="Segoe UI"/>
+          <w:color w:val="0F1115"/>
+          <w:sz w:val="24"/>
+          <w:szCs w:val="24"/>
+        </w:rPr>
+        <w:t> A) For asymmetric encryption where the private key is used to encrypt (signing) and public key to decrypt (uncommon)</w:t>
+      </w:r>
+    </w:p>
+    <w:p>
+      <w:pPr>
+        <w:shd w:val="clear" w:color="auto" w:fill="FFFFFF"/>
+        <w:spacing w:before="480" w:after="480" w:line="420" w:lineRule="atLeast"/>
+        <w:rPr>
+          <w:rFonts w:ascii="Segoe UI" w:hAnsi="Segoe UI" w:cs="Segoe UI"/>
+          <w:color w:val="0F1115"/>
+          <w:sz w:val="24"/>
+          <w:szCs w:val="24"/>
+        </w:rPr>
+      </w:pPr>
+      <w:r>
+        <w:rPr>
+          <w:rFonts w:ascii="Segoe UI" w:hAnsi="Segoe UI" w:cs="Segoe UI"/>
+          <w:color w:val="0F1115"/>
+          <w:sz w:val="24"/>
+          <w:szCs w:val="24"/>
+        </w:rPr>
+        <w:lastRenderedPageBreak/>
+        <w:pict w14:anchorId="545D5E6B">
+          <v:rect id="_x0000_i1074" style="width:0;height:.75pt" o:hralign="center" o:hrstd="t" o:hr="t" fillcolor="#a0a0a0" stroked="f"/>
+        </w:pict>
+      </w:r>
+    </w:p>
+    <w:p>
+      <w:pPr>
+        <w:shd w:val="clear" w:color="auto" w:fill="FFFFFF"/>
+        <w:spacing w:before="480" w:after="240" w:line="450" w:lineRule="atLeast"/>
+        <w:outlineLvl w:val="2"/>
+        <w:rPr>
+          <w:rFonts w:ascii="Segoe UI" w:hAnsi="Segoe UI" w:cs="Segoe UI"/>
+          <w:b/>
+          <w:bCs/>
+          <w:color w:val="0F1115"/>
+          <w:sz w:val="30"/>
+          <w:szCs w:val="30"/>
+        </w:rPr>
+      </w:pPr>
+      <w:r>
+        <w:rPr>
+          <w:rFonts w:ascii="Segoe UI" w:hAnsi="Segoe UI" w:cs="Segoe UI"/>
+          <w:b/>
+          <w:bCs/>
+          <w:color w:val="0F1115"/>
+          <w:sz w:val="30"/>
+          <w:szCs w:val="30"/>
+        </w:rPr>
+        <w:t>50. Which of the following is not a method of the </w:t>
+      </w:r>
+      <w:r>
+        <w:rPr>
+          <w:rFonts w:ascii="Consolas" w:hAnsi="Consolas" w:cs="Courier New"/>
+          <w:b/>
+          <w:bCs/>
+          <w:color w:val="0F1115"/>
+          <w:shd w:val="clear" w:color="auto" w:fill="EBEEF2"/>
+        </w:rPr>
+        <w:t>crypto</w:t>
+      </w:r>
+      <w:r>
+        <w:rPr>
+          <w:rFonts w:ascii="Segoe UI" w:hAnsi="Segoe UI" w:cs="Segoe UI"/>
+          <w:b/>
+          <w:bCs/>
+          <w:color w:val="0F1115"/>
+          <w:sz w:val="30"/>
+          <w:szCs w:val="30"/>
+        </w:rPr>
+        <w:t> module?</w:t>
+      </w:r>
+    </w:p>
+    <w:p>
+      <w:pPr>
+        <w:shd w:val="clear" w:color="auto" w:fill="FFFFFF"/>
+        <w:spacing w:before="240" w:after="240" w:line="420" w:lineRule="atLeast"/>
+        <w:rPr>
+          <w:rFonts w:ascii="Segoe UI" w:hAnsi="Segoe UI" w:cs="Segoe UI"/>
+          <w:color w:val="0F1115"/>
+          <w:sz w:val="24"/>
+          <w:szCs w:val="24"/>
+        </w:rPr>
+      </w:pPr>
+      <w:r>
+        <w:rPr>
+          <w:rFonts w:ascii="Segoe UI" w:hAnsi="Segoe UI" w:cs="Segoe UI"/>
+          <w:color w:val="0F1115"/>
+          <w:sz w:val="24"/>
+          <w:szCs w:val="24"/>
+        </w:rPr>
+        <w:t>A) </w:t>
+      </w:r>
+      <w:r>
+        <w:rPr>
+          <w:rFonts w:ascii="Consolas" w:hAnsi="Consolas" w:cs="Courier New"/>
+          <w:color w:val="0F1115"/>
+          <w:sz w:val="21"/>
+          <w:szCs w:val="21"/>
+          <w:shd w:val="clear" w:color="auto" w:fill="EBEEF2"/>
+        </w:rPr>
+        <w:t>crypto.subtle</w:t>
+      </w:r>
+      <w:r>
+        <w:rPr>
+          <w:rFonts w:ascii="Segoe UI" w:hAnsi="Segoe UI" w:cs="Segoe UI"/>
+          <w:color w:val="0F1115"/>
+          <w:sz w:val="24"/>
+          <w:szCs w:val="24"/>
+        </w:rPr>
+        <w:t> (Web Crypto API, available in Node.js)</w:t>
+      </w:r>
+      <w:r>
+        <w:rPr>
+          <w:rFonts w:ascii="Segoe UI" w:hAnsi="Segoe UI" w:cs="Segoe UI"/>
+          <w:color w:val="0F1115"/>
+          <w:sz w:val="24"/>
+          <w:szCs w:val="24"/>
+        </w:rPr>
+        <w:br/>
+        <w:t>B) </w:t>
+      </w:r>
+      <w:r>
+        <w:rPr>
+          <w:rFonts w:ascii="Consolas" w:hAnsi="Consolas" w:cs="Courier New"/>
+          <w:color w:val="0F1115"/>
+          <w:sz w:val="21"/>
+          <w:szCs w:val="21"/>
+          <w:shd w:val="clear" w:color="auto" w:fill="EBEEF2"/>
+        </w:rPr>
+        <w:t>crypto.webcrypto</w:t>
+      </w:r>
+      <w:r>
+        <w:rPr>
+          <w:rFonts w:ascii="Segoe UI" w:hAnsi="Segoe UI" w:cs="Segoe UI"/>
+          <w:color w:val="0F1115"/>
+          <w:sz w:val="24"/>
+          <w:szCs w:val="24"/>
+        </w:rPr>
+        <w:t> (Web Crypto API)</w:t>
+      </w:r>
+      <w:r>
+        <w:rPr>
+          <w:rFonts w:ascii="Segoe UI" w:hAnsi="Segoe UI" w:cs="Segoe UI"/>
+          <w:color w:val="0F1115"/>
+          <w:sz w:val="24"/>
+          <w:szCs w:val="24"/>
+        </w:rPr>
+        <w:br/>
+        <w:t>C) </w:t>
+      </w:r>
+      <w:r>
+        <w:rPr>
+          <w:rFonts w:ascii="Consolas" w:hAnsi="Consolas" w:cs="Courier New"/>
+          <w:color w:val="0F1115"/>
+          <w:sz w:val="21"/>
+          <w:szCs w:val="21"/>
+          <w:shd w:val="clear" w:color="auto" w:fill="EBEEF2"/>
+        </w:rPr>
+        <w:t>crypto.verify</w:t>
+      </w:r>
+      <w:r>
+        <w:rPr>
+          <w:rFonts w:ascii="Segoe UI" w:hAnsi="Segoe UI" w:cs="Segoe UI"/>
+          <w:color w:val="0F1115"/>
+          <w:sz w:val="24"/>
+          <w:szCs w:val="24"/>
+        </w:rPr>
+        <w:br/>
+        <w:t>D) </w:t>
+      </w:r>
+      <w:r>
+        <w:rPr>
+          <w:rFonts w:ascii="Consolas" w:hAnsi="Consolas" w:cs="Courier New"/>
+          <w:color w:val="0F1115"/>
+          <w:sz w:val="21"/>
+          <w:szCs w:val="21"/>
+          <w:shd w:val="clear" w:color="auto" w:fill="EBEEF2"/>
+        </w:rPr>
+        <w:t>crypto.decrypt</w:t>
+      </w:r>
+      <w:r>
+        <w:rPr>
+          <w:rFonts w:ascii="Segoe UI" w:hAnsi="Segoe UI" w:cs="Segoe UI"/>
+          <w:color w:val="0F1115"/>
+          <w:sz w:val="24"/>
+          <w:szCs w:val="24"/>
+        </w:rPr>
+        <w:t> (no such method; use </w:t>
+      </w:r>
+      <w:r>
+        <w:rPr>
+          <w:rFonts w:ascii="Consolas" w:hAnsi="Consolas" w:cs="Courier New"/>
+          <w:color w:val="0F1115"/>
+          <w:sz w:val="21"/>
+          <w:szCs w:val="21"/>
+          <w:shd w:val="clear" w:color="auto" w:fill="EBEEF2"/>
+        </w:rPr>
+        <w:t>createDecipheriv</w:t>
+      </w:r>
+      <w:r>
+        <w:rPr>
+          <w:rFonts w:ascii="Segoe UI" w:hAnsi="Segoe UI" w:cs="Segoe UI"/>
+          <w:color w:val="0F1115"/>
+          <w:sz w:val="24"/>
+          <w:szCs w:val="24"/>
+        </w:rPr>
+        <w:t>)</w:t>
+      </w:r>
+    </w:p>
+    <w:p>
+      <w:pPr>
+        <w:shd w:val="clear" w:color="auto" w:fill="FFFFFF"/>
+        <w:spacing w:before="240" w:after="240" w:line="420" w:lineRule="atLeast"/>
+        <w:rPr>
+          <w:rFonts w:ascii="Segoe UI" w:hAnsi="Segoe UI" w:cs="Segoe UI"/>
+          <w:color w:val="0F1115"/>
+          <w:sz w:val="24"/>
+          <w:szCs w:val="24"/>
+        </w:rPr>
+      </w:pPr>
+      <w:r>
+        <w:rPr>
+          <w:rFonts w:ascii="Segoe UI" w:hAnsi="Segoe UI" w:cs="Segoe UI"/>
+          <w:b/>
+          <w:bCs/>
+          <w:color w:val="0F1115"/>
+          <w:sz w:val="24"/>
+          <w:szCs w:val="24"/>
+        </w:rPr>
+        <w:t>Answer:</w:t>
+      </w:r>
+      <w:r>
+        <w:rPr>
+          <w:rFonts w:ascii="Segoe UI" w:hAnsi="Segoe UI" w:cs="Segoe UI"/>
+          <w:color w:val="0F1115"/>
+          <w:sz w:val="24"/>
+          <w:szCs w:val="24"/>
+        </w:rPr>
+        <w:t> D) </w:t>
+      </w:r>
+      <w:r>
+        <w:rPr>
+          <w:rFonts w:ascii="Consolas" w:hAnsi="Consolas" w:cs="Courier New"/>
+          <w:color w:val="0F1115"/>
+          <w:sz w:val="21"/>
+          <w:szCs w:val="21"/>
+          <w:shd w:val="clear" w:color="auto" w:fill="EBEEF2"/>
+        </w:rPr>
+        <w:t>crypto.decrypt</w:t>
+      </w:r>
+      <w:r>
+        <w:rPr>
+          <w:rFonts w:ascii="Segoe UI" w:hAnsi="Segoe UI" w:cs="Segoe UI"/>
+          <w:color w:val="0F1115"/>
+          <w:sz w:val="24"/>
+          <w:szCs w:val="24"/>
+        </w:rPr>
+        <w:t> (no such method; use </w:t>
+      </w:r>
+      <w:r>
+        <w:rPr>
+          <w:rFonts w:ascii="Consolas" w:hAnsi="Consolas" w:cs="Courier New"/>
+          <w:color w:val="0F1115"/>
+          <w:sz w:val="21"/>
+          <w:szCs w:val="21"/>
+          <w:shd w:val="clear" w:color="auto" w:fill="EBEEF2"/>
+        </w:rPr>
+        <w:t>createDecipheriv</w:t>
+      </w:r>
+      <w:r>
+        <w:rPr>
+          <w:rFonts w:ascii="Segoe UI" w:hAnsi="Segoe UI" w:cs="Segoe UI"/>
+          <w:color w:val="0F1115"/>
+          <w:sz w:val="24"/>
+          <w:szCs w:val="24"/>
+        </w:rPr>
+        <w:t>)</w:t>
+      </w:r>
+    </w:p>
+    <w:p>
+      <w:pPr>
+        <w:shd w:val="clear" w:color="auto" w:fill="FFFFFF"/>
+        <w:spacing w:before="480" w:after="480" w:line="420" w:lineRule="atLeast"/>
+        <w:rPr>
+          <w:rFonts w:ascii="Segoe UI" w:hAnsi="Segoe UI" w:cs="Segoe UI"/>
+          <w:color w:val="0F1115"/>
+          <w:sz w:val="24"/>
+          <w:szCs w:val="24"/>
+        </w:rPr>
+      </w:pPr>
+      <w:r>
+        <w:rPr>
+          <w:rFonts w:ascii="Segoe UI" w:hAnsi="Segoe UI" w:cs="Segoe UI"/>
+          <w:color w:val="0F1115"/>
+          <w:sz w:val="24"/>
+          <w:szCs w:val="24"/>
+        </w:rPr>
+        <w:pict w14:anchorId="1CFC01D2">
+          <v:rect id="_x0000_i1075" style="width:0;height:.75pt" o:hralign="center" o:hrstd="t" o:hr="t" fillcolor="#a0a0a0" stroked="f"/>
+        </w:pict>
+      </w:r>
+    </w:p>
+    <w:p>
+      <w:pPr>
+        <w:shd w:val="clear" w:color="auto" w:fill="FFFFFF"/>
+        <w:spacing w:before="240" w:line="420" w:lineRule="atLeast"/>
+        <w:rPr>
+          <w:rFonts w:ascii="Segoe UI" w:hAnsi="Segoe UI" w:cs="Segoe UI"/>
+          <w:color w:val="0F1115"/>
+          <w:sz w:val="24"/>
+          <w:szCs w:val="24"/>
+        </w:rPr>
+      </w:pPr>
+      <w:r>
+        <w:rPr>
+          <w:rFonts w:ascii="Segoe UI" w:hAnsi="Segoe UI" w:cs="Segoe UI"/>
+          <w:color w:val="0F1115"/>
+          <w:sz w:val="24"/>
+          <w:szCs w:val="24"/>
+        </w:rPr>
+        <w:t>Let me know if you'd like a separate set on </w:t>
+      </w:r>
+      <w:r>
+        <w:rPr>
+          <w:rFonts w:ascii="Segoe UI" w:hAnsi="Segoe UI" w:cs="Segoe UI"/>
+          <w:b/>
+          <w:bCs/>
+          <w:color w:val="0F1115"/>
+          <w:sz w:val="24"/>
+          <w:szCs w:val="24"/>
+        </w:rPr>
+        <w:t>Web Crypto API vs crypto module</w:t>
+      </w:r>
+      <w:r>
+        <w:rPr>
+          <w:rFonts w:ascii="Segoe UI" w:hAnsi="Segoe UI" w:cs="Segoe UI"/>
+          <w:color w:val="0F1115"/>
+          <w:sz w:val="24"/>
+          <w:szCs w:val="24"/>
+        </w:rPr>
+        <w:t>, </w:t>
+      </w:r>
+      <w:r>
+        <w:rPr>
+          <w:rFonts w:ascii="Segoe UI" w:hAnsi="Segoe UI" w:cs="Segoe UI"/>
+          <w:b/>
+          <w:bCs/>
+          <w:color w:val="0F1115"/>
+          <w:sz w:val="24"/>
+          <w:szCs w:val="24"/>
+        </w:rPr>
+        <w:t>symmetric vs asymmetric encryption in depth</w:t>
+      </w:r>
+      <w:r>
+        <w:rPr>
+          <w:rFonts w:ascii="Segoe UI" w:hAnsi="Segoe UI" w:cs="Segoe UI"/>
+          <w:color w:val="0F1115"/>
+          <w:sz w:val="24"/>
+          <w:szCs w:val="24"/>
+        </w:rPr>
+        <w:t>, </w:t>
+      </w:r>
+      <w:r>
+        <w:rPr>
+          <w:rFonts w:ascii="Segoe UI" w:hAnsi="Segoe UI" w:cs="Segoe UI"/>
+          <w:b/>
+          <w:bCs/>
+          <w:color w:val="0F1115"/>
+          <w:sz w:val="24"/>
+          <w:szCs w:val="24"/>
+        </w:rPr>
+        <w:t>hash vs HMAC</w:t>
+      </w:r>
+      <w:r>
+        <w:rPr>
+          <w:rFonts w:ascii="Segoe UI" w:hAnsi="Segoe UI" w:cs="Segoe UI"/>
+          <w:color w:val="0F1115"/>
+          <w:sz w:val="24"/>
+          <w:szCs w:val="24"/>
+        </w:rPr>
+        <w:t>, </w:t>
+      </w:r>
+      <w:r>
+        <w:rPr>
+          <w:rFonts w:ascii="Segoe UI" w:hAnsi="Segoe UI" w:cs="Segoe UI"/>
+          <w:b/>
+          <w:bCs/>
+          <w:color w:val="0F1115"/>
+          <w:sz w:val="24"/>
+          <w:szCs w:val="24"/>
+        </w:rPr>
+        <w:t>key derivation best practices</w:t>
+      </w:r>
+      <w:r>
+        <w:rPr>
+          <w:rFonts w:ascii="Segoe UI" w:hAnsi="Segoe UI" w:cs="Segoe UI"/>
+          <w:color w:val="0F1115"/>
+          <w:sz w:val="24"/>
+          <w:szCs w:val="24"/>
+        </w:rPr>
+        <w:t>, or </w:t>
+      </w:r>
+      <w:r>
+        <w:rPr>
+          <w:rFonts w:ascii="Segoe UI" w:hAnsi="Segoe UI" w:cs="Segoe UI"/>
+          <w:b/>
+          <w:bCs/>
+          <w:color w:val="0F1115"/>
+          <w:sz w:val="24"/>
+          <w:szCs w:val="24"/>
+        </w:rPr>
+        <w:t>cryptographic security pitfalls</w:t>
+      </w:r>
+      <w:r>
+        <w:rPr>
+          <w:rFonts w:ascii="Segoe UI" w:hAnsi="Segoe UI" w:cs="Segoe UI"/>
+          <w:color w:val="0F1115"/>
+          <w:sz w:val="24"/>
+          <w:szCs w:val="24"/>
+        </w:rPr>
+        <w:t>.</w:t>
+      </w:r>
+    </w:p>
     <w:p/>
     <w:sectPr>
       <w:footerReference w:type="default" r:id="rId7"/>
